--- a/QA/FETCH-System-Test-Plan-updated.docx
+++ b/QA/FETCH-System-Test-Plan-updated.docx
@@ -12846,7 +12846,7 @@
                 <w:sz w:val="16"/>
                 <w:szCs w:val="16"/>
               </w:rPr>
-              <w:t xml:space="preserve">Choose "Remove stock (taken out)", enter the quantity, then click the Save adjustment button</w:t>
+              <w:t xml:space="preserve">Click the Stock button of an expired product, choose "Add stock (received, found, returned)", enter the quantity and the new expiration date, then click the Save adjustment button</w:t>
             </w:r>
           </w:p>
         </w:tc>
@@ -12879,7 +12879,7 @@
                 <w:sz w:val="16"/>
                 <w:szCs w:val="16"/>
               </w:rPr>
-              <w:t xml:space="preserve">Successfully decreased the stock and displayed "Recorded −(qty). Stock is now (n)."</w:t>
+              <w:t xml:space="preserve">Successfully added the stock and set the new expiration date; the expiration date field is required for an expired product</w:t>
             </w:r>
           </w:p>
         </w:tc>
@@ -13023,38 +13023,267 @@
         </w:tc>
         <w:tc>
           <w:tcPr>
-            <w:tcW w:type="dxa" w:w="13400"/>
-            <w:gridSpan w:val="8"/>
-            <w:tcBorders>
-              <w:top w:val="single" w:color="808080" w:sz="4"/>
-              <w:left w:val="single" w:color="808080" w:sz="4"/>
-              <w:bottom w:val="single" w:color="808080" w:sz="4"/>
-              <w:right w:val="single" w:color="808080" w:sz="4"/>
-            </w:tcBorders>
-            <w:shd w:fill="2E6B35" w:val="clear"/>
-            <w:tcMar>
-              <w:top w:type="dxa" w:w="45"/>
-              <w:left w:type="dxa" w:w="80"/>
-              <w:bottom w:type="dxa" w:w="45"/>
-              <w:right w:type="dxa" w:w="80"/>
-            </w:tcMar>
-            <w:vAlign w:val="center"/>
-          </w:tcPr>
-          <w:p>
-            <w:pPr>
-              <w:spacing w:after="0" w:line="230"/>
-              <w:jc w:val="left"/>
-            </w:pPr>
-            <w:r>
-              <w:rPr>
-                <w:rFonts w:ascii="Arial" w:cs="Arial" w:eastAsia="Arial" w:hAnsi="Arial"/>
-                <w:b/>
-                <w:bCs/>
-                <w:color w:val="FFFFFF"/>
-                <w:sz w:val="16"/>
-                <w:szCs w:val="16"/>
-              </w:rPr>
-              <w:t xml:space="preserve">14  Reorder</w:t>
+            <w:tcW w:type="dxa" w:w="520"/>
+            <w:tcBorders>
+              <w:top w:val="single" w:color="808080" w:sz="4"/>
+              <w:left w:val="single" w:color="808080" w:sz="4"/>
+              <w:bottom w:val="single" w:color="808080" w:sz="4"/>
+              <w:right w:val="single" w:color="808080" w:sz="4"/>
+            </w:tcBorders>
+            <w:tcMar>
+              <w:top w:type="dxa" w:w="45"/>
+              <w:left w:type="dxa" w:w="80"/>
+              <w:bottom w:type="dxa" w:w="45"/>
+              <w:right w:type="dxa" w:w="80"/>
+            </w:tcMar>
+            <w:vAlign w:val="center"/>
+          </w:tcPr>
+          <w:p>
+            <w:pPr>
+              <w:spacing w:after="0" w:line="230"/>
+              <w:jc w:val="center"/>
+            </w:pPr>
+            <w:r>
+              <w:rPr>
+                <w:rFonts w:ascii="Arial" w:cs="Arial" w:eastAsia="Arial" w:hAnsi="Arial"/>
+                <w:color w:val="000000"/>
+                <w:sz w:val="16"/>
+                <w:szCs w:val="16"/>
+              </w:rPr>
+              <w:t xml:space="preserve">4</w:t>
+            </w:r>
+          </w:p>
+        </w:tc>
+        <w:tc>
+          <w:tcPr>
+            <w:tcW w:type="dxa" w:w="1100"/>
+            <w:tcBorders>
+              <w:top w:val="single" w:color="808080" w:sz="4"/>
+              <w:left w:val="single" w:color="808080" w:sz="4"/>
+              <w:bottom w:val="single" w:color="808080" w:sz="4"/>
+              <w:right w:val="single" w:color="808080" w:sz="4"/>
+            </w:tcBorders>
+            <w:tcMar>
+              <w:top w:type="dxa" w:w="45"/>
+              <w:left w:type="dxa" w:w="80"/>
+              <w:bottom w:type="dxa" w:w="45"/>
+              <w:right w:type="dxa" w:w="80"/>
+            </w:tcMar>
+            <w:vAlign w:val="center"/>
+          </w:tcPr>
+          <w:p>
+            <w:pPr>
+              <w:spacing w:after="0" w:line="230"/>
+              <w:jc w:val="left"/>
+            </w:pPr>
+            <w:r>
+              <w:rPr>
+                <w:rFonts w:ascii="Arial" w:cs="Arial" w:eastAsia="Arial" w:hAnsi="Arial"/>
+                <w:b w:val="false"/>
+                <w:bCs w:val="false"/>
+                <w:color w:val="000000"/>
+                <w:sz w:val="16"/>
+                <w:szCs w:val="16"/>
+              </w:rPr>
+              <w:t xml:space="preserve"/>
+            </w:r>
+          </w:p>
+        </w:tc>
+        <w:tc>
+          <w:tcPr>
+            <w:tcW w:type="dxa" w:w="720"/>
+            <w:tcBorders>
+              <w:top w:val="single" w:color="808080" w:sz="4"/>
+              <w:left w:val="single" w:color="808080" w:sz="4"/>
+              <w:bottom w:val="single" w:color="808080" w:sz="4"/>
+              <w:right w:val="single" w:color="808080" w:sz="4"/>
+            </w:tcBorders>
+            <w:tcMar>
+              <w:top w:type="dxa" w:w="45"/>
+              <w:left w:type="dxa" w:w="80"/>
+              <w:bottom w:type="dxa" w:w="45"/>
+              <w:right w:type="dxa" w:w="80"/>
+            </w:tcMar>
+            <w:vAlign w:val="center"/>
+          </w:tcPr>
+          <w:p>
+            <w:pPr>
+              <w:spacing w:after="0" w:line="230"/>
+              <w:jc w:val="center"/>
+            </w:pPr>
+            <w:r>
+              <w:rPr>
+                <w:rFonts w:ascii="Arial" w:cs="Arial" w:eastAsia="Arial" w:hAnsi="Arial"/>
+                <w:color w:val="000000"/>
+                <w:sz w:val="16"/>
+                <w:szCs w:val="16"/>
+              </w:rPr>
+              <w:t xml:space="preserve">13-04</w:t>
+            </w:r>
+          </w:p>
+        </w:tc>
+        <w:tc>
+          <w:tcPr>
+            <w:tcW w:type="dxa" w:w="3820"/>
+            <w:tcBorders>
+              <w:top w:val="single" w:color="808080" w:sz="4"/>
+              <w:left w:val="single" w:color="808080" w:sz="4"/>
+              <w:bottom w:val="single" w:color="808080" w:sz="4"/>
+              <w:right w:val="single" w:color="808080" w:sz="4"/>
+            </w:tcBorders>
+            <w:tcMar>
+              <w:top w:type="dxa" w:w="45"/>
+              <w:left w:type="dxa" w:w="80"/>
+              <w:bottom w:type="dxa" w:w="45"/>
+              <w:right w:type="dxa" w:w="80"/>
+            </w:tcMar>
+            <w:vAlign w:val="center"/>
+          </w:tcPr>
+          <w:p>
+            <w:pPr>
+              <w:spacing w:after="0" w:line="230"/>
+              <w:jc w:val="left"/>
+            </w:pPr>
+            <w:r>
+              <w:rPr>
+                <w:rFonts w:ascii="Arial" w:cs="Arial" w:eastAsia="Arial" w:hAnsi="Arial"/>
+                <w:color w:val="000000"/>
+                <w:sz w:val="16"/>
+                <w:szCs w:val="16"/>
+              </w:rPr>
+              <w:t xml:space="preserve">Choose "Remove stock (taken out)", enter the quantity, then click the Save adjustment button</w:t>
+            </w:r>
+          </w:p>
+        </w:tc>
+        <w:tc>
+          <w:tcPr>
+            <w:tcW w:type="dxa" w:w="3820"/>
+            <w:tcBorders>
+              <w:top w:val="single" w:color="808080" w:sz="4"/>
+              <w:left w:val="single" w:color="808080" w:sz="4"/>
+              <w:bottom w:val="single" w:color="808080" w:sz="4"/>
+              <w:right w:val="single" w:color="808080" w:sz="4"/>
+            </w:tcBorders>
+            <w:tcMar>
+              <w:top w:type="dxa" w:w="45"/>
+              <w:left w:type="dxa" w:w="80"/>
+              <w:bottom w:type="dxa" w:w="45"/>
+              <w:right w:type="dxa" w:w="80"/>
+            </w:tcMar>
+            <w:vAlign w:val="center"/>
+          </w:tcPr>
+          <w:p>
+            <w:pPr>
+              <w:spacing w:after="0" w:line="230"/>
+              <w:jc w:val="left"/>
+            </w:pPr>
+            <w:r>
+              <w:rPr>
+                <w:rFonts w:ascii="Arial" w:cs="Arial" w:eastAsia="Arial" w:hAnsi="Arial"/>
+                <w:color w:val="000000"/>
+                <w:sz w:val="16"/>
+                <w:szCs w:val="16"/>
+              </w:rPr>
+              <w:t xml:space="preserve">Successfully decreased the stock and displayed "Recorded −(qty). Stock is now (n)."</w:t>
+            </w:r>
+          </w:p>
+        </w:tc>
+        <w:tc>
+          <w:tcPr>
+            <w:tcW w:type="dxa" w:w="1300"/>
+            <w:tcBorders>
+              <w:top w:val="single" w:color="808080" w:sz="4"/>
+              <w:left w:val="single" w:color="808080" w:sz="4"/>
+              <w:bottom w:val="single" w:color="808080" w:sz="4"/>
+              <w:right w:val="single" w:color="808080" w:sz="4"/>
+            </w:tcBorders>
+            <w:tcMar>
+              <w:top w:type="dxa" w:w="45"/>
+              <w:left w:type="dxa" w:w="80"/>
+              <w:bottom w:type="dxa" w:w="45"/>
+              <w:right w:type="dxa" w:w="80"/>
+            </w:tcMar>
+            <w:vAlign w:val="center"/>
+          </w:tcPr>
+          <w:p>
+            <w:pPr>
+              <w:spacing w:after="0" w:line="230"/>
+              <w:jc w:val="left"/>
+            </w:pPr>
+            <w:r>
+              <w:rPr>
+                <w:rFonts w:ascii="Arial" w:cs="Arial" w:eastAsia="Arial" w:hAnsi="Arial"/>
+                <w:color w:val="000000"/>
+                <w:sz w:val="16"/>
+                <w:szCs w:val="16"/>
+              </w:rPr>
+              <w:t xml:space="preserve"/>
+            </w:r>
+          </w:p>
+        </w:tc>
+        <w:tc>
+          <w:tcPr>
+            <w:tcW w:type="dxa" w:w="900"/>
+            <w:tcBorders>
+              <w:top w:val="single" w:color="808080" w:sz="4"/>
+              <w:left w:val="single" w:color="808080" w:sz="4"/>
+              <w:bottom w:val="single" w:color="808080" w:sz="4"/>
+              <w:right w:val="single" w:color="808080" w:sz="4"/>
+            </w:tcBorders>
+            <w:tcMar>
+              <w:top w:type="dxa" w:w="45"/>
+              <w:left w:type="dxa" w:w="80"/>
+              <w:bottom w:type="dxa" w:w="45"/>
+              <w:right w:type="dxa" w:w="80"/>
+            </w:tcMar>
+            <w:vAlign w:val="center"/>
+          </w:tcPr>
+          <w:p>
+            <w:pPr>
+              <w:spacing w:after="0" w:line="230"/>
+              <w:jc w:val="left"/>
+            </w:pPr>
+            <w:r>
+              <w:rPr>
+                <w:rFonts w:ascii="Arial" w:cs="Arial" w:eastAsia="Arial" w:hAnsi="Arial"/>
+                <w:color w:val="000000"/>
+                <w:sz w:val="16"/>
+                <w:szCs w:val="16"/>
+              </w:rPr>
+              <w:t xml:space="preserve"/>
+            </w:r>
+          </w:p>
+        </w:tc>
+        <w:tc>
+          <w:tcPr>
+            <w:tcW w:type="dxa" w:w="1220"/>
+            <w:tcBorders>
+              <w:top w:val="single" w:color="808080" w:sz="4"/>
+              <w:left w:val="single" w:color="808080" w:sz="4"/>
+              <w:bottom w:val="single" w:color="808080" w:sz="4"/>
+              <w:right w:val="single" w:color="808080" w:sz="4"/>
+            </w:tcBorders>
+            <w:tcMar>
+              <w:top w:type="dxa" w:w="45"/>
+              <w:left w:type="dxa" w:w="80"/>
+              <w:bottom w:type="dxa" w:w="45"/>
+              <w:right w:type="dxa" w:w="80"/>
+            </w:tcMar>
+            <w:vAlign w:val="center"/>
+          </w:tcPr>
+          <w:p>
+            <w:pPr>
+              <w:spacing w:after="0" w:line="230"/>
+              <w:jc w:val="left"/>
+            </w:pPr>
+            <w:r>
+              <w:rPr>
+                <w:rFonts w:ascii="Arial" w:cs="Arial" w:eastAsia="Arial" w:hAnsi="Arial"/>
+                <w:color w:val="000000"/>
+                <w:sz w:val="16"/>
+                <w:szCs w:val="16"/>
+              </w:rPr>
+              <w:t xml:space="preserve"/>
             </w:r>
           </w:p>
         </w:tc>
@@ -13099,267 +13328,38 @@
         </w:tc>
         <w:tc>
           <w:tcPr>
-            <w:tcW w:type="dxa" w:w="520"/>
-            <w:tcBorders>
-              <w:top w:val="single" w:color="808080" w:sz="4"/>
-              <w:left w:val="single" w:color="808080" w:sz="4"/>
-              <w:bottom w:val="single" w:color="808080" w:sz="4"/>
-              <w:right w:val="single" w:color="808080" w:sz="4"/>
-            </w:tcBorders>
-            <w:tcMar>
-              <w:top w:type="dxa" w:w="45"/>
-              <w:left w:type="dxa" w:w="80"/>
-              <w:bottom w:type="dxa" w:w="45"/>
-              <w:right w:type="dxa" w:w="80"/>
-            </w:tcMar>
-            <w:vAlign w:val="center"/>
-          </w:tcPr>
-          <w:p>
-            <w:pPr>
-              <w:spacing w:after="0" w:line="230"/>
-              <w:jc w:val="center"/>
-            </w:pPr>
-            <w:r>
-              <w:rPr>
-                <w:rFonts w:ascii="Arial" w:cs="Arial" w:eastAsia="Arial" w:hAnsi="Arial"/>
-                <w:color w:val="000000"/>
-                <w:sz w:val="16"/>
-                <w:szCs w:val="16"/>
-              </w:rPr>
-              <w:t xml:space="preserve">1</w:t>
-            </w:r>
-          </w:p>
-        </w:tc>
-        <w:tc>
-          <w:tcPr>
-            <w:tcW w:type="dxa" w:w="1100"/>
-            <w:tcBorders>
-              <w:top w:val="single" w:color="808080" w:sz="4"/>
-              <w:left w:val="single" w:color="808080" w:sz="4"/>
-              <w:bottom w:val="single" w:color="808080" w:sz="4"/>
-              <w:right w:val="single" w:color="808080" w:sz="4"/>
-            </w:tcBorders>
-            <w:tcMar>
-              <w:top w:type="dxa" w:w="45"/>
-              <w:left w:type="dxa" w:w="80"/>
-              <w:bottom w:type="dxa" w:w="45"/>
-              <w:right w:type="dxa" w:w="80"/>
-            </w:tcMar>
-            <w:vAlign w:val="center"/>
-          </w:tcPr>
-          <w:p>
-            <w:pPr>
-              <w:spacing w:after="0" w:line="230"/>
-              <w:jc w:val="left"/>
-            </w:pPr>
-            <w:r>
-              <w:rPr>
-                <w:rFonts w:ascii="Arial" w:cs="Arial" w:eastAsia="Arial" w:hAnsi="Arial"/>
-                <w:b w:val="false"/>
-                <w:bCs w:val="false"/>
-                <w:color w:val="000000"/>
-                <w:sz w:val="16"/>
-                <w:szCs w:val="16"/>
-              </w:rPr>
-              <w:t xml:space="preserve"/>
-            </w:r>
-          </w:p>
-        </w:tc>
-        <w:tc>
-          <w:tcPr>
-            <w:tcW w:type="dxa" w:w="720"/>
-            <w:tcBorders>
-              <w:top w:val="single" w:color="808080" w:sz="4"/>
-              <w:left w:val="single" w:color="808080" w:sz="4"/>
-              <w:bottom w:val="single" w:color="808080" w:sz="4"/>
-              <w:right w:val="single" w:color="808080" w:sz="4"/>
-            </w:tcBorders>
-            <w:tcMar>
-              <w:top w:type="dxa" w:w="45"/>
-              <w:left w:type="dxa" w:w="80"/>
-              <w:bottom w:type="dxa" w:w="45"/>
-              <w:right w:type="dxa" w:w="80"/>
-            </w:tcMar>
-            <w:vAlign w:val="center"/>
-          </w:tcPr>
-          <w:p>
-            <w:pPr>
-              <w:spacing w:after="0" w:line="230"/>
-              <w:jc w:val="center"/>
-            </w:pPr>
-            <w:r>
-              <w:rPr>
-                <w:rFonts w:ascii="Arial" w:cs="Arial" w:eastAsia="Arial" w:hAnsi="Arial"/>
-                <w:color w:val="000000"/>
-                <w:sz w:val="16"/>
-                <w:szCs w:val="16"/>
-              </w:rPr>
-              <w:t xml:space="preserve">14-01</w:t>
-            </w:r>
-          </w:p>
-        </w:tc>
-        <w:tc>
-          <w:tcPr>
-            <w:tcW w:type="dxa" w:w="3820"/>
-            <w:tcBorders>
-              <w:top w:val="single" w:color="808080" w:sz="4"/>
-              <w:left w:val="single" w:color="808080" w:sz="4"/>
-              <w:bottom w:val="single" w:color="808080" w:sz="4"/>
-              <w:right w:val="single" w:color="808080" w:sz="4"/>
-            </w:tcBorders>
-            <w:tcMar>
-              <w:top w:type="dxa" w:w="45"/>
-              <w:left w:type="dxa" w:w="80"/>
-              <w:bottom w:type="dxa" w:w="45"/>
-              <w:right w:type="dxa" w:w="80"/>
-            </w:tcMar>
-            <w:vAlign w:val="center"/>
-          </w:tcPr>
-          <w:p>
-            <w:pPr>
-              <w:spacing w:after="0" w:line="230"/>
-              <w:jc w:val="left"/>
-            </w:pPr>
-            <w:r>
-              <w:rPr>
-                <w:rFonts w:ascii="Arial" w:cs="Arial" w:eastAsia="Arial" w:hAnsi="Arial"/>
-                <w:color w:val="000000"/>
-                <w:sz w:val="16"/>
-                <w:szCs w:val="16"/>
-              </w:rPr>
-              <w:t xml:space="preserve">Click the Reorder button</w:t>
-            </w:r>
-          </w:p>
-        </w:tc>
-        <w:tc>
-          <w:tcPr>
-            <w:tcW w:type="dxa" w:w="3820"/>
-            <w:tcBorders>
-              <w:top w:val="single" w:color="808080" w:sz="4"/>
-              <w:left w:val="single" w:color="808080" w:sz="4"/>
-              <w:bottom w:val="single" w:color="808080" w:sz="4"/>
-              <w:right w:val="single" w:color="808080" w:sz="4"/>
-            </w:tcBorders>
-            <w:tcMar>
-              <w:top w:type="dxa" w:w="45"/>
-              <w:left w:type="dxa" w:w="80"/>
-              <w:bottom w:type="dxa" w:w="45"/>
-              <w:right w:type="dxa" w:w="80"/>
-            </w:tcMar>
-            <w:vAlign w:val="center"/>
-          </w:tcPr>
-          <w:p>
-            <w:pPr>
-              <w:spacing w:after="0" w:line="230"/>
-              <w:jc w:val="left"/>
-            </w:pPr>
-            <w:r>
-              <w:rPr>
-                <w:rFonts w:ascii="Arial" w:cs="Arial" w:eastAsia="Arial" w:hAnsi="Arial"/>
-                <w:color w:val="000000"/>
-                <w:sz w:val="16"/>
-                <w:szCs w:val="16"/>
-              </w:rPr>
-              <w:t xml:space="preserve">Successfully displayed the low-stock products</w:t>
-            </w:r>
-          </w:p>
-        </w:tc>
-        <w:tc>
-          <w:tcPr>
-            <w:tcW w:type="dxa" w:w="1300"/>
-            <w:tcBorders>
-              <w:top w:val="single" w:color="808080" w:sz="4"/>
-              <w:left w:val="single" w:color="808080" w:sz="4"/>
-              <w:bottom w:val="single" w:color="808080" w:sz="4"/>
-              <w:right w:val="single" w:color="808080" w:sz="4"/>
-            </w:tcBorders>
-            <w:tcMar>
-              <w:top w:type="dxa" w:w="45"/>
-              <w:left w:type="dxa" w:w="80"/>
-              <w:bottom w:type="dxa" w:w="45"/>
-              <w:right w:type="dxa" w:w="80"/>
-            </w:tcMar>
-            <w:vAlign w:val="center"/>
-          </w:tcPr>
-          <w:p>
-            <w:pPr>
-              <w:spacing w:after="0" w:line="230"/>
-              <w:jc w:val="left"/>
-            </w:pPr>
-            <w:r>
-              <w:rPr>
-                <w:rFonts w:ascii="Arial" w:cs="Arial" w:eastAsia="Arial" w:hAnsi="Arial"/>
-                <w:color w:val="000000"/>
-                <w:sz w:val="16"/>
-                <w:szCs w:val="16"/>
-              </w:rPr>
-              <w:t xml:space="preserve"/>
-            </w:r>
-          </w:p>
-        </w:tc>
-        <w:tc>
-          <w:tcPr>
-            <w:tcW w:type="dxa" w:w="900"/>
-            <w:tcBorders>
-              <w:top w:val="single" w:color="808080" w:sz="4"/>
-              <w:left w:val="single" w:color="808080" w:sz="4"/>
-              <w:bottom w:val="single" w:color="808080" w:sz="4"/>
-              <w:right w:val="single" w:color="808080" w:sz="4"/>
-            </w:tcBorders>
-            <w:tcMar>
-              <w:top w:type="dxa" w:w="45"/>
-              <w:left w:type="dxa" w:w="80"/>
-              <w:bottom w:type="dxa" w:w="45"/>
-              <w:right w:type="dxa" w:w="80"/>
-            </w:tcMar>
-            <w:vAlign w:val="center"/>
-          </w:tcPr>
-          <w:p>
-            <w:pPr>
-              <w:spacing w:after="0" w:line="230"/>
-              <w:jc w:val="left"/>
-            </w:pPr>
-            <w:r>
-              <w:rPr>
-                <w:rFonts w:ascii="Arial" w:cs="Arial" w:eastAsia="Arial" w:hAnsi="Arial"/>
-                <w:color w:val="000000"/>
-                <w:sz w:val="16"/>
-                <w:szCs w:val="16"/>
-              </w:rPr>
-              <w:t xml:space="preserve"/>
-            </w:r>
-          </w:p>
-        </w:tc>
-        <w:tc>
-          <w:tcPr>
-            <w:tcW w:type="dxa" w:w="1220"/>
-            <w:tcBorders>
-              <w:top w:val="single" w:color="808080" w:sz="4"/>
-              <w:left w:val="single" w:color="808080" w:sz="4"/>
-              <w:bottom w:val="single" w:color="808080" w:sz="4"/>
-              <w:right w:val="single" w:color="808080" w:sz="4"/>
-            </w:tcBorders>
-            <w:tcMar>
-              <w:top w:type="dxa" w:w="45"/>
-              <w:left w:type="dxa" w:w="80"/>
-              <w:bottom w:type="dxa" w:w="45"/>
-              <w:right w:type="dxa" w:w="80"/>
-            </w:tcMar>
-            <w:vAlign w:val="center"/>
-          </w:tcPr>
-          <w:p>
-            <w:pPr>
-              <w:spacing w:after="0" w:line="230"/>
-              <w:jc w:val="left"/>
-            </w:pPr>
-            <w:r>
-              <w:rPr>
-                <w:rFonts w:ascii="Arial" w:cs="Arial" w:eastAsia="Arial" w:hAnsi="Arial"/>
-                <w:color w:val="000000"/>
-                <w:sz w:val="16"/>
-                <w:szCs w:val="16"/>
-              </w:rPr>
-              <w:t xml:space="preserve"/>
+            <w:tcW w:type="dxa" w:w="13400"/>
+            <w:gridSpan w:val="8"/>
+            <w:tcBorders>
+              <w:top w:val="single" w:color="808080" w:sz="4"/>
+              <w:left w:val="single" w:color="808080" w:sz="4"/>
+              <w:bottom w:val="single" w:color="808080" w:sz="4"/>
+              <w:right w:val="single" w:color="808080" w:sz="4"/>
+            </w:tcBorders>
+            <w:shd w:fill="2E6B35" w:val="clear"/>
+            <w:tcMar>
+              <w:top w:type="dxa" w:w="45"/>
+              <w:left w:type="dxa" w:w="80"/>
+              <w:bottom w:type="dxa" w:w="45"/>
+              <w:right w:type="dxa" w:w="80"/>
+            </w:tcMar>
+            <w:vAlign w:val="center"/>
+          </w:tcPr>
+          <w:p>
+            <w:pPr>
+              <w:spacing w:after="0" w:line="230"/>
+              <w:jc w:val="left"/>
+            </w:pPr>
+            <w:r>
+              <w:rPr>
+                <w:rFonts w:ascii="Arial" w:cs="Arial" w:eastAsia="Arial" w:hAnsi="Arial"/>
+                <w:b/>
+                <w:bCs/>
+                <w:color w:val="FFFFFF"/>
+                <w:sz w:val="16"/>
+                <w:szCs w:val="16"/>
+              </w:rPr>
+              <w:t xml:space="preserve">14  Reorder</w:t>
             </w:r>
           </w:p>
         </w:tc>
@@ -13431,7 +13431,7 @@
                 <w:sz w:val="16"/>
                 <w:szCs w:val="16"/>
               </w:rPr>
-              <w:t xml:space="preserve">2</w:t>
+              <w:t xml:space="preserve">1</w:t>
             </w:r>
           </w:p>
         </w:tc>
@@ -13499,7 +13499,7 @@
                 <w:sz w:val="16"/>
                 <w:szCs w:val="16"/>
               </w:rPr>
-              <w:t xml:space="preserve">14-02</w:t>
+              <w:t xml:space="preserve">14-01</w:t>
             </w:r>
           </w:p>
         </w:tc>
@@ -13532,7 +13532,7 @@
                 <w:sz w:val="16"/>
                 <w:szCs w:val="16"/>
               </w:rPr>
-              <w:t xml:space="preserve">Tick the products, then click the Reorder Selected button</w:t>
+              <w:t xml:space="preserve">Click the Reorder button</w:t>
             </w:r>
           </w:p>
         </w:tc>
@@ -13565,7 +13565,7 @@
                 <w:sz w:val="16"/>
                 <w:szCs w:val="16"/>
               </w:rPr>
-              <w:t xml:space="preserve">Successfully displayed the Final check message</w:t>
+              <w:t xml:space="preserve">Successfully displayed the low-stock products</w:t>
             </w:r>
           </w:p>
         </w:tc>
@@ -13736,7 +13736,7 @@
                 <w:sz w:val="16"/>
                 <w:szCs w:val="16"/>
               </w:rPr>
-              <w:t xml:space="preserve">3</w:t>
+              <w:t xml:space="preserve">2</w:t>
             </w:r>
           </w:p>
         </w:tc>
@@ -13804,7 +13804,7 @@
                 <w:sz w:val="16"/>
                 <w:szCs w:val="16"/>
               </w:rPr>
-              <w:t xml:space="preserve">14-03</w:t>
+              <w:t xml:space="preserve">14-02</w:t>
             </w:r>
           </w:p>
         </w:tc>
@@ -13837,7 +13837,7 @@
                 <w:sz w:val="16"/>
                 <w:szCs w:val="16"/>
               </w:rPr>
-              <w:t xml:space="preserve">Click the Yes, Create Orders button</w:t>
+              <w:t xml:space="preserve">Tick the products, then click the Reorder Selected button</w:t>
             </w:r>
           </w:p>
         </w:tc>
@@ -13870,7 +13870,7 @@
                 <w:sz w:val="16"/>
                 <w:szCs w:val="16"/>
               </w:rPr>
-              <w:t xml:space="preserve">Successfully created the purchase orders, emailed each supplier and displayed "Purchase orders sent"</w:t>
+              <w:t xml:space="preserve">Successfully displayed the Final check message</w:t>
             </w:r>
           </w:p>
         </w:tc>
@@ -14014,38 +14014,267 @@
         </w:tc>
         <w:tc>
           <w:tcPr>
-            <w:tcW w:type="dxa" w:w="13400"/>
-            <w:gridSpan w:val="8"/>
-            <w:tcBorders>
-              <w:top w:val="single" w:color="808080" w:sz="4"/>
-              <w:left w:val="single" w:color="808080" w:sz="4"/>
-              <w:bottom w:val="single" w:color="808080" w:sz="4"/>
-              <w:right w:val="single" w:color="808080" w:sz="4"/>
-            </w:tcBorders>
-            <w:shd w:fill="2E6B35" w:val="clear"/>
-            <w:tcMar>
-              <w:top w:type="dxa" w:w="45"/>
-              <w:left w:type="dxa" w:w="80"/>
-              <w:bottom w:type="dxa" w:w="45"/>
-              <w:right w:type="dxa" w:w="80"/>
-            </w:tcMar>
-            <w:vAlign w:val="center"/>
-          </w:tcPr>
-          <w:p>
-            <w:pPr>
-              <w:spacing w:after="0" w:line="230"/>
-              <w:jc w:val="left"/>
-            </w:pPr>
-            <w:r>
-              <w:rPr>
-                <w:rFonts w:ascii="Arial" w:cs="Arial" w:eastAsia="Arial" w:hAnsi="Arial"/>
-                <w:b/>
-                <w:bCs/>
-                <w:color w:val="FFFFFF"/>
-                <w:sz w:val="16"/>
-                <w:szCs w:val="16"/>
-              </w:rPr>
-              <w:t xml:space="preserve">15  Bulk Actions</w:t>
+            <w:tcW w:type="dxa" w:w="520"/>
+            <w:tcBorders>
+              <w:top w:val="single" w:color="808080" w:sz="4"/>
+              <w:left w:val="single" w:color="808080" w:sz="4"/>
+              <w:bottom w:val="single" w:color="808080" w:sz="4"/>
+              <w:right w:val="single" w:color="808080" w:sz="4"/>
+            </w:tcBorders>
+            <w:tcMar>
+              <w:top w:type="dxa" w:w="45"/>
+              <w:left w:type="dxa" w:w="80"/>
+              <w:bottom w:type="dxa" w:w="45"/>
+              <w:right w:type="dxa" w:w="80"/>
+            </w:tcMar>
+            <w:vAlign w:val="center"/>
+          </w:tcPr>
+          <w:p>
+            <w:pPr>
+              <w:spacing w:after="0" w:line="230"/>
+              <w:jc w:val="center"/>
+            </w:pPr>
+            <w:r>
+              <w:rPr>
+                <w:rFonts w:ascii="Arial" w:cs="Arial" w:eastAsia="Arial" w:hAnsi="Arial"/>
+                <w:color w:val="000000"/>
+                <w:sz w:val="16"/>
+                <w:szCs w:val="16"/>
+              </w:rPr>
+              <w:t xml:space="preserve">3</w:t>
+            </w:r>
+          </w:p>
+        </w:tc>
+        <w:tc>
+          <w:tcPr>
+            <w:tcW w:type="dxa" w:w="1100"/>
+            <w:tcBorders>
+              <w:top w:val="single" w:color="808080" w:sz="4"/>
+              <w:left w:val="single" w:color="808080" w:sz="4"/>
+              <w:bottom w:val="single" w:color="808080" w:sz="4"/>
+              <w:right w:val="single" w:color="808080" w:sz="4"/>
+            </w:tcBorders>
+            <w:tcMar>
+              <w:top w:type="dxa" w:w="45"/>
+              <w:left w:type="dxa" w:w="80"/>
+              <w:bottom w:type="dxa" w:w="45"/>
+              <w:right w:type="dxa" w:w="80"/>
+            </w:tcMar>
+            <w:vAlign w:val="center"/>
+          </w:tcPr>
+          <w:p>
+            <w:pPr>
+              <w:spacing w:after="0" w:line="230"/>
+              <w:jc w:val="left"/>
+            </w:pPr>
+            <w:r>
+              <w:rPr>
+                <w:rFonts w:ascii="Arial" w:cs="Arial" w:eastAsia="Arial" w:hAnsi="Arial"/>
+                <w:b w:val="false"/>
+                <w:bCs w:val="false"/>
+                <w:color w:val="000000"/>
+                <w:sz w:val="16"/>
+                <w:szCs w:val="16"/>
+              </w:rPr>
+              <w:t xml:space="preserve"/>
+            </w:r>
+          </w:p>
+        </w:tc>
+        <w:tc>
+          <w:tcPr>
+            <w:tcW w:type="dxa" w:w="720"/>
+            <w:tcBorders>
+              <w:top w:val="single" w:color="808080" w:sz="4"/>
+              <w:left w:val="single" w:color="808080" w:sz="4"/>
+              <w:bottom w:val="single" w:color="808080" w:sz="4"/>
+              <w:right w:val="single" w:color="808080" w:sz="4"/>
+            </w:tcBorders>
+            <w:tcMar>
+              <w:top w:type="dxa" w:w="45"/>
+              <w:left w:type="dxa" w:w="80"/>
+              <w:bottom w:type="dxa" w:w="45"/>
+              <w:right w:type="dxa" w:w="80"/>
+            </w:tcMar>
+            <w:vAlign w:val="center"/>
+          </w:tcPr>
+          <w:p>
+            <w:pPr>
+              <w:spacing w:after="0" w:line="230"/>
+              <w:jc w:val="center"/>
+            </w:pPr>
+            <w:r>
+              <w:rPr>
+                <w:rFonts w:ascii="Arial" w:cs="Arial" w:eastAsia="Arial" w:hAnsi="Arial"/>
+                <w:color w:val="000000"/>
+                <w:sz w:val="16"/>
+                <w:szCs w:val="16"/>
+              </w:rPr>
+              <w:t xml:space="preserve">14-03</w:t>
+            </w:r>
+          </w:p>
+        </w:tc>
+        <w:tc>
+          <w:tcPr>
+            <w:tcW w:type="dxa" w:w="3820"/>
+            <w:tcBorders>
+              <w:top w:val="single" w:color="808080" w:sz="4"/>
+              <w:left w:val="single" w:color="808080" w:sz="4"/>
+              <w:bottom w:val="single" w:color="808080" w:sz="4"/>
+              <w:right w:val="single" w:color="808080" w:sz="4"/>
+            </w:tcBorders>
+            <w:tcMar>
+              <w:top w:type="dxa" w:w="45"/>
+              <w:left w:type="dxa" w:w="80"/>
+              <w:bottom w:type="dxa" w:w="45"/>
+              <w:right w:type="dxa" w:w="80"/>
+            </w:tcMar>
+            <w:vAlign w:val="center"/>
+          </w:tcPr>
+          <w:p>
+            <w:pPr>
+              <w:spacing w:after="0" w:line="230"/>
+              <w:jc w:val="left"/>
+            </w:pPr>
+            <w:r>
+              <w:rPr>
+                <w:rFonts w:ascii="Arial" w:cs="Arial" w:eastAsia="Arial" w:hAnsi="Arial"/>
+                <w:color w:val="000000"/>
+                <w:sz w:val="16"/>
+                <w:szCs w:val="16"/>
+              </w:rPr>
+              <w:t xml:space="preserve">Click the Yes, Create Orders button</w:t>
+            </w:r>
+          </w:p>
+        </w:tc>
+        <w:tc>
+          <w:tcPr>
+            <w:tcW w:type="dxa" w:w="3820"/>
+            <w:tcBorders>
+              <w:top w:val="single" w:color="808080" w:sz="4"/>
+              <w:left w:val="single" w:color="808080" w:sz="4"/>
+              <w:bottom w:val="single" w:color="808080" w:sz="4"/>
+              <w:right w:val="single" w:color="808080" w:sz="4"/>
+            </w:tcBorders>
+            <w:tcMar>
+              <w:top w:type="dxa" w:w="45"/>
+              <w:left w:type="dxa" w:w="80"/>
+              <w:bottom w:type="dxa" w:w="45"/>
+              <w:right w:type="dxa" w:w="80"/>
+            </w:tcMar>
+            <w:vAlign w:val="center"/>
+          </w:tcPr>
+          <w:p>
+            <w:pPr>
+              <w:spacing w:after="0" w:line="230"/>
+              <w:jc w:val="left"/>
+            </w:pPr>
+            <w:r>
+              <w:rPr>
+                <w:rFonts w:ascii="Arial" w:cs="Arial" w:eastAsia="Arial" w:hAnsi="Arial"/>
+                <w:color w:val="000000"/>
+                <w:sz w:val="16"/>
+                <w:szCs w:val="16"/>
+              </w:rPr>
+              <w:t xml:space="preserve">Successfully created the purchase orders, emailed each supplier and displayed "Purchase orders sent"</w:t>
+            </w:r>
+          </w:p>
+        </w:tc>
+        <w:tc>
+          <w:tcPr>
+            <w:tcW w:type="dxa" w:w="1300"/>
+            <w:tcBorders>
+              <w:top w:val="single" w:color="808080" w:sz="4"/>
+              <w:left w:val="single" w:color="808080" w:sz="4"/>
+              <w:bottom w:val="single" w:color="808080" w:sz="4"/>
+              <w:right w:val="single" w:color="808080" w:sz="4"/>
+            </w:tcBorders>
+            <w:tcMar>
+              <w:top w:type="dxa" w:w="45"/>
+              <w:left w:type="dxa" w:w="80"/>
+              <w:bottom w:type="dxa" w:w="45"/>
+              <w:right w:type="dxa" w:w="80"/>
+            </w:tcMar>
+            <w:vAlign w:val="center"/>
+          </w:tcPr>
+          <w:p>
+            <w:pPr>
+              <w:spacing w:after="0" w:line="230"/>
+              <w:jc w:val="left"/>
+            </w:pPr>
+            <w:r>
+              <w:rPr>
+                <w:rFonts w:ascii="Arial" w:cs="Arial" w:eastAsia="Arial" w:hAnsi="Arial"/>
+                <w:color w:val="000000"/>
+                <w:sz w:val="16"/>
+                <w:szCs w:val="16"/>
+              </w:rPr>
+              <w:t xml:space="preserve"/>
+            </w:r>
+          </w:p>
+        </w:tc>
+        <w:tc>
+          <w:tcPr>
+            <w:tcW w:type="dxa" w:w="900"/>
+            <w:tcBorders>
+              <w:top w:val="single" w:color="808080" w:sz="4"/>
+              <w:left w:val="single" w:color="808080" w:sz="4"/>
+              <w:bottom w:val="single" w:color="808080" w:sz="4"/>
+              <w:right w:val="single" w:color="808080" w:sz="4"/>
+            </w:tcBorders>
+            <w:tcMar>
+              <w:top w:type="dxa" w:w="45"/>
+              <w:left w:type="dxa" w:w="80"/>
+              <w:bottom w:type="dxa" w:w="45"/>
+              <w:right w:type="dxa" w:w="80"/>
+            </w:tcMar>
+            <w:vAlign w:val="center"/>
+          </w:tcPr>
+          <w:p>
+            <w:pPr>
+              <w:spacing w:after="0" w:line="230"/>
+              <w:jc w:val="left"/>
+            </w:pPr>
+            <w:r>
+              <w:rPr>
+                <w:rFonts w:ascii="Arial" w:cs="Arial" w:eastAsia="Arial" w:hAnsi="Arial"/>
+                <w:color w:val="000000"/>
+                <w:sz w:val="16"/>
+                <w:szCs w:val="16"/>
+              </w:rPr>
+              <w:t xml:space="preserve"/>
+            </w:r>
+          </w:p>
+        </w:tc>
+        <w:tc>
+          <w:tcPr>
+            <w:tcW w:type="dxa" w:w="1220"/>
+            <w:tcBorders>
+              <w:top w:val="single" w:color="808080" w:sz="4"/>
+              <w:left w:val="single" w:color="808080" w:sz="4"/>
+              <w:bottom w:val="single" w:color="808080" w:sz="4"/>
+              <w:right w:val="single" w:color="808080" w:sz="4"/>
+            </w:tcBorders>
+            <w:tcMar>
+              <w:top w:type="dxa" w:w="45"/>
+              <w:left w:type="dxa" w:w="80"/>
+              <w:bottom w:type="dxa" w:w="45"/>
+              <w:right w:type="dxa" w:w="80"/>
+            </w:tcMar>
+            <w:vAlign w:val="center"/>
+          </w:tcPr>
+          <w:p>
+            <w:pPr>
+              <w:spacing w:after="0" w:line="230"/>
+              <w:jc w:val="left"/>
+            </w:pPr>
+            <w:r>
+              <w:rPr>
+                <w:rFonts w:ascii="Arial" w:cs="Arial" w:eastAsia="Arial" w:hAnsi="Arial"/>
+                <w:color w:val="000000"/>
+                <w:sz w:val="16"/>
+                <w:szCs w:val="16"/>
+              </w:rPr>
+              <w:t xml:space="preserve"/>
             </w:r>
           </w:p>
         </w:tc>
@@ -14090,267 +14319,38 @@
         </w:tc>
         <w:tc>
           <w:tcPr>
-            <w:tcW w:type="dxa" w:w="520"/>
-            <w:tcBorders>
-              <w:top w:val="single" w:color="808080" w:sz="4"/>
-              <w:left w:val="single" w:color="808080" w:sz="4"/>
-              <w:bottom w:val="single" w:color="808080" w:sz="4"/>
-              <w:right w:val="single" w:color="808080" w:sz="4"/>
-            </w:tcBorders>
-            <w:tcMar>
-              <w:top w:type="dxa" w:w="45"/>
-              <w:left w:type="dxa" w:w="80"/>
-              <w:bottom w:type="dxa" w:w="45"/>
-              <w:right w:type="dxa" w:w="80"/>
-            </w:tcMar>
-            <w:vAlign w:val="center"/>
-          </w:tcPr>
-          <w:p>
-            <w:pPr>
-              <w:spacing w:after="0" w:line="230"/>
-              <w:jc w:val="center"/>
-            </w:pPr>
-            <w:r>
-              <w:rPr>
-                <w:rFonts w:ascii="Arial" w:cs="Arial" w:eastAsia="Arial" w:hAnsi="Arial"/>
-                <w:color w:val="000000"/>
-                <w:sz w:val="16"/>
-                <w:szCs w:val="16"/>
-              </w:rPr>
-              <w:t xml:space="preserve">1</w:t>
-            </w:r>
-          </w:p>
-        </w:tc>
-        <w:tc>
-          <w:tcPr>
-            <w:tcW w:type="dxa" w:w="1100"/>
-            <w:tcBorders>
-              <w:top w:val="single" w:color="808080" w:sz="4"/>
-              <w:left w:val="single" w:color="808080" w:sz="4"/>
-              <w:bottom w:val="single" w:color="808080" w:sz="4"/>
-              <w:right w:val="single" w:color="808080" w:sz="4"/>
-            </w:tcBorders>
-            <w:tcMar>
-              <w:top w:type="dxa" w:w="45"/>
-              <w:left w:type="dxa" w:w="80"/>
-              <w:bottom w:type="dxa" w:w="45"/>
-              <w:right w:type="dxa" w:w="80"/>
-            </w:tcMar>
-            <w:vAlign w:val="center"/>
-          </w:tcPr>
-          <w:p>
-            <w:pPr>
-              <w:spacing w:after="0" w:line="230"/>
-              <w:jc w:val="left"/>
-            </w:pPr>
-            <w:r>
-              <w:rPr>
-                <w:rFonts w:ascii="Arial" w:cs="Arial" w:eastAsia="Arial" w:hAnsi="Arial"/>
-                <w:b w:val="false"/>
-                <w:bCs w:val="false"/>
-                <w:color w:val="000000"/>
-                <w:sz w:val="16"/>
-                <w:szCs w:val="16"/>
-              </w:rPr>
-              <w:t xml:space="preserve"/>
-            </w:r>
-          </w:p>
-        </w:tc>
-        <w:tc>
-          <w:tcPr>
-            <w:tcW w:type="dxa" w:w="720"/>
-            <w:tcBorders>
-              <w:top w:val="single" w:color="808080" w:sz="4"/>
-              <w:left w:val="single" w:color="808080" w:sz="4"/>
-              <w:bottom w:val="single" w:color="808080" w:sz="4"/>
-              <w:right w:val="single" w:color="808080" w:sz="4"/>
-            </w:tcBorders>
-            <w:tcMar>
-              <w:top w:type="dxa" w:w="45"/>
-              <w:left w:type="dxa" w:w="80"/>
-              <w:bottom w:type="dxa" w:w="45"/>
-              <w:right w:type="dxa" w:w="80"/>
-            </w:tcMar>
-            <w:vAlign w:val="center"/>
-          </w:tcPr>
-          <w:p>
-            <w:pPr>
-              <w:spacing w:after="0" w:line="230"/>
-              <w:jc w:val="center"/>
-            </w:pPr>
-            <w:r>
-              <w:rPr>
-                <w:rFonts w:ascii="Arial" w:cs="Arial" w:eastAsia="Arial" w:hAnsi="Arial"/>
-                <w:color w:val="000000"/>
-                <w:sz w:val="16"/>
-                <w:szCs w:val="16"/>
-              </w:rPr>
-              <w:t xml:space="preserve">15-01</w:t>
-            </w:r>
-          </w:p>
-        </w:tc>
-        <w:tc>
-          <w:tcPr>
-            <w:tcW w:type="dxa" w:w="3820"/>
-            <w:tcBorders>
-              <w:top w:val="single" w:color="808080" w:sz="4"/>
-              <w:left w:val="single" w:color="808080" w:sz="4"/>
-              <w:bottom w:val="single" w:color="808080" w:sz="4"/>
-              <w:right w:val="single" w:color="808080" w:sz="4"/>
-            </w:tcBorders>
-            <w:tcMar>
-              <w:top w:type="dxa" w:w="45"/>
-              <w:left w:type="dxa" w:w="80"/>
-              <w:bottom w:type="dxa" w:w="45"/>
-              <w:right w:type="dxa" w:w="80"/>
-            </w:tcMar>
-            <w:vAlign w:val="center"/>
-          </w:tcPr>
-          <w:p>
-            <w:pPr>
-              <w:spacing w:after="0" w:line="230"/>
-              <w:jc w:val="left"/>
-            </w:pPr>
-            <w:r>
-              <w:rPr>
-                <w:rFonts w:ascii="Arial" w:cs="Arial" w:eastAsia="Arial" w:hAnsi="Arial"/>
-                <w:color w:val="000000"/>
-                <w:sz w:val="16"/>
-                <w:szCs w:val="16"/>
-              </w:rPr>
-              <w:t xml:space="preserve">Tick the checkboxes of two products</w:t>
-            </w:r>
-          </w:p>
-        </w:tc>
-        <w:tc>
-          <w:tcPr>
-            <w:tcW w:type="dxa" w:w="3820"/>
-            <w:tcBorders>
-              <w:top w:val="single" w:color="808080" w:sz="4"/>
-              <w:left w:val="single" w:color="808080" w:sz="4"/>
-              <w:bottom w:val="single" w:color="808080" w:sz="4"/>
-              <w:right w:val="single" w:color="808080" w:sz="4"/>
-            </w:tcBorders>
-            <w:tcMar>
-              <w:top w:type="dxa" w:w="45"/>
-              <w:left w:type="dxa" w:w="80"/>
-              <w:bottom w:type="dxa" w:w="45"/>
-              <w:right w:type="dxa" w:w="80"/>
-            </w:tcMar>
-            <w:vAlign w:val="center"/>
-          </w:tcPr>
-          <w:p>
-            <w:pPr>
-              <w:spacing w:after="0" w:line="230"/>
-              <w:jc w:val="left"/>
-            </w:pPr>
-            <w:r>
-              <w:rPr>
-                <w:rFonts w:ascii="Arial" w:cs="Arial" w:eastAsia="Arial" w:hAnsi="Arial"/>
-                <w:color w:val="000000"/>
-                <w:sz w:val="16"/>
-                <w:szCs w:val="16"/>
-              </w:rPr>
-              <w:t xml:space="preserve">Successfully displayed the bulk action bar</w:t>
-            </w:r>
-          </w:p>
-        </w:tc>
-        <w:tc>
-          <w:tcPr>
-            <w:tcW w:type="dxa" w:w="1300"/>
-            <w:tcBorders>
-              <w:top w:val="single" w:color="808080" w:sz="4"/>
-              <w:left w:val="single" w:color="808080" w:sz="4"/>
-              <w:bottom w:val="single" w:color="808080" w:sz="4"/>
-              <w:right w:val="single" w:color="808080" w:sz="4"/>
-            </w:tcBorders>
-            <w:tcMar>
-              <w:top w:type="dxa" w:w="45"/>
-              <w:left w:type="dxa" w:w="80"/>
-              <w:bottom w:type="dxa" w:w="45"/>
-              <w:right w:type="dxa" w:w="80"/>
-            </w:tcMar>
-            <w:vAlign w:val="center"/>
-          </w:tcPr>
-          <w:p>
-            <w:pPr>
-              <w:spacing w:after="0" w:line="230"/>
-              <w:jc w:val="left"/>
-            </w:pPr>
-            <w:r>
-              <w:rPr>
-                <w:rFonts w:ascii="Arial" w:cs="Arial" w:eastAsia="Arial" w:hAnsi="Arial"/>
-                <w:color w:val="000000"/>
-                <w:sz w:val="16"/>
-                <w:szCs w:val="16"/>
-              </w:rPr>
-              <w:t xml:space="preserve"/>
-            </w:r>
-          </w:p>
-        </w:tc>
-        <w:tc>
-          <w:tcPr>
-            <w:tcW w:type="dxa" w:w="900"/>
-            <w:tcBorders>
-              <w:top w:val="single" w:color="808080" w:sz="4"/>
-              <w:left w:val="single" w:color="808080" w:sz="4"/>
-              <w:bottom w:val="single" w:color="808080" w:sz="4"/>
-              <w:right w:val="single" w:color="808080" w:sz="4"/>
-            </w:tcBorders>
-            <w:tcMar>
-              <w:top w:type="dxa" w:w="45"/>
-              <w:left w:type="dxa" w:w="80"/>
-              <w:bottom w:type="dxa" w:w="45"/>
-              <w:right w:type="dxa" w:w="80"/>
-            </w:tcMar>
-            <w:vAlign w:val="center"/>
-          </w:tcPr>
-          <w:p>
-            <w:pPr>
-              <w:spacing w:after="0" w:line="230"/>
-              <w:jc w:val="left"/>
-            </w:pPr>
-            <w:r>
-              <w:rPr>
-                <w:rFonts w:ascii="Arial" w:cs="Arial" w:eastAsia="Arial" w:hAnsi="Arial"/>
-                <w:color w:val="000000"/>
-                <w:sz w:val="16"/>
-                <w:szCs w:val="16"/>
-              </w:rPr>
-              <w:t xml:space="preserve"/>
-            </w:r>
-          </w:p>
-        </w:tc>
-        <w:tc>
-          <w:tcPr>
-            <w:tcW w:type="dxa" w:w="1220"/>
-            <w:tcBorders>
-              <w:top w:val="single" w:color="808080" w:sz="4"/>
-              <w:left w:val="single" w:color="808080" w:sz="4"/>
-              <w:bottom w:val="single" w:color="808080" w:sz="4"/>
-              <w:right w:val="single" w:color="808080" w:sz="4"/>
-            </w:tcBorders>
-            <w:tcMar>
-              <w:top w:type="dxa" w:w="45"/>
-              <w:left w:type="dxa" w:w="80"/>
-              <w:bottom w:type="dxa" w:w="45"/>
-              <w:right w:type="dxa" w:w="80"/>
-            </w:tcMar>
-            <w:vAlign w:val="center"/>
-          </w:tcPr>
-          <w:p>
-            <w:pPr>
-              <w:spacing w:after="0" w:line="230"/>
-              <w:jc w:val="left"/>
-            </w:pPr>
-            <w:r>
-              <w:rPr>
-                <w:rFonts w:ascii="Arial" w:cs="Arial" w:eastAsia="Arial" w:hAnsi="Arial"/>
-                <w:color w:val="000000"/>
-                <w:sz w:val="16"/>
-                <w:szCs w:val="16"/>
-              </w:rPr>
-              <w:t xml:space="preserve"/>
+            <w:tcW w:type="dxa" w:w="13400"/>
+            <w:gridSpan w:val="8"/>
+            <w:tcBorders>
+              <w:top w:val="single" w:color="808080" w:sz="4"/>
+              <w:left w:val="single" w:color="808080" w:sz="4"/>
+              <w:bottom w:val="single" w:color="808080" w:sz="4"/>
+              <w:right w:val="single" w:color="808080" w:sz="4"/>
+            </w:tcBorders>
+            <w:shd w:fill="2E6B35" w:val="clear"/>
+            <w:tcMar>
+              <w:top w:type="dxa" w:w="45"/>
+              <w:left w:type="dxa" w:w="80"/>
+              <w:bottom w:type="dxa" w:w="45"/>
+              <w:right w:type="dxa" w:w="80"/>
+            </w:tcMar>
+            <w:vAlign w:val="center"/>
+          </w:tcPr>
+          <w:p>
+            <w:pPr>
+              <w:spacing w:after="0" w:line="230"/>
+              <w:jc w:val="left"/>
+            </w:pPr>
+            <w:r>
+              <w:rPr>
+                <w:rFonts w:ascii="Arial" w:cs="Arial" w:eastAsia="Arial" w:hAnsi="Arial"/>
+                <w:b/>
+                <w:bCs/>
+                <w:color w:val="FFFFFF"/>
+                <w:sz w:val="16"/>
+                <w:szCs w:val="16"/>
+              </w:rPr>
+              <w:t xml:space="preserve">15  Bulk Actions</w:t>
             </w:r>
           </w:p>
         </w:tc>
@@ -14422,7 +14422,7 @@
                 <w:sz w:val="16"/>
                 <w:szCs w:val="16"/>
               </w:rPr>
-              <w:t xml:space="preserve">2</w:t>
+              <w:t xml:space="preserve">1</w:t>
             </w:r>
           </w:p>
         </w:tc>
@@ -14490,7 +14490,7 @@
                 <w:sz w:val="16"/>
                 <w:szCs w:val="16"/>
               </w:rPr>
-              <w:t xml:space="preserve">15-02</w:t>
+              <w:t xml:space="preserve">15-01</w:t>
             </w:r>
           </w:p>
         </w:tc>
@@ -14523,7 +14523,7 @@
                 <w:sz w:val="16"/>
                 <w:szCs w:val="16"/>
               </w:rPr>
-              <w:t xml:space="preserve">Click the Adjust stock button, enter a quantity, then confirm</w:t>
+              <w:t xml:space="preserve">Tick the checkboxes of two products</w:t>
             </w:r>
           </w:p>
         </w:tc>
@@ -14556,7 +14556,7 @@
                 <w:sz w:val="16"/>
                 <w:szCs w:val="16"/>
               </w:rPr>
-              <w:t xml:space="preserve">Successfully adjusted the stock of the selected products</w:t>
+              <w:t xml:space="preserve">Successfully displayed the bulk action bar</w:t>
             </w:r>
           </w:p>
         </w:tc>
@@ -14727,7 +14727,7 @@
                 <w:sz w:val="16"/>
                 <w:szCs w:val="16"/>
               </w:rPr>
-              <w:t xml:space="preserve">3</w:t>
+              <w:t xml:space="preserve">2</w:t>
             </w:r>
           </w:p>
         </w:tc>
@@ -14795,7 +14795,7 @@
                 <w:sz w:val="16"/>
                 <w:szCs w:val="16"/>
               </w:rPr>
-              <w:t xml:space="preserve">15-03</w:t>
+              <w:t xml:space="preserve">15-02</w:t>
             </w:r>
           </w:p>
         </w:tc>
@@ -14828,7 +14828,7 @@
                 <w:sz w:val="16"/>
                 <w:szCs w:val="16"/>
               </w:rPr>
-              <w:t xml:space="preserve">Click the Clear button</w:t>
+              <w:t xml:space="preserve">Click the Adjust stock button, enter a quantity, then confirm</w:t>
             </w:r>
           </w:p>
         </w:tc>
@@ -14861,7 +14861,7 @@
                 <w:sz w:val="16"/>
                 <w:szCs w:val="16"/>
               </w:rPr>
-              <w:t xml:space="preserve">Successfully cleared the selection</w:t>
+              <w:t xml:space="preserve">Successfully adjusted the stock of the selected products</w:t>
             </w:r>
           </w:p>
         </w:tc>
@@ -15005,38 +15005,267 @@
         </w:tc>
         <w:tc>
           <w:tcPr>
-            <w:tcW w:type="dxa" w:w="13400"/>
-            <w:gridSpan w:val="8"/>
-            <w:tcBorders>
-              <w:top w:val="single" w:color="808080" w:sz="4"/>
-              <w:left w:val="single" w:color="808080" w:sz="4"/>
-              <w:bottom w:val="single" w:color="808080" w:sz="4"/>
-              <w:right w:val="single" w:color="808080" w:sz="4"/>
-            </w:tcBorders>
-            <w:shd w:fill="2E6B35" w:val="clear"/>
-            <w:tcMar>
-              <w:top w:type="dxa" w:w="45"/>
-              <w:left w:type="dxa" w:w="80"/>
-              <w:bottom w:type="dxa" w:w="45"/>
-              <w:right w:type="dxa" w:w="80"/>
-            </w:tcMar>
-            <w:vAlign w:val="center"/>
-          </w:tcPr>
-          <w:p>
-            <w:pPr>
-              <w:spacing w:after="0" w:line="230"/>
-              <w:jc w:val="left"/>
-            </w:pPr>
-            <w:r>
-              <w:rPr>
-                <w:rFonts w:ascii="Arial" w:cs="Arial" w:eastAsia="Arial" w:hAnsi="Arial"/>
-                <w:b/>
-                <w:bCs/>
-                <w:color w:val="FFFFFF"/>
-                <w:sz w:val="16"/>
-                <w:szCs w:val="16"/>
-              </w:rPr>
-              <w:t xml:space="preserve">16  Import, Barcodes and Images</w:t>
+            <w:tcW w:type="dxa" w:w="520"/>
+            <w:tcBorders>
+              <w:top w:val="single" w:color="808080" w:sz="4"/>
+              <w:left w:val="single" w:color="808080" w:sz="4"/>
+              <w:bottom w:val="single" w:color="808080" w:sz="4"/>
+              <w:right w:val="single" w:color="808080" w:sz="4"/>
+            </w:tcBorders>
+            <w:tcMar>
+              <w:top w:type="dxa" w:w="45"/>
+              <w:left w:type="dxa" w:w="80"/>
+              <w:bottom w:type="dxa" w:w="45"/>
+              <w:right w:type="dxa" w:w="80"/>
+            </w:tcMar>
+            <w:vAlign w:val="center"/>
+          </w:tcPr>
+          <w:p>
+            <w:pPr>
+              <w:spacing w:after="0" w:line="230"/>
+              <w:jc w:val="center"/>
+            </w:pPr>
+            <w:r>
+              <w:rPr>
+                <w:rFonts w:ascii="Arial" w:cs="Arial" w:eastAsia="Arial" w:hAnsi="Arial"/>
+                <w:color w:val="000000"/>
+                <w:sz w:val="16"/>
+                <w:szCs w:val="16"/>
+              </w:rPr>
+              <w:t xml:space="preserve">3</w:t>
+            </w:r>
+          </w:p>
+        </w:tc>
+        <w:tc>
+          <w:tcPr>
+            <w:tcW w:type="dxa" w:w="1100"/>
+            <w:tcBorders>
+              <w:top w:val="single" w:color="808080" w:sz="4"/>
+              <w:left w:val="single" w:color="808080" w:sz="4"/>
+              <w:bottom w:val="single" w:color="808080" w:sz="4"/>
+              <w:right w:val="single" w:color="808080" w:sz="4"/>
+            </w:tcBorders>
+            <w:tcMar>
+              <w:top w:type="dxa" w:w="45"/>
+              <w:left w:type="dxa" w:w="80"/>
+              <w:bottom w:type="dxa" w:w="45"/>
+              <w:right w:type="dxa" w:w="80"/>
+            </w:tcMar>
+            <w:vAlign w:val="center"/>
+          </w:tcPr>
+          <w:p>
+            <w:pPr>
+              <w:spacing w:after="0" w:line="230"/>
+              <w:jc w:val="left"/>
+            </w:pPr>
+            <w:r>
+              <w:rPr>
+                <w:rFonts w:ascii="Arial" w:cs="Arial" w:eastAsia="Arial" w:hAnsi="Arial"/>
+                <w:b w:val="false"/>
+                <w:bCs w:val="false"/>
+                <w:color w:val="000000"/>
+                <w:sz w:val="16"/>
+                <w:szCs w:val="16"/>
+              </w:rPr>
+              <w:t xml:space="preserve"/>
+            </w:r>
+          </w:p>
+        </w:tc>
+        <w:tc>
+          <w:tcPr>
+            <w:tcW w:type="dxa" w:w="720"/>
+            <w:tcBorders>
+              <w:top w:val="single" w:color="808080" w:sz="4"/>
+              <w:left w:val="single" w:color="808080" w:sz="4"/>
+              <w:bottom w:val="single" w:color="808080" w:sz="4"/>
+              <w:right w:val="single" w:color="808080" w:sz="4"/>
+            </w:tcBorders>
+            <w:tcMar>
+              <w:top w:type="dxa" w:w="45"/>
+              <w:left w:type="dxa" w:w="80"/>
+              <w:bottom w:type="dxa" w:w="45"/>
+              <w:right w:type="dxa" w:w="80"/>
+            </w:tcMar>
+            <w:vAlign w:val="center"/>
+          </w:tcPr>
+          <w:p>
+            <w:pPr>
+              <w:spacing w:after="0" w:line="230"/>
+              <w:jc w:val="center"/>
+            </w:pPr>
+            <w:r>
+              <w:rPr>
+                <w:rFonts w:ascii="Arial" w:cs="Arial" w:eastAsia="Arial" w:hAnsi="Arial"/>
+                <w:color w:val="000000"/>
+                <w:sz w:val="16"/>
+                <w:szCs w:val="16"/>
+              </w:rPr>
+              <w:t xml:space="preserve">15-03</w:t>
+            </w:r>
+          </w:p>
+        </w:tc>
+        <w:tc>
+          <w:tcPr>
+            <w:tcW w:type="dxa" w:w="3820"/>
+            <w:tcBorders>
+              <w:top w:val="single" w:color="808080" w:sz="4"/>
+              <w:left w:val="single" w:color="808080" w:sz="4"/>
+              <w:bottom w:val="single" w:color="808080" w:sz="4"/>
+              <w:right w:val="single" w:color="808080" w:sz="4"/>
+            </w:tcBorders>
+            <w:tcMar>
+              <w:top w:type="dxa" w:w="45"/>
+              <w:left w:type="dxa" w:w="80"/>
+              <w:bottom w:type="dxa" w:w="45"/>
+              <w:right w:type="dxa" w:w="80"/>
+            </w:tcMar>
+            <w:vAlign w:val="center"/>
+          </w:tcPr>
+          <w:p>
+            <w:pPr>
+              <w:spacing w:after="0" w:line="230"/>
+              <w:jc w:val="left"/>
+            </w:pPr>
+            <w:r>
+              <w:rPr>
+                <w:rFonts w:ascii="Arial" w:cs="Arial" w:eastAsia="Arial" w:hAnsi="Arial"/>
+                <w:color w:val="000000"/>
+                <w:sz w:val="16"/>
+                <w:szCs w:val="16"/>
+              </w:rPr>
+              <w:t xml:space="preserve">Click the Clear button</w:t>
+            </w:r>
+          </w:p>
+        </w:tc>
+        <w:tc>
+          <w:tcPr>
+            <w:tcW w:type="dxa" w:w="3820"/>
+            <w:tcBorders>
+              <w:top w:val="single" w:color="808080" w:sz="4"/>
+              <w:left w:val="single" w:color="808080" w:sz="4"/>
+              <w:bottom w:val="single" w:color="808080" w:sz="4"/>
+              <w:right w:val="single" w:color="808080" w:sz="4"/>
+            </w:tcBorders>
+            <w:tcMar>
+              <w:top w:type="dxa" w:w="45"/>
+              <w:left w:type="dxa" w:w="80"/>
+              <w:bottom w:type="dxa" w:w="45"/>
+              <w:right w:type="dxa" w:w="80"/>
+            </w:tcMar>
+            <w:vAlign w:val="center"/>
+          </w:tcPr>
+          <w:p>
+            <w:pPr>
+              <w:spacing w:after="0" w:line="230"/>
+              <w:jc w:val="left"/>
+            </w:pPr>
+            <w:r>
+              <w:rPr>
+                <w:rFonts w:ascii="Arial" w:cs="Arial" w:eastAsia="Arial" w:hAnsi="Arial"/>
+                <w:color w:val="000000"/>
+                <w:sz w:val="16"/>
+                <w:szCs w:val="16"/>
+              </w:rPr>
+              <w:t xml:space="preserve">Successfully cleared the selection</w:t>
+            </w:r>
+          </w:p>
+        </w:tc>
+        <w:tc>
+          <w:tcPr>
+            <w:tcW w:type="dxa" w:w="1300"/>
+            <w:tcBorders>
+              <w:top w:val="single" w:color="808080" w:sz="4"/>
+              <w:left w:val="single" w:color="808080" w:sz="4"/>
+              <w:bottom w:val="single" w:color="808080" w:sz="4"/>
+              <w:right w:val="single" w:color="808080" w:sz="4"/>
+            </w:tcBorders>
+            <w:tcMar>
+              <w:top w:type="dxa" w:w="45"/>
+              <w:left w:type="dxa" w:w="80"/>
+              <w:bottom w:type="dxa" w:w="45"/>
+              <w:right w:type="dxa" w:w="80"/>
+            </w:tcMar>
+            <w:vAlign w:val="center"/>
+          </w:tcPr>
+          <w:p>
+            <w:pPr>
+              <w:spacing w:after="0" w:line="230"/>
+              <w:jc w:val="left"/>
+            </w:pPr>
+            <w:r>
+              <w:rPr>
+                <w:rFonts w:ascii="Arial" w:cs="Arial" w:eastAsia="Arial" w:hAnsi="Arial"/>
+                <w:color w:val="000000"/>
+                <w:sz w:val="16"/>
+                <w:szCs w:val="16"/>
+              </w:rPr>
+              <w:t xml:space="preserve"/>
+            </w:r>
+          </w:p>
+        </w:tc>
+        <w:tc>
+          <w:tcPr>
+            <w:tcW w:type="dxa" w:w="900"/>
+            <w:tcBorders>
+              <w:top w:val="single" w:color="808080" w:sz="4"/>
+              <w:left w:val="single" w:color="808080" w:sz="4"/>
+              <w:bottom w:val="single" w:color="808080" w:sz="4"/>
+              <w:right w:val="single" w:color="808080" w:sz="4"/>
+            </w:tcBorders>
+            <w:tcMar>
+              <w:top w:type="dxa" w:w="45"/>
+              <w:left w:type="dxa" w:w="80"/>
+              <w:bottom w:type="dxa" w:w="45"/>
+              <w:right w:type="dxa" w:w="80"/>
+            </w:tcMar>
+            <w:vAlign w:val="center"/>
+          </w:tcPr>
+          <w:p>
+            <w:pPr>
+              <w:spacing w:after="0" w:line="230"/>
+              <w:jc w:val="left"/>
+            </w:pPr>
+            <w:r>
+              <w:rPr>
+                <w:rFonts w:ascii="Arial" w:cs="Arial" w:eastAsia="Arial" w:hAnsi="Arial"/>
+                <w:color w:val="000000"/>
+                <w:sz w:val="16"/>
+                <w:szCs w:val="16"/>
+              </w:rPr>
+              <w:t xml:space="preserve"/>
+            </w:r>
+          </w:p>
+        </w:tc>
+        <w:tc>
+          <w:tcPr>
+            <w:tcW w:type="dxa" w:w="1220"/>
+            <w:tcBorders>
+              <w:top w:val="single" w:color="808080" w:sz="4"/>
+              <w:left w:val="single" w:color="808080" w:sz="4"/>
+              <w:bottom w:val="single" w:color="808080" w:sz="4"/>
+              <w:right w:val="single" w:color="808080" w:sz="4"/>
+            </w:tcBorders>
+            <w:tcMar>
+              <w:top w:type="dxa" w:w="45"/>
+              <w:left w:type="dxa" w:w="80"/>
+              <w:bottom w:type="dxa" w:w="45"/>
+              <w:right w:type="dxa" w:w="80"/>
+            </w:tcMar>
+            <w:vAlign w:val="center"/>
+          </w:tcPr>
+          <w:p>
+            <w:pPr>
+              <w:spacing w:after="0" w:line="230"/>
+              <w:jc w:val="left"/>
+            </w:pPr>
+            <w:r>
+              <w:rPr>
+                <w:rFonts w:ascii="Arial" w:cs="Arial" w:eastAsia="Arial" w:hAnsi="Arial"/>
+                <w:color w:val="000000"/>
+                <w:sz w:val="16"/>
+                <w:szCs w:val="16"/>
+              </w:rPr>
+              <w:t xml:space="preserve"/>
             </w:r>
           </w:p>
         </w:tc>
@@ -15081,267 +15310,38 @@
         </w:tc>
         <w:tc>
           <w:tcPr>
-            <w:tcW w:type="dxa" w:w="520"/>
-            <w:tcBorders>
-              <w:top w:val="single" w:color="808080" w:sz="4"/>
-              <w:left w:val="single" w:color="808080" w:sz="4"/>
-              <w:bottom w:val="single" w:color="808080" w:sz="4"/>
-              <w:right w:val="single" w:color="808080" w:sz="4"/>
-            </w:tcBorders>
-            <w:tcMar>
-              <w:top w:type="dxa" w:w="45"/>
-              <w:left w:type="dxa" w:w="80"/>
-              <w:bottom w:type="dxa" w:w="45"/>
-              <w:right w:type="dxa" w:w="80"/>
-            </w:tcMar>
-            <w:vAlign w:val="center"/>
-          </w:tcPr>
-          <w:p>
-            <w:pPr>
-              <w:spacing w:after="0" w:line="230"/>
-              <w:jc w:val="center"/>
-            </w:pPr>
-            <w:r>
-              <w:rPr>
-                <w:rFonts w:ascii="Arial" w:cs="Arial" w:eastAsia="Arial" w:hAnsi="Arial"/>
-                <w:color w:val="000000"/>
-                <w:sz w:val="16"/>
-                <w:szCs w:val="16"/>
-              </w:rPr>
-              <w:t xml:space="preserve">1</w:t>
-            </w:r>
-          </w:p>
-        </w:tc>
-        <w:tc>
-          <w:tcPr>
-            <w:tcW w:type="dxa" w:w="1100"/>
-            <w:tcBorders>
-              <w:top w:val="single" w:color="808080" w:sz="4"/>
-              <w:left w:val="single" w:color="808080" w:sz="4"/>
-              <w:bottom w:val="single" w:color="808080" w:sz="4"/>
-              <w:right w:val="single" w:color="808080" w:sz="4"/>
-            </w:tcBorders>
-            <w:tcMar>
-              <w:top w:type="dxa" w:w="45"/>
-              <w:left w:type="dxa" w:w="80"/>
-              <w:bottom w:type="dxa" w:w="45"/>
-              <w:right w:type="dxa" w:w="80"/>
-            </w:tcMar>
-            <w:vAlign w:val="center"/>
-          </w:tcPr>
-          <w:p>
-            <w:pPr>
-              <w:spacing w:after="0" w:line="230"/>
-              <w:jc w:val="left"/>
-            </w:pPr>
-            <w:r>
-              <w:rPr>
-                <w:rFonts w:ascii="Arial" w:cs="Arial" w:eastAsia="Arial" w:hAnsi="Arial"/>
-                <w:b w:val="false"/>
-                <w:bCs w:val="false"/>
-                <w:color w:val="000000"/>
-                <w:sz w:val="16"/>
-                <w:szCs w:val="16"/>
-              </w:rPr>
-              <w:t xml:space="preserve"/>
-            </w:r>
-          </w:p>
-        </w:tc>
-        <w:tc>
-          <w:tcPr>
-            <w:tcW w:type="dxa" w:w="720"/>
-            <w:tcBorders>
-              <w:top w:val="single" w:color="808080" w:sz="4"/>
-              <w:left w:val="single" w:color="808080" w:sz="4"/>
-              <w:bottom w:val="single" w:color="808080" w:sz="4"/>
-              <w:right w:val="single" w:color="808080" w:sz="4"/>
-            </w:tcBorders>
-            <w:tcMar>
-              <w:top w:type="dxa" w:w="45"/>
-              <w:left w:type="dxa" w:w="80"/>
-              <w:bottom w:type="dxa" w:w="45"/>
-              <w:right w:type="dxa" w:w="80"/>
-            </w:tcMar>
-            <w:vAlign w:val="center"/>
-          </w:tcPr>
-          <w:p>
-            <w:pPr>
-              <w:spacing w:after="0" w:line="230"/>
-              <w:jc w:val="center"/>
-            </w:pPr>
-            <w:r>
-              <w:rPr>
-                <w:rFonts w:ascii="Arial" w:cs="Arial" w:eastAsia="Arial" w:hAnsi="Arial"/>
-                <w:color w:val="000000"/>
-                <w:sz w:val="16"/>
-                <w:szCs w:val="16"/>
-              </w:rPr>
-              <w:t xml:space="preserve">16-01</w:t>
-            </w:r>
-          </w:p>
-        </w:tc>
-        <w:tc>
-          <w:tcPr>
-            <w:tcW w:type="dxa" w:w="3820"/>
-            <w:tcBorders>
-              <w:top w:val="single" w:color="808080" w:sz="4"/>
-              <w:left w:val="single" w:color="808080" w:sz="4"/>
-              <w:bottom w:val="single" w:color="808080" w:sz="4"/>
-              <w:right w:val="single" w:color="808080" w:sz="4"/>
-            </w:tcBorders>
-            <w:tcMar>
-              <w:top w:type="dxa" w:w="45"/>
-              <w:left w:type="dxa" w:w="80"/>
-              <w:bottom w:type="dxa" w:w="45"/>
-              <w:right w:type="dxa" w:w="80"/>
-            </w:tcMar>
-            <w:vAlign w:val="center"/>
-          </w:tcPr>
-          <w:p>
-            <w:pPr>
-              <w:spacing w:after="0" w:line="230"/>
-              <w:jc w:val="left"/>
-            </w:pPr>
-            <w:r>
-              <w:rPr>
-                <w:rFonts w:ascii="Arial" w:cs="Arial" w:eastAsia="Arial" w:hAnsi="Arial"/>
-                <w:color w:val="000000"/>
-                <w:sz w:val="16"/>
-                <w:szCs w:val="16"/>
-              </w:rPr>
-              <w:t xml:space="preserve">Click the Import button, then click the Download template button</w:t>
-            </w:r>
-          </w:p>
-        </w:tc>
-        <w:tc>
-          <w:tcPr>
-            <w:tcW w:type="dxa" w:w="3820"/>
-            <w:tcBorders>
-              <w:top w:val="single" w:color="808080" w:sz="4"/>
-              <w:left w:val="single" w:color="808080" w:sz="4"/>
-              <w:bottom w:val="single" w:color="808080" w:sz="4"/>
-              <w:right w:val="single" w:color="808080" w:sz="4"/>
-            </w:tcBorders>
-            <w:tcMar>
-              <w:top w:type="dxa" w:w="45"/>
-              <w:left w:type="dxa" w:w="80"/>
-              <w:bottom w:type="dxa" w:w="45"/>
-              <w:right w:type="dxa" w:w="80"/>
-            </w:tcMar>
-            <w:vAlign w:val="center"/>
-          </w:tcPr>
-          <w:p>
-            <w:pPr>
-              <w:spacing w:after="0" w:line="230"/>
-              <w:jc w:val="left"/>
-            </w:pPr>
-            <w:r>
-              <w:rPr>
-                <w:rFonts w:ascii="Arial" w:cs="Arial" w:eastAsia="Arial" w:hAnsi="Arial"/>
-                <w:color w:val="000000"/>
-                <w:sz w:val="16"/>
-                <w:szCs w:val="16"/>
-              </w:rPr>
-              <w:t xml:space="preserve">Successfully saved the CSV template</w:t>
-            </w:r>
-          </w:p>
-        </w:tc>
-        <w:tc>
-          <w:tcPr>
-            <w:tcW w:type="dxa" w:w="1300"/>
-            <w:tcBorders>
-              <w:top w:val="single" w:color="808080" w:sz="4"/>
-              <w:left w:val="single" w:color="808080" w:sz="4"/>
-              <w:bottom w:val="single" w:color="808080" w:sz="4"/>
-              <w:right w:val="single" w:color="808080" w:sz="4"/>
-            </w:tcBorders>
-            <w:tcMar>
-              <w:top w:type="dxa" w:w="45"/>
-              <w:left w:type="dxa" w:w="80"/>
-              <w:bottom w:type="dxa" w:w="45"/>
-              <w:right w:type="dxa" w:w="80"/>
-            </w:tcMar>
-            <w:vAlign w:val="center"/>
-          </w:tcPr>
-          <w:p>
-            <w:pPr>
-              <w:spacing w:after="0" w:line="230"/>
-              <w:jc w:val="left"/>
-            </w:pPr>
-            <w:r>
-              <w:rPr>
-                <w:rFonts w:ascii="Arial" w:cs="Arial" w:eastAsia="Arial" w:hAnsi="Arial"/>
-                <w:color w:val="000000"/>
-                <w:sz w:val="16"/>
-                <w:szCs w:val="16"/>
-              </w:rPr>
-              <w:t xml:space="preserve"/>
-            </w:r>
-          </w:p>
-        </w:tc>
-        <w:tc>
-          <w:tcPr>
-            <w:tcW w:type="dxa" w:w="900"/>
-            <w:tcBorders>
-              <w:top w:val="single" w:color="808080" w:sz="4"/>
-              <w:left w:val="single" w:color="808080" w:sz="4"/>
-              <w:bottom w:val="single" w:color="808080" w:sz="4"/>
-              <w:right w:val="single" w:color="808080" w:sz="4"/>
-            </w:tcBorders>
-            <w:tcMar>
-              <w:top w:type="dxa" w:w="45"/>
-              <w:left w:type="dxa" w:w="80"/>
-              <w:bottom w:type="dxa" w:w="45"/>
-              <w:right w:type="dxa" w:w="80"/>
-            </w:tcMar>
-            <w:vAlign w:val="center"/>
-          </w:tcPr>
-          <w:p>
-            <w:pPr>
-              <w:spacing w:after="0" w:line="230"/>
-              <w:jc w:val="left"/>
-            </w:pPr>
-            <w:r>
-              <w:rPr>
-                <w:rFonts w:ascii="Arial" w:cs="Arial" w:eastAsia="Arial" w:hAnsi="Arial"/>
-                <w:color w:val="000000"/>
-                <w:sz w:val="16"/>
-                <w:szCs w:val="16"/>
-              </w:rPr>
-              <w:t xml:space="preserve"/>
-            </w:r>
-          </w:p>
-        </w:tc>
-        <w:tc>
-          <w:tcPr>
-            <w:tcW w:type="dxa" w:w="1220"/>
-            <w:tcBorders>
-              <w:top w:val="single" w:color="808080" w:sz="4"/>
-              <w:left w:val="single" w:color="808080" w:sz="4"/>
-              <w:bottom w:val="single" w:color="808080" w:sz="4"/>
-              <w:right w:val="single" w:color="808080" w:sz="4"/>
-            </w:tcBorders>
-            <w:tcMar>
-              <w:top w:type="dxa" w:w="45"/>
-              <w:left w:type="dxa" w:w="80"/>
-              <w:bottom w:type="dxa" w:w="45"/>
-              <w:right w:type="dxa" w:w="80"/>
-            </w:tcMar>
-            <w:vAlign w:val="center"/>
-          </w:tcPr>
-          <w:p>
-            <w:pPr>
-              <w:spacing w:after="0" w:line="230"/>
-              <w:jc w:val="left"/>
-            </w:pPr>
-            <w:r>
-              <w:rPr>
-                <w:rFonts w:ascii="Arial" w:cs="Arial" w:eastAsia="Arial" w:hAnsi="Arial"/>
-                <w:color w:val="000000"/>
-                <w:sz w:val="16"/>
-                <w:szCs w:val="16"/>
-              </w:rPr>
-              <w:t xml:space="preserve"/>
+            <w:tcW w:type="dxa" w:w="13400"/>
+            <w:gridSpan w:val="8"/>
+            <w:tcBorders>
+              <w:top w:val="single" w:color="808080" w:sz="4"/>
+              <w:left w:val="single" w:color="808080" w:sz="4"/>
+              <w:bottom w:val="single" w:color="808080" w:sz="4"/>
+              <w:right w:val="single" w:color="808080" w:sz="4"/>
+            </w:tcBorders>
+            <w:shd w:fill="2E6B35" w:val="clear"/>
+            <w:tcMar>
+              <w:top w:type="dxa" w:w="45"/>
+              <w:left w:type="dxa" w:w="80"/>
+              <w:bottom w:type="dxa" w:w="45"/>
+              <w:right w:type="dxa" w:w="80"/>
+            </w:tcMar>
+            <w:vAlign w:val="center"/>
+          </w:tcPr>
+          <w:p>
+            <w:pPr>
+              <w:spacing w:after="0" w:line="230"/>
+              <w:jc w:val="left"/>
+            </w:pPr>
+            <w:r>
+              <w:rPr>
+                <w:rFonts w:ascii="Arial" w:cs="Arial" w:eastAsia="Arial" w:hAnsi="Arial"/>
+                <w:b/>
+                <w:bCs/>
+                <w:color w:val="FFFFFF"/>
+                <w:sz w:val="16"/>
+                <w:szCs w:val="16"/>
+              </w:rPr>
+              <w:t xml:space="preserve">16  Import, Barcodes and Images</w:t>
             </w:r>
           </w:p>
         </w:tc>
@@ -15413,7 +15413,7 @@
                 <w:sz w:val="16"/>
                 <w:szCs w:val="16"/>
               </w:rPr>
-              <w:t xml:space="preserve">2</w:t>
+              <w:t xml:space="preserve">1</w:t>
             </w:r>
           </w:p>
         </w:tc>
@@ -15481,7 +15481,7 @@
                 <w:sz w:val="16"/>
                 <w:szCs w:val="16"/>
               </w:rPr>
-              <w:t xml:space="preserve">16-02</w:t>
+              <w:t xml:space="preserve">16-01</w:t>
             </w:r>
           </w:p>
         </w:tc>
@@ -15514,7 +15514,7 @@
                 <w:sz w:val="16"/>
                 <w:szCs w:val="16"/>
               </w:rPr>
-              <w:t xml:space="preserve">Choose a filled CSV file, then click the Import products button</w:t>
+              <w:t xml:space="preserve">Click the Import button, then click the Download template button</w:t>
             </w:r>
           </w:p>
         </w:tc>
@@ -15547,7 +15547,7 @@
                 <w:sz w:val="16"/>
                 <w:szCs w:val="16"/>
               </w:rPr>
-              <w:t xml:space="preserve">Successfully imported the products</w:t>
+              <w:t xml:space="preserve">Successfully saved the CSV template</w:t>
             </w:r>
           </w:p>
         </w:tc>
@@ -15718,7 +15718,7 @@
                 <w:sz w:val="16"/>
                 <w:szCs w:val="16"/>
               </w:rPr>
-              <w:t xml:space="preserve">3</w:t>
+              <w:t xml:space="preserve">2</w:t>
             </w:r>
           </w:p>
         </w:tc>
@@ -15786,7 +15786,7 @@
                 <w:sz w:val="16"/>
                 <w:szCs w:val="16"/>
               </w:rPr>
-              <w:t xml:space="preserve">16-03</w:t>
+              <w:t xml:space="preserve">16-02</w:t>
             </w:r>
           </w:p>
         </w:tc>
@@ -15819,7 +15819,7 @@
                 <w:sz w:val="16"/>
                 <w:szCs w:val="16"/>
               </w:rPr>
-              <w:t xml:space="preserve">Click the Barcodes button, scan a barcode for a product, then click Save</w:t>
+              <w:t xml:space="preserve">Choose a filled CSV file, then click the Import products button</w:t>
             </w:r>
           </w:p>
         </w:tc>
@@ -15852,7 +15852,7 @@
                 <w:sz w:val="16"/>
                 <w:szCs w:val="16"/>
               </w:rPr>
-              <w:t xml:space="preserve">Successfully saved the barcode; a barcode another product uses is refused with the name of that product</w:t>
+              <w:t xml:space="preserve">Successfully imported the products</w:t>
             </w:r>
           </w:p>
         </w:tc>
@@ -16023,7 +16023,7 @@
                 <w:sz w:val="16"/>
                 <w:szCs w:val="16"/>
               </w:rPr>
-              <w:t xml:space="preserve">4</w:t>
+              <w:t xml:space="preserve">3</w:t>
             </w:r>
           </w:p>
         </w:tc>
@@ -16091,7 +16091,7 @@
                 <w:sz w:val="16"/>
                 <w:szCs w:val="16"/>
               </w:rPr>
-              <w:t xml:space="preserve">16-04</w:t>
+              <w:t xml:space="preserve">16-03</w:t>
             </w:r>
           </w:p>
         </w:tc>
@@ -16124,7 +16124,7 @@
                 <w:sz w:val="16"/>
                 <w:szCs w:val="16"/>
               </w:rPr>
-              <w:t xml:space="preserve">Click the Images button and upload an image for a product</w:t>
+              <w:t xml:space="preserve">Click the Barcodes button, scan a barcode for a product, then click Save</w:t>
             </w:r>
           </w:p>
         </w:tc>
@@ -16157,7 +16157,7 @@
                 <w:sz w:val="16"/>
                 <w:szCs w:val="16"/>
               </w:rPr>
-              <w:t xml:space="preserve">Successfully saved the image of the product</w:t>
+              <w:t xml:space="preserve">Successfully saved the barcode; a barcode another product uses is refused with the name of that product</w:t>
             </w:r>
           </w:p>
         </w:tc>
@@ -16301,38 +16301,267 @@
         </w:tc>
         <w:tc>
           <w:tcPr>
-            <w:tcW w:type="dxa" w:w="13400"/>
-            <w:gridSpan w:val="8"/>
-            <w:tcBorders>
-              <w:top w:val="single" w:color="808080" w:sz="4"/>
-              <w:left w:val="single" w:color="808080" w:sz="4"/>
-              <w:bottom w:val="single" w:color="808080" w:sz="4"/>
-              <w:right w:val="single" w:color="808080" w:sz="4"/>
-            </w:tcBorders>
-            <w:shd w:fill="D9EAD3" w:val="clear"/>
-            <w:tcMar>
-              <w:top w:type="dxa" w:w="45"/>
-              <w:left w:type="dxa" w:w="80"/>
-              <w:bottom w:type="dxa" w:w="45"/>
-              <w:right w:type="dxa" w:w="80"/>
-            </w:tcMar>
-            <w:vAlign w:val="center"/>
-          </w:tcPr>
-          <w:p>
-            <w:pPr>
-              <w:spacing w:after="0" w:line="230"/>
-              <w:jc w:val="left"/>
-            </w:pPr>
-            <w:r>
-              <w:rPr>
-                <w:rFonts w:ascii="Arial" w:cs="Arial" w:eastAsia="Arial" w:hAnsi="Arial"/>
-                <w:b/>
-                <w:bCs/>
-                <w:color w:val="000000"/>
-                <w:sz w:val="16"/>
-                <w:szCs w:val="16"/>
-              </w:rPr>
-              <w:t xml:space="preserve">SALES</w:t>
+            <w:tcW w:type="dxa" w:w="520"/>
+            <w:tcBorders>
+              <w:top w:val="single" w:color="808080" w:sz="4"/>
+              <w:left w:val="single" w:color="808080" w:sz="4"/>
+              <w:bottom w:val="single" w:color="808080" w:sz="4"/>
+              <w:right w:val="single" w:color="808080" w:sz="4"/>
+            </w:tcBorders>
+            <w:tcMar>
+              <w:top w:type="dxa" w:w="45"/>
+              <w:left w:type="dxa" w:w="80"/>
+              <w:bottom w:type="dxa" w:w="45"/>
+              <w:right w:type="dxa" w:w="80"/>
+            </w:tcMar>
+            <w:vAlign w:val="center"/>
+          </w:tcPr>
+          <w:p>
+            <w:pPr>
+              <w:spacing w:after="0" w:line="230"/>
+              <w:jc w:val="center"/>
+            </w:pPr>
+            <w:r>
+              <w:rPr>
+                <w:rFonts w:ascii="Arial" w:cs="Arial" w:eastAsia="Arial" w:hAnsi="Arial"/>
+                <w:color w:val="000000"/>
+                <w:sz w:val="16"/>
+                <w:szCs w:val="16"/>
+              </w:rPr>
+              <w:t xml:space="preserve">4</w:t>
+            </w:r>
+          </w:p>
+        </w:tc>
+        <w:tc>
+          <w:tcPr>
+            <w:tcW w:type="dxa" w:w="1100"/>
+            <w:tcBorders>
+              <w:top w:val="single" w:color="808080" w:sz="4"/>
+              <w:left w:val="single" w:color="808080" w:sz="4"/>
+              <w:bottom w:val="single" w:color="808080" w:sz="4"/>
+              <w:right w:val="single" w:color="808080" w:sz="4"/>
+            </w:tcBorders>
+            <w:tcMar>
+              <w:top w:type="dxa" w:w="45"/>
+              <w:left w:type="dxa" w:w="80"/>
+              <w:bottom w:type="dxa" w:w="45"/>
+              <w:right w:type="dxa" w:w="80"/>
+            </w:tcMar>
+            <w:vAlign w:val="center"/>
+          </w:tcPr>
+          <w:p>
+            <w:pPr>
+              <w:spacing w:after="0" w:line="230"/>
+              <w:jc w:val="left"/>
+            </w:pPr>
+            <w:r>
+              <w:rPr>
+                <w:rFonts w:ascii="Arial" w:cs="Arial" w:eastAsia="Arial" w:hAnsi="Arial"/>
+                <w:b w:val="false"/>
+                <w:bCs w:val="false"/>
+                <w:color w:val="000000"/>
+                <w:sz w:val="16"/>
+                <w:szCs w:val="16"/>
+              </w:rPr>
+              <w:t xml:space="preserve"/>
+            </w:r>
+          </w:p>
+        </w:tc>
+        <w:tc>
+          <w:tcPr>
+            <w:tcW w:type="dxa" w:w="720"/>
+            <w:tcBorders>
+              <w:top w:val="single" w:color="808080" w:sz="4"/>
+              <w:left w:val="single" w:color="808080" w:sz="4"/>
+              <w:bottom w:val="single" w:color="808080" w:sz="4"/>
+              <w:right w:val="single" w:color="808080" w:sz="4"/>
+            </w:tcBorders>
+            <w:tcMar>
+              <w:top w:type="dxa" w:w="45"/>
+              <w:left w:type="dxa" w:w="80"/>
+              <w:bottom w:type="dxa" w:w="45"/>
+              <w:right w:type="dxa" w:w="80"/>
+            </w:tcMar>
+            <w:vAlign w:val="center"/>
+          </w:tcPr>
+          <w:p>
+            <w:pPr>
+              <w:spacing w:after="0" w:line="230"/>
+              <w:jc w:val="center"/>
+            </w:pPr>
+            <w:r>
+              <w:rPr>
+                <w:rFonts w:ascii="Arial" w:cs="Arial" w:eastAsia="Arial" w:hAnsi="Arial"/>
+                <w:color w:val="000000"/>
+                <w:sz w:val="16"/>
+                <w:szCs w:val="16"/>
+              </w:rPr>
+              <w:t xml:space="preserve">16-04</w:t>
+            </w:r>
+          </w:p>
+        </w:tc>
+        <w:tc>
+          <w:tcPr>
+            <w:tcW w:type="dxa" w:w="3820"/>
+            <w:tcBorders>
+              <w:top w:val="single" w:color="808080" w:sz="4"/>
+              <w:left w:val="single" w:color="808080" w:sz="4"/>
+              <w:bottom w:val="single" w:color="808080" w:sz="4"/>
+              <w:right w:val="single" w:color="808080" w:sz="4"/>
+            </w:tcBorders>
+            <w:tcMar>
+              <w:top w:type="dxa" w:w="45"/>
+              <w:left w:type="dxa" w:w="80"/>
+              <w:bottom w:type="dxa" w:w="45"/>
+              <w:right w:type="dxa" w:w="80"/>
+            </w:tcMar>
+            <w:vAlign w:val="center"/>
+          </w:tcPr>
+          <w:p>
+            <w:pPr>
+              <w:spacing w:after="0" w:line="230"/>
+              <w:jc w:val="left"/>
+            </w:pPr>
+            <w:r>
+              <w:rPr>
+                <w:rFonts w:ascii="Arial" w:cs="Arial" w:eastAsia="Arial" w:hAnsi="Arial"/>
+                <w:color w:val="000000"/>
+                <w:sz w:val="16"/>
+                <w:szCs w:val="16"/>
+              </w:rPr>
+              <w:t xml:space="preserve">Click the Images button and upload an image for a product</w:t>
+            </w:r>
+          </w:p>
+        </w:tc>
+        <w:tc>
+          <w:tcPr>
+            <w:tcW w:type="dxa" w:w="3820"/>
+            <w:tcBorders>
+              <w:top w:val="single" w:color="808080" w:sz="4"/>
+              <w:left w:val="single" w:color="808080" w:sz="4"/>
+              <w:bottom w:val="single" w:color="808080" w:sz="4"/>
+              <w:right w:val="single" w:color="808080" w:sz="4"/>
+            </w:tcBorders>
+            <w:tcMar>
+              <w:top w:type="dxa" w:w="45"/>
+              <w:left w:type="dxa" w:w="80"/>
+              <w:bottom w:type="dxa" w:w="45"/>
+              <w:right w:type="dxa" w:w="80"/>
+            </w:tcMar>
+            <w:vAlign w:val="center"/>
+          </w:tcPr>
+          <w:p>
+            <w:pPr>
+              <w:spacing w:after="0" w:line="230"/>
+              <w:jc w:val="left"/>
+            </w:pPr>
+            <w:r>
+              <w:rPr>
+                <w:rFonts w:ascii="Arial" w:cs="Arial" w:eastAsia="Arial" w:hAnsi="Arial"/>
+                <w:color w:val="000000"/>
+                <w:sz w:val="16"/>
+                <w:szCs w:val="16"/>
+              </w:rPr>
+              <w:t xml:space="preserve">Successfully saved the image of the product</w:t>
+            </w:r>
+          </w:p>
+        </w:tc>
+        <w:tc>
+          <w:tcPr>
+            <w:tcW w:type="dxa" w:w="1300"/>
+            <w:tcBorders>
+              <w:top w:val="single" w:color="808080" w:sz="4"/>
+              <w:left w:val="single" w:color="808080" w:sz="4"/>
+              <w:bottom w:val="single" w:color="808080" w:sz="4"/>
+              <w:right w:val="single" w:color="808080" w:sz="4"/>
+            </w:tcBorders>
+            <w:tcMar>
+              <w:top w:type="dxa" w:w="45"/>
+              <w:left w:type="dxa" w:w="80"/>
+              <w:bottom w:type="dxa" w:w="45"/>
+              <w:right w:type="dxa" w:w="80"/>
+            </w:tcMar>
+            <w:vAlign w:val="center"/>
+          </w:tcPr>
+          <w:p>
+            <w:pPr>
+              <w:spacing w:after="0" w:line="230"/>
+              <w:jc w:val="left"/>
+            </w:pPr>
+            <w:r>
+              <w:rPr>
+                <w:rFonts w:ascii="Arial" w:cs="Arial" w:eastAsia="Arial" w:hAnsi="Arial"/>
+                <w:color w:val="000000"/>
+                <w:sz w:val="16"/>
+                <w:szCs w:val="16"/>
+              </w:rPr>
+              <w:t xml:space="preserve"/>
+            </w:r>
+          </w:p>
+        </w:tc>
+        <w:tc>
+          <w:tcPr>
+            <w:tcW w:type="dxa" w:w="900"/>
+            <w:tcBorders>
+              <w:top w:val="single" w:color="808080" w:sz="4"/>
+              <w:left w:val="single" w:color="808080" w:sz="4"/>
+              <w:bottom w:val="single" w:color="808080" w:sz="4"/>
+              <w:right w:val="single" w:color="808080" w:sz="4"/>
+            </w:tcBorders>
+            <w:tcMar>
+              <w:top w:type="dxa" w:w="45"/>
+              <w:left w:type="dxa" w:w="80"/>
+              <w:bottom w:type="dxa" w:w="45"/>
+              <w:right w:type="dxa" w:w="80"/>
+            </w:tcMar>
+            <w:vAlign w:val="center"/>
+          </w:tcPr>
+          <w:p>
+            <w:pPr>
+              <w:spacing w:after="0" w:line="230"/>
+              <w:jc w:val="left"/>
+            </w:pPr>
+            <w:r>
+              <w:rPr>
+                <w:rFonts w:ascii="Arial" w:cs="Arial" w:eastAsia="Arial" w:hAnsi="Arial"/>
+                <w:color w:val="000000"/>
+                <w:sz w:val="16"/>
+                <w:szCs w:val="16"/>
+              </w:rPr>
+              <w:t xml:space="preserve"/>
+            </w:r>
+          </w:p>
+        </w:tc>
+        <w:tc>
+          <w:tcPr>
+            <w:tcW w:type="dxa" w:w="1220"/>
+            <w:tcBorders>
+              <w:top w:val="single" w:color="808080" w:sz="4"/>
+              <w:left w:val="single" w:color="808080" w:sz="4"/>
+              <w:bottom w:val="single" w:color="808080" w:sz="4"/>
+              <w:right w:val="single" w:color="808080" w:sz="4"/>
+            </w:tcBorders>
+            <w:tcMar>
+              <w:top w:type="dxa" w:w="45"/>
+              <w:left w:type="dxa" w:w="80"/>
+              <w:bottom w:type="dxa" w:w="45"/>
+              <w:right w:type="dxa" w:w="80"/>
+            </w:tcMar>
+            <w:vAlign w:val="center"/>
+          </w:tcPr>
+          <w:p>
+            <w:pPr>
+              <w:spacing w:after="0" w:line="230"/>
+              <w:jc w:val="left"/>
+            </w:pPr>
+            <w:r>
+              <w:rPr>
+                <w:rFonts w:ascii="Arial" w:cs="Arial" w:eastAsia="Arial" w:hAnsi="Arial"/>
+                <w:color w:val="000000"/>
+                <w:sz w:val="16"/>
+                <w:szCs w:val="16"/>
+              </w:rPr>
+              <w:t xml:space="preserve"/>
             </w:r>
           </w:p>
         </w:tc>
@@ -16385,7 +16614,7 @@
               <w:bottom w:val="single" w:color="808080" w:sz="4"/>
               <w:right w:val="single" w:color="808080" w:sz="4"/>
             </w:tcBorders>
-            <w:shd w:fill="2E6B35" w:val="clear"/>
+            <w:shd w:fill="D9EAD3" w:val="clear"/>
             <w:tcMar>
               <w:top w:type="dxa" w:w="45"/>
               <w:left w:type="dxa" w:w="80"/>
@@ -16404,11 +16633,11 @@
                 <w:rFonts w:ascii="Arial" w:cs="Arial" w:eastAsia="Arial" w:hAnsi="Arial"/>
                 <w:b/>
                 <w:bCs/>
-                <w:color w:val="FFFFFF"/>
-                <w:sz w:val="16"/>
-                <w:szCs w:val="16"/>
-              </w:rPr>
-              <w:t xml:space="preserve">17  Open Sales</w:t>
+                <w:color w:val="000000"/>
+                <w:sz w:val="16"/>
+                <w:szCs w:val="16"/>
+              </w:rPr>
+              <w:t xml:space="preserve">SALES</w:t>
             </w:r>
           </w:p>
         </w:tc>
@@ -16453,267 +16682,38 @@
         </w:tc>
         <w:tc>
           <w:tcPr>
-            <w:tcW w:type="dxa" w:w="520"/>
-            <w:tcBorders>
-              <w:top w:val="single" w:color="808080" w:sz="4"/>
-              <w:left w:val="single" w:color="808080" w:sz="4"/>
-              <w:bottom w:val="single" w:color="808080" w:sz="4"/>
-              <w:right w:val="single" w:color="808080" w:sz="4"/>
-            </w:tcBorders>
-            <w:tcMar>
-              <w:top w:type="dxa" w:w="45"/>
-              <w:left w:type="dxa" w:w="80"/>
-              <w:bottom w:type="dxa" w:w="45"/>
-              <w:right w:type="dxa" w:w="80"/>
-            </w:tcMar>
-            <w:vAlign w:val="center"/>
-          </w:tcPr>
-          <w:p>
-            <w:pPr>
-              <w:spacing w:after="0" w:line="230"/>
-              <w:jc w:val="center"/>
-            </w:pPr>
-            <w:r>
-              <w:rPr>
-                <w:rFonts w:ascii="Arial" w:cs="Arial" w:eastAsia="Arial" w:hAnsi="Arial"/>
-                <w:color w:val="000000"/>
-                <w:sz w:val="16"/>
-                <w:szCs w:val="16"/>
-              </w:rPr>
-              <w:t xml:space="preserve">1</w:t>
-            </w:r>
-          </w:p>
-        </w:tc>
-        <w:tc>
-          <w:tcPr>
-            <w:tcW w:type="dxa" w:w="1100"/>
-            <w:tcBorders>
-              <w:top w:val="single" w:color="808080" w:sz="4"/>
-              <w:left w:val="single" w:color="808080" w:sz="4"/>
-              <w:bottom w:val="single" w:color="808080" w:sz="4"/>
-              <w:right w:val="single" w:color="808080" w:sz="4"/>
-            </w:tcBorders>
-            <w:tcMar>
-              <w:top w:type="dxa" w:w="45"/>
-              <w:left w:type="dxa" w:w="80"/>
-              <w:bottom w:type="dxa" w:w="45"/>
-              <w:right w:type="dxa" w:w="80"/>
-            </w:tcMar>
-            <w:vAlign w:val="center"/>
-          </w:tcPr>
-          <w:p>
-            <w:pPr>
-              <w:spacing w:after="0" w:line="230"/>
-              <w:jc w:val="left"/>
-            </w:pPr>
-            <w:r>
-              <w:rPr>
-                <w:rFonts w:ascii="Arial" w:cs="Arial" w:eastAsia="Arial" w:hAnsi="Arial"/>
-                <w:b w:val="false"/>
-                <w:bCs w:val="false"/>
-                <w:color w:val="000000"/>
-                <w:sz w:val="16"/>
-                <w:szCs w:val="16"/>
-              </w:rPr>
-              <w:t xml:space="preserve"/>
-            </w:r>
-          </w:p>
-        </w:tc>
-        <w:tc>
-          <w:tcPr>
-            <w:tcW w:type="dxa" w:w="720"/>
-            <w:tcBorders>
-              <w:top w:val="single" w:color="808080" w:sz="4"/>
-              <w:left w:val="single" w:color="808080" w:sz="4"/>
-              <w:bottom w:val="single" w:color="808080" w:sz="4"/>
-              <w:right w:val="single" w:color="808080" w:sz="4"/>
-            </w:tcBorders>
-            <w:tcMar>
-              <w:top w:type="dxa" w:w="45"/>
-              <w:left w:type="dxa" w:w="80"/>
-              <w:bottom w:type="dxa" w:w="45"/>
-              <w:right w:type="dxa" w:w="80"/>
-            </w:tcMar>
-            <w:vAlign w:val="center"/>
-          </w:tcPr>
-          <w:p>
-            <w:pPr>
-              <w:spacing w:after="0" w:line="230"/>
-              <w:jc w:val="center"/>
-            </w:pPr>
-            <w:r>
-              <w:rPr>
-                <w:rFonts w:ascii="Arial" w:cs="Arial" w:eastAsia="Arial" w:hAnsi="Arial"/>
-                <w:color w:val="000000"/>
-                <w:sz w:val="16"/>
-                <w:szCs w:val="16"/>
-              </w:rPr>
-              <w:t xml:space="preserve">17-01</w:t>
-            </w:r>
-          </w:p>
-        </w:tc>
-        <w:tc>
-          <w:tcPr>
-            <w:tcW w:type="dxa" w:w="3820"/>
-            <w:tcBorders>
-              <w:top w:val="single" w:color="808080" w:sz="4"/>
-              <w:left w:val="single" w:color="808080" w:sz="4"/>
-              <w:bottom w:val="single" w:color="808080" w:sz="4"/>
-              <w:right w:val="single" w:color="808080" w:sz="4"/>
-            </w:tcBorders>
-            <w:tcMar>
-              <w:top w:type="dxa" w:w="45"/>
-              <w:left w:type="dxa" w:w="80"/>
-              <w:bottom w:type="dxa" w:w="45"/>
-              <w:right w:type="dxa" w:w="80"/>
-            </w:tcMar>
-            <w:vAlign w:val="center"/>
-          </w:tcPr>
-          <w:p>
-            <w:pPr>
-              <w:spacing w:after="0" w:line="230"/>
-              <w:jc w:val="left"/>
-            </w:pPr>
-            <w:r>
-              <w:rPr>
-                <w:rFonts w:ascii="Arial" w:cs="Arial" w:eastAsia="Arial" w:hAnsi="Arial"/>
-                <w:color w:val="000000"/>
-                <w:sz w:val="16"/>
-                <w:szCs w:val="16"/>
-              </w:rPr>
-              <w:t xml:space="preserve">From Inventory, click Sales in the sidebar</w:t>
-            </w:r>
-          </w:p>
-        </w:tc>
-        <w:tc>
-          <w:tcPr>
-            <w:tcW w:type="dxa" w:w="3820"/>
-            <w:tcBorders>
-              <w:top w:val="single" w:color="808080" w:sz="4"/>
-              <w:left w:val="single" w:color="808080" w:sz="4"/>
-              <w:bottom w:val="single" w:color="808080" w:sz="4"/>
-              <w:right w:val="single" w:color="808080" w:sz="4"/>
-            </w:tcBorders>
-            <w:tcMar>
-              <w:top w:type="dxa" w:w="45"/>
-              <w:left w:type="dxa" w:w="80"/>
-              <w:bottom w:type="dxa" w:w="45"/>
-              <w:right w:type="dxa" w:w="80"/>
-            </w:tcMar>
-            <w:vAlign w:val="center"/>
-          </w:tcPr>
-          <w:p>
-            <w:pPr>
-              <w:spacing w:after="0" w:line="230"/>
-              <w:jc w:val="left"/>
-            </w:pPr>
-            <w:r>
-              <w:rPr>
-                <w:rFonts w:ascii="Arial" w:cs="Arial" w:eastAsia="Arial" w:hAnsi="Arial"/>
-                <w:color w:val="000000"/>
-                <w:sz w:val="16"/>
-                <w:szCs w:val="16"/>
-              </w:rPr>
-              <w:t xml:space="preserve">Successfully displayed the Sales page with the summary cards and the list of sales</w:t>
-            </w:r>
-          </w:p>
-        </w:tc>
-        <w:tc>
-          <w:tcPr>
-            <w:tcW w:type="dxa" w:w="1300"/>
-            <w:tcBorders>
-              <w:top w:val="single" w:color="808080" w:sz="4"/>
-              <w:left w:val="single" w:color="808080" w:sz="4"/>
-              <w:bottom w:val="single" w:color="808080" w:sz="4"/>
-              <w:right w:val="single" w:color="808080" w:sz="4"/>
-            </w:tcBorders>
-            <w:tcMar>
-              <w:top w:type="dxa" w:w="45"/>
-              <w:left w:type="dxa" w:w="80"/>
-              <w:bottom w:type="dxa" w:w="45"/>
-              <w:right w:type="dxa" w:w="80"/>
-            </w:tcMar>
-            <w:vAlign w:val="center"/>
-          </w:tcPr>
-          <w:p>
-            <w:pPr>
-              <w:spacing w:after="0" w:line="230"/>
-              <w:jc w:val="left"/>
-            </w:pPr>
-            <w:r>
-              <w:rPr>
-                <w:rFonts w:ascii="Arial" w:cs="Arial" w:eastAsia="Arial" w:hAnsi="Arial"/>
-                <w:color w:val="000000"/>
-                <w:sz w:val="16"/>
-                <w:szCs w:val="16"/>
-              </w:rPr>
-              <w:t xml:space="preserve"/>
-            </w:r>
-          </w:p>
-        </w:tc>
-        <w:tc>
-          <w:tcPr>
-            <w:tcW w:type="dxa" w:w="900"/>
-            <w:tcBorders>
-              <w:top w:val="single" w:color="808080" w:sz="4"/>
-              <w:left w:val="single" w:color="808080" w:sz="4"/>
-              <w:bottom w:val="single" w:color="808080" w:sz="4"/>
-              <w:right w:val="single" w:color="808080" w:sz="4"/>
-            </w:tcBorders>
-            <w:tcMar>
-              <w:top w:type="dxa" w:w="45"/>
-              <w:left w:type="dxa" w:w="80"/>
-              <w:bottom w:type="dxa" w:w="45"/>
-              <w:right w:type="dxa" w:w="80"/>
-            </w:tcMar>
-            <w:vAlign w:val="center"/>
-          </w:tcPr>
-          <w:p>
-            <w:pPr>
-              <w:spacing w:after="0" w:line="230"/>
-              <w:jc w:val="left"/>
-            </w:pPr>
-            <w:r>
-              <w:rPr>
-                <w:rFonts w:ascii="Arial" w:cs="Arial" w:eastAsia="Arial" w:hAnsi="Arial"/>
-                <w:color w:val="000000"/>
-                <w:sz w:val="16"/>
-                <w:szCs w:val="16"/>
-              </w:rPr>
-              <w:t xml:space="preserve"/>
-            </w:r>
-          </w:p>
-        </w:tc>
-        <w:tc>
-          <w:tcPr>
-            <w:tcW w:type="dxa" w:w="1220"/>
-            <w:tcBorders>
-              <w:top w:val="single" w:color="808080" w:sz="4"/>
-              <w:left w:val="single" w:color="808080" w:sz="4"/>
-              <w:bottom w:val="single" w:color="808080" w:sz="4"/>
-              <w:right w:val="single" w:color="808080" w:sz="4"/>
-            </w:tcBorders>
-            <w:tcMar>
-              <w:top w:type="dxa" w:w="45"/>
-              <w:left w:type="dxa" w:w="80"/>
-              <w:bottom w:type="dxa" w:w="45"/>
-              <w:right w:type="dxa" w:w="80"/>
-            </w:tcMar>
-            <w:vAlign w:val="center"/>
-          </w:tcPr>
-          <w:p>
-            <w:pPr>
-              <w:spacing w:after="0" w:line="230"/>
-              <w:jc w:val="left"/>
-            </w:pPr>
-            <w:r>
-              <w:rPr>
-                <w:rFonts w:ascii="Arial" w:cs="Arial" w:eastAsia="Arial" w:hAnsi="Arial"/>
-                <w:color w:val="000000"/>
-                <w:sz w:val="16"/>
-                <w:szCs w:val="16"/>
-              </w:rPr>
-              <w:t xml:space="preserve"/>
+            <w:tcW w:type="dxa" w:w="13400"/>
+            <w:gridSpan w:val="8"/>
+            <w:tcBorders>
+              <w:top w:val="single" w:color="808080" w:sz="4"/>
+              <w:left w:val="single" w:color="808080" w:sz="4"/>
+              <w:bottom w:val="single" w:color="808080" w:sz="4"/>
+              <w:right w:val="single" w:color="808080" w:sz="4"/>
+            </w:tcBorders>
+            <w:shd w:fill="2E6B35" w:val="clear"/>
+            <w:tcMar>
+              <w:top w:type="dxa" w:w="45"/>
+              <w:left w:type="dxa" w:w="80"/>
+              <w:bottom w:type="dxa" w:w="45"/>
+              <w:right w:type="dxa" w:w="80"/>
+            </w:tcMar>
+            <w:vAlign w:val="center"/>
+          </w:tcPr>
+          <w:p>
+            <w:pPr>
+              <w:spacing w:after="0" w:line="230"/>
+              <w:jc w:val="left"/>
+            </w:pPr>
+            <w:r>
+              <w:rPr>
+                <w:rFonts w:ascii="Arial" w:cs="Arial" w:eastAsia="Arial" w:hAnsi="Arial"/>
+                <w:b/>
+                <w:bCs/>
+                <w:color w:val="FFFFFF"/>
+                <w:sz w:val="16"/>
+                <w:szCs w:val="16"/>
+              </w:rPr>
+              <w:t xml:space="preserve">17  Open Sales</w:t>
             </w:r>
           </w:p>
         </w:tc>
@@ -16758,38 +16758,267 @@
         </w:tc>
         <w:tc>
           <w:tcPr>
-            <w:tcW w:type="dxa" w:w="13400"/>
-            <w:gridSpan w:val="8"/>
-            <w:tcBorders>
-              <w:top w:val="single" w:color="808080" w:sz="4"/>
-              <w:left w:val="single" w:color="808080" w:sz="4"/>
-              <w:bottom w:val="single" w:color="808080" w:sz="4"/>
-              <w:right w:val="single" w:color="808080" w:sz="4"/>
-            </w:tcBorders>
-            <w:shd w:fill="2E6B35" w:val="clear"/>
-            <w:tcMar>
-              <w:top w:type="dxa" w:w="45"/>
-              <w:left w:type="dxa" w:w="80"/>
-              <w:bottom w:type="dxa" w:w="45"/>
-              <w:right w:type="dxa" w:w="80"/>
-            </w:tcMar>
-            <w:vAlign w:val="center"/>
-          </w:tcPr>
-          <w:p>
-            <w:pPr>
-              <w:spacing w:after="0" w:line="230"/>
-              <w:jc w:val="left"/>
-            </w:pPr>
-            <w:r>
-              <w:rPr>
-                <w:rFonts w:ascii="Arial" w:cs="Arial" w:eastAsia="Arial" w:hAnsi="Arial"/>
-                <w:b/>
-                <w:bCs/>
-                <w:color w:val="FFFFFF"/>
-                <w:sz w:val="16"/>
-                <w:szCs w:val="16"/>
-              </w:rPr>
-              <w:t xml:space="preserve">18  Search and Filter Sales</w:t>
+            <w:tcW w:type="dxa" w:w="520"/>
+            <w:tcBorders>
+              <w:top w:val="single" w:color="808080" w:sz="4"/>
+              <w:left w:val="single" w:color="808080" w:sz="4"/>
+              <w:bottom w:val="single" w:color="808080" w:sz="4"/>
+              <w:right w:val="single" w:color="808080" w:sz="4"/>
+            </w:tcBorders>
+            <w:tcMar>
+              <w:top w:type="dxa" w:w="45"/>
+              <w:left w:type="dxa" w:w="80"/>
+              <w:bottom w:type="dxa" w:w="45"/>
+              <w:right w:type="dxa" w:w="80"/>
+            </w:tcMar>
+            <w:vAlign w:val="center"/>
+          </w:tcPr>
+          <w:p>
+            <w:pPr>
+              <w:spacing w:after="0" w:line="230"/>
+              <w:jc w:val="center"/>
+            </w:pPr>
+            <w:r>
+              <w:rPr>
+                <w:rFonts w:ascii="Arial" w:cs="Arial" w:eastAsia="Arial" w:hAnsi="Arial"/>
+                <w:color w:val="000000"/>
+                <w:sz w:val="16"/>
+                <w:szCs w:val="16"/>
+              </w:rPr>
+              <w:t xml:space="preserve">1</w:t>
+            </w:r>
+          </w:p>
+        </w:tc>
+        <w:tc>
+          <w:tcPr>
+            <w:tcW w:type="dxa" w:w="1100"/>
+            <w:tcBorders>
+              <w:top w:val="single" w:color="808080" w:sz="4"/>
+              <w:left w:val="single" w:color="808080" w:sz="4"/>
+              <w:bottom w:val="single" w:color="808080" w:sz="4"/>
+              <w:right w:val="single" w:color="808080" w:sz="4"/>
+            </w:tcBorders>
+            <w:tcMar>
+              <w:top w:type="dxa" w:w="45"/>
+              <w:left w:type="dxa" w:w="80"/>
+              <w:bottom w:type="dxa" w:w="45"/>
+              <w:right w:type="dxa" w:w="80"/>
+            </w:tcMar>
+            <w:vAlign w:val="center"/>
+          </w:tcPr>
+          <w:p>
+            <w:pPr>
+              <w:spacing w:after="0" w:line="230"/>
+              <w:jc w:val="left"/>
+            </w:pPr>
+            <w:r>
+              <w:rPr>
+                <w:rFonts w:ascii="Arial" w:cs="Arial" w:eastAsia="Arial" w:hAnsi="Arial"/>
+                <w:b w:val="false"/>
+                <w:bCs w:val="false"/>
+                <w:color w:val="000000"/>
+                <w:sz w:val="16"/>
+                <w:szCs w:val="16"/>
+              </w:rPr>
+              <w:t xml:space="preserve"/>
+            </w:r>
+          </w:p>
+        </w:tc>
+        <w:tc>
+          <w:tcPr>
+            <w:tcW w:type="dxa" w:w="720"/>
+            <w:tcBorders>
+              <w:top w:val="single" w:color="808080" w:sz="4"/>
+              <w:left w:val="single" w:color="808080" w:sz="4"/>
+              <w:bottom w:val="single" w:color="808080" w:sz="4"/>
+              <w:right w:val="single" w:color="808080" w:sz="4"/>
+            </w:tcBorders>
+            <w:tcMar>
+              <w:top w:type="dxa" w:w="45"/>
+              <w:left w:type="dxa" w:w="80"/>
+              <w:bottom w:type="dxa" w:w="45"/>
+              <w:right w:type="dxa" w:w="80"/>
+            </w:tcMar>
+            <w:vAlign w:val="center"/>
+          </w:tcPr>
+          <w:p>
+            <w:pPr>
+              <w:spacing w:after="0" w:line="230"/>
+              <w:jc w:val="center"/>
+            </w:pPr>
+            <w:r>
+              <w:rPr>
+                <w:rFonts w:ascii="Arial" w:cs="Arial" w:eastAsia="Arial" w:hAnsi="Arial"/>
+                <w:color w:val="000000"/>
+                <w:sz w:val="16"/>
+                <w:szCs w:val="16"/>
+              </w:rPr>
+              <w:t xml:space="preserve">17-01</w:t>
+            </w:r>
+          </w:p>
+        </w:tc>
+        <w:tc>
+          <w:tcPr>
+            <w:tcW w:type="dxa" w:w="3820"/>
+            <w:tcBorders>
+              <w:top w:val="single" w:color="808080" w:sz="4"/>
+              <w:left w:val="single" w:color="808080" w:sz="4"/>
+              <w:bottom w:val="single" w:color="808080" w:sz="4"/>
+              <w:right w:val="single" w:color="808080" w:sz="4"/>
+            </w:tcBorders>
+            <w:tcMar>
+              <w:top w:type="dxa" w:w="45"/>
+              <w:left w:type="dxa" w:w="80"/>
+              <w:bottom w:type="dxa" w:w="45"/>
+              <w:right w:type="dxa" w:w="80"/>
+            </w:tcMar>
+            <w:vAlign w:val="center"/>
+          </w:tcPr>
+          <w:p>
+            <w:pPr>
+              <w:spacing w:after="0" w:line="230"/>
+              <w:jc w:val="left"/>
+            </w:pPr>
+            <w:r>
+              <w:rPr>
+                <w:rFonts w:ascii="Arial" w:cs="Arial" w:eastAsia="Arial" w:hAnsi="Arial"/>
+                <w:color w:val="000000"/>
+                <w:sz w:val="16"/>
+                <w:szCs w:val="16"/>
+              </w:rPr>
+              <w:t xml:space="preserve">From Inventory, click Sales in the sidebar</w:t>
+            </w:r>
+          </w:p>
+        </w:tc>
+        <w:tc>
+          <w:tcPr>
+            <w:tcW w:type="dxa" w:w="3820"/>
+            <w:tcBorders>
+              <w:top w:val="single" w:color="808080" w:sz="4"/>
+              <w:left w:val="single" w:color="808080" w:sz="4"/>
+              <w:bottom w:val="single" w:color="808080" w:sz="4"/>
+              <w:right w:val="single" w:color="808080" w:sz="4"/>
+            </w:tcBorders>
+            <w:tcMar>
+              <w:top w:type="dxa" w:w="45"/>
+              <w:left w:type="dxa" w:w="80"/>
+              <w:bottom w:type="dxa" w:w="45"/>
+              <w:right w:type="dxa" w:w="80"/>
+            </w:tcMar>
+            <w:vAlign w:val="center"/>
+          </w:tcPr>
+          <w:p>
+            <w:pPr>
+              <w:spacing w:after="0" w:line="230"/>
+              <w:jc w:val="left"/>
+            </w:pPr>
+            <w:r>
+              <w:rPr>
+                <w:rFonts w:ascii="Arial" w:cs="Arial" w:eastAsia="Arial" w:hAnsi="Arial"/>
+                <w:color w:val="000000"/>
+                <w:sz w:val="16"/>
+                <w:szCs w:val="16"/>
+              </w:rPr>
+              <w:t xml:space="preserve">Successfully displayed the Sales page with the summary cards and the list of sales</w:t>
+            </w:r>
+          </w:p>
+        </w:tc>
+        <w:tc>
+          <w:tcPr>
+            <w:tcW w:type="dxa" w:w="1300"/>
+            <w:tcBorders>
+              <w:top w:val="single" w:color="808080" w:sz="4"/>
+              <w:left w:val="single" w:color="808080" w:sz="4"/>
+              <w:bottom w:val="single" w:color="808080" w:sz="4"/>
+              <w:right w:val="single" w:color="808080" w:sz="4"/>
+            </w:tcBorders>
+            <w:tcMar>
+              <w:top w:type="dxa" w:w="45"/>
+              <w:left w:type="dxa" w:w="80"/>
+              <w:bottom w:type="dxa" w:w="45"/>
+              <w:right w:type="dxa" w:w="80"/>
+            </w:tcMar>
+            <w:vAlign w:val="center"/>
+          </w:tcPr>
+          <w:p>
+            <w:pPr>
+              <w:spacing w:after="0" w:line="230"/>
+              <w:jc w:val="left"/>
+            </w:pPr>
+            <w:r>
+              <w:rPr>
+                <w:rFonts w:ascii="Arial" w:cs="Arial" w:eastAsia="Arial" w:hAnsi="Arial"/>
+                <w:color w:val="000000"/>
+                <w:sz w:val="16"/>
+                <w:szCs w:val="16"/>
+              </w:rPr>
+              <w:t xml:space="preserve"/>
+            </w:r>
+          </w:p>
+        </w:tc>
+        <w:tc>
+          <w:tcPr>
+            <w:tcW w:type="dxa" w:w="900"/>
+            <w:tcBorders>
+              <w:top w:val="single" w:color="808080" w:sz="4"/>
+              <w:left w:val="single" w:color="808080" w:sz="4"/>
+              <w:bottom w:val="single" w:color="808080" w:sz="4"/>
+              <w:right w:val="single" w:color="808080" w:sz="4"/>
+            </w:tcBorders>
+            <w:tcMar>
+              <w:top w:type="dxa" w:w="45"/>
+              <w:left w:type="dxa" w:w="80"/>
+              <w:bottom w:type="dxa" w:w="45"/>
+              <w:right w:type="dxa" w:w="80"/>
+            </w:tcMar>
+            <w:vAlign w:val="center"/>
+          </w:tcPr>
+          <w:p>
+            <w:pPr>
+              <w:spacing w:after="0" w:line="230"/>
+              <w:jc w:val="left"/>
+            </w:pPr>
+            <w:r>
+              <w:rPr>
+                <w:rFonts w:ascii="Arial" w:cs="Arial" w:eastAsia="Arial" w:hAnsi="Arial"/>
+                <w:color w:val="000000"/>
+                <w:sz w:val="16"/>
+                <w:szCs w:val="16"/>
+              </w:rPr>
+              <w:t xml:space="preserve"/>
+            </w:r>
+          </w:p>
+        </w:tc>
+        <w:tc>
+          <w:tcPr>
+            <w:tcW w:type="dxa" w:w="1220"/>
+            <w:tcBorders>
+              <w:top w:val="single" w:color="808080" w:sz="4"/>
+              <w:left w:val="single" w:color="808080" w:sz="4"/>
+              <w:bottom w:val="single" w:color="808080" w:sz="4"/>
+              <w:right w:val="single" w:color="808080" w:sz="4"/>
+            </w:tcBorders>
+            <w:tcMar>
+              <w:top w:type="dxa" w:w="45"/>
+              <w:left w:type="dxa" w:w="80"/>
+              <w:bottom w:type="dxa" w:w="45"/>
+              <w:right w:type="dxa" w:w="80"/>
+            </w:tcMar>
+            <w:vAlign w:val="center"/>
+          </w:tcPr>
+          <w:p>
+            <w:pPr>
+              <w:spacing w:after="0" w:line="230"/>
+              <w:jc w:val="left"/>
+            </w:pPr>
+            <w:r>
+              <w:rPr>
+                <w:rFonts w:ascii="Arial" w:cs="Arial" w:eastAsia="Arial" w:hAnsi="Arial"/>
+                <w:color w:val="000000"/>
+                <w:sz w:val="16"/>
+                <w:szCs w:val="16"/>
+              </w:rPr>
+              <w:t xml:space="preserve"/>
             </w:r>
           </w:p>
         </w:tc>
@@ -16834,267 +17063,38 @@
         </w:tc>
         <w:tc>
           <w:tcPr>
-            <w:tcW w:type="dxa" w:w="520"/>
-            <w:tcBorders>
-              <w:top w:val="single" w:color="808080" w:sz="4"/>
-              <w:left w:val="single" w:color="808080" w:sz="4"/>
-              <w:bottom w:val="single" w:color="808080" w:sz="4"/>
-              <w:right w:val="single" w:color="808080" w:sz="4"/>
-            </w:tcBorders>
-            <w:tcMar>
-              <w:top w:type="dxa" w:w="45"/>
-              <w:left w:type="dxa" w:w="80"/>
-              <w:bottom w:type="dxa" w:w="45"/>
-              <w:right w:type="dxa" w:w="80"/>
-            </w:tcMar>
-            <w:vAlign w:val="center"/>
-          </w:tcPr>
-          <w:p>
-            <w:pPr>
-              <w:spacing w:after="0" w:line="230"/>
-              <w:jc w:val="center"/>
-            </w:pPr>
-            <w:r>
-              <w:rPr>
-                <w:rFonts w:ascii="Arial" w:cs="Arial" w:eastAsia="Arial" w:hAnsi="Arial"/>
-                <w:color w:val="000000"/>
-                <w:sz w:val="16"/>
-                <w:szCs w:val="16"/>
-              </w:rPr>
-              <w:t xml:space="preserve">1</w:t>
-            </w:r>
-          </w:p>
-        </w:tc>
-        <w:tc>
-          <w:tcPr>
-            <w:tcW w:type="dxa" w:w="1100"/>
-            <w:tcBorders>
-              <w:top w:val="single" w:color="808080" w:sz="4"/>
-              <w:left w:val="single" w:color="808080" w:sz="4"/>
-              <w:bottom w:val="single" w:color="808080" w:sz="4"/>
-              <w:right w:val="single" w:color="808080" w:sz="4"/>
-            </w:tcBorders>
-            <w:tcMar>
-              <w:top w:type="dxa" w:w="45"/>
-              <w:left w:type="dxa" w:w="80"/>
-              <w:bottom w:type="dxa" w:w="45"/>
-              <w:right w:type="dxa" w:w="80"/>
-            </w:tcMar>
-            <w:vAlign w:val="center"/>
-          </w:tcPr>
-          <w:p>
-            <w:pPr>
-              <w:spacing w:after="0" w:line="230"/>
-              <w:jc w:val="left"/>
-            </w:pPr>
-            <w:r>
-              <w:rPr>
-                <w:rFonts w:ascii="Arial" w:cs="Arial" w:eastAsia="Arial" w:hAnsi="Arial"/>
-                <w:b w:val="false"/>
-                <w:bCs w:val="false"/>
-                <w:color w:val="000000"/>
-                <w:sz w:val="16"/>
-                <w:szCs w:val="16"/>
-              </w:rPr>
-              <w:t xml:space="preserve"/>
-            </w:r>
-          </w:p>
-        </w:tc>
-        <w:tc>
-          <w:tcPr>
-            <w:tcW w:type="dxa" w:w="720"/>
-            <w:tcBorders>
-              <w:top w:val="single" w:color="808080" w:sz="4"/>
-              <w:left w:val="single" w:color="808080" w:sz="4"/>
-              <w:bottom w:val="single" w:color="808080" w:sz="4"/>
-              <w:right w:val="single" w:color="808080" w:sz="4"/>
-            </w:tcBorders>
-            <w:tcMar>
-              <w:top w:type="dxa" w:w="45"/>
-              <w:left w:type="dxa" w:w="80"/>
-              <w:bottom w:type="dxa" w:w="45"/>
-              <w:right w:type="dxa" w:w="80"/>
-            </w:tcMar>
-            <w:vAlign w:val="center"/>
-          </w:tcPr>
-          <w:p>
-            <w:pPr>
-              <w:spacing w:after="0" w:line="230"/>
-              <w:jc w:val="center"/>
-            </w:pPr>
-            <w:r>
-              <w:rPr>
-                <w:rFonts w:ascii="Arial" w:cs="Arial" w:eastAsia="Arial" w:hAnsi="Arial"/>
-                <w:color w:val="000000"/>
-                <w:sz w:val="16"/>
-                <w:szCs w:val="16"/>
-              </w:rPr>
-              <w:t xml:space="preserve">18-01</w:t>
-            </w:r>
-          </w:p>
-        </w:tc>
-        <w:tc>
-          <w:tcPr>
-            <w:tcW w:type="dxa" w:w="3820"/>
-            <w:tcBorders>
-              <w:top w:val="single" w:color="808080" w:sz="4"/>
-              <w:left w:val="single" w:color="808080" w:sz="4"/>
-              <w:bottom w:val="single" w:color="808080" w:sz="4"/>
-              <w:right w:val="single" w:color="808080" w:sz="4"/>
-            </w:tcBorders>
-            <w:tcMar>
-              <w:top w:type="dxa" w:w="45"/>
-              <w:left w:type="dxa" w:w="80"/>
-              <w:bottom w:type="dxa" w:w="45"/>
-              <w:right w:type="dxa" w:w="80"/>
-            </w:tcMar>
-            <w:vAlign w:val="center"/>
-          </w:tcPr>
-          <w:p>
-            <w:pPr>
-              <w:spacing w:after="0" w:line="230"/>
-              <w:jc w:val="left"/>
-            </w:pPr>
-            <w:r>
-              <w:rPr>
-                <w:rFonts w:ascii="Arial" w:cs="Arial" w:eastAsia="Arial" w:hAnsi="Arial"/>
-                <w:color w:val="000000"/>
-                <w:sz w:val="16"/>
-                <w:szCs w:val="16"/>
-              </w:rPr>
-              <w:t xml:space="preserve">Type a sale number in the search box</w:t>
-            </w:r>
-          </w:p>
-        </w:tc>
-        <w:tc>
-          <w:tcPr>
-            <w:tcW w:type="dxa" w:w="3820"/>
-            <w:tcBorders>
-              <w:top w:val="single" w:color="808080" w:sz="4"/>
-              <w:left w:val="single" w:color="808080" w:sz="4"/>
-              <w:bottom w:val="single" w:color="808080" w:sz="4"/>
-              <w:right w:val="single" w:color="808080" w:sz="4"/>
-            </w:tcBorders>
-            <w:tcMar>
-              <w:top w:type="dxa" w:w="45"/>
-              <w:left w:type="dxa" w:w="80"/>
-              <w:bottom w:type="dxa" w:w="45"/>
-              <w:right w:type="dxa" w:w="80"/>
-            </w:tcMar>
-            <w:vAlign w:val="center"/>
-          </w:tcPr>
-          <w:p>
-            <w:pPr>
-              <w:spacing w:after="0" w:line="230"/>
-              <w:jc w:val="left"/>
-            </w:pPr>
-            <w:r>
-              <w:rPr>
-                <w:rFonts w:ascii="Arial" w:cs="Arial" w:eastAsia="Arial" w:hAnsi="Arial"/>
-                <w:color w:val="000000"/>
-                <w:sz w:val="16"/>
-                <w:szCs w:val="16"/>
-              </w:rPr>
-              <w:t xml:space="preserve">Successfully displayed the matching sale</w:t>
-            </w:r>
-          </w:p>
-        </w:tc>
-        <w:tc>
-          <w:tcPr>
-            <w:tcW w:type="dxa" w:w="1300"/>
-            <w:tcBorders>
-              <w:top w:val="single" w:color="808080" w:sz="4"/>
-              <w:left w:val="single" w:color="808080" w:sz="4"/>
-              <w:bottom w:val="single" w:color="808080" w:sz="4"/>
-              <w:right w:val="single" w:color="808080" w:sz="4"/>
-            </w:tcBorders>
-            <w:tcMar>
-              <w:top w:type="dxa" w:w="45"/>
-              <w:left w:type="dxa" w:w="80"/>
-              <w:bottom w:type="dxa" w:w="45"/>
-              <w:right w:type="dxa" w:w="80"/>
-            </w:tcMar>
-            <w:vAlign w:val="center"/>
-          </w:tcPr>
-          <w:p>
-            <w:pPr>
-              <w:spacing w:after="0" w:line="230"/>
-              <w:jc w:val="left"/>
-            </w:pPr>
-            <w:r>
-              <w:rPr>
-                <w:rFonts w:ascii="Arial" w:cs="Arial" w:eastAsia="Arial" w:hAnsi="Arial"/>
-                <w:color w:val="000000"/>
-                <w:sz w:val="16"/>
-                <w:szCs w:val="16"/>
-              </w:rPr>
-              <w:t xml:space="preserve"/>
-            </w:r>
-          </w:p>
-        </w:tc>
-        <w:tc>
-          <w:tcPr>
-            <w:tcW w:type="dxa" w:w="900"/>
-            <w:tcBorders>
-              <w:top w:val="single" w:color="808080" w:sz="4"/>
-              <w:left w:val="single" w:color="808080" w:sz="4"/>
-              <w:bottom w:val="single" w:color="808080" w:sz="4"/>
-              <w:right w:val="single" w:color="808080" w:sz="4"/>
-            </w:tcBorders>
-            <w:tcMar>
-              <w:top w:type="dxa" w:w="45"/>
-              <w:left w:type="dxa" w:w="80"/>
-              <w:bottom w:type="dxa" w:w="45"/>
-              <w:right w:type="dxa" w:w="80"/>
-            </w:tcMar>
-            <w:vAlign w:val="center"/>
-          </w:tcPr>
-          <w:p>
-            <w:pPr>
-              <w:spacing w:after="0" w:line="230"/>
-              <w:jc w:val="left"/>
-            </w:pPr>
-            <w:r>
-              <w:rPr>
-                <w:rFonts w:ascii="Arial" w:cs="Arial" w:eastAsia="Arial" w:hAnsi="Arial"/>
-                <w:color w:val="000000"/>
-                <w:sz w:val="16"/>
-                <w:szCs w:val="16"/>
-              </w:rPr>
-              <w:t xml:space="preserve"/>
-            </w:r>
-          </w:p>
-        </w:tc>
-        <w:tc>
-          <w:tcPr>
-            <w:tcW w:type="dxa" w:w="1220"/>
-            <w:tcBorders>
-              <w:top w:val="single" w:color="808080" w:sz="4"/>
-              <w:left w:val="single" w:color="808080" w:sz="4"/>
-              <w:bottom w:val="single" w:color="808080" w:sz="4"/>
-              <w:right w:val="single" w:color="808080" w:sz="4"/>
-            </w:tcBorders>
-            <w:tcMar>
-              <w:top w:type="dxa" w:w="45"/>
-              <w:left w:type="dxa" w:w="80"/>
-              <w:bottom w:type="dxa" w:w="45"/>
-              <w:right w:type="dxa" w:w="80"/>
-            </w:tcMar>
-            <w:vAlign w:val="center"/>
-          </w:tcPr>
-          <w:p>
-            <w:pPr>
-              <w:spacing w:after="0" w:line="230"/>
-              <w:jc w:val="left"/>
-            </w:pPr>
-            <w:r>
-              <w:rPr>
-                <w:rFonts w:ascii="Arial" w:cs="Arial" w:eastAsia="Arial" w:hAnsi="Arial"/>
-                <w:color w:val="000000"/>
-                <w:sz w:val="16"/>
-                <w:szCs w:val="16"/>
-              </w:rPr>
-              <w:t xml:space="preserve"/>
+            <w:tcW w:type="dxa" w:w="13400"/>
+            <w:gridSpan w:val="8"/>
+            <w:tcBorders>
+              <w:top w:val="single" w:color="808080" w:sz="4"/>
+              <w:left w:val="single" w:color="808080" w:sz="4"/>
+              <w:bottom w:val="single" w:color="808080" w:sz="4"/>
+              <w:right w:val="single" w:color="808080" w:sz="4"/>
+            </w:tcBorders>
+            <w:shd w:fill="2E6B35" w:val="clear"/>
+            <w:tcMar>
+              <w:top w:type="dxa" w:w="45"/>
+              <w:left w:type="dxa" w:w="80"/>
+              <w:bottom w:type="dxa" w:w="45"/>
+              <w:right w:type="dxa" w:w="80"/>
+            </w:tcMar>
+            <w:vAlign w:val="center"/>
+          </w:tcPr>
+          <w:p>
+            <w:pPr>
+              <w:spacing w:after="0" w:line="230"/>
+              <w:jc w:val="left"/>
+            </w:pPr>
+            <w:r>
+              <w:rPr>
+                <w:rFonts w:ascii="Arial" w:cs="Arial" w:eastAsia="Arial" w:hAnsi="Arial"/>
+                <w:b/>
+                <w:bCs/>
+                <w:color w:val="FFFFFF"/>
+                <w:sz w:val="16"/>
+                <w:szCs w:val="16"/>
+              </w:rPr>
+              <w:t xml:space="preserve">18  Search and Filter Sales</w:t>
             </w:r>
           </w:p>
         </w:tc>
@@ -17166,7 +17166,7 @@
                 <w:sz w:val="16"/>
                 <w:szCs w:val="16"/>
               </w:rPr>
-              <w:t xml:space="preserve">2</w:t>
+              <w:t xml:space="preserve">1</w:t>
             </w:r>
           </w:p>
         </w:tc>
@@ -17234,7 +17234,7 @@
                 <w:sz w:val="16"/>
                 <w:szCs w:val="16"/>
               </w:rPr>
-              <w:t xml:space="preserve">18-02</w:t>
+              <w:t xml:space="preserve">18-01</w:t>
             </w:r>
           </w:p>
         </w:tc>
@@ -17267,7 +17267,7 @@
                 <w:sz w:val="16"/>
                 <w:szCs w:val="16"/>
               </w:rPr>
-              <w:t xml:space="preserve">Choose a From date and a To date, then click the Filter button</w:t>
+              <w:t xml:space="preserve">Type a sale number in the search box</w:t>
             </w:r>
           </w:p>
         </w:tc>
@@ -17300,7 +17300,7 @@
                 <w:sz w:val="16"/>
                 <w:szCs w:val="16"/>
               </w:rPr>
-              <w:t xml:space="preserve">Successfully displayed the sales within those dates</w:t>
+              <w:t xml:space="preserve">Successfully displayed the matching sale</w:t>
             </w:r>
           </w:p>
         </w:tc>
@@ -17471,7 +17471,7 @@
                 <w:sz w:val="16"/>
                 <w:szCs w:val="16"/>
               </w:rPr>
-              <w:t xml:space="preserve">3</w:t>
+              <w:t xml:space="preserve">2</w:t>
             </w:r>
           </w:p>
         </w:tc>
@@ -17539,7 +17539,7 @@
                 <w:sz w:val="16"/>
                 <w:szCs w:val="16"/>
               </w:rPr>
-              <w:t xml:space="preserve">18-03</w:t>
+              <w:t xml:space="preserve">18-02</w:t>
             </w:r>
           </w:p>
         </w:tc>
@@ -17572,7 +17572,7 @@
                 <w:sz w:val="16"/>
                 <w:szCs w:val="16"/>
               </w:rPr>
-              <w:t xml:space="preserve">Click the Clear button</w:t>
+              <w:t xml:space="preserve">Choose a From date and a To date, then click the Filter button</w:t>
             </w:r>
           </w:p>
         </w:tc>
@@ -17605,7 +17605,7 @@
                 <w:sz w:val="16"/>
                 <w:szCs w:val="16"/>
               </w:rPr>
-              <w:t xml:space="preserve">Successfully displayed all the sales again</w:t>
+              <w:t xml:space="preserve">Successfully displayed the sales within those dates</w:t>
             </w:r>
           </w:p>
         </w:tc>
@@ -17749,38 +17749,267 @@
         </w:tc>
         <w:tc>
           <w:tcPr>
-            <w:tcW w:type="dxa" w:w="13400"/>
-            <w:gridSpan w:val="8"/>
-            <w:tcBorders>
-              <w:top w:val="single" w:color="808080" w:sz="4"/>
-              <w:left w:val="single" w:color="808080" w:sz="4"/>
-              <w:bottom w:val="single" w:color="808080" w:sz="4"/>
-              <w:right w:val="single" w:color="808080" w:sz="4"/>
-            </w:tcBorders>
-            <w:shd w:fill="2E6B35" w:val="clear"/>
-            <w:tcMar>
-              <w:top w:type="dxa" w:w="45"/>
-              <w:left w:type="dxa" w:w="80"/>
-              <w:bottom w:type="dxa" w:w="45"/>
-              <w:right w:type="dxa" w:w="80"/>
-            </w:tcMar>
-            <w:vAlign w:val="center"/>
-          </w:tcPr>
-          <w:p>
-            <w:pPr>
-              <w:spacing w:after="0" w:line="230"/>
-              <w:jc w:val="left"/>
-            </w:pPr>
-            <w:r>
-              <w:rPr>
-                <w:rFonts w:ascii="Arial" w:cs="Arial" w:eastAsia="Arial" w:hAnsi="Arial"/>
-                <w:b/>
-                <w:bCs/>
-                <w:color w:val="FFFFFF"/>
-                <w:sz w:val="16"/>
-                <w:szCs w:val="16"/>
-              </w:rPr>
-              <w:t xml:space="preserve">19  View and Void Sale</w:t>
+            <w:tcW w:type="dxa" w:w="520"/>
+            <w:tcBorders>
+              <w:top w:val="single" w:color="808080" w:sz="4"/>
+              <w:left w:val="single" w:color="808080" w:sz="4"/>
+              <w:bottom w:val="single" w:color="808080" w:sz="4"/>
+              <w:right w:val="single" w:color="808080" w:sz="4"/>
+            </w:tcBorders>
+            <w:tcMar>
+              <w:top w:type="dxa" w:w="45"/>
+              <w:left w:type="dxa" w:w="80"/>
+              <w:bottom w:type="dxa" w:w="45"/>
+              <w:right w:type="dxa" w:w="80"/>
+            </w:tcMar>
+            <w:vAlign w:val="center"/>
+          </w:tcPr>
+          <w:p>
+            <w:pPr>
+              <w:spacing w:after="0" w:line="230"/>
+              <w:jc w:val="center"/>
+            </w:pPr>
+            <w:r>
+              <w:rPr>
+                <w:rFonts w:ascii="Arial" w:cs="Arial" w:eastAsia="Arial" w:hAnsi="Arial"/>
+                <w:color w:val="000000"/>
+                <w:sz w:val="16"/>
+                <w:szCs w:val="16"/>
+              </w:rPr>
+              <w:t xml:space="preserve">3</w:t>
+            </w:r>
+          </w:p>
+        </w:tc>
+        <w:tc>
+          <w:tcPr>
+            <w:tcW w:type="dxa" w:w="1100"/>
+            <w:tcBorders>
+              <w:top w:val="single" w:color="808080" w:sz="4"/>
+              <w:left w:val="single" w:color="808080" w:sz="4"/>
+              <w:bottom w:val="single" w:color="808080" w:sz="4"/>
+              <w:right w:val="single" w:color="808080" w:sz="4"/>
+            </w:tcBorders>
+            <w:tcMar>
+              <w:top w:type="dxa" w:w="45"/>
+              <w:left w:type="dxa" w:w="80"/>
+              <w:bottom w:type="dxa" w:w="45"/>
+              <w:right w:type="dxa" w:w="80"/>
+            </w:tcMar>
+            <w:vAlign w:val="center"/>
+          </w:tcPr>
+          <w:p>
+            <w:pPr>
+              <w:spacing w:after="0" w:line="230"/>
+              <w:jc w:val="left"/>
+            </w:pPr>
+            <w:r>
+              <w:rPr>
+                <w:rFonts w:ascii="Arial" w:cs="Arial" w:eastAsia="Arial" w:hAnsi="Arial"/>
+                <w:b w:val="false"/>
+                <w:bCs w:val="false"/>
+                <w:color w:val="000000"/>
+                <w:sz w:val="16"/>
+                <w:szCs w:val="16"/>
+              </w:rPr>
+              <w:t xml:space="preserve"/>
+            </w:r>
+          </w:p>
+        </w:tc>
+        <w:tc>
+          <w:tcPr>
+            <w:tcW w:type="dxa" w:w="720"/>
+            <w:tcBorders>
+              <w:top w:val="single" w:color="808080" w:sz="4"/>
+              <w:left w:val="single" w:color="808080" w:sz="4"/>
+              <w:bottom w:val="single" w:color="808080" w:sz="4"/>
+              <w:right w:val="single" w:color="808080" w:sz="4"/>
+            </w:tcBorders>
+            <w:tcMar>
+              <w:top w:type="dxa" w:w="45"/>
+              <w:left w:type="dxa" w:w="80"/>
+              <w:bottom w:type="dxa" w:w="45"/>
+              <w:right w:type="dxa" w:w="80"/>
+            </w:tcMar>
+            <w:vAlign w:val="center"/>
+          </w:tcPr>
+          <w:p>
+            <w:pPr>
+              <w:spacing w:after="0" w:line="230"/>
+              <w:jc w:val="center"/>
+            </w:pPr>
+            <w:r>
+              <w:rPr>
+                <w:rFonts w:ascii="Arial" w:cs="Arial" w:eastAsia="Arial" w:hAnsi="Arial"/>
+                <w:color w:val="000000"/>
+                <w:sz w:val="16"/>
+                <w:szCs w:val="16"/>
+              </w:rPr>
+              <w:t xml:space="preserve">18-03</w:t>
+            </w:r>
+          </w:p>
+        </w:tc>
+        <w:tc>
+          <w:tcPr>
+            <w:tcW w:type="dxa" w:w="3820"/>
+            <w:tcBorders>
+              <w:top w:val="single" w:color="808080" w:sz="4"/>
+              <w:left w:val="single" w:color="808080" w:sz="4"/>
+              <w:bottom w:val="single" w:color="808080" w:sz="4"/>
+              <w:right w:val="single" w:color="808080" w:sz="4"/>
+            </w:tcBorders>
+            <w:tcMar>
+              <w:top w:type="dxa" w:w="45"/>
+              <w:left w:type="dxa" w:w="80"/>
+              <w:bottom w:type="dxa" w:w="45"/>
+              <w:right w:type="dxa" w:w="80"/>
+            </w:tcMar>
+            <w:vAlign w:val="center"/>
+          </w:tcPr>
+          <w:p>
+            <w:pPr>
+              <w:spacing w:after="0" w:line="230"/>
+              <w:jc w:val="left"/>
+            </w:pPr>
+            <w:r>
+              <w:rPr>
+                <w:rFonts w:ascii="Arial" w:cs="Arial" w:eastAsia="Arial" w:hAnsi="Arial"/>
+                <w:color w:val="000000"/>
+                <w:sz w:val="16"/>
+                <w:szCs w:val="16"/>
+              </w:rPr>
+              <w:t xml:space="preserve">Click the Clear button</w:t>
+            </w:r>
+          </w:p>
+        </w:tc>
+        <w:tc>
+          <w:tcPr>
+            <w:tcW w:type="dxa" w:w="3820"/>
+            <w:tcBorders>
+              <w:top w:val="single" w:color="808080" w:sz="4"/>
+              <w:left w:val="single" w:color="808080" w:sz="4"/>
+              <w:bottom w:val="single" w:color="808080" w:sz="4"/>
+              <w:right w:val="single" w:color="808080" w:sz="4"/>
+            </w:tcBorders>
+            <w:tcMar>
+              <w:top w:type="dxa" w:w="45"/>
+              <w:left w:type="dxa" w:w="80"/>
+              <w:bottom w:type="dxa" w:w="45"/>
+              <w:right w:type="dxa" w:w="80"/>
+            </w:tcMar>
+            <w:vAlign w:val="center"/>
+          </w:tcPr>
+          <w:p>
+            <w:pPr>
+              <w:spacing w:after="0" w:line="230"/>
+              <w:jc w:val="left"/>
+            </w:pPr>
+            <w:r>
+              <w:rPr>
+                <w:rFonts w:ascii="Arial" w:cs="Arial" w:eastAsia="Arial" w:hAnsi="Arial"/>
+                <w:color w:val="000000"/>
+                <w:sz w:val="16"/>
+                <w:szCs w:val="16"/>
+              </w:rPr>
+              <w:t xml:space="preserve">Successfully displayed all the sales again</w:t>
+            </w:r>
+          </w:p>
+        </w:tc>
+        <w:tc>
+          <w:tcPr>
+            <w:tcW w:type="dxa" w:w="1300"/>
+            <w:tcBorders>
+              <w:top w:val="single" w:color="808080" w:sz="4"/>
+              <w:left w:val="single" w:color="808080" w:sz="4"/>
+              <w:bottom w:val="single" w:color="808080" w:sz="4"/>
+              <w:right w:val="single" w:color="808080" w:sz="4"/>
+            </w:tcBorders>
+            <w:tcMar>
+              <w:top w:type="dxa" w:w="45"/>
+              <w:left w:type="dxa" w:w="80"/>
+              <w:bottom w:type="dxa" w:w="45"/>
+              <w:right w:type="dxa" w:w="80"/>
+            </w:tcMar>
+            <w:vAlign w:val="center"/>
+          </w:tcPr>
+          <w:p>
+            <w:pPr>
+              <w:spacing w:after="0" w:line="230"/>
+              <w:jc w:val="left"/>
+            </w:pPr>
+            <w:r>
+              <w:rPr>
+                <w:rFonts w:ascii="Arial" w:cs="Arial" w:eastAsia="Arial" w:hAnsi="Arial"/>
+                <w:color w:val="000000"/>
+                <w:sz w:val="16"/>
+                <w:szCs w:val="16"/>
+              </w:rPr>
+              <w:t xml:space="preserve"/>
+            </w:r>
+          </w:p>
+        </w:tc>
+        <w:tc>
+          <w:tcPr>
+            <w:tcW w:type="dxa" w:w="900"/>
+            <w:tcBorders>
+              <w:top w:val="single" w:color="808080" w:sz="4"/>
+              <w:left w:val="single" w:color="808080" w:sz="4"/>
+              <w:bottom w:val="single" w:color="808080" w:sz="4"/>
+              <w:right w:val="single" w:color="808080" w:sz="4"/>
+            </w:tcBorders>
+            <w:tcMar>
+              <w:top w:type="dxa" w:w="45"/>
+              <w:left w:type="dxa" w:w="80"/>
+              <w:bottom w:type="dxa" w:w="45"/>
+              <w:right w:type="dxa" w:w="80"/>
+            </w:tcMar>
+            <w:vAlign w:val="center"/>
+          </w:tcPr>
+          <w:p>
+            <w:pPr>
+              <w:spacing w:after="0" w:line="230"/>
+              <w:jc w:val="left"/>
+            </w:pPr>
+            <w:r>
+              <w:rPr>
+                <w:rFonts w:ascii="Arial" w:cs="Arial" w:eastAsia="Arial" w:hAnsi="Arial"/>
+                <w:color w:val="000000"/>
+                <w:sz w:val="16"/>
+                <w:szCs w:val="16"/>
+              </w:rPr>
+              <w:t xml:space="preserve"/>
+            </w:r>
+          </w:p>
+        </w:tc>
+        <w:tc>
+          <w:tcPr>
+            <w:tcW w:type="dxa" w:w="1220"/>
+            <w:tcBorders>
+              <w:top w:val="single" w:color="808080" w:sz="4"/>
+              <w:left w:val="single" w:color="808080" w:sz="4"/>
+              <w:bottom w:val="single" w:color="808080" w:sz="4"/>
+              <w:right w:val="single" w:color="808080" w:sz="4"/>
+            </w:tcBorders>
+            <w:tcMar>
+              <w:top w:type="dxa" w:w="45"/>
+              <w:left w:type="dxa" w:w="80"/>
+              <w:bottom w:type="dxa" w:w="45"/>
+              <w:right w:type="dxa" w:w="80"/>
+            </w:tcMar>
+            <w:vAlign w:val="center"/>
+          </w:tcPr>
+          <w:p>
+            <w:pPr>
+              <w:spacing w:after="0" w:line="230"/>
+              <w:jc w:val="left"/>
+            </w:pPr>
+            <w:r>
+              <w:rPr>
+                <w:rFonts w:ascii="Arial" w:cs="Arial" w:eastAsia="Arial" w:hAnsi="Arial"/>
+                <w:color w:val="000000"/>
+                <w:sz w:val="16"/>
+                <w:szCs w:val="16"/>
+              </w:rPr>
+              <w:t xml:space="preserve"/>
             </w:r>
           </w:p>
         </w:tc>
@@ -17825,267 +18054,38 @@
         </w:tc>
         <w:tc>
           <w:tcPr>
-            <w:tcW w:type="dxa" w:w="520"/>
-            <w:tcBorders>
-              <w:top w:val="single" w:color="808080" w:sz="4"/>
-              <w:left w:val="single" w:color="808080" w:sz="4"/>
-              <w:bottom w:val="single" w:color="808080" w:sz="4"/>
-              <w:right w:val="single" w:color="808080" w:sz="4"/>
-            </w:tcBorders>
-            <w:tcMar>
-              <w:top w:type="dxa" w:w="45"/>
-              <w:left w:type="dxa" w:w="80"/>
-              <w:bottom w:type="dxa" w:w="45"/>
-              <w:right w:type="dxa" w:w="80"/>
-            </w:tcMar>
-            <w:vAlign w:val="center"/>
-          </w:tcPr>
-          <w:p>
-            <w:pPr>
-              <w:spacing w:after="0" w:line="230"/>
-              <w:jc w:val="center"/>
-            </w:pPr>
-            <w:r>
-              <w:rPr>
-                <w:rFonts w:ascii="Arial" w:cs="Arial" w:eastAsia="Arial" w:hAnsi="Arial"/>
-                <w:color w:val="000000"/>
-                <w:sz w:val="16"/>
-                <w:szCs w:val="16"/>
-              </w:rPr>
-              <w:t xml:space="preserve">1</w:t>
-            </w:r>
-          </w:p>
-        </w:tc>
-        <w:tc>
-          <w:tcPr>
-            <w:tcW w:type="dxa" w:w="1100"/>
-            <w:tcBorders>
-              <w:top w:val="single" w:color="808080" w:sz="4"/>
-              <w:left w:val="single" w:color="808080" w:sz="4"/>
-              <w:bottom w:val="single" w:color="808080" w:sz="4"/>
-              <w:right w:val="single" w:color="808080" w:sz="4"/>
-            </w:tcBorders>
-            <w:tcMar>
-              <w:top w:type="dxa" w:w="45"/>
-              <w:left w:type="dxa" w:w="80"/>
-              <w:bottom w:type="dxa" w:w="45"/>
-              <w:right w:type="dxa" w:w="80"/>
-            </w:tcMar>
-            <w:vAlign w:val="center"/>
-          </w:tcPr>
-          <w:p>
-            <w:pPr>
-              <w:spacing w:after="0" w:line="230"/>
-              <w:jc w:val="left"/>
-            </w:pPr>
-            <w:r>
-              <w:rPr>
-                <w:rFonts w:ascii="Arial" w:cs="Arial" w:eastAsia="Arial" w:hAnsi="Arial"/>
-                <w:b w:val="false"/>
-                <w:bCs w:val="false"/>
-                <w:color w:val="000000"/>
-                <w:sz w:val="16"/>
-                <w:szCs w:val="16"/>
-              </w:rPr>
-              <w:t xml:space="preserve"/>
-            </w:r>
-          </w:p>
-        </w:tc>
-        <w:tc>
-          <w:tcPr>
-            <w:tcW w:type="dxa" w:w="720"/>
-            <w:tcBorders>
-              <w:top w:val="single" w:color="808080" w:sz="4"/>
-              <w:left w:val="single" w:color="808080" w:sz="4"/>
-              <w:bottom w:val="single" w:color="808080" w:sz="4"/>
-              <w:right w:val="single" w:color="808080" w:sz="4"/>
-            </w:tcBorders>
-            <w:tcMar>
-              <w:top w:type="dxa" w:w="45"/>
-              <w:left w:type="dxa" w:w="80"/>
-              <w:bottom w:type="dxa" w:w="45"/>
-              <w:right w:type="dxa" w:w="80"/>
-            </w:tcMar>
-            <w:vAlign w:val="center"/>
-          </w:tcPr>
-          <w:p>
-            <w:pPr>
-              <w:spacing w:after="0" w:line="230"/>
-              <w:jc w:val="center"/>
-            </w:pPr>
-            <w:r>
-              <w:rPr>
-                <w:rFonts w:ascii="Arial" w:cs="Arial" w:eastAsia="Arial" w:hAnsi="Arial"/>
-                <w:color w:val="000000"/>
-                <w:sz w:val="16"/>
-                <w:szCs w:val="16"/>
-              </w:rPr>
-              <w:t xml:space="preserve">19-01</w:t>
-            </w:r>
-          </w:p>
-        </w:tc>
-        <w:tc>
-          <w:tcPr>
-            <w:tcW w:type="dxa" w:w="3820"/>
-            <w:tcBorders>
-              <w:top w:val="single" w:color="808080" w:sz="4"/>
-              <w:left w:val="single" w:color="808080" w:sz="4"/>
-              <w:bottom w:val="single" w:color="808080" w:sz="4"/>
-              <w:right w:val="single" w:color="808080" w:sz="4"/>
-            </w:tcBorders>
-            <w:tcMar>
-              <w:top w:type="dxa" w:w="45"/>
-              <w:left w:type="dxa" w:w="80"/>
-              <w:bottom w:type="dxa" w:w="45"/>
-              <w:right w:type="dxa" w:w="80"/>
-            </w:tcMar>
-            <w:vAlign w:val="center"/>
-          </w:tcPr>
-          <w:p>
-            <w:pPr>
-              <w:spacing w:after="0" w:line="230"/>
-              <w:jc w:val="left"/>
-            </w:pPr>
-            <w:r>
-              <w:rPr>
-                <w:rFonts w:ascii="Arial" w:cs="Arial" w:eastAsia="Arial" w:hAnsi="Arial"/>
-                <w:color w:val="000000"/>
-                <w:sz w:val="16"/>
-                <w:szCs w:val="16"/>
-              </w:rPr>
-              <w:t xml:space="preserve">Click the View button of a sale</w:t>
-            </w:r>
-          </w:p>
-        </w:tc>
-        <w:tc>
-          <w:tcPr>
-            <w:tcW w:type="dxa" w:w="3820"/>
-            <w:tcBorders>
-              <w:top w:val="single" w:color="808080" w:sz="4"/>
-              <w:left w:val="single" w:color="808080" w:sz="4"/>
-              <w:bottom w:val="single" w:color="808080" w:sz="4"/>
-              <w:right w:val="single" w:color="808080" w:sz="4"/>
-            </w:tcBorders>
-            <w:tcMar>
-              <w:top w:type="dxa" w:w="45"/>
-              <w:left w:type="dxa" w:w="80"/>
-              <w:bottom w:type="dxa" w:w="45"/>
-              <w:right w:type="dxa" w:w="80"/>
-            </w:tcMar>
-            <w:vAlign w:val="center"/>
-          </w:tcPr>
-          <w:p>
-            <w:pPr>
-              <w:spacing w:after="0" w:line="230"/>
-              <w:jc w:val="left"/>
-            </w:pPr>
-            <w:r>
-              <w:rPr>
-                <w:rFonts w:ascii="Arial" w:cs="Arial" w:eastAsia="Arial" w:hAnsi="Arial"/>
-                <w:color w:val="000000"/>
-                <w:sz w:val="16"/>
-                <w:szCs w:val="16"/>
-              </w:rPr>
-              <w:t xml:space="preserve">Successfully displayed the Sale Details window</w:t>
-            </w:r>
-          </w:p>
-        </w:tc>
-        <w:tc>
-          <w:tcPr>
-            <w:tcW w:type="dxa" w:w="1300"/>
-            <w:tcBorders>
-              <w:top w:val="single" w:color="808080" w:sz="4"/>
-              <w:left w:val="single" w:color="808080" w:sz="4"/>
-              <w:bottom w:val="single" w:color="808080" w:sz="4"/>
-              <w:right w:val="single" w:color="808080" w:sz="4"/>
-            </w:tcBorders>
-            <w:tcMar>
-              <w:top w:type="dxa" w:w="45"/>
-              <w:left w:type="dxa" w:w="80"/>
-              <w:bottom w:type="dxa" w:w="45"/>
-              <w:right w:type="dxa" w:w="80"/>
-            </w:tcMar>
-            <w:vAlign w:val="center"/>
-          </w:tcPr>
-          <w:p>
-            <w:pPr>
-              <w:spacing w:after="0" w:line="230"/>
-              <w:jc w:val="left"/>
-            </w:pPr>
-            <w:r>
-              <w:rPr>
-                <w:rFonts w:ascii="Arial" w:cs="Arial" w:eastAsia="Arial" w:hAnsi="Arial"/>
-                <w:color w:val="000000"/>
-                <w:sz w:val="16"/>
-                <w:szCs w:val="16"/>
-              </w:rPr>
-              <w:t xml:space="preserve"/>
-            </w:r>
-          </w:p>
-        </w:tc>
-        <w:tc>
-          <w:tcPr>
-            <w:tcW w:type="dxa" w:w="900"/>
-            <w:tcBorders>
-              <w:top w:val="single" w:color="808080" w:sz="4"/>
-              <w:left w:val="single" w:color="808080" w:sz="4"/>
-              <w:bottom w:val="single" w:color="808080" w:sz="4"/>
-              <w:right w:val="single" w:color="808080" w:sz="4"/>
-            </w:tcBorders>
-            <w:tcMar>
-              <w:top w:type="dxa" w:w="45"/>
-              <w:left w:type="dxa" w:w="80"/>
-              <w:bottom w:type="dxa" w:w="45"/>
-              <w:right w:type="dxa" w:w="80"/>
-            </w:tcMar>
-            <w:vAlign w:val="center"/>
-          </w:tcPr>
-          <w:p>
-            <w:pPr>
-              <w:spacing w:after="0" w:line="230"/>
-              <w:jc w:val="left"/>
-            </w:pPr>
-            <w:r>
-              <w:rPr>
-                <w:rFonts w:ascii="Arial" w:cs="Arial" w:eastAsia="Arial" w:hAnsi="Arial"/>
-                <w:color w:val="000000"/>
-                <w:sz w:val="16"/>
-                <w:szCs w:val="16"/>
-              </w:rPr>
-              <w:t xml:space="preserve"/>
-            </w:r>
-          </w:p>
-        </w:tc>
-        <w:tc>
-          <w:tcPr>
-            <w:tcW w:type="dxa" w:w="1220"/>
-            <w:tcBorders>
-              <w:top w:val="single" w:color="808080" w:sz="4"/>
-              <w:left w:val="single" w:color="808080" w:sz="4"/>
-              <w:bottom w:val="single" w:color="808080" w:sz="4"/>
-              <w:right w:val="single" w:color="808080" w:sz="4"/>
-            </w:tcBorders>
-            <w:tcMar>
-              <w:top w:type="dxa" w:w="45"/>
-              <w:left w:type="dxa" w:w="80"/>
-              <w:bottom w:type="dxa" w:w="45"/>
-              <w:right w:type="dxa" w:w="80"/>
-            </w:tcMar>
-            <w:vAlign w:val="center"/>
-          </w:tcPr>
-          <w:p>
-            <w:pPr>
-              <w:spacing w:after="0" w:line="230"/>
-              <w:jc w:val="left"/>
-            </w:pPr>
-            <w:r>
-              <w:rPr>
-                <w:rFonts w:ascii="Arial" w:cs="Arial" w:eastAsia="Arial" w:hAnsi="Arial"/>
-                <w:color w:val="000000"/>
-                <w:sz w:val="16"/>
-                <w:szCs w:val="16"/>
-              </w:rPr>
-              <w:t xml:space="preserve"/>
+            <w:tcW w:type="dxa" w:w="13400"/>
+            <w:gridSpan w:val="8"/>
+            <w:tcBorders>
+              <w:top w:val="single" w:color="808080" w:sz="4"/>
+              <w:left w:val="single" w:color="808080" w:sz="4"/>
+              <w:bottom w:val="single" w:color="808080" w:sz="4"/>
+              <w:right w:val="single" w:color="808080" w:sz="4"/>
+            </w:tcBorders>
+            <w:shd w:fill="2E6B35" w:val="clear"/>
+            <w:tcMar>
+              <w:top w:type="dxa" w:w="45"/>
+              <w:left w:type="dxa" w:w="80"/>
+              <w:bottom w:type="dxa" w:w="45"/>
+              <w:right w:type="dxa" w:w="80"/>
+            </w:tcMar>
+            <w:vAlign w:val="center"/>
+          </w:tcPr>
+          <w:p>
+            <w:pPr>
+              <w:spacing w:after="0" w:line="230"/>
+              <w:jc w:val="left"/>
+            </w:pPr>
+            <w:r>
+              <w:rPr>
+                <w:rFonts w:ascii="Arial" w:cs="Arial" w:eastAsia="Arial" w:hAnsi="Arial"/>
+                <w:b/>
+                <w:bCs/>
+                <w:color w:val="FFFFFF"/>
+                <w:sz w:val="16"/>
+                <w:szCs w:val="16"/>
+              </w:rPr>
+              <w:t xml:space="preserve">19  View and Void Sale</w:t>
             </w:r>
           </w:p>
         </w:tc>
@@ -18157,7 +18157,7 @@
                 <w:sz w:val="16"/>
                 <w:szCs w:val="16"/>
               </w:rPr>
-              <w:t xml:space="preserve">2</w:t>
+              <w:t xml:space="preserve">1</w:t>
             </w:r>
           </w:p>
         </w:tc>
@@ -18225,7 +18225,7 @@
                 <w:sz w:val="16"/>
                 <w:szCs w:val="16"/>
               </w:rPr>
-              <w:t xml:space="preserve">19-02</w:t>
+              <w:t xml:space="preserve">19-01</w:t>
             </w:r>
           </w:p>
         </w:tc>
@@ -18258,7 +18258,7 @@
                 <w:sz w:val="16"/>
                 <w:szCs w:val="16"/>
               </w:rPr>
-              <w:t xml:space="preserve">Click the Print receipt button</w:t>
+              <w:t xml:space="preserve">Click the View button of a sale</w:t>
             </w:r>
           </w:p>
         </w:tc>
@@ -18291,7 +18291,7 @@
                 <w:sz w:val="16"/>
                 <w:szCs w:val="16"/>
               </w:rPr>
-              <w:t xml:space="preserve">Successfully displayed the receipt for printing</w:t>
+              <w:t xml:space="preserve">Successfully displayed the Sale Details window</w:t>
             </w:r>
           </w:p>
         </w:tc>
@@ -18462,7 +18462,7 @@
                 <w:sz w:val="16"/>
                 <w:szCs w:val="16"/>
               </w:rPr>
-              <w:t xml:space="preserve">3</w:t>
+              <w:t xml:space="preserve">2</w:t>
             </w:r>
           </w:p>
         </w:tc>
@@ -18530,7 +18530,7 @@
                 <w:sz w:val="16"/>
                 <w:szCs w:val="16"/>
               </w:rPr>
-              <w:t xml:space="preserve">19-03</w:t>
+              <w:t xml:space="preserve">19-02</w:t>
             </w:r>
           </w:p>
         </w:tc>
@@ -18563,7 +18563,7 @@
                 <w:sz w:val="16"/>
                 <w:szCs w:val="16"/>
               </w:rPr>
-              <w:t xml:space="preserve">Close the window, click the Void button of a sale, enter the reason, then click the Void Sale button</w:t>
+              <w:t xml:space="preserve">Click the Print receipt button</w:t>
             </w:r>
           </w:p>
         </w:tc>
@@ -18596,7 +18596,7 @@
                 <w:sz w:val="16"/>
                 <w:szCs w:val="16"/>
               </w:rPr>
-              <w:t xml:space="preserve">Successfully voided the sale, returned the items to stock and displayed "Sale voided"</w:t>
+              <w:t xml:space="preserve">Successfully displayed the receipt for printing</w:t>
             </w:r>
           </w:p>
         </w:tc>
@@ -18740,38 +18740,267 @@
         </w:tc>
         <w:tc>
           <w:tcPr>
-            <w:tcW w:type="dxa" w:w="13400"/>
-            <w:gridSpan w:val="8"/>
-            <w:tcBorders>
-              <w:top w:val="single" w:color="808080" w:sz="4"/>
-              <w:left w:val="single" w:color="808080" w:sz="4"/>
-              <w:bottom w:val="single" w:color="808080" w:sz="4"/>
-              <w:right w:val="single" w:color="808080" w:sz="4"/>
-            </w:tcBorders>
-            <w:shd w:fill="2E6B35" w:val="clear"/>
-            <w:tcMar>
-              <w:top w:type="dxa" w:w="45"/>
-              <w:left w:type="dxa" w:w="80"/>
-              <w:bottom w:type="dxa" w:w="45"/>
-              <w:right w:type="dxa" w:w="80"/>
-            </w:tcMar>
-            <w:vAlign w:val="center"/>
-          </w:tcPr>
-          <w:p>
-            <w:pPr>
-              <w:spacing w:after="0" w:line="230"/>
-              <w:jc w:val="left"/>
-            </w:pPr>
-            <w:r>
-              <w:rPr>
-                <w:rFonts w:ascii="Arial" w:cs="Arial" w:eastAsia="Arial" w:hAnsi="Arial"/>
-                <w:b/>
-                <w:bCs/>
-                <w:color w:val="FFFFFF"/>
-                <w:sz w:val="16"/>
-                <w:szCs w:val="16"/>
-              </w:rPr>
-              <w:t xml:space="preserve">20  Delete Sale</w:t>
+            <w:tcW w:type="dxa" w:w="520"/>
+            <w:tcBorders>
+              <w:top w:val="single" w:color="808080" w:sz="4"/>
+              <w:left w:val="single" w:color="808080" w:sz="4"/>
+              <w:bottom w:val="single" w:color="808080" w:sz="4"/>
+              <w:right w:val="single" w:color="808080" w:sz="4"/>
+            </w:tcBorders>
+            <w:tcMar>
+              <w:top w:type="dxa" w:w="45"/>
+              <w:left w:type="dxa" w:w="80"/>
+              <w:bottom w:type="dxa" w:w="45"/>
+              <w:right w:type="dxa" w:w="80"/>
+            </w:tcMar>
+            <w:vAlign w:val="center"/>
+          </w:tcPr>
+          <w:p>
+            <w:pPr>
+              <w:spacing w:after="0" w:line="230"/>
+              <w:jc w:val="center"/>
+            </w:pPr>
+            <w:r>
+              <w:rPr>
+                <w:rFonts w:ascii="Arial" w:cs="Arial" w:eastAsia="Arial" w:hAnsi="Arial"/>
+                <w:color w:val="000000"/>
+                <w:sz w:val="16"/>
+                <w:szCs w:val="16"/>
+              </w:rPr>
+              <w:t xml:space="preserve">3</w:t>
+            </w:r>
+          </w:p>
+        </w:tc>
+        <w:tc>
+          <w:tcPr>
+            <w:tcW w:type="dxa" w:w="1100"/>
+            <w:tcBorders>
+              <w:top w:val="single" w:color="808080" w:sz="4"/>
+              <w:left w:val="single" w:color="808080" w:sz="4"/>
+              <w:bottom w:val="single" w:color="808080" w:sz="4"/>
+              <w:right w:val="single" w:color="808080" w:sz="4"/>
+            </w:tcBorders>
+            <w:tcMar>
+              <w:top w:type="dxa" w:w="45"/>
+              <w:left w:type="dxa" w:w="80"/>
+              <w:bottom w:type="dxa" w:w="45"/>
+              <w:right w:type="dxa" w:w="80"/>
+            </w:tcMar>
+            <w:vAlign w:val="center"/>
+          </w:tcPr>
+          <w:p>
+            <w:pPr>
+              <w:spacing w:after="0" w:line="230"/>
+              <w:jc w:val="left"/>
+            </w:pPr>
+            <w:r>
+              <w:rPr>
+                <w:rFonts w:ascii="Arial" w:cs="Arial" w:eastAsia="Arial" w:hAnsi="Arial"/>
+                <w:b w:val="false"/>
+                <w:bCs w:val="false"/>
+                <w:color w:val="000000"/>
+                <w:sz w:val="16"/>
+                <w:szCs w:val="16"/>
+              </w:rPr>
+              <w:t xml:space="preserve"/>
+            </w:r>
+          </w:p>
+        </w:tc>
+        <w:tc>
+          <w:tcPr>
+            <w:tcW w:type="dxa" w:w="720"/>
+            <w:tcBorders>
+              <w:top w:val="single" w:color="808080" w:sz="4"/>
+              <w:left w:val="single" w:color="808080" w:sz="4"/>
+              <w:bottom w:val="single" w:color="808080" w:sz="4"/>
+              <w:right w:val="single" w:color="808080" w:sz="4"/>
+            </w:tcBorders>
+            <w:tcMar>
+              <w:top w:type="dxa" w:w="45"/>
+              <w:left w:type="dxa" w:w="80"/>
+              <w:bottom w:type="dxa" w:w="45"/>
+              <w:right w:type="dxa" w:w="80"/>
+            </w:tcMar>
+            <w:vAlign w:val="center"/>
+          </w:tcPr>
+          <w:p>
+            <w:pPr>
+              <w:spacing w:after="0" w:line="230"/>
+              <w:jc w:val="center"/>
+            </w:pPr>
+            <w:r>
+              <w:rPr>
+                <w:rFonts w:ascii="Arial" w:cs="Arial" w:eastAsia="Arial" w:hAnsi="Arial"/>
+                <w:color w:val="000000"/>
+                <w:sz w:val="16"/>
+                <w:szCs w:val="16"/>
+              </w:rPr>
+              <w:t xml:space="preserve">19-03</w:t>
+            </w:r>
+          </w:p>
+        </w:tc>
+        <w:tc>
+          <w:tcPr>
+            <w:tcW w:type="dxa" w:w="3820"/>
+            <w:tcBorders>
+              <w:top w:val="single" w:color="808080" w:sz="4"/>
+              <w:left w:val="single" w:color="808080" w:sz="4"/>
+              <w:bottom w:val="single" w:color="808080" w:sz="4"/>
+              <w:right w:val="single" w:color="808080" w:sz="4"/>
+            </w:tcBorders>
+            <w:tcMar>
+              <w:top w:type="dxa" w:w="45"/>
+              <w:left w:type="dxa" w:w="80"/>
+              <w:bottom w:type="dxa" w:w="45"/>
+              <w:right w:type="dxa" w:w="80"/>
+            </w:tcMar>
+            <w:vAlign w:val="center"/>
+          </w:tcPr>
+          <w:p>
+            <w:pPr>
+              <w:spacing w:after="0" w:line="230"/>
+              <w:jc w:val="left"/>
+            </w:pPr>
+            <w:r>
+              <w:rPr>
+                <w:rFonts w:ascii="Arial" w:cs="Arial" w:eastAsia="Arial" w:hAnsi="Arial"/>
+                <w:color w:val="000000"/>
+                <w:sz w:val="16"/>
+                <w:szCs w:val="16"/>
+              </w:rPr>
+              <w:t xml:space="preserve">Close the window, click the Void button of a sale, enter the reason, then click the Void Sale button</w:t>
+            </w:r>
+          </w:p>
+        </w:tc>
+        <w:tc>
+          <w:tcPr>
+            <w:tcW w:type="dxa" w:w="3820"/>
+            <w:tcBorders>
+              <w:top w:val="single" w:color="808080" w:sz="4"/>
+              <w:left w:val="single" w:color="808080" w:sz="4"/>
+              <w:bottom w:val="single" w:color="808080" w:sz="4"/>
+              <w:right w:val="single" w:color="808080" w:sz="4"/>
+            </w:tcBorders>
+            <w:tcMar>
+              <w:top w:type="dxa" w:w="45"/>
+              <w:left w:type="dxa" w:w="80"/>
+              <w:bottom w:type="dxa" w:w="45"/>
+              <w:right w:type="dxa" w:w="80"/>
+            </w:tcMar>
+            <w:vAlign w:val="center"/>
+          </w:tcPr>
+          <w:p>
+            <w:pPr>
+              <w:spacing w:after="0" w:line="230"/>
+              <w:jc w:val="left"/>
+            </w:pPr>
+            <w:r>
+              <w:rPr>
+                <w:rFonts w:ascii="Arial" w:cs="Arial" w:eastAsia="Arial" w:hAnsi="Arial"/>
+                <w:color w:val="000000"/>
+                <w:sz w:val="16"/>
+                <w:szCs w:val="16"/>
+              </w:rPr>
+              <w:t xml:space="preserve">Successfully voided the sale, returned the items to stock and displayed "Sale voided"</w:t>
+            </w:r>
+          </w:p>
+        </w:tc>
+        <w:tc>
+          <w:tcPr>
+            <w:tcW w:type="dxa" w:w="1300"/>
+            <w:tcBorders>
+              <w:top w:val="single" w:color="808080" w:sz="4"/>
+              <w:left w:val="single" w:color="808080" w:sz="4"/>
+              <w:bottom w:val="single" w:color="808080" w:sz="4"/>
+              <w:right w:val="single" w:color="808080" w:sz="4"/>
+            </w:tcBorders>
+            <w:tcMar>
+              <w:top w:type="dxa" w:w="45"/>
+              <w:left w:type="dxa" w:w="80"/>
+              <w:bottom w:type="dxa" w:w="45"/>
+              <w:right w:type="dxa" w:w="80"/>
+            </w:tcMar>
+            <w:vAlign w:val="center"/>
+          </w:tcPr>
+          <w:p>
+            <w:pPr>
+              <w:spacing w:after="0" w:line="230"/>
+              <w:jc w:val="left"/>
+            </w:pPr>
+            <w:r>
+              <w:rPr>
+                <w:rFonts w:ascii="Arial" w:cs="Arial" w:eastAsia="Arial" w:hAnsi="Arial"/>
+                <w:color w:val="000000"/>
+                <w:sz w:val="16"/>
+                <w:szCs w:val="16"/>
+              </w:rPr>
+              <w:t xml:space="preserve"/>
+            </w:r>
+          </w:p>
+        </w:tc>
+        <w:tc>
+          <w:tcPr>
+            <w:tcW w:type="dxa" w:w="900"/>
+            <w:tcBorders>
+              <w:top w:val="single" w:color="808080" w:sz="4"/>
+              <w:left w:val="single" w:color="808080" w:sz="4"/>
+              <w:bottom w:val="single" w:color="808080" w:sz="4"/>
+              <w:right w:val="single" w:color="808080" w:sz="4"/>
+            </w:tcBorders>
+            <w:tcMar>
+              <w:top w:type="dxa" w:w="45"/>
+              <w:left w:type="dxa" w:w="80"/>
+              <w:bottom w:type="dxa" w:w="45"/>
+              <w:right w:type="dxa" w:w="80"/>
+            </w:tcMar>
+            <w:vAlign w:val="center"/>
+          </w:tcPr>
+          <w:p>
+            <w:pPr>
+              <w:spacing w:after="0" w:line="230"/>
+              <w:jc w:val="left"/>
+            </w:pPr>
+            <w:r>
+              <w:rPr>
+                <w:rFonts w:ascii="Arial" w:cs="Arial" w:eastAsia="Arial" w:hAnsi="Arial"/>
+                <w:color w:val="000000"/>
+                <w:sz w:val="16"/>
+                <w:szCs w:val="16"/>
+              </w:rPr>
+              <w:t xml:space="preserve"/>
+            </w:r>
+          </w:p>
+        </w:tc>
+        <w:tc>
+          <w:tcPr>
+            <w:tcW w:type="dxa" w:w="1220"/>
+            <w:tcBorders>
+              <w:top w:val="single" w:color="808080" w:sz="4"/>
+              <w:left w:val="single" w:color="808080" w:sz="4"/>
+              <w:bottom w:val="single" w:color="808080" w:sz="4"/>
+              <w:right w:val="single" w:color="808080" w:sz="4"/>
+            </w:tcBorders>
+            <w:tcMar>
+              <w:top w:type="dxa" w:w="45"/>
+              <w:left w:type="dxa" w:w="80"/>
+              <w:bottom w:type="dxa" w:w="45"/>
+              <w:right w:type="dxa" w:w="80"/>
+            </w:tcMar>
+            <w:vAlign w:val="center"/>
+          </w:tcPr>
+          <w:p>
+            <w:pPr>
+              <w:spacing w:after="0" w:line="230"/>
+              <w:jc w:val="left"/>
+            </w:pPr>
+            <w:r>
+              <w:rPr>
+                <w:rFonts w:ascii="Arial" w:cs="Arial" w:eastAsia="Arial" w:hAnsi="Arial"/>
+                <w:color w:val="000000"/>
+                <w:sz w:val="16"/>
+                <w:szCs w:val="16"/>
+              </w:rPr>
+              <w:t xml:space="preserve"/>
             </w:r>
           </w:p>
         </w:tc>
@@ -18816,267 +19045,38 @@
         </w:tc>
         <w:tc>
           <w:tcPr>
-            <w:tcW w:type="dxa" w:w="520"/>
-            <w:tcBorders>
-              <w:top w:val="single" w:color="808080" w:sz="4"/>
-              <w:left w:val="single" w:color="808080" w:sz="4"/>
-              <w:bottom w:val="single" w:color="808080" w:sz="4"/>
-              <w:right w:val="single" w:color="808080" w:sz="4"/>
-            </w:tcBorders>
-            <w:tcMar>
-              <w:top w:type="dxa" w:w="45"/>
-              <w:left w:type="dxa" w:w="80"/>
-              <w:bottom w:type="dxa" w:w="45"/>
-              <w:right w:type="dxa" w:w="80"/>
-            </w:tcMar>
-            <w:vAlign w:val="center"/>
-          </w:tcPr>
-          <w:p>
-            <w:pPr>
-              <w:spacing w:after="0" w:line="230"/>
-              <w:jc w:val="center"/>
-            </w:pPr>
-            <w:r>
-              <w:rPr>
-                <w:rFonts w:ascii="Arial" w:cs="Arial" w:eastAsia="Arial" w:hAnsi="Arial"/>
-                <w:color w:val="000000"/>
-                <w:sz w:val="16"/>
-                <w:szCs w:val="16"/>
-              </w:rPr>
-              <w:t xml:space="preserve">1</w:t>
-            </w:r>
-          </w:p>
-        </w:tc>
-        <w:tc>
-          <w:tcPr>
-            <w:tcW w:type="dxa" w:w="1100"/>
-            <w:tcBorders>
-              <w:top w:val="single" w:color="808080" w:sz="4"/>
-              <w:left w:val="single" w:color="808080" w:sz="4"/>
-              <w:bottom w:val="single" w:color="808080" w:sz="4"/>
-              <w:right w:val="single" w:color="808080" w:sz="4"/>
-            </w:tcBorders>
-            <w:tcMar>
-              <w:top w:type="dxa" w:w="45"/>
-              <w:left w:type="dxa" w:w="80"/>
-              <w:bottom w:type="dxa" w:w="45"/>
-              <w:right w:type="dxa" w:w="80"/>
-            </w:tcMar>
-            <w:vAlign w:val="center"/>
-          </w:tcPr>
-          <w:p>
-            <w:pPr>
-              <w:spacing w:after="0" w:line="230"/>
-              <w:jc w:val="left"/>
-            </w:pPr>
-            <w:r>
-              <w:rPr>
-                <w:rFonts w:ascii="Arial" w:cs="Arial" w:eastAsia="Arial" w:hAnsi="Arial"/>
-                <w:b w:val="false"/>
-                <w:bCs w:val="false"/>
-                <w:color w:val="000000"/>
-                <w:sz w:val="16"/>
-                <w:szCs w:val="16"/>
-              </w:rPr>
-              <w:t xml:space="preserve"/>
-            </w:r>
-          </w:p>
-        </w:tc>
-        <w:tc>
-          <w:tcPr>
-            <w:tcW w:type="dxa" w:w="720"/>
-            <w:tcBorders>
-              <w:top w:val="single" w:color="808080" w:sz="4"/>
-              <w:left w:val="single" w:color="808080" w:sz="4"/>
-              <w:bottom w:val="single" w:color="808080" w:sz="4"/>
-              <w:right w:val="single" w:color="808080" w:sz="4"/>
-            </w:tcBorders>
-            <w:tcMar>
-              <w:top w:type="dxa" w:w="45"/>
-              <w:left w:type="dxa" w:w="80"/>
-              <w:bottom w:type="dxa" w:w="45"/>
-              <w:right w:type="dxa" w:w="80"/>
-            </w:tcMar>
-            <w:vAlign w:val="center"/>
-          </w:tcPr>
-          <w:p>
-            <w:pPr>
-              <w:spacing w:after="0" w:line="230"/>
-              <w:jc w:val="center"/>
-            </w:pPr>
-            <w:r>
-              <w:rPr>
-                <w:rFonts w:ascii="Arial" w:cs="Arial" w:eastAsia="Arial" w:hAnsi="Arial"/>
-                <w:color w:val="000000"/>
-                <w:sz w:val="16"/>
-                <w:szCs w:val="16"/>
-              </w:rPr>
-              <w:t xml:space="preserve">20-01</w:t>
-            </w:r>
-          </w:p>
-        </w:tc>
-        <w:tc>
-          <w:tcPr>
-            <w:tcW w:type="dxa" w:w="3820"/>
-            <w:tcBorders>
-              <w:top w:val="single" w:color="808080" w:sz="4"/>
-              <w:left w:val="single" w:color="808080" w:sz="4"/>
-              <w:bottom w:val="single" w:color="808080" w:sz="4"/>
-              <w:right w:val="single" w:color="808080" w:sz="4"/>
-            </w:tcBorders>
-            <w:tcMar>
-              <w:top w:type="dxa" w:w="45"/>
-              <w:left w:type="dxa" w:w="80"/>
-              <w:bottom w:type="dxa" w:w="45"/>
-              <w:right w:type="dxa" w:w="80"/>
-            </w:tcMar>
-            <w:vAlign w:val="center"/>
-          </w:tcPr>
-          <w:p>
-            <w:pPr>
-              <w:spacing w:after="0" w:line="230"/>
-              <w:jc w:val="left"/>
-            </w:pPr>
-            <w:r>
-              <w:rPr>
-                <w:rFonts w:ascii="Arial" w:cs="Arial" w:eastAsia="Arial" w:hAnsi="Arial"/>
-                <w:color w:val="000000"/>
-                <w:sz w:val="16"/>
-                <w:szCs w:val="16"/>
-              </w:rPr>
-              <w:t xml:space="preserve">Open a sale, then click the Delete sale button</w:t>
-            </w:r>
-          </w:p>
-        </w:tc>
-        <w:tc>
-          <w:tcPr>
-            <w:tcW w:type="dxa" w:w="3820"/>
-            <w:tcBorders>
-              <w:top w:val="single" w:color="808080" w:sz="4"/>
-              <w:left w:val="single" w:color="808080" w:sz="4"/>
-              <w:bottom w:val="single" w:color="808080" w:sz="4"/>
-              <w:right w:val="single" w:color="808080" w:sz="4"/>
-            </w:tcBorders>
-            <w:tcMar>
-              <w:top w:type="dxa" w:w="45"/>
-              <w:left w:type="dxa" w:w="80"/>
-              <w:bottom w:type="dxa" w:w="45"/>
-              <w:right w:type="dxa" w:w="80"/>
-            </w:tcMar>
-            <w:vAlign w:val="center"/>
-          </w:tcPr>
-          <w:p>
-            <w:pPr>
-              <w:spacing w:after="0" w:line="230"/>
-              <w:jc w:val="left"/>
-            </w:pPr>
-            <w:r>
-              <w:rPr>
-                <w:rFonts w:ascii="Arial" w:cs="Arial" w:eastAsia="Arial" w:hAnsi="Arial"/>
-                <w:color w:val="000000"/>
-                <w:sz w:val="16"/>
-                <w:szCs w:val="16"/>
-              </w:rPr>
-              <w:t xml:space="preserve">Successfully displayed the delete confirmation</w:t>
-            </w:r>
-          </w:p>
-        </w:tc>
-        <w:tc>
-          <w:tcPr>
-            <w:tcW w:type="dxa" w:w="1300"/>
-            <w:tcBorders>
-              <w:top w:val="single" w:color="808080" w:sz="4"/>
-              <w:left w:val="single" w:color="808080" w:sz="4"/>
-              <w:bottom w:val="single" w:color="808080" w:sz="4"/>
-              <w:right w:val="single" w:color="808080" w:sz="4"/>
-            </w:tcBorders>
-            <w:tcMar>
-              <w:top w:type="dxa" w:w="45"/>
-              <w:left w:type="dxa" w:w="80"/>
-              <w:bottom w:type="dxa" w:w="45"/>
-              <w:right w:type="dxa" w:w="80"/>
-            </w:tcMar>
-            <w:vAlign w:val="center"/>
-          </w:tcPr>
-          <w:p>
-            <w:pPr>
-              <w:spacing w:after="0" w:line="230"/>
-              <w:jc w:val="left"/>
-            </w:pPr>
-            <w:r>
-              <w:rPr>
-                <w:rFonts w:ascii="Arial" w:cs="Arial" w:eastAsia="Arial" w:hAnsi="Arial"/>
-                <w:color w:val="000000"/>
-                <w:sz w:val="16"/>
-                <w:szCs w:val="16"/>
-              </w:rPr>
-              <w:t xml:space="preserve"/>
-            </w:r>
-          </w:p>
-        </w:tc>
-        <w:tc>
-          <w:tcPr>
-            <w:tcW w:type="dxa" w:w="900"/>
-            <w:tcBorders>
-              <w:top w:val="single" w:color="808080" w:sz="4"/>
-              <w:left w:val="single" w:color="808080" w:sz="4"/>
-              <w:bottom w:val="single" w:color="808080" w:sz="4"/>
-              <w:right w:val="single" w:color="808080" w:sz="4"/>
-            </w:tcBorders>
-            <w:tcMar>
-              <w:top w:type="dxa" w:w="45"/>
-              <w:left w:type="dxa" w:w="80"/>
-              <w:bottom w:type="dxa" w:w="45"/>
-              <w:right w:type="dxa" w:w="80"/>
-            </w:tcMar>
-            <w:vAlign w:val="center"/>
-          </w:tcPr>
-          <w:p>
-            <w:pPr>
-              <w:spacing w:after="0" w:line="230"/>
-              <w:jc w:val="left"/>
-            </w:pPr>
-            <w:r>
-              <w:rPr>
-                <w:rFonts w:ascii="Arial" w:cs="Arial" w:eastAsia="Arial" w:hAnsi="Arial"/>
-                <w:color w:val="000000"/>
-                <w:sz w:val="16"/>
-                <w:szCs w:val="16"/>
-              </w:rPr>
-              <w:t xml:space="preserve"/>
-            </w:r>
-          </w:p>
-        </w:tc>
-        <w:tc>
-          <w:tcPr>
-            <w:tcW w:type="dxa" w:w="1220"/>
-            <w:tcBorders>
-              <w:top w:val="single" w:color="808080" w:sz="4"/>
-              <w:left w:val="single" w:color="808080" w:sz="4"/>
-              <w:bottom w:val="single" w:color="808080" w:sz="4"/>
-              <w:right w:val="single" w:color="808080" w:sz="4"/>
-            </w:tcBorders>
-            <w:tcMar>
-              <w:top w:type="dxa" w:w="45"/>
-              <w:left w:type="dxa" w:w="80"/>
-              <w:bottom w:type="dxa" w:w="45"/>
-              <w:right w:type="dxa" w:w="80"/>
-            </w:tcMar>
-            <w:vAlign w:val="center"/>
-          </w:tcPr>
-          <w:p>
-            <w:pPr>
-              <w:spacing w:after="0" w:line="230"/>
-              <w:jc w:val="left"/>
-            </w:pPr>
-            <w:r>
-              <w:rPr>
-                <w:rFonts w:ascii="Arial" w:cs="Arial" w:eastAsia="Arial" w:hAnsi="Arial"/>
-                <w:color w:val="000000"/>
-                <w:sz w:val="16"/>
-                <w:szCs w:val="16"/>
-              </w:rPr>
-              <w:t xml:space="preserve"/>
+            <w:tcW w:type="dxa" w:w="13400"/>
+            <w:gridSpan w:val="8"/>
+            <w:tcBorders>
+              <w:top w:val="single" w:color="808080" w:sz="4"/>
+              <w:left w:val="single" w:color="808080" w:sz="4"/>
+              <w:bottom w:val="single" w:color="808080" w:sz="4"/>
+              <w:right w:val="single" w:color="808080" w:sz="4"/>
+            </w:tcBorders>
+            <w:shd w:fill="2E6B35" w:val="clear"/>
+            <w:tcMar>
+              <w:top w:type="dxa" w:w="45"/>
+              <w:left w:type="dxa" w:w="80"/>
+              <w:bottom w:type="dxa" w:w="45"/>
+              <w:right w:type="dxa" w:w="80"/>
+            </w:tcMar>
+            <w:vAlign w:val="center"/>
+          </w:tcPr>
+          <w:p>
+            <w:pPr>
+              <w:spacing w:after="0" w:line="230"/>
+              <w:jc w:val="left"/>
+            </w:pPr>
+            <w:r>
+              <w:rPr>
+                <w:rFonts w:ascii="Arial" w:cs="Arial" w:eastAsia="Arial" w:hAnsi="Arial"/>
+                <w:b/>
+                <w:bCs/>
+                <w:color w:val="FFFFFF"/>
+                <w:sz w:val="16"/>
+                <w:szCs w:val="16"/>
+              </w:rPr>
+              <w:t xml:space="preserve">20  Delete Sale</w:t>
             </w:r>
           </w:p>
         </w:tc>
@@ -19148,7 +19148,7 @@
                 <w:sz w:val="16"/>
                 <w:szCs w:val="16"/>
               </w:rPr>
-              <w:t xml:space="preserve">2</w:t>
+              <w:t xml:space="preserve">1</w:t>
             </w:r>
           </w:p>
         </w:tc>
@@ -19216,7 +19216,7 @@
                 <w:sz w:val="16"/>
                 <w:szCs w:val="16"/>
               </w:rPr>
-              <w:t xml:space="preserve">20-02</w:t>
+              <w:t xml:space="preserve">20-01</w:t>
             </w:r>
           </w:p>
         </w:tc>
@@ -19249,7 +19249,7 @@
                 <w:sz w:val="16"/>
                 <w:szCs w:val="16"/>
               </w:rPr>
-              <w:t xml:space="preserve">Click the Yes, Delete button</w:t>
+              <w:t xml:space="preserve">Open a sale, then click the Delete sale button</w:t>
             </w:r>
           </w:p>
         </w:tc>
@@ -19282,7 +19282,7 @@
                 <w:sz w:val="16"/>
                 <w:szCs w:val="16"/>
               </w:rPr>
-              <w:t xml:space="preserve">Successfully deleted the sale; the Activity log keeps a record of it</w:t>
+              <w:t xml:space="preserve">Successfully displayed the delete confirmation</w:t>
             </w:r>
           </w:p>
         </w:tc>
@@ -19426,38 +19426,267 @@
         </w:tc>
         <w:tc>
           <w:tcPr>
-            <w:tcW w:type="dxa" w:w="13400"/>
-            <w:gridSpan w:val="8"/>
-            <w:tcBorders>
-              <w:top w:val="single" w:color="808080" w:sz="4"/>
-              <w:left w:val="single" w:color="808080" w:sz="4"/>
-              <w:bottom w:val="single" w:color="808080" w:sz="4"/>
-              <w:right w:val="single" w:color="808080" w:sz="4"/>
-            </w:tcBorders>
-            <w:shd w:fill="2E6B35" w:val="clear"/>
-            <w:tcMar>
-              <w:top w:type="dxa" w:w="45"/>
-              <w:left w:type="dxa" w:w="80"/>
-              <w:bottom w:type="dxa" w:w="45"/>
-              <w:right w:type="dxa" w:w="80"/>
-            </w:tcMar>
-            <w:vAlign w:val="center"/>
-          </w:tcPr>
-          <w:p>
-            <w:pPr>
-              <w:spacing w:after="0" w:line="230"/>
-              <w:jc w:val="left"/>
-            </w:pPr>
-            <w:r>
-              <w:rPr>
-                <w:rFonts w:ascii="Arial" w:cs="Arial" w:eastAsia="Arial" w:hAnsi="Arial"/>
-                <w:b/>
-                <w:bCs/>
-                <w:color w:val="FFFFFF"/>
-                <w:sz w:val="16"/>
-                <w:szCs w:val="16"/>
-              </w:rPr>
-              <w:t xml:space="preserve">21  Export and End of Day</w:t>
+            <w:tcW w:type="dxa" w:w="520"/>
+            <w:tcBorders>
+              <w:top w:val="single" w:color="808080" w:sz="4"/>
+              <w:left w:val="single" w:color="808080" w:sz="4"/>
+              <w:bottom w:val="single" w:color="808080" w:sz="4"/>
+              <w:right w:val="single" w:color="808080" w:sz="4"/>
+            </w:tcBorders>
+            <w:tcMar>
+              <w:top w:type="dxa" w:w="45"/>
+              <w:left w:type="dxa" w:w="80"/>
+              <w:bottom w:type="dxa" w:w="45"/>
+              <w:right w:type="dxa" w:w="80"/>
+            </w:tcMar>
+            <w:vAlign w:val="center"/>
+          </w:tcPr>
+          <w:p>
+            <w:pPr>
+              <w:spacing w:after="0" w:line="230"/>
+              <w:jc w:val="center"/>
+            </w:pPr>
+            <w:r>
+              <w:rPr>
+                <w:rFonts w:ascii="Arial" w:cs="Arial" w:eastAsia="Arial" w:hAnsi="Arial"/>
+                <w:color w:val="000000"/>
+                <w:sz w:val="16"/>
+                <w:szCs w:val="16"/>
+              </w:rPr>
+              <w:t xml:space="preserve">2</w:t>
+            </w:r>
+          </w:p>
+        </w:tc>
+        <w:tc>
+          <w:tcPr>
+            <w:tcW w:type="dxa" w:w="1100"/>
+            <w:tcBorders>
+              <w:top w:val="single" w:color="808080" w:sz="4"/>
+              <w:left w:val="single" w:color="808080" w:sz="4"/>
+              <w:bottom w:val="single" w:color="808080" w:sz="4"/>
+              <w:right w:val="single" w:color="808080" w:sz="4"/>
+            </w:tcBorders>
+            <w:tcMar>
+              <w:top w:type="dxa" w:w="45"/>
+              <w:left w:type="dxa" w:w="80"/>
+              <w:bottom w:type="dxa" w:w="45"/>
+              <w:right w:type="dxa" w:w="80"/>
+            </w:tcMar>
+            <w:vAlign w:val="center"/>
+          </w:tcPr>
+          <w:p>
+            <w:pPr>
+              <w:spacing w:after="0" w:line="230"/>
+              <w:jc w:val="left"/>
+            </w:pPr>
+            <w:r>
+              <w:rPr>
+                <w:rFonts w:ascii="Arial" w:cs="Arial" w:eastAsia="Arial" w:hAnsi="Arial"/>
+                <w:b w:val="false"/>
+                <w:bCs w:val="false"/>
+                <w:color w:val="000000"/>
+                <w:sz w:val="16"/>
+                <w:szCs w:val="16"/>
+              </w:rPr>
+              <w:t xml:space="preserve"/>
+            </w:r>
+          </w:p>
+        </w:tc>
+        <w:tc>
+          <w:tcPr>
+            <w:tcW w:type="dxa" w:w="720"/>
+            <w:tcBorders>
+              <w:top w:val="single" w:color="808080" w:sz="4"/>
+              <w:left w:val="single" w:color="808080" w:sz="4"/>
+              <w:bottom w:val="single" w:color="808080" w:sz="4"/>
+              <w:right w:val="single" w:color="808080" w:sz="4"/>
+            </w:tcBorders>
+            <w:tcMar>
+              <w:top w:type="dxa" w:w="45"/>
+              <w:left w:type="dxa" w:w="80"/>
+              <w:bottom w:type="dxa" w:w="45"/>
+              <w:right w:type="dxa" w:w="80"/>
+            </w:tcMar>
+            <w:vAlign w:val="center"/>
+          </w:tcPr>
+          <w:p>
+            <w:pPr>
+              <w:spacing w:after="0" w:line="230"/>
+              <w:jc w:val="center"/>
+            </w:pPr>
+            <w:r>
+              <w:rPr>
+                <w:rFonts w:ascii="Arial" w:cs="Arial" w:eastAsia="Arial" w:hAnsi="Arial"/>
+                <w:color w:val="000000"/>
+                <w:sz w:val="16"/>
+                <w:szCs w:val="16"/>
+              </w:rPr>
+              <w:t xml:space="preserve">20-02</w:t>
+            </w:r>
+          </w:p>
+        </w:tc>
+        <w:tc>
+          <w:tcPr>
+            <w:tcW w:type="dxa" w:w="3820"/>
+            <w:tcBorders>
+              <w:top w:val="single" w:color="808080" w:sz="4"/>
+              <w:left w:val="single" w:color="808080" w:sz="4"/>
+              <w:bottom w:val="single" w:color="808080" w:sz="4"/>
+              <w:right w:val="single" w:color="808080" w:sz="4"/>
+            </w:tcBorders>
+            <w:tcMar>
+              <w:top w:type="dxa" w:w="45"/>
+              <w:left w:type="dxa" w:w="80"/>
+              <w:bottom w:type="dxa" w:w="45"/>
+              <w:right w:type="dxa" w:w="80"/>
+            </w:tcMar>
+            <w:vAlign w:val="center"/>
+          </w:tcPr>
+          <w:p>
+            <w:pPr>
+              <w:spacing w:after="0" w:line="230"/>
+              <w:jc w:val="left"/>
+            </w:pPr>
+            <w:r>
+              <w:rPr>
+                <w:rFonts w:ascii="Arial" w:cs="Arial" w:eastAsia="Arial" w:hAnsi="Arial"/>
+                <w:color w:val="000000"/>
+                <w:sz w:val="16"/>
+                <w:szCs w:val="16"/>
+              </w:rPr>
+              <w:t xml:space="preserve">Click the Yes, Delete button</w:t>
+            </w:r>
+          </w:p>
+        </w:tc>
+        <w:tc>
+          <w:tcPr>
+            <w:tcW w:type="dxa" w:w="3820"/>
+            <w:tcBorders>
+              <w:top w:val="single" w:color="808080" w:sz="4"/>
+              <w:left w:val="single" w:color="808080" w:sz="4"/>
+              <w:bottom w:val="single" w:color="808080" w:sz="4"/>
+              <w:right w:val="single" w:color="808080" w:sz="4"/>
+            </w:tcBorders>
+            <w:tcMar>
+              <w:top w:type="dxa" w:w="45"/>
+              <w:left w:type="dxa" w:w="80"/>
+              <w:bottom w:type="dxa" w:w="45"/>
+              <w:right w:type="dxa" w:w="80"/>
+            </w:tcMar>
+            <w:vAlign w:val="center"/>
+          </w:tcPr>
+          <w:p>
+            <w:pPr>
+              <w:spacing w:after="0" w:line="230"/>
+              <w:jc w:val="left"/>
+            </w:pPr>
+            <w:r>
+              <w:rPr>
+                <w:rFonts w:ascii="Arial" w:cs="Arial" w:eastAsia="Arial" w:hAnsi="Arial"/>
+                <w:color w:val="000000"/>
+                <w:sz w:val="16"/>
+                <w:szCs w:val="16"/>
+              </w:rPr>
+              <w:t xml:space="preserve">Successfully deleted the sale; the Activity log keeps a record of it</w:t>
+            </w:r>
+          </w:p>
+        </w:tc>
+        <w:tc>
+          <w:tcPr>
+            <w:tcW w:type="dxa" w:w="1300"/>
+            <w:tcBorders>
+              <w:top w:val="single" w:color="808080" w:sz="4"/>
+              <w:left w:val="single" w:color="808080" w:sz="4"/>
+              <w:bottom w:val="single" w:color="808080" w:sz="4"/>
+              <w:right w:val="single" w:color="808080" w:sz="4"/>
+            </w:tcBorders>
+            <w:tcMar>
+              <w:top w:type="dxa" w:w="45"/>
+              <w:left w:type="dxa" w:w="80"/>
+              <w:bottom w:type="dxa" w:w="45"/>
+              <w:right w:type="dxa" w:w="80"/>
+            </w:tcMar>
+            <w:vAlign w:val="center"/>
+          </w:tcPr>
+          <w:p>
+            <w:pPr>
+              <w:spacing w:after="0" w:line="230"/>
+              <w:jc w:val="left"/>
+            </w:pPr>
+            <w:r>
+              <w:rPr>
+                <w:rFonts w:ascii="Arial" w:cs="Arial" w:eastAsia="Arial" w:hAnsi="Arial"/>
+                <w:color w:val="000000"/>
+                <w:sz w:val="16"/>
+                <w:szCs w:val="16"/>
+              </w:rPr>
+              <w:t xml:space="preserve"/>
+            </w:r>
+          </w:p>
+        </w:tc>
+        <w:tc>
+          <w:tcPr>
+            <w:tcW w:type="dxa" w:w="900"/>
+            <w:tcBorders>
+              <w:top w:val="single" w:color="808080" w:sz="4"/>
+              <w:left w:val="single" w:color="808080" w:sz="4"/>
+              <w:bottom w:val="single" w:color="808080" w:sz="4"/>
+              <w:right w:val="single" w:color="808080" w:sz="4"/>
+            </w:tcBorders>
+            <w:tcMar>
+              <w:top w:type="dxa" w:w="45"/>
+              <w:left w:type="dxa" w:w="80"/>
+              <w:bottom w:type="dxa" w:w="45"/>
+              <w:right w:type="dxa" w:w="80"/>
+            </w:tcMar>
+            <w:vAlign w:val="center"/>
+          </w:tcPr>
+          <w:p>
+            <w:pPr>
+              <w:spacing w:after="0" w:line="230"/>
+              <w:jc w:val="left"/>
+            </w:pPr>
+            <w:r>
+              <w:rPr>
+                <w:rFonts w:ascii="Arial" w:cs="Arial" w:eastAsia="Arial" w:hAnsi="Arial"/>
+                <w:color w:val="000000"/>
+                <w:sz w:val="16"/>
+                <w:szCs w:val="16"/>
+              </w:rPr>
+              <w:t xml:space="preserve"/>
+            </w:r>
+          </w:p>
+        </w:tc>
+        <w:tc>
+          <w:tcPr>
+            <w:tcW w:type="dxa" w:w="1220"/>
+            <w:tcBorders>
+              <w:top w:val="single" w:color="808080" w:sz="4"/>
+              <w:left w:val="single" w:color="808080" w:sz="4"/>
+              <w:bottom w:val="single" w:color="808080" w:sz="4"/>
+              <w:right w:val="single" w:color="808080" w:sz="4"/>
+            </w:tcBorders>
+            <w:tcMar>
+              <w:top w:type="dxa" w:w="45"/>
+              <w:left w:type="dxa" w:w="80"/>
+              <w:bottom w:type="dxa" w:w="45"/>
+              <w:right w:type="dxa" w:w="80"/>
+            </w:tcMar>
+            <w:vAlign w:val="center"/>
+          </w:tcPr>
+          <w:p>
+            <w:pPr>
+              <w:spacing w:after="0" w:line="230"/>
+              <w:jc w:val="left"/>
+            </w:pPr>
+            <w:r>
+              <w:rPr>
+                <w:rFonts w:ascii="Arial" w:cs="Arial" w:eastAsia="Arial" w:hAnsi="Arial"/>
+                <w:color w:val="000000"/>
+                <w:sz w:val="16"/>
+                <w:szCs w:val="16"/>
+              </w:rPr>
+              <w:t xml:space="preserve"/>
             </w:r>
           </w:p>
         </w:tc>
@@ -19502,267 +19731,38 @@
         </w:tc>
         <w:tc>
           <w:tcPr>
-            <w:tcW w:type="dxa" w:w="520"/>
-            <w:tcBorders>
-              <w:top w:val="single" w:color="808080" w:sz="4"/>
-              <w:left w:val="single" w:color="808080" w:sz="4"/>
-              <w:bottom w:val="single" w:color="808080" w:sz="4"/>
-              <w:right w:val="single" w:color="808080" w:sz="4"/>
-            </w:tcBorders>
-            <w:tcMar>
-              <w:top w:type="dxa" w:w="45"/>
-              <w:left w:type="dxa" w:w="80"/>
-              <w:bottom w:type="dxa" w:w="45"/>
-              <w:right w:type="dxa" w:w="80"/>
-            </w:tcMar>
-            <w:vAlign w:val="center"/>
-          </w:tcPr>
-          <w:p>
-            <w:pPr>
-              <w:spacing w:after="0" w:line="230"/>
-              <w:jc w:val="center"/>
-            </w:pPr>
-            <w:r>
-              <w:rPr>
-                <w:rFonts w:ascii="Arial" w:cs="Arial" w:eastAsia="Arial" w:hAnsi="Arial"/>
-                <w:color w:val="000000"/>
-                <w:sz w:val="16"/>
-                <w:szCs w:val="16"/>
-              </w:rPr>
-              <w:t xml:space="preserve">1</w:t>
-            </w:r>
-          </w:p>
-        </w:tc>
-        <w:tc>
-          <w:tcPr>
-            <w:tcW w:type="dxa" w:w="1100"/>
-            <w:tcBorders>
-              <w:top w:val="single" w:color="808080" w:sz="4"/>
-              <w:left w:val="single" w:color="808080" w:sz="4"/>
-              <w:bottom w:val="single" w:color="808080" w:sz="4"/>
-              <w:right w:val="single" w:color="808080" w:sz="4"/>
-            </w:tcBorders>
-            <w:tcMar>
-              <w:top w:type="dxa" w:w="45"/>
-              <w:left w:type="dxa" w:w="80"/>
-              <w:bottom w:type="dxa" w:w="45"/>
-              <w:right w:type="dxa" w:w="80"/>
-            </w:tcMar>
-            <w:vAlign w:val="center"/>
-          </w:tcPr>
-          <w:p>
-            <w:pPr>
-              <w:spacing w:after="0" w:line="230"/>
-              <w:jc w:val="left"/>
-            </w:pPr>
-            <w:r>
-              <w:rPr>
-                <w:rFonts w:ascii="Arial" w:cs="Arial" w:eastAsia="Arial" w:hAnsi="Arial"/>
-                <w:b w:val="false"/>
-                <w:bCs w:val="false"/>
-                <w:color w:val="000000"/>
-                <w:sz w:val="16"/>
-                <w:szCs w:val="16"/>
-              </w:rPr>
-              <w:t xml:space="preserve"/>
-            </w:r>
-          </w:p>
-        </w:tc>
-        <w:tc>
-          <w:tcPr>
-            <w:tcW w:type="dxa" w:w="720"/>
-            <w:tcBorders>
-              <w:top w:val="single" w:color="808080" w:sz="4"/>
-              <w:left w:val="single" w:color="808080" w:sz="4"/>
-              <w:bottom w:val="single" w:color="808080" w:sz="4"/>
-              <w:right w:val="single" w:color="808080" w:sz="4"/>
-            </w:tcBorders>
-            <w:tcMar>
-              <w:top w:type="dxa" w:w="45"/>
-              <w:left w:type="dxa" w:w="80"/>
-              <w:bottom w:type="dxa" w:w="45"/>
-              <w:right w:type="dxa" w:w="80"/>
-            </w:tcMar>
-            <w:vAlign w:val="center"/>
-          </w:tcPr>
-          <w:p>
-            <w:pPr>
-              <w:spacing w:after="0" w:line="230"/>
-              <w:jc w:val="center"/>
-            </w:pPr>
-            <w:r>
-              <w:rPr>
-                <w:rFonts w:ascii="Arial" w:cs="Arial" w:eastAsia="Arial" w:hAnsi="Arial"/>
-                <w:color w:val="000000"/>
-                <w:sz w:val="16"/>
-                <w:szCs w:val="16"/>
-              </w:rPr>
-              <w:t xml:space="preserve">21-01</w:t>
-            </w:r>
-          </w:p>
-        </w:tc>
-        <w:tc>
-          <w:tcPr>
-            <w:tcW w:type="dxa" w:w="3820"/>
-            <w:tcBorders>
-              <w:top w:val="single" w:color="808080" w:sz="4"/>
-              <w:left w:val="single" w:color="808080" w:sz="4"/>
-              <w:bottom w:val="single" w:color="808080" w:sz="4"/>
-              <w:right w:val="single" w:color="808080" w:sz="4"/>
-            </w:tcBorders>
-            <w:tcMar>
-              <w:top w:type="dxa" w:w="45"/>
-              <w:left w:type="dxa" w:w="80"/>
-              <w:bottom w:type="dxa" w:w="45"/>
-              <w:right w:type="dxa" w:w="80"/>
-            </w:tcMar>
-            <w:vAlign w:val="center"/>
-          </w:tcPr>
-          <w:p>
-            <w:pPr>
-              <w:spacing w:after="0" w:line="230"/>
-              <w:jc w:val="left"/>
-            </w:pPr>
-            <w:r>
-              <w:rPr>
-                <w:rFonts w:ascii="Arial" w:cs="Arial" w:eastAsia="Arial" w:hAnsi="Arial"/>
-                <w:color w:val="000000"/>
-                <w:sz w:val="16"/>
-                <w:szCs w:val="16"/>
-              </w:rPr>
-              <w:t xml:space="preserve">Click the Export CSV button</w:t>
-            </w:r>
-          </w:p>
-        </w:tc>
-        <w:tc>
-          <w:tcPr>
-            <w:tcW w:type="dxa" w:w="3820"/>
-            <w:tcBorders>
-              <w:top w:val="single" w:color="808080" w:sz="4"/>
-              <w:left w:val="single" w:color="808080" w:sz="4"/>
-              <w:bottom w:val="single" w:color="808080" w:sz="4"/>
-              <w:right w:val="single" w:color="808080" w:sz="4"/>
-            </w:tcBorders>
-            <w:tcMar>
-              <w:top w:type="dxa" w:w="45"/>
-              <w:left w:type="dxa" w:w="80"/>
-              <w:bottom w:type="dxa" w:w="45"/>
-              <w:right w:type="dxa" w:w="80"/>
-            </w:tcMar>
-            <w:vAlign w:val="center"/>
-          </w:tcPr>
-          <w:p>
-            <w:pPr>
-              <w:spacing w:after="0" w:line="230"/>
-              <w:jc w:val="left"/>
-            </w:pPr>
-            <w:r>
-              <w:rPr>
-                <w:rFonts w:ascii="Arial" w:cs="Arial" w:eastAsia="Arial" w:hAnsi="Arial"/>
-                <w:color w:val="000000"/>
-                <w:sz w:val="16"/>
-                <w:szCs w:val="16"/>
-              </w:rPr>
-              <w:t xml:space="preserve">Successfully saved the CSV file of the listed sales</w:t>
-            </w:r>
-          </w:p>
-        </w:tc>
-        <w:tc>
-          <w:tcPr>
-            <w:tcW w:type="dxa" w:w="1300"/>
-            <w:tcBorders>
-              <w:top w:val="single" w:color="808080" w:sz="4"/>
-              <w:left w:val="single" w:color="808080" w:sz="4"/>
-              <w:bottom w:val="single" w:color="808080" w:sz="4"/>
-              <w:right w:val="single" w:color="808080" w:sz="4"/>
-            </w:tcBorders>
-            <w:tcMar>
-              <w:top w:type="dxa" w:w="45"/>
-              <w:left w:type="dxa" w:w="80"/>
-              <w:bottom w:type="dxa" w:w="45"/>
-              <w:right w:type="dxa" w:w="80"/>
-            </w:tcMar>
-            <w:vAlign w:val="center"/>
-          </w:tcPr>
-          <w:p>
-            <w:pPr>
-              <w:spacing w:after="0" w:line="230"/>
-              <w:jc w:val="left"/>
-            </w:pPr>
-            <w:r>
-              <w:rPr>
-                <w:rFonts w:ascii="Arial" w:cs="Arial" w:eastAsia="Arial" w:hAnsi="Arial"/>
-                <w:color w:val="000000"/>
-                <w:sz w:val="16"/>
-                <w:szCs w:val="16"/>
-              </w:rPr>
-              <w:t xml:space="preserve"/>
-            </w:r>
-          </w:p>
-        </w:tc>
-        <w:tc>
-          <w:tcPr>
-            <w:tcW w:type="dxa" w:w="900"/>
-            <w:tcBorders>
-              <w:top w:val="single" w:color="808080" w:sz="4"/>
-              <w:left w:val="single" w:color="808080" w:sz="4"/>
-              <w:bottom w:val="single" w:color="808080" w:sz="4"/>
-              <w:right w:val="single" w:color="808080" w:sz="4"/>
-            </w:tcBorders>
-            <w:tcMar>
-              <w:top w:type="dxa" w:w="45"/>
-              <w:left w:type="dxa" w:w="80"/>
-              <w:bottom w:type="dxa" w:w="45"/>
-              <w:right w:type="dxa" w:w="80"/>
-            </w:tcMar>
-            <w:vAlign w:val="center"/>
-          </w:tcPr>
-          <w:p>
-            <w:pPr>
-              <w:spacing w:after="0" w:line="230"/>
-              <w:jc w:val="left"/>
-            </w:pPr>
-            <w:r>
-              <w:rPr>
-                <w:rFonts w:ascii="Arial" w:cs="Arial" w:eastAsia="Arial" w:hAnsi="Arial"/>
-                <w:color w:val="000000"/>
-                <w:sz w:val="16"/>
-                <w:szCs w:val="16"/>
-              </w:rPr>
-              <w:t xml:space="preserve"/>
-            </w:r>
-          </w:p>
-        </w:tc>
-        <w:tc>
-          <w:tcPr>
-            <w:tcW w:type="dxa" w:w="1220"/>
-            <w:tcBorders>
-              <w:top w:val="single" w:color="808080" w:sz="4"/>
-              <w:left w:val="single" w:color="808080" w:sz="4"/>
-              <w:bottom w:val="single" w:color="808080" w:sz="4"/>
-              <w:right w:val="single" w:color="808080" w:sz="4"/>
-            </w:tcBorders>
-            <w:tcMar>
-              <w:top w:type="dxa" w:w="45"/>
-              <w:left w:type="dxa" w:w="80"/>
-              <w:bottom w:type="dxa" w:w="45"/>
-              <w:right w:type="dxa" w:w="80"/>
-            </w:tcMar>
-            <w:vAlign w:val="center"/>
-          </w:tcPr>
-          <w:p>
-            <w:pPr>
-              <w:spacing w:after="0" w:line="230"/>
-              <w:jc w:val="left"/>
-            </w:pPr>
-            <w:r>
-              <w:rPr>
-                <w:rFonts w:ascii="Arial" w:cs="Arial" w:eastAsia="Arial" w:hAnsi="Arial"/>
-                <w:color w:val="000000"/>
-                <w:sz w:val="16"/>
-                <w:szCs w:val="16"/>
-              </w:rPr>
-              <w:t xml:space="preserve"/>
+            <w:tcW w:type="dxa" w:w="13400"/>
+            <w:gridSpan w:val="8"/>
+            <w:tcBorders>
+              <w:top w:val="single" w:color="808080" w:sz="4"/>
+              <w:left w:val="single" w:color="808080" w:sz="4"/>
+              <w:bottom w:val="single" w:color="808080" w:sz="4"/>
+              <w:right w:val="single" w:color="808080" w:sz="4"/>
+            </w:tcBorders>
+            <w:shd w:fill="2E6B35" w:val="clear"/>
+            <w:tcMar>
+              <w:top w:type="dxa" w:w="45"/>
+              <w:left w:type="dxa" w:w="80"/>
+              <w:bottom w:type="dxa" w:w="45"/>
+              <w:right w:type="dxa" w:w="80"/>
+            </w:tcMar>
+            <w:vAlign w:val="center"/>
+          </w:tcPr>
+          <w:p>
+            <w:pPr>
+              <w:spacing w:after="0" w:line="230"/>
+              <w:jc w:val="left"/>
+            </w:pPr>
+            <w:r>
+              <w:rPr>
+                <w:rFonts w:ascii="Arial" w:cs="Arial" w:eastAsia="Arial" w:hAnsi="Arial"/>
+                <w:b/>
+                <w:bCs/>
+                <w:color w:val="FFFFFF"/>
+                <w:sz w:val="16"/>
+                <w:szCs w:val="16"/>
+              </w:rPr>
+              <w:t xml:space="preserve">21  Export and End of Day</w:t>
             </w:r>
           </w:p>
         </w:tc>
@@ -19834,7 +19834,7 @@
                 <w:sz w:val="16"/>
                 <w:szCs w:val="16"/>
               </w:rPr>
-              <w:t xml:space="preserve">2</w:t>
+              <w:t xml:space="preserve">1</w:t>
             </w:r>
           </w:p>
         </w:tc>
@@ -19902,7 +19902,7 @@
                 <w:sz w:val="16"/>
                 <w:szCs w:val="16"/>
               </w:rPr>
-              <w:t xml:space="preserve">21-02</w:t>
+              <w:t xml:space="preserve">21-01</w:t>
             </w:r>
           </w:p>
         </w:tc>
@@ -19935,7 +19935,7 @@
                 <w:sz w:val="16"/>
                 <w:szCs w:val="16"/>
               </w:rPr>
-              <w:t xml:space="preserve">Click the End of day button</w:t>
+              <w:t xml:space="preserve">Click the Export CSV button</w:t>
             </w:r>
           </w:p>
         </w:tc>
@@ -19968,7 +19968,7 @@
                 <w:sz w:val="16"/>
                 <w:szCs w:val="16"/>
               </w:rPr>
-              <w:t xml:space="preserve">Successfully displayed the expected cash: starting cash + cash sales + cash put in − cash taken out, with each cash movement</w:t>
+              <w:t xml:space="preserve">Successfully saved the CSV file of the listed sales</w:t>
             </w:r>
           </w:p>
         </w:tc>
@@ -20139,7 +20139,7 @@
                 <w:sz w:val="16"/>
                 <w:szCs w:val="16"/>
               </w:rPr>
-              <w:t xml:space="preserve">3</w:t>
+              <w:t xml:space="preserve">2</w:t>
             </w:r>
           </w:p>
         </w:tc>
@@ -20207,7 +20207,7 @@
                 <w:sz w:val="16"/>
                 <w:szCs w:val="16"/>
               </w:rPr>
-              <w:t xml:space="preserve">21-03</w:t>
+              <w:t xml:space="preserve">21-02</w:t>
             </w:r>
           </w:p>
         </w:tc>
@@ -20240,7 +20240,7 @@
                 <w:sz w:val="16"/>
                 <w:szCs w:val="16"/>
               </w:rPr>
-              <w:t xml:space="preserve">Enter the cash counted, then click the Save count button</w:t>
+              <w:t xml:space="preserve">Click the End of day button</w:t>
             </w:r>
           </w:p>
         </w:tc>
@@ -20273,7 +20273,7 @@
                 <w:sz w:val="16"/>
                 <w:szCs w:val="16"/>
               </w:rPr>
-              <w:t xml:space="preserve">Successfully saved the count and displayed Balanced, Over by or Short by</w:t>
+              <w:t xml:space="preserve">Successfully displayed the expected cash: starting cash + cash sales + cash put in − cash taken out, with each cash movement</w:t>
             </w:r>
           </w:p>
         </w:tc>
@@ -20444,7 +20444,7 @@
                 <w:sz w:val="16"/>
                 <w:szCs w:val="16"/>
               </w:rPr>
-              <w:t xml:space="preserve">4</w:t>
+              <w:t xml:space="preserve">3</w:t>
             </w:r>
           </w:p>
         </w:tc>
@@ -20512,7 +20512,7 @@
                 <w:sz w:val="16"/>
                 <w:szCs w:val="16"/>
               </w:rPr>
-              <w:t xml:space="preserve">21-04</w:t>
+              <w:t xml:space="preserve">21-03</w:t>
             </w:r>
           </w:p>
         </w:tc>
@@ -20545,7 +20545,7 @@
                 <w:sz w:val="16"/>
                 <w:szCs w:val="16"/>
               </w:rPr>
-              <w:t xml:space="preserve">Click the Reopen button of the recorded count, then confirm</w:t>
+              <w:t xml:space="preserve">Enter the cash counted, then click the Save count button</w:t>
             </w:r>
           </w:p>
         </w:tc>
@@ -20578,7 +20578,7 @@
                 <w:sz w:val="16"/>
                 <w:szCs w:val="16"/>
               </w:rPr>
-              <w:t xml:space="preserve">Successfully removed the count so it can be recorded again</w:t>
+              <w:t xml:space="preserve">Successfully saved the count and displayed Balanced, Over by or Short by</w:t>
             </w:r>
           </w:p>
         </w:tc>
@@ -20722,38 +20722,267 @@
         </w:tc>
         <w:tc>
           <w:tcPr>
-            <w:tcW w:type="dxa" w:w="13400"/>
-            <w:gridSpan w:val="8"/>
-            <w:tcBorders>
-              <w:top w:val="single" w:color="808080" w:sz="4"/>
-              <w:left w:val="single" w:color="808080" w:sz="4"/>
-              <w:bottom w:val="single" w:color="808080" w:sz="4"/>
-              <w:right w:val="single" w:color="808080" w:sz="4"/>
-            </w:tcBorders>
-            <w:shd w:fill="D9EAD3" w:val="clear"/>
-            <w:tcMar>
-              <w:top w:type="dxa" w:w="45"/>
-              <w:left w:type="dxa" w:w="80"/>
-              <w:bottom w:type="dxa" w:w="45"/>
-              <w:right w:type="dxa" w:w="80"/>
-            </w:tcMar>
-            <w:vAlign w:val="center"/>
-          </w:tcPr>
-          <w:p>
-            <w:pPr>
-              <w:spacing w:after="0" w:line="230"/>
-              <w:jc w:val="left"/>
-            </w:pPr>
-            <w:r>
-              <w:rPr>
-                <w:rFonts w:ascii="Arial" w:cs="Arial" w:eastAsia="Arial" w:hAnsi="Arial"/>
-                <w:b/>
-                <w:bCs/>
-                <w:color w:val="000000"/>
-                <w:sz w:val="16"/>
-                <w:szCs w:val="16"/>
-              </w:rPr>
-              <w:t xml:space="preserve">SUPPLIERS</w:t>
+            <w:tcW w:type="dxa" w:w="520"/>
+            <w:tcBorders>
+              <w:top w:val="single" w:color="808080" w:sz="4"/>
+              <w:left w:val="single" w:color="808080" w:sz="4"/>
+              <w:bottom w:val="single" w:color="808080" w:sz="4"/>
+              <w:right w:val="single" w:color="808080" w:sz="4"/>
+            </w:tcBorders>
+            <w:tcMar>
+              <w:top w:type="dxa" w:w="45"/>
+              <w:left w:type="dxa" w:w="80"/>
+              <w:bottom w:type="dxa" w:w="45"/>
+              <w:right w:type="dxa" w:w="80"/>
+            </w:tcMar>
+            <w:vAlign w:val="center"/>
+          </w:tcPr>
+          <w:p>
+            <w:pPr>
+              <w:spacing w:after="0" w:line="230"/>
+              <w:jc w:val="center"/>
+            </w:pPr>
+            <w:r>
+              <w:rPr>
+                <w:rFonts w:ascii="Arial" w:cs="Arial" w:eastAsia="Arial" w:hAnsi="Arial"/>
+                <w:color w:val="000000"/>
+                <w:sz w:val="16"/>
+                <w:szCs w:val="16"/>
+              </w:rPr>
+              <w:t xml:space="preserve">4</w:t>
+            </w:r>
+          </w:p>
+        </w:tc>
+        <w:tc>
+          <w:tcPr>
+            <w:tcW w:type="dxa" w:w="1100"/>
+            <w:tcBorders>
+              <w:top w:val="single" w:color="808080" w:sz="4"/>
+              <w:left w:val="single" w:color="808080" w:sz="4"/>
+              <w:bottom w:val="single" w:color="808080" w:sz="4"/>
+              <w:right w:val="single" w:color="808080" w:sz="4"/>
+            </w:tcBorders>
+            <w:tcMar>
+              <w:top w:type="dxa" w:w="45"/>
+              <w:left w:type="dxa" w:w="80"/>
+              <w:bottom w:type="dxa" w:w="45"/>
+              <w:right w:type="dxa" w:w="80"/>
+            </w:tcMar>
+            <w:vAlign w:val="center"/>
+          </w:tcPr>
+          <w:p>
+            <w:pPr>
+              <w:spacing w:after="0" w:line="230"/>
+              <w:jc w:val="left"/>
+            </w:pPr>
+            <w:r>
+              <w:rPr>
+                <w:rFonts w:ascii="Arial" w:cs="Arial" w:eastAsia="Arial" w:hAnsi="Arial"/>
+                <w:b w:val="false"/>
+                <w:bCs w:val="false"/>
+                <w:color w:val="000000"/>
+                <w:sz w:val="16"/>
+                <w:szCs w:val="16"/>
+              </w:rPr>
+              <w:t xml:space="preserve"/>
+            </w:r>
+          </w:p>
+        </w:tc>
+        <w:tc>
+          <w:tcPr>
+            <w:tcW w:type="dxa" w:w="720"/>
+            <w:tcBorders>
+              <w:top w:val="single" w:color="808080" w:sz="4"/>
+              <w:left w:val="single" w:color="808080" w:sz="4"/>
+              <w:bottom w:val="single" w:color="808080" w:sz="4"/>
+              <w:right w:val="single" w:color="808080" w:sz="4"/>
+            </w:tcBorders>
+            <w:tcMar>
+              <w:top w:type="dxa" w:w="45"/>
+              <w:left w:type="dxa" w:w="80"/>
+              <w:bottom w:type="dxa" w:w="45"/>
+              <w:right w:type="dxa" w:w="80"/>
+            </w:tcMar>
+            <w:vAlign w:val="center"/>
+          </w:tcPr>
+          <w:p>
+            <w:pPr>
+              <w:spacing w:after="0" w:line="230"/>
+              <w:jc w:val="center"/>
+            </w:pPr>
+            <w:r>
+              <w:rPr>
+                <w:rFonts w:ascii="Arial" w:cs="Arial" w:eastAsia="Arial" w:hAnsi="Arial"/>
+                <w:color w:val="000000"/>
+                <w:sz w:val="16"/>
+                <w:szCs w:val="16"/>
+              </w:rPr>
+              <w:t xml:space="preserve">21-04</w:t>
+            </w:r>
+          </w:p>
+        </w:tc>
+        <w:tc>
+          <w:tcPr>
+            <w:tcW w:type="dxa" w:w="3820"/>
+            <w:tcBorders>
+              <w:top w:val="single" w:color="808080" w:sz="4"/>
+              <w:left w:val="single" w:color="808080" w:sz="4"/>
+              <w:bottom w:val="single" w:color="808080" w:sz="4"/>
+              <w:right w:val="single" w:color="808080" w:sz="4"/>
+            </w:tcBorders>
+            <w:tcMar>
+              <w:top w:type="dxa" w:w="45"/>
+              <w:left w:type="dxa" w:w="80"/>
+              <w:bottom w:type="dxa" w:w="45"/>
+              <w:right w:type="dxa" w:w="80"/>
+            </w:tcMar>
+            <w:vAlign w:val="center"/>
+          </w:tcPr>
+          <w:p>
+            <w:pPr>
+              <w:spacing w:after="0" w:line="230"/>
+              <w:jc w:val="left"/>
+            </w:pPr>
+            <w:r>
+              <w:rPr>
+                <w:rFonts w:ascii="Arial" w:cs="Arial" w:eastAsia="Arial" w:hAnsi="Arial"/>
+                <w:color w:val="000000"/>
+                <w:sz w:val="16"/>
+                <w:szCs w:val="16"/>
+              </w:rPr>
+              <w:t xml:space="preserve">Click the Reopen button of the recorded count, then confirm</w:t>
+            </w:r>
+          </w:p>
+        </w:tc>
+        <w:tc>
+          <w:tcPr>
+            <w:tcW w:type="dxa" w:w="3820"/>
+            <w:tcBorders>
+              <w:top w:val="single" w:color="808080" w:sz="4"/>
+              <w:left w:val="single" w:color="808080" w:sz="4"/>
+              <w:bottom w:val="single" w:color="808080" w:sz="4"/>
+              <w:right w:val="single" w:color="808080" w:sz="4"/>
+            </w:tcBorders>
+            <w:tcMar>
+              <w:top w:type="dxa" w:w="45"/>
+              <w:left w:type="dxa" w:w="80"/>
+              <w:bottom w:type="dxa" w:w="45"/>
+              <w:right w:type="dxa" w:w="80"/>
+            </w:tcMar>
+            <w:vAlign w:val="center"/>
+          </w:tcPr>
+          <w:p>
+            <w:pPr>
+              <w:spacing w:after="0" w:line="230"/>
+              <w:jc w:val="left"/>
+            </w:pPr>
+            <w:r>
+              <w:rPr>
+                <w:rFonts w:ascii="Arial" w:cs="Arial" w:eastAsia="Arial" w:hAnsi="Arial"/>
+                <w:color w:val="000000"/>
+                <w:sz w:val="16"/>
+                <w:szCs w:val="16"/>
+              </w:rPr>
+              <w:t xml:space="preserve">Successfully removed the count so it can be recorded again</w:t>
+            </w:r>
+          </w:p>
+        </w:tc>
+        <w:tc>
+          <w:tcPr>
+            <w:tcW w:type="dxa" w:w="1300"/>
+            <w:tcBorders>
+              <w:top w:val="single" w:color="808080" w:sz="4"/>
+              <w:left w:val="single" w:color="808080" w:sz="4"/>
+              <w:bottom w:val="single" w:color="808080" w:sz="4"/>
+              <w:right w:val="single" w:color="808080" w:sz="4"/>
+            </w:tcBorders>
+            <w:tcMar>
+              <w:top w:type="dxa" w:w="45"/>
+              <w:left w:type="dxa" w:w="80"/>
+              <w:bottom w:type="dxa" w:w="45"/>
+              <w:right w:type="dxa" w:w="80"/>
+            </w:tcMar>
+            <w:vAlign w:val="center"/>
+          </w:tcPr>
+          <w:p>
+            <w:pPr>
+              <w:spacing w:after="0" w:line="230"/>
+              <w:jc w:val="left"/>
+            </w:pPr>
+            <w:r>
+              <w:rPr>
+                <w:rFonts w:ascii="Arial" w:cs="Arial" w:eastAsia="Arial" w:hAnsi="Arial"/>
+                <w:color w:val="000000"/>
+                <w:sz w:val="16"/>
+                <w:szCs w:val="16"/>
+              </w:rPr>
+              <w:t xml:space="preserve"/>
+            </w:r>
+          </w:p>
+        </w:tc>
+        <w:tc>
+          <w:tcPr>
+            <w:tcW w:type="dxa" w:w="900"/>
+            <w:tcBorders>
+              <w:top w:val="single" w:color="808080" w:sz="4"/>
+              <w:left w:val="single" w:color="808080" w:sz="4"/>
+              <w:bottom w:val="single" w:color="808080" w:sz="4"/>
+              <w:right w:val="single" w:color="808080" w:sz="4"/>
+            </w:tcBorders>
+            <w:tcMar>
+              <w:top w:type="dxa" w:w="45"/>
+              <w:left w:type="dxa" w:w="80"/>
+              <w:bottom w:type="dxa" w:w="45"/>
+              <w:right w:type="dxa" w:w="80"/>
+            </w:tcMar>
+            <w:vAlign w:val="center"/>
+          </w:tcPr>
+          <w:p>
+            <w:pPr>
+              <w:spacing w:after="0" w:line="230"/>
+              <w:jc w:val="left"/>
+            </w:pPr>
+            <w:r>
+              <w:rPr>
+                <w:rFonts w:ascii="Arial" w:cs="Arial" w:eastAsia="Arial" w:hAnsi="Arial"/>
+                <w:color w:val="000000"/>
+                <w:sz w:val="16"/>
+                <w:szCs w:val="16"/>
+              </w:rPr>
+              <w:t xml:space="preserve"/>
+            </w:r>
+          </w:p>
+        </w:tc>
+        <w:tc>
+          <w:tcPr>
+            <w:tcW w:type="dxa" w:w="1220"/>
+            <w:tcBorders>
+              <w:top w:val="single" w:color="808080" w:sz="4"/>
+              <w:left w:val="single" w:color="808080" w:sz="4"/>
+              <w:bottom w:val="single" w:color="808080" w:sz="4"/>
+              <w:right w:val="single" w:color="808080" w:sz="4"/>
+            </w:tcBorders>
+            <w:tcMar>
+              <w:top w:type="dxa" w:w="45"/>
+              <w:left w:type="dxa" w:w="80"/>
+              <w:bottom w:type="dxa" w:w="45"/>
+              <w:right w:type="dxa" w:w="80"/>
+            </w:tcMar>
+            <w:vAlign w:val="center"/>
+          </w:tcPr>
+          <w:p>
+            <w:pPr>
+              <w:spacing w:after="0" w:line="230"/>
+              <w:jc w:val="left"/>
+            </w:pPr>
+            <w:r>
+              <w:rPr>
+                <w:rFonts w:ascii="Arial" w:cs="Arial" w:eastAsia="Arial" w:hAnsi="Arial"/>
+                <w:color w:val="000000"/>
+                <w:sz w:val="16"/>
+                <w:szCs w:val="16"/>
+              </w:rPr>
+              <w:t xml:space="preserve"/>
             </w:r>
           </w:p>
         </w:tc>
@@ -20806,7 +21035,7 @@
               <w:bottom w:val="single" w:color="808080" w:sz="4"/>
               <w:right w:val="single" w:color="808080" w:sz="4"/>
             </w:tcBorders>
-            <w:shd w:fill="2E6B35" w:val="clear"/>
+            <w:shd w:fill="D9EAD3" w:val="clear"/>
             <w:tcMar>
               <w:top w:type="dxa" w:w="45"/>
               <w:left w:type="dxa" w:w="80"/>
@@ -20825,11 +21054,11 @@
                 <w:rFonts w:ascii="Arial" w:cs="Arial" w:eastAsia="Arial" w:hAnsi="Arial"/>
                 <w:b/>
                 <w:bCs/>
-                <w:color w:val="FFFFFF"/>
-                <w:sz w:val="16"/>
-                <w:szCs w:val="16"/>
-              </w:rPr>
-              <w:t xml:space="preserve">22  Open Suppliers</w:t>
+                <w:color w:val="000000"/>
+                <w:sz w:val="16"/>
+                <w:szCs w:val="16"/>
+              </w:rPr>
+              <w:t xml:space="preserve">SUPPLIERS</w:t>
             </w:r>
           </w:p>
         </w:tc>
@@ -20874,267 +21103,38 @@
         </w:tc>
         <w:tc>
           <w:tcPr>
-            <w:tcW w:type="dxa" w:w="520"/>
-            <w:tcBorders>
-              <w:top w:val="single" w:color="808080" w:sz="4"/>
-              <w:left w:val="single" w:color="808080" w:sz="4"/>
-              <w:bottom w:val="single" w:color="808080" w:sz="4"/>
-              <w:right w:val="single" w:color="808080" w:sz="4"/>
-            </w:tcBorders>
-            <w:tcMar>
-              <w:top w:type="dxa" w:w="45"/>
-              <w:left w:type="dxa" w:w="80"/>
-              <w:bottom w:type="dxa" w:w="45"/>
-              <w:right w:type="dxa" w:w="80"/>
-            </w:tcMar>
-            <w:vAlign w:val="center"/>
-          </w:tcPr>
-          <w:p>
-            <w:pPr>
-              <w:spacing w:after="0" w:line="230"/>
-              <w:jc w:val="center"/>
-            </w:pPr>
-            <w:r>
-              <w:rPr>
-                <w:rFonts w:ascii="Arial" w:cs="Arial" w:eastAsia="Arial" w:hAnsi="Arial"/>
-                <w:color w:val="000000"/>
-                <w:sz w:val="16"/>
-                <w:szCs w:val="16"/>
-              </w:rPr>
-              <w:t xml:space="preserve">1</w:t>
-            </w:r>
-          </w:p>
-        </w:tc>
-        <w:tc>
-          <w:tcPr>
-            <w:tcW w:type="dxa" w:w="1100"/>
-            <w:tcBorders>
-              <w:top w:val="single" w:color="808080" w:sz="4"/>
-              <w:left w:val="single" w:color="808080" w:sz="4"/>
-              <w:bottom w:val="single" w:color="808080" w:sz="4"/>
-              <w:right w:val="single" w:color="808080" w:sz="4"/>
-            </w:tcBorders>
-            <w:tcMar>
-              <w:top w:type="dxa" w:w="45"/>
-              <w:left w:type="dxa" w:w="80"/>
-              <w:bottom w:type="dxa" w:w="45"/>
-              <w:right w:type="dxa" w:w="80"/>
-            </w:tcMar>
-            <w:vAlign w:val="center"/>
-          </w:tcPr>
-          <w:p>
-            <w:pPr>
-              <w:spacing w:after="0" w:line="230"/>
-              <w:jc w:val="left"/>
-            </w:pPr>
-            <w:r>
-              <w:rPr>
-                <w:rFonts w:ascii="Arial" w:cs="Arial" w:eastAsia="Arial" w:hAnsi="Arial"/>
-                <w:b w:val="false"/>
-                <w:bCs w:val="false"/>
-                <w:color w:val="000000"/>
-                <w:sz w:val="16"/>
-                <w:szCs w:val="16"/>
-              </w:rPr>
-              <w:t xml:space="preserve"/>
-            </w:r>
-          </w:p>
-        </w:tc>
-        <w:tc>
-          <w:tcPr>
-            <w:tcW w:type="dxa" w:w="720"/>
-            <w:tcBorders>
-              <w:top w:val="single" w:color="808080" w:sz="4"/>
-              <w:left w:val="single" w:color="808080" w:sz="4"/>
-              <w:bottom w:val="single" w:color="808080" w:sz="4"/>
-              <w:right w:val="single" w:color="808080" w:sz="4"/>
-            </w:tcBorders>
-            <w:tcMar>
-              <w:top w:type="dxa" w:w="45"/>
-              <w:left w:type="dxa" w:w="80"/>
-              <w:bottom w:type="dxa" w:w="45"/>
-              <w:right w:type="dxa" w:w="80"/>
-            </w:tcMar>
-            <w:vAlign w:val="center"/>
-          </w:tcPr>
-          <w:p>
-            <w:pPr>
-              <w:spacing w:after="0" w:line="230"/>
-              <w:jc w:val="center"/>
-            </w:pPr>
-            <w:r>
-              <w:rPr>
-                <w:rFonts w:ascii="Arial" w:cs="Arial" w:eastAsia="Arial" w:hAnsi="Arial"/>
-                <w:color w:val="000000"/>
-                <w:sz w:val="16"/>
-                <w:szCs w:val="16"/>
-              </w:rPr>
-              <w:t xml:space="preserve">22-01</w:t>
-            </w:r>
-          </w:p>
-        </w:tc>
-        <w:tc>
-          <w:tcPr>
-            <w:tcW w:type="dxa" w:w="3820"/>
-            <w:tcBorders>
-              <w:top w:val="single" w:color="808080" w:sz="4"/>
-              <w:left w:val="single" w:color="808080" w:sz="4"/>
-              <w:bottom w:val="single" w:color="808080" w:sz="4"/>
-              <w:right w:val="single" w:color="808080" w:sz="4"/>
-            </w:tcBorders>
-            <w:tcMar>
-              <w:top w:type="dxa" w:w="45"/>
-              <w:left w:type="dxa" w:w="80"/>
-              <w:bottom w:type="dxa" w:w="45"/>
-              <w:right w:type="dxa" w:w="80"/>
-            </w:tcMar>
-            <w:vAlign w:val="center"/>
-          </w:tcPr>
-          <w:p>
-            <w:pPr>
-              <w:spacing w:after="0" w:line="230"/>
-              <w:jc w:val="left"/>
-            </w:pPr>
-            <w:r>
-              <w:rPr>
-                <w:rFonts w:ascii="Arial" w:cs="Arial" w:eastAsia="Arial" w:hAnsi="Arial"/>
-                <w:color w:val="000000"/>
-                <w:sz w:val="16"/>
-                <w:szCs w:val="16"/>
-              </w:rPr>
-              <w:t xml:space="preserve">From Sales, click Suppliers in the sidebar</w:t>
-            </w:r>
-          </w:p>
-        </w:tc>
-        <w:tc>
-          <w:tcPr>
-            <w:tcW w:type="dxa" w:w="3820"/>
-            <w:tcBorders>
-              <w:top w:val="single" w:color="808080" w:sz="4"/>
-              <w:left w:val="single" w:color="808080" w:sz="4"/>
-              <w:bottom w:val="single" w:color="808080" w:sz="4"/>
-              <w:right w:val="single" w:color="808080" w:sz="4"/>
-            </w:tcBorders>
-            <w:tcMar>
-              <w:top w:type="dxa" w:w="45"/>
-              <w:left w:type="dxa" w:w="80"/>
-              <w:bottom w:type="dxa" w:w="45"/>
-              <w:right w:type="dxa" w:w="80"/>
-            </w:tcMar>
-            <w:vAlign w:val="center"/>
-          </w:tcPr>
-          <w:p>
-            <w:pPr>
-              <w:spacing w:after="0" w:line="230"/>
-              <w:jc w:val="left"/>
-            </w:pPr>
-            <w:r>
-              <w:rPr>
-                <w:rFonts w:ascii="Arial" w:cs="Arial" w:eastAsia="Arial" w:hAnsi="Arial"/>
-                <w:color w:val="000000"/>
-                <w:sz w:val="16"/>
-                <w:szCs w:val="16"/>
-              </w:rPr>
-              <w:t xml:space="preserve">Successfully displayed the Suppliers page with each supplier's star rating in the Rating column</w:t>
-            </w:r>
-          </w:p>
-        </w:tc>
-        <w:tc>
-          <w:tcPr>
-            <w:tcW w:type="dxa" w:w="1300"/>
-            <w:tcBorders>
-              <w:top w:val="single" w:color="808080" w:sz="4"/>
-              <w:left w:val="single" w:color="808080" w:sz="4"/>
-              <w:bottom w:val="single" w:color="808080" w:sz="4"/>
-              <w:right w:val="single" w:color="808080" w:sz="4"/>
-            </w:tcBorders>
-            <w:tcMar>
-              <w:top w:type="dxa" w:w="45"/>
-              <w:left w:type="dxa" w:w="80"/>
-              <w:bottom w:type="dxa" w:w="45"/>
-              <w:right w:type="dxa" w:w="80"/>
-            </w:tcMar>
-            <w:vAlign w:val="center"/>
-          </w:tcPr>
-          <w:p>
-            <w:pPr>
-              <w:spacing w:after="0" w:line="230"/>
-              <w:jc w:val="left"/>
-            </w:pPr>
-            <w:r>
-              <w:rPr>
-                <w:rFonts w:ascii="Arial" w:cs="Arial" w:eastAsia="Arial" w:hAnsi="Arial"/>
-                <w:color w:val="000000"/>
-                <w:sz w:val="16"/>
-                <w:szCs w:val="16"/>
-              </w:rPr>
-              <w:t xml:space="preserve"/>
-            </w:r>
-          </w:p>
-        </w:tc>
-        <w:tc>
-          <w:tcPr>
-            <w:tcW w:type="dxa" w:w="900"/>
-            <w:tcBorders>
-              <w:top w:val="single" w:color="808080" w:sz="4"/>
-              <w:left w:val="single" w:color="808080" w:sz="4"/>
-              <w:bottom w:val="single" w:color="808080" w:sz="4"/>
-              <w:right w:val="single" w:color="808080" w:sz="4"/>
-            </w:tcBorders>
-            <w:tcMar>
-              <w:top w:type="dxa" w:w="45"/>
-              <w:left w:type="dxa" w:w="80"/>
-              <w:bottom w:type="dxa" w:w="45"/>
-              <w:right w:type="dxa" w:w="80"/>
-            </w:tcMar>
-            <w:vAlign w:val="center"/>
-          </w:tcPr>
-          <w:p>
-            <w:pPr>
-              <w:spacing w:after="0" w:line="230"/>
-              <w:jc w:val="left"/>
-            </w:pPr>
-            <w:r>
-              <w:rPr>
-                <w:rFonts w:ascii="Arial" w:cs="Arial" w:eastAsia="Arial" w:hAnsi="Arial"/>
-                <w:color w:val="000000"/>
-                <w:sz w:val="16"/>
-                <w:szCs w:val="16"/>
-              </w:rPr>
-              <w:t xml:space="preserve"/>
-            </w:r>
-          </w:p>
-        </w:tc>
-        <w:tc>
-          <w:tcPr>
-            <w:tcW w:type="dxa" w:w="1220"/>
-            <w:tcBorders>
-              <w:top w:val="single" w:color="808080" w:sz="4"/>
-              <w:left w:val="single" w:color="808080" w:sz="4"/>
-              <w:bottom w:val="single" w:color="808080" w:sz="4"/>
-              <w:right w:val="single" w:color="808080" w:sz="4"/>
-            </w:tcBorders>
-            <w:tcMar>
-              <w:top w:type="dxa" w:w="45"/>
-              <w:left w:type="dxa" w:w="80"/>
-              <w:bottom w:type="dxa" w:w="45"/>
-              <w:right w:type="dxa" w:w="80"/>
-            </w:tcMar>
-            <w:vAlign w:val="center"/>
-          </w:tcPr>
-          <w:p>
-            <w:pPr>
-              <w:spacing w:after="0" w:line="230"/>
-              <w:jc w:val="left"/>
-            </w:pPr>
-            <w:r>
-              <w:rPr>
-                <w:rFonts w:ascii="Arial" w:cs="Arial" w:eastAsia="Arial" w:hAnsi="Arial"/>
-                <w:color w:val="000000"/>
-                <w:sz w:val="16"/>
-                <w:szCs w:val="16"/>
-              </w:rPr>
-              <w:t xml:space="preserve"/>
+            <w:tcW w:type="dxa" w:w="13400"/>
+            <w:gridSpan w:val="8"/>
+            <w:tcBorders>
+              <w:top w:val="single" w:color="808080" w:sz="4"/>
+              <w:left w:val="single" w:color="808080" w:sz="4"/>
+              <w:bottom w:val="single" w:color="808080" w:sz="4"/>
+              <w:right w:val="single" w:color="808080" w:sz="4"/>
+            </w:tcBorders>
+            <w:shd w:fill="2E6B35" w:val="clear"/>
+            <w:tcMar>
+              <w:top w:type="dxa" w:w="45"/>
+              <w:left w:type="dxa" w:w="80"/>
+              <w:bottom w:type="dxa" w:w="45"/>
+              <w:right w:type="dxa" w:w="80"/>
+            </w:tcMar>
+            <w:vAlign w:val="center"/>
+          </w:tcPr>
+          <w:p>
+            <w:pPr>
+              <w:spacing w:after="0" w:line="230"/>
+              <w:jc w:val="left"/>
+            </w:pPr>
+            <w:r>
+              <w:rPr>
+                <w:rFonts w:ascii="Arial" w:cs="Arial" w:eastAsia="Arial" w:hAnsi="Arial"/>
+                <w:b/>
+                <w:bCs/>
+                <w:color w:val="FFFFFF"/>
+                <w:sz w:val="16"/>
+                <w:szCs w:val="16"/>
+              </w:rPr>
+              <w:t xml:space="preserve">22  Open Suppliers</w:t>
             </w:r>
           </w:p>
         </w:tc>
@@ -21179,38 +21179,267 @@
         </w:tc>
         <w:tc>
           <w:tcPr>
-            <w:tcW w:type="dxa" w:w="13400"/>
-            <w:gridSpan w:val="8"/>
-            <w:tcBorders>
-              <w:top w:val="single" w:color="808080" w:sz="4"/>
-              <w:left w:val="single" w:color="808080" w:sz="4"/>
-              <w:bottom w:val="single" w:color="808080" w:sz="4"/>
-              <w:right w:val="single" w:color="808080" w:sz="4"/>
-            </w:tcBorders>
-            <w:shd w:fill="2E6B35" w:val="clear"/>
-            <w:tcMar>
-              <w:top w:type="dxa" w:w="45"/>
-              <w:left w:type="dxa" w:w="80"/>
-              <w:bottom w:type="dxa" w:w="45"/>
-              <w:right w:type="dxa" w:w="80"/>
-            </w:tcMar>
-            <w:vAlign w:val="center"/>
-          </w:tcPr>
-          <w:p>
-            <w:pPr>
-              <w:spacing w:after="0" w:line="230"/>
-              <w:jc w:val="left"/>
-            </w:pPr>
-            <w:r>
-              <w:rPr>
-                <w:rFonts w:ascii="Arial" w:cs="Arial" w:eastAsia="Arial" w:hAnsi="Arial"/>
-                <w:b/>
-                <w:bCs/>
-                <w:color w:val="FFFFFF"/>
-                <w:sz w:val="16"/>
-                <w:szCs w:val="16"/>
-              </w:rPr>
-              <w:t xml:space="preserve">23  Add, Edit and Delete Supplier</w:t>
+            <w:tcW w:type="dxa" w:w="520"/>
+            <w:tcBorders>
+              <w:top w:val="single" w:color="808080" w:sz="4"/>
+              <w:left w:val="single" w:color="808080" w:sz="4"/>
+              <w:bottom w:val="single" w:color="808080" w:sz="4"/>
+              <w:right w:val="single" w:color="808080" w:sz="4"/>
+            </w:tcBorders>
+            <w:tcMar>
+              <w:top w:type="dxa" w:w="45"/>
+              <w:left w:type="dxa" w:w="80"/>
+              <w:bottom w:type="dxa" w:w="45"/>
+              <w:right w:type="dxa" w:w="80"/>
+            </w:tcMar>
+            <w:vAlign w:val="center"/>
+          </w:tcPr>
+          <w:p>
+            <w:pPr>
+              <w:spacing w:after="0" w:line="230"/>
+              <w:jc w:val="center"/>
+            </w:pPr>
+            <w:r>
+              <w:rPr>
+                <w:rFonts w:ascii="Arial" w:cs="Arial" w:eastAsia="Arial" w:hAnsi="Arial"/>
+                <w:color w:val="000000"/>
+                <w:sz w:val="16"/>
+                <w:szCs w:val="16"/>
+              </w:rPr>
+              <w:t xml:space="preserve">1</w:t>
+            </w:r>
+          </w:p>
+        </w:tc>
+        <w:tc>
+          <w:tcPr>
+            <w:tcW w:type="dxa" w:w="1100"/>
+            <w:tcBorders>
+              <w:top w:val="single" w:color="808080" w:sz="4"/>
+              <w:left w:val="single" w:color="808080" w:sz="4"/>
+              <w:bottom w:val="single" w:color="808080" w:sz="4"/>
+              <w:right w:val="single" w:color="808080" w:sz="4"/>
+            </w:tcBorders>
+            <w:tcMar>
+              <w:top w:type="dxa" w:w="45"/>
+              <w:left w:type="dxa" w:w="80"/>
+              <w:bottom w:type="dxa" w:w="45"/>
+              <w:right w:type="dxa" w:w="80"/>
+            </w:tcMar>
+            <w:vAlign w:val="center"/>
+          </w:tcPr>
+          <w:p>
+            <w:pPr>
+              <w:spacing w:after="0" w:line="230"/>
+              <w:jc w:val="left"/>
+            </w:pPr>
+            <w:r>
+              <w:rPr>
+                <w:rFonts w:ascii="Arial" w:cs="Arial" w:eastAsia="Arial" w:hAnsi="Arial"/>
+                <w:b w:val="false"/>
+                <w:bCs w:val="false"/>
+                <w:color w:val="000000"/>
+                <w:sz w:val="16"/>
+                <w:szCs w:val="16"/>
+              </w:rPr>
+              <w:t xml:space="preserve"/>
+            </w:r>
+          </w:p>
+        </w:tc>
+        <w:tc>
+          <w:tcPr>
+            <w:tcW w:type="dxa" w:w="720"/>
+            <w:tcBorders>
+              <w:top w:val="single" w:color="808080" w:sz="4"/>
+              <w:left w:val="single" w:color="808080" w:sz="4"/>
+              <w:bottom w:val="single" w:color="808080" w:sz="4"/>
+              <w:right w:val="single" w:color="808080" w:sz="4"/>
+            </w:tcBorders>
+            <w:tcMar>
+              <w:top w:type="dxa" w:w="45"/>
+              <w:left w:type="dxa" w:w="80"/>
+              <w:bottom w:type="dxa" w:w="45"/>
+              <w:right w:type="dxa" w:w="80"/>
+            </w:tcMar>
+            <w:vAlign w:val="center"/>
+          </w:tcPr>
+          <w:p>
+            <w:pPr>
+              <w:spacing w:after="0" w:line="230"/>
+              <w:jc w:val="center"/>
+            </w:pPr>
+            <w:r>
+              <w:rPr>
+                <w:rFonts w:ascii="Arial" w:cs="Arial" w:eastAsia="Arial" w:hAnsi="Arial"/>
+                <w:color w:val="000000"/>
+                <w:sz w:val="16"/>
+                <w:szCs w:val="16"/>
+              </w:rPr>
+              <w:t xml:space="preserve">22-01</w:t>
+            </w:r>
+          </w:p>
+        </w:tc>
+        <w:tc>
+          <w:tcPr>
+            <w:tcW w:type="dxa" w:w="3820"/>
+            <w:tcBorders>
+              <w:top w:val="single" w:color="808080" w:sz="4"/>
+              <w:left w:val="single" w:color="808080" w:sz="4"/>
+              <w:bottom w:val="single" w:color="808080" w:sz="4"/>
+              <w:right w:val="single" w:color="808080" w:sz="4"/>
+            </w:tcBorders>
+            <w:tcMar>
+              <w:top w:type="dxa" w:w="45"/>
+              <w:left w:type="dxa" w:w="80"/>
+              <w:bottom w:type="dxa" w:w="45"/>
+              <w:right w:type="dxa" w:w="80"/>
+            </w:tcMar>
+            <w:vAlign w:val="center"/>
+          </w:tcPr>
+          <w:p>
+            <w:pPr>
+              <w:spacing w:after="0" w:line="230"/>
+              <w:jc w:val="left"/>
+            </w:pPr>
+            <w:r>
+              <w:rPr>
+                <w:rFonts w:ascii="Arial" w:cs="Arial" w:eastAsia="Arial" w:hAnsi="Arial"/>
+                <w:color w:val="000000"/>
+                <w:sz w:val="16"/>
+                <w:szCs w:val="16"/>
+              </w:rPr>
+              <w:t xml:space="preserve">From Sales, click Suppliers in the sidebar</w:t>
+            </w:r>
+          </w:p>
+        </w:tc>
+        <w:tc>
+          <w:tcPr>
+            <w:tcW w:type="dxa" w:w="3820"/>
+            <w:tcBorders>
+              <w:top w:val="single" w:color="808080" w:sz="4"/>
+              <w:left w:val="single" w:color="808080" w:sz="4"/>
+              <w:bottom w:val="single" w:color="808080" w:sz="4"/>
+              <w:right w:val="single" w:color="808080" w:sz="4"/>
+            </w:tcBorders>
+            <w:tcMar>
+              <w:top w:type="dxa" w:w="45"/>
+              <w:left w:type="dxa" w:w="80"/>
+              <w:bottom w:type="dxa" w:w="45"/>
+              <w:right w:type="dxa" w:w="80"/>
+            </w:tcMar>
+            <w:vAlign w:val="center"/>
+          </w:tcPr>
+          <w:p>
+            <w:pPr>
+              <w:spacing w:after="0" w:line="230"/>
+              <w:jc w:val="left"/>
+            </w:pPr>
+            <w:r>
+              <w:rPr>
+                <w:rFonts w:ascii="Arial" w:cs="Arial" w:eastAsia="Arial" w:hAnsi="Arial"/>
+                <w:color w:val="000000"/>
+                <w:sz w:val="16"/>
+                <w:szCs w:val="16"/>
+              </w:rPr>
+              <w:t xml:space="preserve">Successfully displayed the Suppliers page with each supplier's star rating in the Rating column</w:t>
+            </w:r>
+          </w:p>
+        </w:tc>
+        <w:tc>
+          <w:tcPr>
+            <w:tcW w:type="dxa" w:w="1300"/>
+            <w:tcBorders>
+              <w:top w:val="single" w:color="808080" w:sz="4"/>
+              <w:left w:val="single" w:color="808080" w:sz="4"/>
+              <w:bottom w:val="single" w:color="808080" w:sz="4"/>
+              <w:right w:val="single" w:color="808080" w:sz="4"/>
+            </w:tcBorders>
+            <w:tcMar>
+              <w:top w:type="dxa" w:w="45"/>
+              <w:left w:type="dxa" w:w="80"/>
+              <w:bottom w:type="dxa" w:w="45"/>
+              <w:right w:type="dxa" w:w="80"/>
+            </w:tcMar>
+            <w:vAlign w:val="center"/>
+          </w:tcPr>
+          <w:p>
+            <w:pPr>
+              <w:spacing w:after="0" w:line="230"/>
+              <w:jc w:val="left"/>
+            </w:pPr>
+            <w:r>
+              <w:rPr>
+                <w:rFonts w:ascii="Arial" w:cs="Arial" w:eastAsia="Arial" w:hAnsi="Arial"/>
+                <w:color w:val="000000"/>
+                <w:sz w:val="16"/>
+                <w:szCs w:val="16"/>
+              </w:rPr>
+              <w:t xml:space="preserve"/>
+            </w:r>
+          </w:p>
+        </w:tc>
+        <w:tc>
+          <w:tcPr>
+            <w:tcW w:type="dxa" w:w="900"/>
+            <w:tcBorders>
+              <w:top w:val="single" w:color="808080" w:sz="4"/>
+              <w:left w:val="single" w:color="808080" w:sz="4"/>
+              <w:bottom w:val="single" w:color="808080" w:sz="4"/>
+              <w:right w:val="single" w:color="808080" w:sz="4"/>
+            </w:tcBorders>
+            <w:tcMar>
+              <w:top w:type="dxa" w:w="45"/>
+              <w:left w:type="dxa" w:w="80"/>
+              <w:bottom w:type="dxa" w:w="45"/>
+              <w:right w:type="dxa" w:w="80"/>
+            </w:tcMar>
+            <w:vAlign w:val="center"/>
+          </w:tcPr>
+          <w:p>
+            <w:pPr>
+              <w:spacing w:after="0" w:line="230"/>
+              <w:jc w:val="left"/>
+            </w:pPr>
+            <w:r>
+              <w:rPr>
+                <w:rFonts w:ascii="Arial" w:cs="Arial" w:eastAsia="Arial" w:hAnsi="Arial"/>
+                <w:color w:val="000000"/>
+                <w:sz w:val="16"/>
+                <w:szCs w:val="16"/>
+              </w:rPr>
+              <w:t xml:space="preserve"/>
+            </w:r>
+          </w:p>
+        </w:tc>
+        <w:tc>
+          <w:tcPr>
+            <w:tcW w:type="dxa" w:w="1220"/>
+            <w:tcBorders>
+              <w:top w:val="single" w:color="808080" w:sz="4"/>
+              <w:left w:val="single" w:color="808080" w:sz="4"/>
+              <w:bottom w:val="single" w:color="808080" w:sz="4"/>
+              <w:right w:val="single" w:color="808080" w:sz="4"/>
+            </w:tcBorders>
+            <w:tcMar>
+              <w:top w:type="dxa" w:w="45"/>
+              <w:left w:type="dxa" w:w="80"/>
+              <w:bottom w:type="dxa" w:w="45"/>
+              <w:right w:type="dxa" w:w="80"/>
+            </w:tcMar>
+            <w:vAlign w:val="center"/>
+          </w:tcPr>
+          <w:p>
+            <w:pPr>
+              <w:spacing w:after="0" w:line="230"/>
+              <w:jc w:val="left"/>
+            </w:pPr>
+            <w:r>
+              <w:rPr>
+                <w:rFonts w:ascii="Arial" w:cs="Arial" w:eastAsia="Arial" w:hAnsi="Arial"/>
+                <w:color w:val="000000"/>
+                <w:sz w:val="16"/>
+                <w:szCs w:val="16"/>
+              </w:rPr>
+              <w:t xml:space="preserve"/>
             </w:r>
           </w:p>
         </w:tc>
@@ -21255,267 +21484,38 @@
         </w:tc>
         <w:tc>
           <w:tcPr>
-            <w:tcW w:type="dxa" w:w="520"/>
-            <w:tcBorders>
-              <w:top w:val="single" w:color="808080" w:sz="4"/>
-              <w:left w:val="single" w:color="808080" w:sz="4"/>
-              <w:bottom w:val="single" w:color="808080" w:sz="4"/>
-              <w:right w:val="single" w:color="808080" w:sz="4"/>
-            </w:tcBorders>
-            <w:tcMar>
-              <w:top w:type="dxa" w:w="45"/>
-              <w:left w:type="dxa" w:w="80"/>
-              <w:bottom w:type="dxa" w:w="45"/>
-              <w:right w:type="dxa" w:w="80"/>
-            </w:tcMar>
-            <w:vAlign w:val="center"/>
-          </w:tcPr>
-          <w:p>
-            <w:pPr>
-              <w:spacing w:after="0" w:line="230"/>
-              <w:jc w:val="center"/>
-            </w:pPr>
-            <w:r>
-              <w:rPr>
-                <w:rFonts w:ascii="Arial" w:cs="Arial" w:eastAsia="Arial" w:hAnsi="Arial"/>
-                <w:color w:val="000000"/>
-                <w:sz w:val="16"/>
-                <w:szCs w:val="16"/>
-              </w:rPr>
-              <w:t xml:space="preserve">1</w:t>
-            </w:r>
-          </w:p>
-        </w:tc>
-        <w:tc>
-          <w:tcPr>
-            <w:tcW w:type="dxa" w:w="1100"/>
-            <w:tcBorders>
-              <w:top w:val="single" w:color="808080" w:sz="4"/>
-              <w:left w:val="single" w:color="808080" w:sz="4"/>
-              <w:bottom w:val="single" w:color="808080" w:sz="4"/>
-              <w:right w:val="single" w:color="808080" w:sz="4"/>
-            </w:tcBorders>
-            <w:tcMar>
-              <w:top w:type="dxa" w:w="45"/>
-              <w:left w:type="dxa" w:w="80"/>
-              <w:bottom w:type="dxa" w:w="45"/>
-              <w:right w:type="dxa" w:w="80"/>
-            </w:tcMar>
-            <w:vAlign w:val="center"/>
-          </w:tcPr>
-          <w:p>
-            <w:pPr>
-              <w:spacing w:after="0" w:line="230"/>
-              <w:jc w:val="left"/>
-            </w:pPr>
-            <w:r>
-              <w:rPr>
-                <w:rFonts w:ascii="Arial" w:cs="Arial" w:eastAsia="Arial" w:hAnsi="Arial"/>
-                <w:b w:val="false"/>
-                <w:bCs w:val="false"/>
-                <w:color w:val="000000"/>
-                <w:sz w:val="16"/>
-                <w:szCs w:val="16"/>
-              </w:rPr>
-              <w:t xml:space="preserve"/>
-            </w:r>
-          </w:p>
-        </w:tc>
-        <w:tc>
-          <w:tcPr>
-            <w:tcW w:type="dxa" w:w="720"/>
-            <w:tcBorders>
-              <w:top w:val="single" w:color="808080" w:sz="4"/>
-              <w:left w:val="single" w:color="808080" w:sz="4"/>
-              <w:bottom w:val="single" w:color="808080" w:sz="4"/>
-              <w:right w:val="single" w:color="808080" w:sz="4"/>
-            </w:tcBorders>
-            <w:tcMar>
-              <w:top w:type="dxa" w:w="45"/>
-              <w:left w:type="dxa" w:w="80"/>
-              <w:bottom w:type="dxa" w:w="45"/>
-              <w:right w:type="dxa" w:w="80"/>
-            </w:tcMar>
-            <w:vAlign w:val="center"/>
-          </w:tcPr>
-          <w:p>
-            <w:pPr>
-              <w:spacing w:after="0" w:line="230"/>
-              <w:jc w:val="center"/>
-            </w:pPr>
-            <w:r>
-              <w:rPr>
-                <w:rFonts w:ascii="Arial" w:cs="Arial" w:eastAsia="Arial" w:hAnsi="Arial"/>
-                <w:color w:val="000000"/>
-                <w:sz w:val="16"/>
-                <w:szCs w:val="16"/>
-              </w:rPr>
-              <w:t xml:space="preserve">23-01</w:t>
-            </w:r>
-          </w:p>
-        </w:tc>
-        <w:tc>
-          <w:tcPr>
-            <w:tcW w:type="dxa" w:w="3820"/>
-            <w:tcBorders>
-              <w:top w:val="single" w:color="808080" w:sz="4"/>
-              <w:left w:val="single" w:color="808080" w:sz="4"/>
-              <w:bottom w:val="single" w:color="808080" w:sz="4"/>
-              <w:right w:val="single" w:color="808080" w:sz="4"/>
-            </w:tcBorders>
-            <w:tcMar>
-              <w:top w:type="dxa" w:w="45"/>
-              <w:left w:type="dxa" w:w="80"/>
-              <w:bottom w:type="dxa" w:w="45"/>
-              <w:right w:type="dxa" w:w="80"/>
-            </w:tcMar>
-            <w:vAlign w:val="center"/>
-          </w:tcPr>
-          <w:p>
-            <w:pPr>
-              <w:spacing w:after="0" w:line="230"/>
-              <w:jc w:val="left"/>
-            </w:pPr>
-            <w:r>
-              <w:rPr>
-                <w:rFonts w:ascii="Arial" w:cs="Arial" w:eastAsia="Arial" w:hAnsi="Arial"/>
-                <w:color w:val="000000"/>
-                <w:sz w:val="16"/>
-                <w:szCs w:val="16"/>
-              </w:rPr>
-              <w:t xml:space="preserve">Click the Add supplier button</w:t>
-            </w:r>
-          </w:p>
-        </w:tc>
-        <w:tc>
-          <w:tcPr>
-            <w:tcW w:type="dxa" w:w="3820"/>
-            <w:tcBorders>
-              <w:top w:val="single" w:color="808080" w:sz="4"/>
-              <w:left w:val="single" w:color="808080" w:sz="4"/>
-              <w:bottom w:val="single" w:color="808080" w:sz="4"/>
-              <w:right w:val="single" w:color="808080" w:sz="4"/>
-            </w:tcBorders>
-            <w:tcMar>
-              <w:top w:type="dxa" w:w="45"/>
-              <w:left w:type="dxa" w:w="80"/>
-              <w:bottom w:type="dxa" w:w="45"/>
-              <w:right w:type="dxa" w:w="80"/>
-            </w:tcMar>
-            <w:vAlign w:val="center"/>
-          </w:tcPr>
-          <w:p>
-            <w:pPr>
-              <w:spacing w:after="0" w:line="230"/>
-              <w:jc w:val="left"/>
-            </w:pPr>
-            <w:r>
-              <w:rPr>
-                <w:rFonts w:ascii="Arial" w:cs="Arial" w:eastAsia="Arial" w:hAnsi="Arial"/>
-                <w:color w:val="000000"/>
-                <w:sz w:val="16"/>
-                <w:szCs w:val="16"/>
-              </w:rPr>
-              <w:t xml:space="preserve">Successfully displayed the Add New Supplier form</w:t>
-            </w:r>
-          </w:p>
-        </w:tc>
-        <w:tc>
-          <w:tcPr>
-            <w:tcW w:type="dxa" w:w="1300"/>
-            <w:tcBorders>
-              <w:top w:val="single" w:color="808080" w:sz="4"/>
-              <w:left w:val="single" w:color="808080" w:sz="4"/>
-              <w:bottom w:val="single" w:color="808080" w:sz="4"/>
-              <w:right w:val="single" w:color="808080" w:sz="4"/>
-            </w:tcBorders>
-            <w:tcMar>
-              <w:top w:type="dxa" w:w="45"/>
-              <w:left w:type="dxa" w:w="80"/>
-              <w:bottom w:type="dxa" w:w="45"/>
-              <w:right w:type="dxa" w:w="80"/>
-            </w:tcMar>
-            <w:vAlign w:val="center"/>
-          </w:tcPr>
-          <w:p>
-            <w:pPr>
-              <w:spacing w:after="0" w:line="230"/>
-              <w:jc w:val="left"/>
-            </w:pPr>
-            <w:r>
-              <w:rPr>
-                <w:rFonts w:ascii="Arial" w:cs="Arial" w:eastAsia="Arial" w:hAnsi="Arial"/>
-                <w:color w:val="000000"/>
-                <w:sz w:val="16"/>
-                <w:szCs w:val="16"/>
-              </w:rPr>
-              <w:t xml:space="preserve"/>
-            </w:r>
-          </w:p>
-        </w:tc>
-        <w:tc>
-          <w:tcPr>
-            <w:tcW w:type="dxa" w:w="900"/>
-            <w:tcBorders>
-              <w:top w:val="single" w:color="808080" w:sz="4"/>
-              <w:left w:val="single" w:color="808080" w:sz="4"/>
-              <w:bottom w:val="single" w:color="808080" w:sz="4"/>
-              <w:right w:val="single" w:color="808080" w:sz="4"/>
-            </w:tcBorders>
-            <w:tcMar>
-              <w:top w:type="dxa" w:w="45"/>
-              <w:left w:type="dxa" w:w="80"/>
-              <w:bottom w:type="dxa" w:w="45"/>
-              <w:right w:type="dxa" w:w="80"/>
-            </w:tcMar>
-            <w:vAlign w:val="center"/>
-          </w:tcPr>
-          <w:p>
-            <w:pPr>
-              <w:spacing w:after="0" w:line="230"/>
-              <w:jc w:val="left"/>
-            </w:pPr>
-            <w:r>
-              <w:rPr>
-                <w:rFonts w:ascii="Arial" w:cs="Arial" w:eastAsia="Arial" w:hAnsi="Arial"/>
-                <w:color w:val="000000"/>
-                <w:sz w:val="16"/>
-                <w:szCs w:val="16"/>
-              </w:rPr>
-              <w:t xml:space="preserve"/>
-            </w:r>
-          </w:p>
-        </w:tc>
-        <w:tc>
-          <w:tcPr>
-            <w:tcW w:type="dxa" w:w="1220"/>
-            <w:tcBorders>
-              <w:top w:val="single" w:color="808080" w:sz="4"/>
-              <w:left w:val="single" w:color="808080" w:sz="4"/>
-              <w:bottom w:val="single" w:color="808080" w:sz="4"/>
-              <w:right w:val="single" w:color="808080" w:sz="4"/>
-            </w:tcBorders>
-            <w:tcMar>
-              <w:top w:type="dxa" w:w="45"/>
-              <w:left w:type="dxa" w:w="80"/>
-              <w:bottom w:type="dxa" w:w="45"/>
-              <w:right w:type="dxa" w:w="80"/>
-            </w:tcMar>
-            <w:vAlign w:val="center"/>
-          </w:tcPr>
-          <w:p>
-            <w:pPr>
-              <w:spacing w:after="0" w:line="230"/>
-              <w:jc w:val="left"/>
-            </w:pPr>
-            <w:r>
-              <w:rPr>
-                <w:rFonts w:ascii="Arial" w:cs="Arial" w:eastAsia="Arial" w:hAnsi="Arial"/>
-                <w:color w:val="000000"/>
-                <w:sz w:val="16"/>
-                <w:szCs w:val="16"/>
-              </w:rPr>
-              <w:t xml:space="preserve"/>
+            <w:tcW w:type="dxa" w:w="13400"/>
+            <w:gridSpan w:val="8"/>
+            <w:tcBorders>
+              <w:top w:val="single" w:color="808080" w:sz="4"/>
+              <w:left w:val="single" w:color="808080" w:sz="4"/>
+              <w:bottom w:val="single" w:color="808080" w:sz="4"/>
+              <w:right w:val="single" w:color="808080" w:sz="4"/>
+            </w:tcBorders>
+            <w:shd w:fill="2E6B35" w:val="clear"/>
+            <w:tcMar>
+              <w:top w:type="dxa" w:w="45"/>
+              <w:left w:type="dxa" w:w="80"/>
+              <w:bottom w:type="dxa" w:w="45"/>
+              <w:right w:type="dxa" w:w="80"/>
+            </w:tcMar>
+            <w:vAlign w:val="center"/>
+          </w:tcPr>
+          <w:p>
+            <w:pPr>
+              <w:spacing w:after="0" w:line="230"/>
+              <w:jc w:val="left"/>
+            </w:pPr>
+            <w:r>
+              <w:rPr>
+                <w:rFonts w:ascii="Arial" w:cs="Arial" w:eastAsia="Arial" w:hAnsi="Arial"/>
+                <w:b/>
+                <w:bCs/>
+                <w:color w:val="FFFFFF"/>
+                <w:sz w:val="16"/>
+                <w:szCs w:val="16"/>
+              </w:rPr>
+              <w:t xml:space="preserve">23  Add, Edit and Delete Supplier</w:t>
             </w:r>
           </w:p>
         </w:tc>
@@ -21587,7 +21587,7 @@
                 <w:sz w:val="16"/>
                 <w:szCs w:val="16"/>
               </w:rPr>
-              <w:t xml:space="preserve">2</w:t>
+              <w:t xml:space="preserve">1</w:t>
             </w:r>
           </w:p>
         </w:tc>
@@ -21655,7 +21655,7 @@
                 <w:sz w:val="16"/>
                 <w:szCs w:val="16"/>
               </w:rPr>
-              <w:t xml:space="preserve">23-02</w:t>
+              <w:t xml:space="preserve">23-01</w:t>
             </w:r>
           </w:p>
         </w:tc>
@@ -21688,7 +21688,7 @@
                 <w:sz w:val="16"/>
                 <w:szCs w:val="16"/>
               </w:rPr>
-              <w:t xml:space="preserve">Enter Supplier name, Contact person, Email, Phone and Payment terms, then click the Save supplier button</w:t>
+              <w:t xml:space="preserve">Click the Add supplier button</w:t>
             </w:r>
           </w:p>
         </w:tc>
@@ -21721,7 +21721,7 @@
                 <w:sz w:val="16"/>
                 <w:szCs w:val="16"/>
               </w:rPr>
-              <w:t xml:space="preserve">Successfully added the supplier and displayed "Supplier added"</w:t>
+              <w:t xml:space="preserve">Successfully displayed the Add New Supplier form</w:t>
             </w:r>
           </w:p>
         </w:tc>
@@ -21892,7 +21892,7 @@
                 <w:sz w:val="16"/>
                 <w:szCs w:val="16"/>
               </w:rPr>
-              <w:t xml:space="preserve">3</w:t>
+              <w:t xml:space="preserve">2</w:t>
             </w:r>
           </w:p>
         </w:tc>
@@ -21960,7 +21960,7 @@
                 <w:sz w:val="16"/>
                 <w:szCs w:val="16"/>
               </w:rPr>
-              <w:t xml:space="preserve">23-03</w:t>
+              <w:t xml:space="preserve">23-02</w:t>
             </w:r>
           </w:p>
         </w:tc>
@@ -21993,7 +21993,7 @@
                 <w:sz w:val="16"/>
                 <w:szCs w:val="16"/>
               </w:rPr>
-              <w:t xml:space="preserve">Click the Edit button of the supplier, change the phone, then click the Save supplier button</w:t>
+              <w:t xml:space="preserve">Enter Supplier name, Contact person, Email, Phone and Payment terms, then click the Save supplier button</w:t>
             </w:r>
           </w:p>
         </w:tc>
@@ -22026,7 +22026,7 @@
                 <w:sz w:val="16"/>
                 <w:szCs w:val="16"/>
               </w:rPr>
-              <w:t xml:space="preserve">Successfully updated the supplier</w:t>
+              <w:t xml:space="preserve">Successfully added the supplier and displayed "Supplier added"</w:t>
             </w:r>
           </w:p>
         </w:tc>
@@ -22197,7 +22197,7 @@
                 <w:sz w:val="16"/>
                 <w:szCs w:val="16"/>
               </w:rPr>
-              <w:t xml:space="preserve">4</w:t>
+              <w:t xml:space="preserve">3</w:t>
             </w:r>
           </w:p>
         </w:tc>
@@ -22265,7 +22265,7 @@
                 <w:sz w:val="16"/>
                 <w:szCs w:val="16"/>
               </w:rPr>
-              <w:t xml:space="preserve">23-04</w:t>
+              <w:t xml:space="preserve">23-03</w:t>
             </w:r>
           </w:p>
         </w:tc>
@@ -22298,7 +22298,7 @@
                 <w:sz w:val="16"/>
                 <w:szCs w:val="16"/>
               </w:rPr>
-              <w:t xml:space="preserve">Click the Delete button of a supplier, then click the Yes, Delete button</w:t>
+              <w:t xml:space="preserve">Click the Edit button of the supplier, change the phone, then click the Save supplier button</w:t>
             </w:r>
           </w:p>
         </w:tc>
@@ -22331,7 +22331,7 @@
                 <w:sz w:val="16"/>
                 <w:szCs w:val="16"/>
               </w:rPr>
-              <w:t xml:space="preserve">Successfully deleted the supplier</w:t>
+              <w:t xml:space="preserve">Successfully updated the supplier</w:t>
             </w:r>
           </w:p>
         </w:tc>
@@ -22475,38 +22475,267 @@
         </w:tc>
         <w:tc>
           <w:tcPr>
-            <w:tcW w:type="dxa" w:w="13400"/>
-            <w:gridSpan w:val="8"/>
-            <w:tcBorders>
-              <w:top w:val="single" w:color="808080" w:sz="4"/>
-              <w:left w:val="single" w:color="808080" w:sz="4"/>
-              <w:bottom w:val="single" w:color="808080" w:sz="4"/>
-              <w:right w:val="single" w:color="808080" w:sz="4"/>
-            </w:tcBorders>
-            <w:shd w:fill="2E6B35" w:val="clear"/>
-            <w:tcMar>
-              <w:top w:type="dxa" w:w="45"/>
-              <w:left w:type="dxa" w:w="80"/>
-              <w:bottom w:type="dxa" w:w="45"/>
-              <w:right w:type="dxa" w:w="80"/>
-            </w:tcMar>
-            <w:vAlign w:val="center"/>
-          </w:tcPr>
-          <w:p>
-            <w:pPr>
-              <w:spacing w:after="0" w:line="230"/>
-              <w:jc w:val="left"/>
-            </w:pPr>
-            <w:r>
-              <w:rPr>
-                <w:rFonts w:ascii="Arial" w:cs="Arial" w:eastAsia="Arial" w:hAnsi="Arial"/>
-                <w:b/>
-                <w:bCs/>
-                <w:color w:val="FFFFFF"/>
-                <w:sz w:val="16"/>
-                <w:szCs w:val="16"/>
-              </w:rPr>
-              <w:t xml:space="preserve">24  Supplier Rating</w:t>
+            <w:tcW w:type="dxa" w:w="520"/>
+            <w:tcBorders>
+              <w:top w:val="single" w:color="808080" w:sz="4"/>
+              <w:left w:val="single" w:color="808080" w:sz="4"/>
+              <w:bottom w:val="single" w:color="808080" w:sz="4"/>
+              <w:right w:val="single" w:color="808080" w:sz="4"/>
+            </w:tcBorders>
+            <w:tcMar>
+              <w:top w:type="dxa" w:w="45"/>
+              <w:left w:type="dxa" w:w="80"/>
+              <w:bottom w:type="dxa" w:w="45"/>
+              <w:right w:type="dxa" w:w="80"/>
+            </w:tcMar>
+            <w:vAlign w:val="center"/>
+          </w:tcPr>
+          <w:p>
+            <w:pPr>
+              <w:spacing w:after="0" w:line="230"/>
+              <w:jc w:val="center"/>
+            </w:pPr>
+            <w:r>
+              <w:rPr>
+                <w:rFonts w:ascii="Arial" w:cs="Arial" w:eastAsia="Arial" w:hAnsi="Arial"/>
+                <w:color w:val="000000"/>
+                <w:sz w:val="16"/>
+                <w:szCs w:val="16"/>
+              </w:rPr>
+              <w:t xml:space="preserve">4</w:t>
+            </w:r>
+          </w:p>
+        </w:tc>
+        <w:tc>
+          <w:tcPr>
+            <w:tcW w:type="dxa" w:w="1100"/>
+            <w:tcBorders>
+              <w:top w:val="single" w:color="808080" w:sz="4"/>
+              <w:left w:val="single" w:color="808080" w:sz="4"/>
+              <w:bottom w:val="single" w:color="808080" w:sz="4"/>
+              <w:right w:val="single" w:color="808080" w:sz="4"/>
+            </w:tcBorders>
+            <w:tcMar>
+              <w:top w:type="dxa" w:w="45"/>
+              <w:left w:type="dxa" w:w="80"/>
+              <w:bottom w:type="dxa" w:w="45"/>
+              <w:right w:type="dxa" w:w="80"/>
+            </w:tcMar>
+            <w:vAlign w:val="center"/>
+          </w:tcPr>
+          <w:p>
+            <w:pPr>
+              <w:spacing w:after="0" w:line="230"/>
+              <w:jc w:val="left"/>
+            </w:pPr>
+            <w:r>
+              <w:rPr>
+                <w:rFonts w:ascii="Arial" w:cs="Arial" w:eastAsia="Arial" w:hAnsi="Arial"/>
+                <w:b w:val="false"/>
+                <w:bCs w:val="false"/>
+                <w:color w:val="000000"/>
+                <w:sz w:val="16"/>
+                <w:szCs w:val="16"/>
+              </w:rPr>
+              <w:t xml:space="preserve"/>
+            </w:r>
+          </w:p>
+        </w:tc>
+        <w:tc>
+          <w:tcPr>
+            <w:tcW w:type="dxa" w:w="720"/>
+            <w:tcBorders>
+              <w:top w:val="single" w:color="808080" w:sz="4"/>
+              <w:left w:val="single" w:color="808080" w:sz="4"/>
+              <w:bottom w:val="single" w:color="808080" w:sz="4"/>
+              <w:right w:val="single" w:color="808080" w:sz="4"/>
+            </w:tcBorders>
+            <w:tcMar>
+              <w:top w:type="dxa" w:w="45"/>
+              <w:left w:type="dxa" w:w="80"/>
+              <w:bottom w:type="dxa" w:w="45"/>
+              <w:right w:type="dxa" w:w="80"/>
+            </w:tcMar>
+            <w:vAlign w:val="center"/>
+          </w:tcPr>
+          <w:p>
+            <w:pPr>
+              <w:spacing w:after="0" w:line="230"/>
+              <w:jc w:val="center"/>
+            </w:pPr>
+            <w:r>
+              <w:rPr>
+                <w:rFonts w:ascii="Arial" w:cs="Arial" w:eastAsia="Arial" w:hAnsi="Arial"/>
+                <w:color w:val="000000"/>
+                <w:sz w:val="16"/>
+                <w:szCs w:val="16"/>
+              </w:rPr>
+              <w:t xml:space="preserve">23-04</w:t>
+            </w:r>
+          </w:p>
+        </w:tc>
+        <w:tc>
+          <w:tcPr>
+            <w:tcW w:type="dxa" w:w="3820"/>
+            <w:tcBorders>
+              <w:top w:val="single" w:color="808080" w:sz="4"/>
+              <w:left w:val="single" w:color="808080" w:sz="4"/>
+              <w:bottom w:val="single" w:color="808080" w:sz="4"/>
+              <w:right w:val="single" w:color="808080" w:sz="4"/>
+            </w:tcBorders>
+            <w:tcMar>
+              <w:top w:type="dxa" w:w="45"/>
+              <w:left w:type="dxa" w:w="80"/>
+              <w:bottom w:type="dxa" w:w="45"/>
+              <w:right w:type="dxa" w:w="80"/>
+            </w:tcMar>
+            <w:vAlign w:val="center"/>
+          </w:tcPr>
+          <w:p>
+            <w:pPr>
+              <w:spacing w:after="0" w:line="230"/>
+              <w:jc w:val="left"/>
+            </w:pPr>
+            <w:r>
+              <w:rPr>
+                <w:rFonts w:ascii="Arial" w:cs="Arial" w:eastAsia="Arial" w:hAnsi="Arial"/>
+                <w:color w:val="000000"/>
+                <w:sz w:val="16"/>
+                <w:szCs w:val="16"/>
+              </w:rPr>
+              <w:t xml:space="preserve">Click the Delete button of a supplier, then click the Yes, Delete button</w:t>
+            </w:r>
+          </w:p>
+        </w:tc>
+        <w:tc>
+          <w:tcPr>
+            <w:tcW w:type="dxa" w:w="3820"/>
+            <w:tcBorders>
+              <w:top w:val="single" w:color="808080" w:sz="4"/>
+              <w:left w:val="single" w:color="808080" w:sz="4"/>
+              <w:bottom w:val="single" w:color="808080" w:sz="4"/>
+              <w:right w:val="single" w:color="808080" w:sz="4"/>
+            </w:tcBorders>
+            <w:tcMar>
+              <w:top w:type="dxa" w:w="45"/>
+              <w:left w:type="dxa" w:w="80"/>
+              <w:bottom w:type="dxa" w:w="45"/>
+              <w:right w:type="dxa" w:w="80"/>
+            </w:tcMar>
+            <w:vAlign w:val="center"/>
+          </w:tcPr>
+          <w:p>
+            <w:pPr>
+              <w:spacing w:after="0" w:line="230"/>
+              <w:jc w:val="left"/>
+            </w:pPr>
+            <w:r>
+              <w:rPr>
+                <w:rFonts w:ascii="Arial" w:cs="Arial" w:eastAsia="Arial" w:hAnsi="Arial"/>
+                <w:color w:val="000000"/>
+                <w:sz w:val="16"/>
+                <w:szCs w:val="16"/>
+              </w:rPr>
+              <w:t xml:space="preserve">Successfully deleted the supplier</w:t>
+            </w:r>
+          </w:p>
+        </w:tc>
+        <w:tc>
+          <w:tcPr>
+            <w:tcW w:type="dxa" w:w="1300"/>
+            <w:tcBorders>
+              <w:top w:val="single" w:color="808080" w:sz="4"/>
+              <w:left w:val="single" w:color="808080" w:sz="4"/>
+              <w:bottom w:val="single" w:color="808080" w:sz="4"/>
+              <w:right w:val="single" w:color="808080" w:sz="4"/>
+            </w:tcBorders>
+            <w:tcMar>
+              <w:top w:type="dxa" w:w="45"/>
+              <w:left w:type="dxa" w:w="80"/>
+              <w:bottom w:type="dxa" w:w="45"/>
+              <w:right w:type="dxa" w:w="80"/>
+            </w:tcMar>
+            <w:vAlign w:val="center"/>
+          </w:tcPr>
+          <w:p>
+            <w:pPr>
+              <w:spacing w:after="0" w:line="230"/>
+              <w:jc w:val="left"/>
+            </w:pPr>
+            <w:r>
+              <w:rPr>
+                <w:rFonts w:ascii="Arial" w:cs="Arial" w:eastAsia="Arial" w:hAnsi="Arial"/>
+                <w:color w:val="000000"/>
+                <w:sz w:val="16"/>
+                <w:szCs w:val="16"/>
+              </w:rPr>
+              <w:t xml:space="preserve"/>
+            </w:r>
+          </w:p>
+        </w:tc>
+        <w:tc>
+          <w:tcPr>
+            <w:tcW w:type="dxa" w:w="900"/>
+            <w:tcBorders>
+              <w:top w:val="single" w:color="808080" w:sz="4"/>
+              <w:left w:val="single" w:color="808080" w:sz="4"/>
+              <w:bottom w:val="single" w:color="808080" w:sz="4"/>
+              <w:right w:val="single" w:color="808080" w:sz="4"/>
+            </w:tcBorders>
+            <w:tcMar>
+              <w:top w:type="dxa" w:w="45"/>
+              <w:left w:type="dxa" w:w="80"/>
+              <w:bottom w:type="dxa" w:w="45"/>
+              <w:right w:type="dxa" w:w="80"/>
+            </w:tcMar>
+            <w:vAlign w:val="center"/>
+          </w:tcPr>
+          <w:p>
+            <w:pPr>
+              <w:spacing w:after="0" w:line="230"/>
+              <w:jc w:val="left"/>
+            </w:pPr>
+            <w:r>
+              <w:rPr>
+                <w:rFonts w:ascii="Arial" w:cs="Arial" w:eastAsia="Arial" w:hAnsi="Arial"/>
+                <w:color w:val="000000"/>
+                <w:sz w:val="16"/>
+                <w:szCs w:val="16"/>
+              </w:rPr>
+              <w:t xml:space="preserve"/>
+            </w:r>
+          </w:p>
+        </w:tc>
+        <w:tc>
+          <w:tcPr>
+            <w:tcW w:type="dxa" w:w="1220"/>
+            <w:tcBorders>
+              <w:top w:val="single" w:color="808080" w:sz="4"/>
+              <w:left w:val="single" w:color="808080" w:sz="4"/>
+              <w:bottom w:val="single" w:color="808080" w:sz="4"/>
+              <w:right w:val="single" w:color="808080" w:sz="4"/>
+            </w:tcBorders>
+            <w:tcMar>
+              <w:top w:type="dxa" w:w="45"/>
+              <w:left w:type="dxa" w:w="80"/>
+              <w:bottom w:type="dxa" w:w="45"/>
+              <w:right w:type="dxa" w:w="80"/>
+            </w:tcMar>
+            <w:vAlign w:val="center"/>
+          </w:tcPr>
+          <w:p>
+            <w:pPr>
+              <w:spacing w:after="0" w:line="230"/>
+              <w:jc w:val="left"/>
+            </w:pPr>
+            <w:r>
+              <w:rPr>
+                <w:rFonts w:ascii="Arial" w:cs="Arial" w:eastAsia="Arial" w:hAnsi="Arial"/>
+                <w:color w:val="000000"/>
+                <w:sz w:val="16"/>
+                <w:szCs w:val="16"/>
+              </w:rPr>
+              <w:t xml:space="preserve"/>
             </w:r>
           </w:p>
         </w:tc>
@@ -22551,267 +22780,38 @@
         </w:tc>
         <w:tc>
           <w:tcPr>
-            <w:tcW w:type="dxa" w:w="520"/>
-            <w:tcBorders>
-              <w:top w:val="single" w:color="808080" w:sz="4"/>
-              <w:left w:val="single" w:color="808080" w:sz="4"/>
-              <w:bottom w:val="single" w:color="808080" w:sz="4"/>
-              <w:right w:val="single" w:color="808080" w:sz="4"/>
-            </w:tcBorders>
-            <w:tcMar>
-              <w:top w:type="dxa" w:w="45"/>
-              <w:left w:type="dxa" w:w="80"/>
-              <w:bottom w:type="dxa" w:w="45"/>
-              <w:right w:type="dxa" w:w="80"/>
-            </w:tcMar>
-            <w:vAlign w:val="center"/>
-          </w:tcPr>
-          <w:p>
-            <w:pPr>
-              <w:spacing w:after="0" w:line="230"/>
-              <w:jc w:val="center"/>
-            </w:pPr>
-            <w:r>
-              <w:rPr>
-                <w:rFonts w:ascii="Arial" w:cs="Arial" w:eastAsia="Arial" w:hAnsi="Arial"/>
-                <w:color w:val="000000"/>
-                <w:sz w:val="16"/>
-                <w:szCs w:val="16"/>
-              </w:rPr>
-              <w:t xml:space="preserve">1</w:t>
-            </w:r>
-          </w:p>
-        </w:tc>
-        <w:tc>
-          <w:tcPr>
-            <w:tcW w:type="dxa" w:w="1100"/>
-            <w:tcBorders>
-              <w:top w:val="single" w:color="808080" w:sz="4"/>
-              <w:left w:val="single" w:color="808080" w:sz="4"/>
-              <w:bottom w:val="single" w:color="808080" w:sz="4"/>
-              <w:right w:val="single" w:color="808080" w:sz="4"/>
-            </w:tcBorders>
-            <w:tcMar>
-              <w:top w:type="dxa" w:w="45"/>
-              <w:left w:type="dxa" w:w="80"/>
-              <w:bottom w:type="dxa" w:w="45"/>
-              <w:right w:type="dxa" w:w="80"/>
-            </w:tcMar>
-            <w:vAlign w:val="center"/>
-          </w:tcPr>
-          <w:p>
-            <w:pPr>
-              <w:spacing w:after="0" w:line="230"/>
-              <w:jc w:val="left"/>
-            </w:pPr>
-            <w:r>
-              <w:rPr>
-                <w:rFonts w:ascii="Arial" w:cs="Arial" w:eastAsia="Arial" w:hAnsi="Arial"/>
-                <w:b w:val="false"/>
-                <w:bCs w:val="false"/>
-                <w:color w:val="000000"/>
-                <w:sz w:val="16"/>
-                <w:szCs w:val="16"/>
-              </w:rPr>
-              <w:t xml:space="preserve"/>
-            </w:r>
-          </w:p>
-        </w:tc>
-        <w:tc>
-          <w:tcPr>
-            <w:tcW w:type="dxa" w:w="720"/>
-            <w:tcBorders>
-              <w:top w:val="single" w:color="808080" w:sz="4"/>
-              <w:left w:val="single" w:color="808080" w:sz="4"/>
-              <w:bottom w:val="single" w:color="808080" w:sz="4"/>
-              <w:right w:val="single" w:color="808080" w:sz="4"/>
-            </w:tcBorders>
-            <w:tcMar>
-              <w:top w:type="dxa" w:w="45"/>
-              <w:left w:type="dxa" w:w="80"/>
-              <w:bottom w:type="dxa" w:w="45"/>
-              <w:right w:type="dxa" w:w="80"/>
-            </w:tcMar>
-            <w:vAlign w:val="center"/>
-          </w:tcPr>
-          <w:p>
-            <w:pPr>
-              <w:spacing w:after="0" w:line="230"/>
-              <w:jc w:val="center"/>
-            </w:pPr>
-            <w:r>
-              <w:rPr>
-                <w:rFonts w:ascii="Arial" w:cs="Arial" w:eastAsia="Arial" w:hAnsi="Arial"/>
-                <w:color w:val="000000"/>
-                <w:sz w:val="16"/>
-                <w:szCs w:val="16"/>
-              </w:rPr>
-              <w:t xml:space="preserve">24-01</w:t>
-            </w:r>
-          </w:p>
-        </w:tc>
-        <w:tc>
-          <w:tcPr>
-            <w:tcW w:type="dxa" w:w="3820"/>
-            <w:tcBorders>
-              <w:top w:val="single" w:color="808080" w:sz="4"/>
-              <w:left w:val="single" w:color="808080" w:sz="4"/>
-              <w:bottom w:val="single" w:color="808080" w:sz="4"/>
-              <w:right w:val="single" w:color="808080" w:sz="4"/>
-            </w:tcBorders>
-            <w:tcMar>
-              <w:top w:type="dxa" w:w="45"/>
-              <w:left w:type="dxa" w:w="80"/>
-              <w:bottom w:type="dxa" w:w="45"/>
-              <w:right w:type="dxa" w:w="80"/>
-            </w:tcMar>
-            <w:vAlign w:val="center"/>
-          </w:tcPr>
-          <w:p>
-            <w:pPr>
-              <w:spacing w:after="0" w:line="230"/>
-              <w:jc w:val="left"/>
-            </w:pPr>
-            <w:r>
-              <w:rPr>
-                <w:rFonts w:ascii="Arial" w:cs="Arial" w:eastAsia="Arial" w:hAnsi="Arial"/>
-                <w:color w:val="000000"/>
-                <w:sz w:val="16"/>
-                <w:szCs w:val="16"/>
-              </w:rPr>
-              <w:t xml:space="preserve">Click the Performance button (or the stars) of a supplier</w:t>
-            </w:r>
-          </w:p>
-        </w:tc>
-        <w:tc>
-          <w:tcPr>
-            <w:tcW w:type="dxa" w:w="3820"/>
-            <w:tcBorders>
-              <w:top w:val="single" w:color="808080" w:sz="4"/>
-              <w:left w:val="single" w:color="808080" w:sz="4"/>
-              <w:bottom w:val="single" w:color="808080" w:sz="4"/>
-              <w:right w:val="single" w:color="808080" w:sz="4"/>
-            </w:tcBorders>
-            <w:tcMar>
-              <w:top w:type="dxa" w:w="45"/>
-              <w:left w:type="dxa" w:w="80"/>
-              <w:bottom w:type="dxa" w:w="45"/>
-              <w:right w:type="dxa" w:w="80"/>
-            </w:tcMar>
-            <w:vAlign w:val="center"/>
-          </w:tcPr>
-          <w:p>
-            <w:pPr>
-              <w:spacing w:after="0" w:line="230"/>
-              <w:jc w:val="left"/>
-            </w:pPr>
-            <w:r>
-              <w:rPr>
-                <w:rFonts w:ascii="Arial" w:cs="Arial" w:eastAsia="Arial" w:hAnsi="Arial"/>
-                <w:color w:val="000000"/>
-                <w:sz w:val="16"/>
-                <w:szCs w:val="16"/>
-              </w:rPr>
-              <w:t xml:space="preserve">Successfully displayed the star rating: one star for each condition met (at least 1 order received; at least 75% on time; at least 90% on time; at least 90% in full; average delivery of 7 days or less), and "Meets the standard" at 4 stars or more</w:t>
-            </w:r>
-          </w:p>
-        </w:tc>
-        <w:tc>
-          <w:tcPr>
-            <w:tcW w:type="dxa" w:w="1300"/>
-            <w:tcBorders>
-              <w:top w:val="single" w:color="808080" w:sz="4"/>
-              <w:left w:val="single" w:color="808080" w:sz="4"/>
-              <w:bottom w:val="single" w:color="808080" w:sz="4"/>
-              <w:right w:val="single" w:color="808080" w:sz="4"/>
-            </w:tcBorders>
-            <w:tcMar>
-              <w:top w:type="dxa" w:w="45"/>
-              <w:left w:type="dxa" w:w="80"/>
-              <w:bottom w:type="dxa" w:w="45"/>
-              <w:right w:type="dxa" w:w="80"/>
-            </w:tcMar>
-            <w:vAlign w:val="center"/>
-          </w:tcPr>
-          <w:p>
-            <w:pPr>
-              <w:spacing w:after="0" w:line="230"/>
-              <w:jc w:val="left"/>
-            </w:pPr>
-            <w:r>
-              <w:rPr>
-                <w:rFonts w:ascii="Arial" w:cs="Arial" w:eastAsia="Arial" w:hAnsi="Arial"/>
-                <w:color w:val="000000"/>
-                <w:sz w:val="16"/>
-                <w:szCs w:val="16"/>
-              </w:rPr>
-              <w:t xml:space="preserve"/>
-            </w:r>
-          </w:p>
-        </w:tc>
-        <w:tc>
-          <w:tcPr>
-            <w:tcW w:type="dxa" w:w="900"/>
-            <w:tcBorders>
-              <w:top w:val="single" w:color="808080" w:sz="4"/>
-              <w:left w:val="single" w:color="808080" w:sz="4"/>
-              <w:bottom w:val="single" w:color="808080" w:sz="4"/>
-              <w:right w:val="single" w:color="808080" w:sz="4"/>
-            </w:tcBorders>
-            <w:tcMar>
-              <w:top w:type="dxa" w:w="45"/>
-              <w:left w:type="dxa" w:w="80"/>
-              <w:bottom w:type="dxa" w:w="45"/>
-              <w:right w:type="dxa" w:w="80"/>
-            </w:tcMar>
-            <w:vAlign w:val="center"/>
-          </w:tcPr>
-          <w:p>
-            <w:pPr>
-              <w:spacing w:after="0" w:line="230"/>
-              <w:jc w:val="left"/>
-            </w:pPr>
-            <w:r>
-              <w:rPr>
-                <w:rFonts w:ascii="Arial" w:cs="Arial" w:eastAsia="Arial" w:hAnsi="Arial"/>
-                <w:color w:val="000000"/>
-                <w:sz w:val="16"/>
-                <w:szCs w:val="16"/>
-              </w:rPr>
-              <w:t xml:space="preserve"/>
-            </w:r>
-          </w:p>
-        </w:tc>
-        <w:tc>
-          <w:tcPr>
-            <w:tcW w:type="dxa" w:w="1220"/>
-            <w:tcBorders>
-              <w:top w:val="single" w:color="808080" w:sz="4"/>
-              <w:left w:val="single" w:color="808080" w:sz="4"/>
-              <w:bottom w:val="single" w:color="808080" w:sz="4"/>
-              <w:right w:val="single" w:color="808080" w:sz="4"/>
-            </w:tcBorders>
-            <w:tcMar>
-              <w:top w:type="dxa" w:w="45"/>
-              <w:left w:type="dxa" w:w="80"/>
-              <w:bottom w:type="dxa" w:w="45"/>
-              <w:right w:type="dxa" w:w="80"/>
-            </w:tcMar>
-            <w:vAlign w:val="center"/>
-          </w:tcPr>
-          <w:p>
-            <w:pPr>
-              <w:spacing w:after="0" w:line="230"/>
-              <w:jc w:val="left"/>
-            </w:pPr>
-            <w:r>
-              <w:rPr>
-                <w:rFonts w:ascii="Arial" w:cs="Arial" w:eastAsia="Arial" w:hAnsi="Arial"/>
-                <w:color w:val="000000"/>
-                <w:sz w:val="16"/>
-                <w:szCs w:val="16"/>
-              </w:rPr>
-              <w:t xml:space="preserve"/>
+            <w:tcW w:type="dxa" w:w="13400"/>
+            <w:gridSpan w:val="8"/>
+            <w:tcBorders>
+              <w:top w:val="single" w:color="808080" w:sz="4"/>
+              <w:left w:val="single" w:color="808080" w:sz="4"/>
+              <w:bottom w:val="single" w:color="808080" w:sz="4"/>
+              <w:right w:val="single" w:color="808080" w:sz="4"/>
+            </w:tcBorders>
+            <w:shd w:fill="2E6B35" w:val="clear"/>
+            <w:tcMar>
+              <w:top w:type="dxa" w:w="45"/>
+              <w:left w:type="dxa" w:w="80"/>
+              <w:bottom w:type="dxa" w:w="45"/>
+              <w:right w:type="dxa" w:w="80"/>
+            </w:tcMar>
+            <w:vAlign w:val="center"/>
+          </w:tcPr>
+          <w:p>
+            <w:pPr>
+              <w:spacing w:after="0" w:line="230"/>
+              <w:jc w:val="left"/>
+            </w:pPr>
+            <w:r>
+              <w:rPr>
+                <w:rFonts w:ascii="Arial" w:cs="Arial" w:eastAsia="Arial" w:hAnsi="Arial"/>
+                <w:b/>
+                <w:bCs/>
+                <w:color w:val="FFFFFF"/>
+                <w:sz w:val="16"/>
+                <w:szCs w:val="16"/>
+              </w:rPr>
+              <w:t xml:space="preserve">24  Supplier Rating</w:t>
             </w:r>
           </w:p>
         </w:tc>
@@ -22883,7 +22883,7 @@
                 <w:sz w:val="16"/>
                 <w:szCs w:val="16"/>
               </w:rPr>
-              <w:t xml:space="preserve">2</w:t>
+              <w:t xml:space="preserve">1</w:t>
             </w:r>
           </w:p>
         </w:tc>
@@ -22951,7 +22951,7 @@
                 <w:sz w:val="16"/>
                 <w:szCs w:val="16"/>
               </w:rPr>
-              <w:t xml:space="preserve">24-02</w:t>
+              <w:t xml:space="preserve">24-01</w:t>
             </w:r>
           </w:p>
         </w:tc>
@@ -22984,7 +22984,7 @@
                 <w:sz w:val="16"/>
                 <w:szCs w:val="16"/>
               </w:rPr>
-              <w:t xml:space="preserve">Look at the Purchase order history in the same window</w:t>
+              <w:t xml:space="preserve">Click the Performance button (or the stars) of a supplier</w:t>
             </w:r>
           </w:p>
         </w:tc>
@@ -23017,7 +23017,7 @@
                 <w:sz w:val="16"/>
                 <w:szCs w:val="16"/>
               </w:rPr>
-              <w:t xml:space="preserve">Successfully displayed the supplier's orders</w:t>
+              <w:t xml:space="preserve">Successfully displayed the star rating: one star for each condition met (at least 1 order received; at least 75% on time; at least 90% on time; at least 90% in full; average delivery of 7 days or less), and "Meets the standard" at 4 stars or more</w:t>
             </w:r>
           </w:p>
         </w:tc>
@@ -23161,38 +23161,267 @@
         </w:tc>
         <w:tc>
           <w:tcPr>
-            <w:tcW w:type="dxa" w:w="13400"/>
-            <w:gridSpan w:val="8"/>
-            <w:tcBorders>
-              <w:top w:val="single" w:color="808080" w:sz="4"/>
-              <w:left w:val="single" w:color="808080" w:sz="4"/>
-              <w:bottom w:val="single" w:color="808080" w:sz="4"/>
-              <w:right w:val="single" w:color="808080" w:sz="4"/>
-            </w:tcBorders>
-            <w:shd w:fill="2E6B35" w:val="clear"/>
-            <w:tcMar>
-              <w:top w:type="dxa" w:w="45"/>
-              <w:left w:type="dxa" w:w="80"/>
-              <w:bottom w:type="dxa" w:w="45"/>
-              <w:right w:type="dxa" w:w="80"/>
-            </w:tcMar>
-            <w:vAlign w:val="center"/>
-          </w:tcPr>
-          <w:p>
-            <w:pPr>
-              <w:spacing w:after="0" w:line="230"/>
-              <w:jc w:val="left"/>
-            </w:pPr>
-            <w:r>
-              <w:rPr>
-                <w:rFonts w:ascii="Arial" w:cs="Arial" w:eastAsia="Arial" w:hAnsi="Arial"/>
-                <w:b/>
-                <w:bCs/>
-                <w:color w:val="FFFFFF"/>
-                <w:sz w:val="16"/>
-                <w:szCs w:val="16"/>
-              </w:rPr>
-              <w:t xml:space="preserve">25  Email History</w:t>
+            <w:tcW w:type="dxa" w:w="520"/>
+            <w:tcBorders>
+              <w:top w:val="single" w:color="808080" w:sz="4"/>
+              <w:left w:val="single" w:color="808080" w:sz="4"/>
+              <w:bottom w:val="single" w:color="808080" w:sz="4"/>
+              <w:right w:val="single" w:color="808080" w:sz="4"/>
+            </w:tcBorders>
+            <w:tcMar>
+              <w:top w:type="dxa" w:w="45"/>
+              <w:left w:type="dxa" w:w="80"/>
+              <w:bottom w:type="dxa" w:w="45"/>
+              <w:right w:type="dxa" w:w="80"/>
+            </w:tcMar>
+            <w:vAlign w:val="center"/>
+          </w:tcPr>
+          <w:p>
+            <w:pPr>
+              <w:spacing w:after="0" w:line="230"/>
+              <w:jc w:val="center"/>
+            </w:pPr>
+            <w:r>
+              <w:rPr>
+                <w:rFonts w:ascii="Arial" w:cs="Arial" w:eastAsia="Arial" w:hAnsi="Arial"/>
+                <w:color w:val="000000"/>
+                <w:sz w:val="16"/>
+                <w:szCs w:val="16"/>
+              </w:rPr>
+              <w:t xml:space="preserve">2</w:t>
+            </w:r>
+          </w:p>
+        </w:tc>
+        <w:tc>
+          <w:tcPr>
+            <w:tcW w:type="dxa" w:w="1100"/>
+            <w:tcBorders>
+              <w:top w:val="single" w:color="808080" w:sz="4"/>
+              <w:left w:val="single" w:color="808080" w:sz="4"/>
+              <w:bottom w:val="single" w:color="808080" w:sz="4"/>
+              <w:right w:val="single" w:color="808080" w:sz="4"/>
+            </w:tcBorders>
+            <w:tcMar>
+              <w:top w:type="dxa" w:w="45"/>
+              <w:left w:type="dxa" w:w="80"/>
+              <w:bottom w:type="dxa" w:w="45"/>
+              <w:right w:type="dxa" w:w="80"/>
+            </w:tcMar>
+            <w:vAlign w:val="center"/>
+          </w:tcPr>
+          <w:p>
+            <w:pPr>
+              <w:spacing w:after="0" w:line="230"/>
+              <w:jc w:val="left"/>
+            </w:pPr>
+            <w:r>
+              <w:rPr>
+                <w:rFonts w:ascii="Arial" w:cs="Arial" w:eastAsia="Arial" w:hAnsi="Arial"/>
+                <w:b w:val="false"/>
+                <w:bCs w:val="false"/>
+                <w:color w:val="000000"/>
+                <w:sz w:val="16"/>
+                <w:szCs w:val="16"/>
+              </w:rPr>
+              <w:t xml:space="preserve"/>
+            </w:r>
+          </w:p>
+        </w:tc>
+        <w:tc>
+          <w:tcPr>
+            <w:tcW w:type="dxa" w:w="720"/>
+            <w:tcBorders>
+              <w:top w:val="single" w:color="808080" w:sz="4"/>
+              <w:left w:val="single" w:color="808080" w:sz="4"/>
+              <w:bottom w:val="single" w:color="808080" w:sz="4"/>
+              <w:right w:val="single" w:color="808080" w:sz="4"/>
+            </w:tcBorders>
+            <w:tcMar>
+              <w:top w:type="dxa" w:w="45"/>
+              <w:left w:type="dxa" w:w="80"/>
+              <w:bottom w:type="dxa" w:w="45"/>
+              <w:right w:type="dxa" w:w="80"/>
+            </w:tcMar>
+            <w:vAlign w:val="center"/>
+          </w:tcPr>
+          <w:p>
+            <w:pPr>
+              <w:spacing w:after="0" w:line="230"/>
+              <w:jc w:val="center"/>
+            </w:pPr>
+            <w:r>
+              <w:rPr>
+                <w:rFonts w:ascii="Arial" w:cs="Arial" w:eastAsia="Arial" w:hAnsi="Arial"/>
+                <w:color w:val="000000"/>
+                <w:sz w:val="16"/>
+                <w:szCs w:val="16"/>
+              </w:rPr>
+              <w:t xml:space="preserve">24-02</w:t>
+            </w:r>
+          </w:p>
+        </w:tc>
+        <w:tc>
+          <w:tcPr>
+            <w:tcW w:type="dxa" w:w="3820"/>
+            <w:tcBorders>
+              <w:top w:val="single" w:color="808080" w:sz="4"/>
+              <w:left w:val="single" w:color="808080" w:sz="4"/>
+              <w:bottom w:val="single" w:color="808080" w:sz="4"/>
+              <w:right w:val="single" w:color="808080" w:sz="4"/>
+            </w:tcBorders>
+            <w:tcMar>
+              <w:top w:type="dxa" w:w="45"/>
+              <w:left w:type="dxa" w:w="80"/>
+              <w:bottom w:type="dxa" w:w="45"/>
+              <w:right w:type="dxa" w:w="80"/>
+            </w:tcMar>
+            <w:vAlign w:val="center"/>
+          </w:tcPr>
+          <w:p>
+            <w:pPr>
+              <w:spacing w:after="0" w:line="230"/>
+              <w:jc w:val="left"/>
+            </w:pPr>
+            <w:r>
+              <w:rPr>
+                <w:rFonts w:ascii="Arial" w:cs="Arial" w:eastAsia="Arial" w:hAnsi="Arial"/>
+                <w:color w:val="000000"/>
+                <w:sz w:val="16"/>
+                <w:szCs w:val="16"/>
+              </w:rPr>
+              <w:t xml:space="preserve">Look at the Purchase order history in the same window</w:t>
+            </w:r>
+          </w:p>
+        </w:tc>
+        <w:tc>
+          <w:tcPr>
+            <w:tcW w:type="dxa" w:w="3820"/>
+            <w:tcBorders>
+              <w:top w:val="single" w:color="808080" w:sz="4"/>
+              <w:left w:val="single" w:color="808080" w:sz="4"/>
+              <w:bottom w:val="single" w:color="808080" w:sz="4"/>
+              <w:right w:val="single" w:color="808080" w:sz="4"/>
+            </w:tcBorders>
+            <w:tcMar>
+              <w:top w:type="dxa" w:w="45"/>
+              <w:left w:type="dxa" w:w="80"/>
+              <w:bottom w:type="dxa" w:w="45"/>
+              <w:right w:type="dxa" w:w="80"/>
+            </w:tcMar>
+            <w:vAlign w:val="center"/>
+          </w:tcPr>
+          <w:p>
+            <w:pPr>
+              <w:spacing w:after="0" w:line="230"/>
+              <w:jc w:val="left"/>
+            </w:pPr>
+            <w:r>
+              <w:rPr>
+                <w:rFonts w:ascii="Arial" w:cs="Arial" w:eastAsia="Arial" w:hAnsi="Arial"/>
+                <w:color w:val="000000"/>
+                <w:sz w:val="16"/>
+                <w:szCs w:val="16"/>
+              </w:rPr>
+              <w:t xml:space="preserve">Successfully displayed the supplier's orders</w:t>
+            </w:r>
+          </w:p>
+        </w:tc>
+        <w:tc>
+          <w:tcPr>
+            <w:tcW w:type="dxa" w:w="1300"/>
+            <w:tcBorders>
+              <w:top w:val="single" w:color="808080" w:sz="4"/>
+              <w:left w:val="single" w:color="808080" w:sz="4"/>
+              <w:bottom w:val="single" w:color="808080" w:sz="4"/>
+              <w:right w:val="single" w:color="808080" w:sz="4"/>
+            </w:tcBorders>
+            <w:tcMar>
+              <w:top w:type="dxa" w:w="45"/>
+              <w:left w:type="dxa" w:w="80"/>
+              <w:bottom w:type="dxa" w:w="45"/>
+              <w:right w:type="dxa" w:w="80"/>
+            </w:tcMar>
+            <w:vAlign w:val="center"/>
+          </w:tcPr>
+          <w:p>
+            <w:pPr>
+              <w:spacing w:after="0" w:line="230"/>
+              <w:jc w:val="left"/>
+            </w:pPr>
+            <w:r>
+              <w:rPr>
+                <w:rFonts w:ascii="Arial" w:cs="Arial" w:eastAsia="Arial" w:hAnsi="Arial"/>
+                <w:color w:val="000000"/>
+                <w:sz w:val="16"/>
+                <w:szCs w:val="16"/>
+              </w:rPr>
+              <w:t xml:space="preserve"/>
+            </w:r>
+          </w:p>
+        </w:tc>
+        <w:tc>
+          <w:tcPr>
+            <w:tcW w:type="dxa" w:w="900"/>
+            <w:tcBorders>
+              <w:top w:val="single" w:color="808080" w:sz="4"/>
+              <w:left w:val="single" w:color="808080" w:sz="4"/>
+              <w:bottom w:val="single" w:color="808080" w:sz="4"/>
+              <w:right w:val="single" w:color="808080" w:sz="4"/>
+            </w:tcBorders>
+            <w:tcMar>
+              <w:top w:type="dxa" w:w="45"/>
+              <w:left w:type="dxa" w:w="80"/>
+              <w:bottom w:type="dxa" w:w="45"/>
+              <w:right w:type="dxa" w:w="80"/>
+            </w:tcMar>
+            <w:vAlign w:val="center"/>
+          </w:tcPr>
+          <w:p>
+            <w:pPr>
+              <w:spacing w:after="0" w:line="230"/>
+              <w:jc w:val="left"/>
+            </w:pPr>
+            <w:r>
+              <w:rPr>
+                <w:rFonts w:ascii="Arial" w:cs="Arial" w:eastAsia="Arial" w:hAnsi="Arial"/>
+                <w:color w:val="000000"/>
+                <w:sz w:val="16"/>
+                <w:szCs w:val="16"/>
+              </w:rPr>
+              <w:t xml:space="preserve"/>
+            </w:r>
+          </w:p>
+        </w:tc>
+        <w:tc>
+          <w:tcPr>
+            <w:tcW w:type="dxa" w:w="1220"/>
+            <w:tcBorders>
+              <w:top w:val="single" w:color="808080" w:sz="4"/>
+              <w:left w:val="single" w:color="808080" w:sz="4"/>
+              <w:bottom w:val="single" w:color="808080" w:sz="4"/>
+              <w:right w:val="single" w:color="808080" w:sz="4"/>
+            </w:tcBorders>
+            <w:tcMar>
+              <w:top w:type="dxa" w:w="45"/>
+              <w:left w:type="dxa" w:w="80"/>
+              <w:bottom w:type="dxa" w:w="45"/>
+              <w:right w:type="dxa" w:w="80"/>
+            </w:tcMar>
+            <w:vAlign w:val="center"/>
+          </w:tcPr>
+          <w:p>
+            <w:pPr>
+              <w:spacing w:after="0" w:line="230"/>
+              <w:jc w:val="left"/>
+            </w:pPr>
+            <w:r>
+              <w:rPr>
+                <w:rFonts w:ascii="Arial" w:cs="Arial" w:eastAsia="Arial" w:hAnsi="Arial"/>
+                <w:color w:val="000000"/>
+                <w:sz w:val="16"/>
+                <w:szCs w:val="16"/>
+              </w:rPr>
+              <w:t xml:space="preserve"/>
             </w:r>
           </w:p>
         </w:tc>
@@ -23237,267 +23466,38 @@
         </w:tc>
         <w:tc>
           <w:tcPr>
-            <w:tcW w:type="dxa" w:w="520"/>
-            <w:tcBorders>
-              <w:top w:val="single" w:color="808080" w:sz="4"/>
-              <w:left w:val="single" w:color="808080" w:sz="4"/>
-              <w:bottom w:val="single" w:color="808080" w:sz="4"/>
-              <w:right w:val="single" w:color="808080" w:sz="4"/>
-            </w:tcBorders>
-            <w:tcMar>
-              <w:top w:type="dxa" w:w="45"/>
-              <w:left w:type="dxa" w:w="80"/>
-              <w:bottom w:type="dxa" w:w="45"/>
-              <w:right w:type="dxa" w:w="80"/>
-            </w:tcMar>
-            <w:vAlign w:val="center"/>
-          </w:tcPr>
-          <w:p>
-            <w:pPr>
-              <w:spacing w:after="0" w:line="230"/>
-              <w:jc w:val="center"/>
-            </w:pPr>
-            <w:r>
-              <w:rPr>
-                <w:rFonts w:ascii="Arial" w:cs="Arial" w:eastAsia="Arial" w:hAnsi="Arial"/>
-                <w:color w:val="000000"/>
-                <w:sz w:val="16"/>
-                <w:szCs w:val="16"/>
-              </w:rPr>
-              <w:t xml:space="preserve">1</w:t>
-            </w:r>
-          </w:p>
-        </w:tc>
-        <w:tc>
-          <w:tcPr>
-            <w:tcW w:type="dxa" w:w="1100"/>
-            <w:tcBorders>
-              <w:top w:val="single" w:color="808080" w:sz="4"/>
-              <w:left w:val="single" w:color="808080" w:sz="4"/>
-              <w:bottom w:val="single" w:color="808080" w:sz="4"/>
-              <w:right w:val="single" w:color="808080" w:sz="4"/>
-            </w:tcBorders>
-            <w:tcMar>
-              <w:top w:type="dxa" w:w="45"/>
-              <w:left w:type="dxa" w:w="80"/>
-              <w:bottom w:type="dxa" w:w="45"/>
-              <w:right w:type="dxa" w:w="80"/>
-            </w:tcMar>
-            <w:vAlign w:val="center"/>
-          </w:tcPr>
-          <w:p>
-            <w:pPr>
-              <w:spacing w:after="0" w:line="230"/>
-              <w:jc w:val="left"/>
-            </w:pPr>
-            <w:r>
-              <w:rPr>
-                <w:rFonts w:ascii="Arial" w:cs="Arial" w:eastAsia="Arial" w:hAnsi="Arial"/>
-                <w:b w:val="false"/>
-                <w:bCs w:val="false"/>
-                <w:color w:val="000000"/>
-                <w:sz w:val="16"/>
-                <w:szCs w:val="16"/>
-              </w:rPr>
-              <w:t xml:space="preserve"/>
-            </w:r>
-          </w:p>
-        </w:tc>
-        <w:tc>
-          <w:tcPr>
-            <w:tcW w:type="dxa" w:w="720"/>
-            <w:tcBorders>
-              <w:top w:val="single" w:color="808080" w:sz="4"/>
-              <w:left w:val="single" w:color="808080" w:sz="4"/>
-              <w:bottom w:val="single" w:color="808080" w:sz="4"/>
-              <w:right w:val="single" w:color="808080" w:sz="4"/>
-            </w:tcBorders>
-            <w:tcMar>
-              <w:top w:type="dxa" w:w="45"/>
-              <w:left w:type="dxa" w:w="80"/>
-              <w:bottom w:type="dxa" w:w="45"/>
-              <w:right w:type="dxa" w:w="80"/>
-            </w:tcMar>
-            <w:vAlign w:val="center"/>
-          </w:tcPr>
-          <w:p>
-            <w:pPr>
-              <w:spacing w:after="0" w:line="230"/>
-              <w:jc w:val="center"/>
-            </w:pPr>
-            <w:r>
-              <w:rPr>
-                <w:rFonts w:ascii="Arial" w:cs="Arial" w:eastAsia="Arial" w:hAnsi="Arial"/>
-                <w:color w:val="000000"/>
-                <w:sz w:val="16"/>
-                <w:szCs w:val="16"/>
-              </w:rPr>
-              <w:t xml:space="preserve">25-01</w:t>
-            </w:r>
-          </w:p>
-        </w:tc>
-        <w:tc>
-          <w:tcPr>
-            <w:tcW w:type="dxa" w:w="3820"/>
-            <w:tcBorders>
-              <w:top w:val="single" w:color="808080" w:sz="4"/>
-              <w:left w:val="single" w:color="808080" w:sz="4"/>
-              <w:bottom w:val="single" w:color="808080" w:sz="4"/>
-              <w:right w:val="single" w:color="808080" w:sz="4"/>
-            </w:tcBorders>
-            <w:tcMar>
-              <w:top w:type="dxa" w:w="45"/>
-              <w:left w:type="dxa" w:w="80"/>
-              <w:bottom w:type="dxa" w:w="45"/>
-              <w:right w:type="dxa" w:w="80"/>
-            </w:tcMar>
-            <w:vAlign w:val="center"/>
-          </w:tcPr>
-          <w:p>
-            <w:pPr>
-              <w:spacing w:after="0" w:line="230"/>
-              <w:jc w:val="left"/>
-            </w:pPr>
-            <w:r>
-              <w:rPr>
-                <w:rFonts w:ascii="Arial" w:cs="Arial" w:eastAsia="Arial" w:hAnsi="Arial"/>
-                <w:color w:val="000000"/>
-                <w:sz w:val="16"/>
-                <w:szCs w:val="16"/>
-              </w:rPr>
-              <w:t xml:space="preserve">Click the Emails button of a supplier</w:t>
-            </w:r>
-          </w:p>
-        </w:tc>
-        <w:tc>
-          <w:tcPr>
-            <w:tcW w:type="dxa" w:w="3820"/>
-            <w:tcBorders>
-              <w:top w:val="single" w:color="808080" w:sz="4"/>
-              <w:left w:val="single" w:color="808080" w:sz="4"/>
-              <w:bottom w:val="single" w:color="808080" w:sz="4"/>
-              <w:right w:val="single" w:color="808080" w:sz="4"/>
-            </w:tcBorders>
-            <w:tcMar>
-              <w:top w:type="dxa" w:w="45"/>
-              <w:left w:type="dxa" w:w="80"/>
-              <w:bottom w:type="dxa" w:w="45"/>
-              <w:right w:type="dxa" w:w="80"/>
-            </w:tcMar>
-            <w:vAlign w:val="center"/>
-          </w:tcPr>
-          <w:p>
-            <w:pPr>
-              <w:spacing w:after="0" w:line="230"/>
-              <w:jc w:val="left"/>
-            </w:pPr>
-            <w:r>
-              <w:rPr>
-                <w:rFonts w:ascii="Arial" w:cs="Arial" w:eastAsia="Arial" w:hAnsi="Arial"/>
-                <w:color w:val="000000"/>
-                <w:sz w:val="16"/>
-                <w:szCs w:val="16"/>
-              </w:rPr>
-              <w:t xml:space="preserve">Successfully displayed the emails sent with their read receipts</w:t>
-            </w:r>
-          </w:p>
-        </w:tc>
-        <w:tc>
-          <w:tcPr>
-            <w:tcW w:type="dxa" w:w="1300"/>
-            <w:tcBorders>
-              <w:top w:val="single" w:color="808080" w:sz="4"/>
-              <w:left w:val="single" w:color="808080" w:sz="4"/>
-              <w:bottom w:val="single" w:color="808080" w:sz="4"/>
-              <w:right w:val="single" w:color="808080" w:sz="4"/>
-            </w:tcBorders>
-            <w:tcMar>
-              <w:top w:type="dxa" w:w="45"/>
-              <w:left w:type="dxa" w:w="80"/>
-              <w:bottom w:type="dxa" w:w="45"/>
-              <w:right w:type="dxa" w:w="80"/>
-            </w:tcMar>
-            <w:vAlign w:val="center"/>
-          </w:tcPr>
-          <w:p>
-            <w:pPr>
-              <w:spacing w:after="0" w:line="230"/>
-              <w:jc w:val="left"/>
-            </w:pPr>
-            <w:r>
-              <w:rPr>
-                <w:rFonts w:ascii="Arial" w:cs="Arial" w:eastAsia="Arial" w:hAnsi="Arial"/>
-                <w:color w:val="000000"/>
-                <w:sz w:val="16"/>
-                <w:szCs w:val="16"/>
-              </w:rPr>
-              <w:t xml:space="preserve"/>
-            </w:r>
-          </w:p>
-        </w:tc>
-        <w:tc>
-          <w:tcPr>
-            <w:tcW w:type="dxa" w:w="900"/>
-            <w:tcBorders>
-              <w:top w:val="single" w:color="808080" w:sz="4"/>
-              <w:left w:val="single" w:color="808080" w:sz="4"/>
-              <w:bottom w:val="single" w:color="808080" w:sz="4"/>
-              <w:right w:val="single" w:color="808080" w:sz="4"/>
-            </w:tcBorders>
-            <w:tcMar>
-              <w:top w:type="dxa" w:w="45"/>
-              <w:left w:type="dxa" w:w="80"/>
-              <w:bottom w:type="dxa" w:w="45"/>
-              <w:right w:type="dxa" w:w="80"/>
-            </w:tcMar>
-            <w:vAlign w:val="center"/>
-          </w:tcPr>
-          <w:p>
-            <w:pPr>
-              <w:spacing w:after="0" w:line="230"/>
-              <w:jc w:val="left"/>
-            </w:pPr>
-            <w:r>
-              <w:rPr>
-                <w:rFonts w:ascii="Arial" w:cs="Arial" w:eastAsia="Arial" w:hAnsi="Arial"/>
-                <w:color w:val="000000"/>
-                <w:sz w:val="16"/>
-                <w:szCs w:val="16"/>
-              </w:rPr>
-              <w:t xml:space="preserve"/>
-            </w:r>
-          </w:p>
-        </w:tc>
-        <w:tc>
-          <w:tcPr>
-            <w:tcW w:type="dxa" w:w="1220"/>
-            <w:tcBorders>
-              <w:top w:val="single" w:color="808080" w:sz="4"/>
-              <w:left w:val="single" w:color="808080" w:sz="4"/>
-              <w:bottom w:val="single" w:color="808080" w:sz="4"/>
-              <w:right w:val="single" w:color="808080" w:sz="4"/>
-            </w:tcBorders>
-            <w:tcMar>
-              <w:top w:type="dxa" w:w="45"/>
-              <w:left w:type="dxa" w:w="80"/>
-              <w:bottom w:type="dxa" w:w="45"/>
-              <w:right w:type="dxa" w:w="80"/>
-            </w:tcMar>
-            <w:vAlign w:val="center"/>
-          </w:tcPr>
-          <w:p>
-            <w:pPr>
-              <w:spacing w:after="0" w:line="230"/>
-              <w:jc w:val="left"/>
-            </w:pPr>
-            <w:r>
-              <w:rPr>
-                <w:rFonts w:ascii="Arial" w:cs="Arial" w:eastAsia="Arial" w:hAnsi="Arial"/>
-                <w:color w:val="000000"/>
-                <w:sz w:val="16"/>
-                <w:szCs w:val="16"/>
-              </w:rPr>
-              <w:t xml:space="preserve"/>
+            <w:tcW w:type="dxa" w:w="13400"/>
+            <w:gridSpan w:val="8"/>
+            <w:tcBorders>
+              <w:top w:val="single" w:color="808080" w:sz="4"/>
+              <w:left w:val="single" w:color="808080" w:sz="4"/>
+              <w:bottom w:val="single" w:color="808080" w:sz="4"/>
+              <w:right w:val="single" w:color="808080" w:sz="4"/>
+            </w:tcBorders>
+            <w:shd w:fill="2E6B35" w:val="clear"/>
+            <w:tcMar>
+              <w:top w:type="dxa" w:w="45"/>
+              <w:left w:type="dxa" w:w="80"/>
+              <w:bottom w:type="dxa" w:w="45"/>
+              <w:right w:type="dxa" w:w="80"/>
+            </w:tcMar>
+            <w:vAlign w:val="center"/>
+          </w:tcPr>
+          <w:p>
+            <w:pPr>
+              <w:spacing w:after="0" w:line="230"/>
+              <w:jc w:val="left"/>
+            </w:pPr>
+            <w:r>
+              <w:rPr>
+                <w:rFonts w:ascii="Arial" w:cs="Arial" w:eastAsia="Arial" w:hAnsi="Arial"/>
+                <w:b/>
+                <w:bCs/>
+                <w:color w:val="FFFFFF"/>
+                <w:sz w:val="16"/>
+                <w:szCs w:val="16"/>
+              </w:rPr>
+              <w:t xml:space="preserve">25  Email History</w:t>
             </w:r>
           </w:p>
         </w:tc>
@@ -23542,38 +23542,267 @@
         </w:tc>
         <w:tc>
           <w:tcPr>
-            <w:tcW w:type="dxa" w:w="13400"/>
-            <w:gridSpan w:val="8"/>
-            <w:tcBorders>
-              <w:top w:val="single" w:color="808080" w:sz="4"/>
-              <w:left w:val="single" w:color="808080" w:sz="4"/>
-              <w:bottom w:val="single" w:color="808080" w:sz="4"/>
-              <w:right w:val="single" w:color="808080" w:sz="4"/>
-            </w:tcBorders>
-            <w:shd w:fill="2E6B35" w:val="clear"/>
-            <w:tcMar>
-              <w:top w:type="dxa" w:w="45"/>
-              <w:left w:type="dxa" w:w="80"/>
-              <w:bottom w:type="dxa" w:w="45"/>
-              <w:right w:type="dxa" w:w="80"/>
-            </w:tcMar>
-            <w:vAlign w:val="center"/>
-          </w:tcPr>
-          <w:p>
-            <w:pPr>
-              <w:spacing w:after="0" w:line="230"/>
-              <w:jc w:val="left"/>
-            </w:pPr>
-            <w:r>
-              <w:rPr>
-                <w:rFonts w:ascii="Arial" w:cs="Arial" w:eastAsia="Arial" w:hAnsi="Arial"/>
-                <w:b/>
-                <w:bCs/>
-                <w:color w:val="FFFFFF"/>
-                <w:sz w:val="16"/>
-                <w:szCs w:val="16"/>
-              </w:rPr>
-              <w:t xml:space="preserve">26  Orders View</w:t>
+            <w:tcW w:type="dxa" w:w="520"/>
+            <w:tcBorders>
+              <w:top w:val="single" w:color="808080" w:sz="4"/>
+              <w:left w:val="single" w:color="808080" w:sz="4"/>
+              <w:bottom w:val="single" w:color="808080" w:sz="4"/>
+              <w:right w:val="single" w:color="808080" w:sz="4"/>
+            </w:tcBorders>
+            <w:tcMar>
+              <w:top w:type="dxa" w:w="45"/>
+              <w:left w:type="dxa" w:w="80"/>
+              <w:bottom w:type="dxa" w:w="45"/>
+              <w:right w:type="dxa" w:w="80"/>
+            </w:tcMar>
+            <w:vAlign w:val="center"/>
+          </w:tcPr>
+          <w:p>
+            <w:pPr>
+              <w:spacing w:after="0" w:line="230"/>
+              <w:jc w:val="center"/>
+            </w:pPr>
+            <w:r>
+              <w:rPr>
+                <w:rFonts w:ascii="Arial" w:cs="Arial" w:eastAsia="Arial" w:hAnsi="Arial"/>
+                <w:color w:val="000000"/>
+                <w:sz w:val="16"/>
+                <w:szCs w:val="16"/>
+              </w:rPr>
+              <w:t xml:space="preserve">1</w:t>
+            </w:r>
+          </w:p>
+        </w:tc>
+        <w:tc>
+          <w:tcPr>
+            <w:tcW w:type="dxa" w:w="1100"/>
+            <w:tcBorders>
+              <w:top w:val="single" w:color="808080" w:sz="4"/>
+              <w:left w:val="single" w:color="808080" w:sz="4"/>
+              <w:bottom w:val="single" w:color="808080" w:sz="4"/>
+              <w:right w:val="single" w:color="808080" w:sz="4"/>
+            </w:tcBorders>
+            <w:tcMar>
+              <w:top w:type="dxa" w:w="45"/>
+              <w:left w:type="dxa" w:w="80"/>
+              <w:bottom w:type="dxa" w:w="45"/>
+              <w:right w:type="dxa" w:w="80"/>
+            </w:tcMar>
+            <w:vAlign w:val="center"/>
+          </w:tcPr>
+          <w:p>
+            <w:pPr>
+              <w:spacing w:after="0" w:line="230"/>
+              <w:jc w:val="left"/>
+            </w:pPr>
+            <w:r>
+              <w:rPr>
+                <w:rFonts w:ascii="Arial" w:cs="Arial" w:eastAsia="Arial" w:hAnsi="Arial"/>
+                <w:b w:val="false"/>
+                <w:bCs w:val="false"/>
+                <w:color w:val="000000"/>
+                <w:sz w:val="16"/>
+                <w:szCs w:val="16"/>
+              </w:rPr>
+              <w:t xml:space="preserve"/>
+            </w:r>
+          </w:p>
+        </w:tc>
+        <w:tc>
+          <w:tcPr>
+            <w:tcW w:type="dxa" w:w="720"/>
+            <w:tcBorders>
+              <w:top w:val="single" w:color="808080" w:sz="4"/>
+              <w:left w:val="single" w:color="808080" w:sz="4"/>
+              <w:bottom w:val="single" w:color="808080" w:sz="4"/>
+              <w:right w:val="single" w:color="808080" w:sz="4"/>
+            </w:tcBorders>
+            <w:tcMar>
+              <w:top w:type="dxa" w:w="45"/>
+              <w:left w:type="dxa" w:w="80"/>
+              <w:bottom w:type="dxa" w:w="45"/>
+              <w:right w:type="dxa" w:w="80"/>
+            </w:tcMar>
+            <w:vAlign w:val="center"/>
+          </w:tcPr>
+          <w:p>
+            <w:pPr>
+              <w:spacing w:after="0" w:line="230"/>
+              <w:jc w:val="center"/>
+            </w:pPr>
+            <w:r>
+              <w:rPr>
+                <w:rFonts w:ascii="Arial" w:cs="Arial" w:eastAsia="Arial" w:hAnsi="Arial"/>
+                <w:color w:val="000000"/>
+                <w:sz w:val="16"/>
+                <w:szCs w:val="16"/>
+              </w:rPr>
+              <w:t xml:space="preserve">25-01</w:t>
+            </w:r>
+          </w:p>
+        </w:tc>
+        <w:tc>
+          <w:tcPr>
+            <w:tcW w:type="dxa" w:w="3820"/>
+            <w:tcBorders>
+              <w:top w:val="single" w:color="808080" w:sz="4"/>
+              <w:left w:val="single" w:color="808080" w:sz="4"/>
+              <w:bottom w:val="single" w:color="808080" w:sz="4"/>
+              <w:right w:val="single" w:color="808080" w:sz="4"/>
+            </w:tcBorders>
+            <w:tcMar>
+              <w:top w:type="dxa" w:w="45"/>
+              <w:left w:type="dxa" w:w="80"/>
+              <w:bottom w:type="dxa" w:w="45"/>
+              <w:right w:type="dxa" w:w="80"/>
+            </w:tcMar>
+            <w:vAlign w:val="center"/>
+          </w:tcPr>
+          <w:p>
+            <w:pPr>
+              <w:spacing w:after="0" w:line="230"/>
+              <w:jc w:val="left"/>
+            </w:pPr>
+            <w:r>
+              <w:rPr>
+                <w:rFonts w:ascii="Arial" w:cs="Arial" w:eastAsia="Arial" w:hAnsi="Arial"/>
+                <w:color w:val="000000"/>
+                <w:sz w:val="16"/>
+                <w:szCs w:val="16"/>
+              </w:rPr>
+              <w:t xml:space="preserve">Click the Emails button of a supplier</w:t>
+            </w:r>
+          </w:p>
+        </w:tc>
+        <w:tc>
+          <w:tcPr>
+            <w:tcW w:type="dxa" w:w="3820"/>
+            <w:tcBorders>
+              <w:top w:val="single" w:color="808080" w:sz="4"/>
+              <w:left w:val="single" w:color="808080" w:sz="4"/>
+              <w:bottom w:val="single" w:color="808080" w:sz="4"/>
+              <w:right w:val="single" w:color="808080" w:sz="4"/>
+            </w:tcBorders>
+            <w:tcMar>
+              <w:top w:type="dxa" w:w="45"/>
+              <w:left w:type="dxa" w:w="80"/>
+              <w:bottom w:type="dxa" w:w="45"/>
+              <w:right w:type="dxa" w:w="80"/>
+            </w:tcMar>
+            <w:vAlign w:val="center"/>
+          </w:tcPr>
+          <w:p>
+            <w:pPr>
+              <w:spacing w:after="0" w:line="230"/>
+              <w:jc w:val="left"/>
+            </w:pPr>
+            <w:r>
+              <w:rPr>
+                <w:rFonts w:ascii="Arial" w:cs="Arial" w:eastAsia="Arial" w:hAnsi="Arial"/>
+                <w:color w:val="000000"/>
+                <w:sz w:val="16"/>
+                <w:szCs w:val="16"/>
+              </w:rPr>
+              <w:t xml:space="preserve">Successfully displayed the emails sent with their read receipts</w:t>
+            </w:r>
+          </w:p>
+        </w:tc>
+        <w:tc>
+          <w:tcPr>
+            <w:tcW w:type="dxa" w:w="1300"/>
+            <w:tcBorders>
+              <w:top w:val="single" w:color="808080" w:sz="4"/>
+              <w:left w:val="single" w:color="808080" w:sz="4"/>
+              <w:bottom w:val="single" w:color="808080" w:sz="4"/>
+              <w:right w:val="single" w:color="808080" w:sz="4"/>
+            </w:tcBorders>
+            <w:tcMar>
+              <w:top w:type="dxa" w:w="45"/>
+              <w:left w:type="dxa" w:w="80"/>
+              <w:bottom w:type="dxa" w:w="45"/>
+              <w:right w:type="dxa" w:w="80"/>
+            </w:tcMar>
+            <w:vAlign w:val="center"/>
+          </w:tcPr>
+          <w:p>
+            <w:pPr>
+              <w:spacing w:after="0" w:line="230"/>
+              <w:jc w:val="left"/>
+            </w:pPr>
+            <w:r>
+              <w:rPr>
+                <w:rFonts w:ascii="Arial" w:cs="Arial" w:eastAsia="Arial" w:hAnsi="Arial"/>
+                <w:color w:val="000000"/>
+                <w:sz w:val="16"/>
+                <w:szCs w:val="16"/>
+              </w:rPr>
+              <w:t xml:space="preserve"/>
+            </w:r>
+          </w:p>
+        </w:tc>
+        <w:tc>
+          <w:tcPr>
+            <w:tcW w:type="dxa" w:w="900"/>
+            <w:tcBorders>
+              <w:top w:val="single" w:color="808080" w:sz="4"/>
+              <w:left w:val="single" w:color="808080" w:sz="4"/>
+              <w:bottom w:val="single" w:color="808080" w:sz="4"/>
+              <w:right w:val="single" w:color="808080" w:sz="4"/>
+            </w:tcBorders>
+            <w:tcMar>
+              <w:top w:type="dxa" w:w="45"/>
+              <w:left w:type="dxa" w:w="80"/>
+              <w:bottom w:type="dxa" w:w="45"/>
+              <w:right w:type="dxa" w:w="80"/>
+            </w:tcMar>
+            <w:vAlign w:val="center"/>
+          </w:tcPr>
+          <w:p>
+            <w:pPr>
+              <w:spacing w:after="0" w:line="230"/>
+              <w:jc w:val="left"/>
+            </w:pPr>
+            <w:r>
+              <w:rPr>
+                <w:rFonts w:ascii="Arial" w:cs="Arial" w:eastAsia="Arial" w:hAnsi="Arial"/>
+                <w:color w:val="000000"/>
+                <w:sz w:val="16"/>
+                <w:szCs w:val="16"/>
+              </w:rPr>
+              <w:t xml:space="preserve"/>
+            </w:r>
+          </w:p>
+        </w:tc>
+        <w:tc>
+          <w:tcPr>
+            <w:tcW w:type="dxa" w:w="1220"/>
+            <w:tcBorders>
+              <w:top w:val="single" w:color="808080" w:sz="4"/>
+              <w:left w:val="single" w:color="808080" w:sz="4"/>
+              <w:bottom w:val="single" w:color="808080" w:sz="4"/>
+              <w:right w:val="single" w:color="808080" w:sz="4"/>
+            </w:tcBorders>
+            <w:tcMar>
+              <w:top w:type="dxa" w:w="45"/>
+              <w:left w:type="dxa" w:w="80"/>
+              <w:bottom w:type="dxa" w:w="45"/>
+              <w:right w:type="dxa" w:w="80"/>
+            </w:tcMar>
+            <w:vAlign w:val="center"/>
+          </w:tcPr>
+          <w:p>
+            <w:pPr>
+              <w:spacing w:after="0" w:line="230"/>
+              <w:jc w:val="left"/>
+            </w:pPr>
+            <w:r>
+              <w:rPr>
+                <w:rFonts w:ascii="Arial" w:cs="Arial" w:eastAsia="Arial" w:hAnsi="Arial"/>
+                <w:color w:val="000000"/>
+                <w:sz w:val="16"/>
+                <w:szCs w:val="16"/>
+              </w:rPr>
+              <w:t xml:space="preserve"/>
             </w:r>
           </w:p>
         </w:tc>
@@ -23618,267 +23847,38 @@
         </w:tc>
         <w:tc>
           <w:tcPr>
-            <w:tcW w:type="dxa" w:w="520"/>
-            <w:tcBorders>
-              <w:top w:val="single" w:color="808080" w:sz="4"/>
-              <w:left w:val="single" w:color="808080" w:sz="4"/>
-              <w:bottom w:val="single" w:color="808080" w:sz="4"/>
-              <w:right w:val="single" w:color="808080" w:sz="4"/>
-            </w:tcBorders>
-            <w:tcMar>
-              <w:top w:type="dxa" w:w="45"/>
-              <w:left w:type="dxa" w:w="80"/>
-              <w:bottom w:type="dxa" w:w="45"/>
-              <w:right w:type="dxa" w:w="80"/>
-            </w:tcMar>
-            <w:vAlign w:val="center"/>
-          </w:tcPr>
-          <w:p>
-            <w:pPr>
-              <w:spacing w:after="0" w:line="230"/>
-              <w:jc w:val="center"/>
-            </w:pPr>
-            <w:r>
-              <w:rPr>
-                <w:rFonts w:ascii="Arial" w:cs="Arial" w:eastAsia="Arial" w:hAnsi="Arial"/>
-                <w:color w:val="000000"/>
-                <w:sz w:val="16"/>
-                <w:szCs w:val="16"/>
-              </w:rPr>
-              <w:t xml:space="preserve">1</w:t>
-            </w:r>
-          </w:p>
-        </w:tc>
-        <w:tc>
-          <w:tcPr>
-            <w:tcW w:type="dxa" w:w="1100"/>
-            <w:tcBorders>
-              <w:top w:val="single" w:color="808080" w:sz="4"/>
-              <w:left w:val="single" w:color="808080" w:sz="4"/>
-              <w:bottom w:val="single" w:color="808080" w:sz="4"/>
-              <w:right w:val="single" w:color="808080" w:sz="4"/>
-            </w:tcBorders>
-            <w:tcMar>
-              <w:top w:type="dxa" w:w="45"/>
-              <w:left w:type="dxa" w:w="80"/>
-              <w:bottom w:type="dxa" w:w="45"/>
-              <w:right w:type="dxa" w:w="80"/>
-            </w:tcMar>
-            <w:vAlign w:val="center"/>
-          </w:tcPr>
-          <w:p>
-            <w:pPr>
-              <w:spacing w:after="0" w:line="230"/>
-              <w:jc w:val="left"/>
-            </w:pPr>
-            <w:r>
-              <w:rPr>
-                <w:rFonts w:ascii="Arial" w:cs="Arial" w:eastAsia="Arial" w:hAnsi="Arial"/>
-                <w:b w:val="false"/>
-                <w:bCs w:val="false"/>
-                <w:color w:val="000000"/>
-                <w:sz w:val="16"/>
-                <w:szCs w:val="16"/>
-              </w:rPr>
-              <w:t xml:space="preserve"/>
-            </w:r>
-          </w:p>
-        </w:tc>
-        <w:tc>
-          <w:tcPr>
-            <w:tcW w:type="dxa" w:w="720"/>
-            <w:tcBorders>
-              <w:top w:val="single" w:color="808080" w:sz="4"/>
-              <w:left w:val="single" w:color="808080" w:sz="4"/>
-              <w:bottom w:val="single" w:color="808080" w:sz="4"/>
-              <w:right w:val="single" w:color="808080" w:sz="4"/>
-            </w:tcBorders>
-            <w:tcMar>
-              <w:top w:type="dxa" w:w="45"/>
-              <w:left w:type="dxa" w:w="80"/>
-              <w:bottom w:type="dxa" w:w="45"/>
-              <w:right w:type="dxa" w:w="80"/>
-            </w:tcMar>
-            <w:vAlign w:val="center"/>
-          </w:tcPr>
-          <w:p>
-            <w:pPr>
-              <w:spacing w:after="0" w:line="230"/>
-              <w:jc w:val="center"/>
-            </w:pPr>
-            <w:r>
-              <w:rPr>
-                <w:rFonts w:ascii="Arial" w:cs="Arial" w:eastAsia="Arial" w:hAnsi="Arial"/>
-                <w:color w:val="000000"/>
-                <w:sz w:val="16"/>
-                <w:szCs w:val="16"/>
-              </w:rPr>
-              <w:t xml:space="preserve">26-01</w:t>
-            </w:r>
-          </w:p>
-        </w:tc>
-        <w:tc>
-          <w:tcPr>
-            <w:tcW w:type="dxa" w:w="3820"/>
-            <w:tcBorders>
-              <w:top w:val="single" w:color="808080" w:sz="4"/>
-              <w:left w:val="single" w:color="808080" w:sz="4"/>
-              <w:bottom w:val="single" w:color="808080" w:sz="4"/>
-              <w:right w:val="single" w:color="808080" w:sz="4"/>
-            </w:tcBorders>
-            <w:tcMar>
-              <w:top w:type="dxa" w:w="45"/>
-              <w:left w:type="dxa" w:w="80"/>
-              <w:bottom w:type="dxa" w:w="45"/>
-              <w:right w:type="dxa" w:w="80"/>
-            </w:tcMar>
-            <w:vAlign w:val="center"/>
-          </w:tcPr>
-          <w:p>
-            <w:pPr>
-              <w:spacing w:after="0" w:line="230"/>
-              <w:jc w:val="left"/>
-            </w:pPr>
-            <w:r>
-              <w:rPr>
-                <w:rFonts w:ascii="Arial" w:cs="Arial" w:eastAsia="Arial" w:hAnsi="Arial"/>
-                <w:color w:val="000000"/>
-                <w:sz w:val="16"/>
-                <w:szCs w:val="16"/>
-              </w:rPr>
-              <w:t xml:space="preserve">Click the Orders view beside the search box</w:t>
-            </w:r>
-          </w:p>
-        </w:tc>
-        <w:tc>
-          <w:tcPr>
-            <w:tcW w:type="dxa" w:w="3820"/>
-            <w:tcBorders>
-              <w:top w:val="single" w:color="808080" w:sz="4"/>
-              <w:left w:val="single" w:color="808080" w:sz="4"/>
-              <w:bottom w:val="single" w:color="808080" w:sz="4"/>
-              <w:right w:val="single" w:color="808080" w:sz="4"/>
-            </w:tcBorders>
-            <w:tcMar>
-              <w:top w:type="dxa" w:w="45"/>
-              <w:left w:type="dxa" w:w="80"/>
-              <w:bottom w:type="dxa" w:w="45"/>
-              <w:right w:type="dxa" w:w="80"/>
-            </w:tcMar>
-            <w:vAlign w:val="center"/>
-          </w:tcPr>
-          <w:p>
-            <w:pPr>
-              <w:spacing w:after="0" w:line="230"/>
-              <w:jc w:val="left"/>
-            </w:pPr>
-            <w:r>
-              <w:rPr>
-                <w:rFonts w:ascii="Arial" w:cs="Arial" w:eastAsia="Arial" w:hAnsi="Arial"/>
-                <w:color w:val="000000"/>
-                <w:sz w:val="16"/>
-                <w:szCs w:val="16"/>
-              </w:rPr>
-              <w:t xml:space="preserve">Successfully displayed Orders on the way, Offered by suppliers, Price changes to decide and Delivered, not yet paid</w:t>
-            </w:r>
-          </w:p>
-        </w:tc>
-        <w:tc>
-          <w:tcPr>
-            <w:tcW w:type="dxa" w:w="1300"/>
-            <w:tcBorders>
-              <w:top w:val="single" w:color="808080" w:sz="4"/>
-              <w:left w:val="single" w:color="808080" w:sz="4"/>
-              <w:bottom w:val="single" w:color="808080" w:sz="4"/>
-              <w:right w:val="single" w:color="808080" w:sz="4"/>
-            </w:tcBorders>
-            <w:tcMar>
-              <w:top w:type="dxa" w:w="45"/>
-              <w:left w:type="dxa" w:w="80"/>
-              <w:bottom w:type="dxa" w:w="45"/>
-              <w:right w:type="dxa" w:w="80"/>
-            </w:tcMar>
-            <w:vAlign w:val="center"/>
-          </w:tcPr>
-          <w:p>
-            <w:pPr>
-              <w:spacing w:after="0" w:line="230"/>
-              <w:jc w:val="left"/>
-            </w:pPr>
-            <w:r>
-              <w:rPr>
-                <w:rFonts w:ascii="Arial" w:cs="Arial" w:eastAsia="Arial" w:hAnsi="Arial"/>
-                <w:color w:val="000000"/>
-                <w:sz w:val="16"/>
-                <w:szCs w:val="16"/>
-              </w:rPr>
-              <w:t xml:space="preserve"/>
-            </w:r>
-          </w:p>
-        </w:tc>
-        <w:tc>
-          <w:tcPr>
-            <w:tcW w:type="dxa" w:w="900"/>
-            <w:tcBorders>
-              <w:top w:val="single" w:color="808080" w:sz="4"/>
-              <w:left w:val="single" w:color="808080" w:sz="4"/>
-              <w:bottom w:val="single" w:color="808080" w:sz="4"/>
-              <w:right w:val="single" w:color="808080" w:sz="4"/>
-            </w:tcBorders>
-            <w:tcMar>
-              <w:top w:type="dxa" w:w="45"/>
-              <w:left w:type="dxa" w:w="80"/>
-              <w:bottom w:type="dxa" w:w="45"/>
-              <w:right w:type="dxa" w:w="80"/>
-            </w:tcMar>
-            <w:vAlign w:val="center"/>
-          </w:tcPr>
-          <w:p>
-            <w:pPr>
-              <w:spacing w:after="0" w:line="230"/>
-              <w:jc w:val="left"/>
-            </w:pPr>
-            <w:r>
-              <w:rPr>
-                <w:rFonts w:ascii="Arial" w:cs="Arial" w:eastAsia="Arial" w:hAnsi="Arial"/>
-                <w:color w:val="000000"/>
-                <w:sz w:val="16"/>
-                <w:szCs w:val="16"/>
-              </w:rPr>
-              <w:t xml:space="preserve"/>
-            </w:r>
-          </w:p>
-        </w:tc>
-        <w:tc>
-          <w:tcPr>
-            <w:tcW w:type="dxa" w:w="1220"/>
-            <w:tcBorders>
-              <w:top w:val="single" w:color="808080" w:sz="4"/>
-              <w:left w:val="single" w:color="808080" w:sz="4"/>
-              <w:bottom w:val="single" w:color="808080" w:sz="4"/>
-              <w:right w:val="single" w:color="808080" w:sz="4"/>
-            </w:tcBorders>
-            <w:tcMar>
-              <w:top w:type="dxa" w:w="45"/>
-              <w:left w:type="dxa" w:w="80"/>
-              <w:bottom w:type="dxa" w:w="45"/>
-              <w:right w:type="dxa" w:w="80"/>
-            </w:tcMar>
-            <w:vAlign w:val="center"/>
-          </w:tcPr>
-          <w:p>
-            <w:pPr>
-              <w:spacing w:after="0" w:line="230"/>
-              <w:jc w:val="left"/>
-            </w:pPr>
-            <w:r>
-              <w:rPr>
-                <w:rFonts w:ascii="Arial" w:cs="Arial" w:eastAsia="Arial" w:hAnsi="Arial"/>
-                <w:color w:val="000000"/>
-                <w:sz w:val="16"/>
-                <w:szCs w:val="16"/>
-              </w:rPr>
-              <w:t xml:space="preserve"/>
+            <w:tcW w:type="dxa" w:w="13400"/>
+            <w:gridSpan w:val="8"/>
+            <w:tcBorders>
+              <w:top w:val="single" w:color="808080" w:sz="4"/>
+              <w:left w:val="single" w:color="808080" w:sz="4"/>
+              <w:bottom w:val="single" w:color="808080" w:sz="4"/>
+              <w:right w:val="single" w:color="808080" w:sz="4"/>
+            </w:tcBorders>
+            <w:shd w:fill="2E6B35" w:val="clear"/>
+            <w:tcMar>
+              <w:top w:type="dxa" w:w="45"/>
+              <w:left w:type="dxa" w:w="80"/>
+              <w:bottom w:type="dxa" w:w="45"/>
+              <w:right w:type="dxa" w:w="80"/>
+            </w:tcMar>
+            <w:vAlign w:val="center"/>
+          </w:tcPr>
+          <w:p>
+            <w:pPr>
+              <w:spacing w:after="0" w:line="230"/>
+              <w:jc w:val="left"/>
+            </w:pPr>
+            <w:r>
+              <w:rPr>
+                <w:rFonts w:ascii="Arial" w:cs="Arial" w:eastAsia="Arial" w:hAnsi="Arial"/>
+                <w:b/>
+                <w:bCs/>
+                <w:color w:val="FFFFFF"/>
+                <w:sz w:val="16"/>
+                <w:szCs w:val="16"/>
+              </w:rPr>
+              <w:t xml:space="preserve">26  Orders View</w:t>
             </w:r>
           </w:p>
         </w:tc>
@@ -23950,7 +23950,7 @@
                 <w:sz w:val="16"/>
                 <w:szCs w:val="16"/>
               </w:rPr>
-              <w:t xml:space="preserve">2</w:t>
+              <w:t xml:space="preserve">1</w:t>
             </w:r>
           </w:p>
         </w:tc>
@@ -24018,7 +24018,7 @@
                 <w:sz w:val="16"/>
                 <w:szCs w:val="16"/>
               </w:rPr>
-              <w:t xml:space="preserve">26-02</w:t>
+              <w:t xml:space="preserve">26-01</w:t>
             </w:r>
           </w:p>
         </w:tc>
@@ -24051,7 +24051,7 @@
                 <w:sz w:val="16"/>
                 <w:szCs w:val="16"/>
               </w:rPr>
-              <w:t xml:space="preserve">Click the Mark confirmed button of a pending order, then confirm</w:t>
+              <w:t xml:space="preserve">Click the Orders view beside the search box</w:t>
             </w:r>
           </w:p>
         </w:tc>
@@ -24084,7 +24084,7 @@
                 <w:sz w:val="16"/>
                 <w:szCs w:val="16"/>
               </w:rPr>
-              <w:t xml:space="preserve">Successfully marked the order confirmed</w:t>
+              <w:t xml:space="preserve">Successfully displayed Orders on the way, Offered by suppliers, Price changes to decide and Delivered, not yet paid</w:t>
             </w:r>
           </w:p>
         </w:tc>
@@ -24255,7 +24255,7 @@
                 <w:sz w:val="16"/>
                 <w:szCs w:val="16"/>
               </w:rPr>
-              <w:t xml:space="preserve">3</w:t>
+              <w:t xml:space="preserve">2</w:t>
             </w:r>
           </w:p>
         </w:tc>
@@ -24323,7 +24323,7 @@
                 <w:sz w:val="16"/>
                 <w:szCs w:val="16"/>
               </w:rPr>
-              <w:t xml:space="preserve">26-03</w:t>
+              <w:t xml:space="preserve">26-02</w:t>
             </w:r>
           </w:p>
         </w:tc>
@@ -24356,7 +24356,7 @@
                 <w:sz w:val="16"/>
                 <w:szCs w:val="16"/>
               </w:rPr>
-              <w:t xml:space="preserve">Click the Mark shipped button of the order, then confirm</w:t>
+              <w:t xml:space="preserve">Click the Mark confirmed button of a pending order, then confirm</w:t>
             </w:r>
           </w:p>
         </w:tc>
@@ -24389,7 +24389,7 @@
                 <w:sz w:val="16"/>
                 <w:szCs w:val="16"/>
               </w:rPr>
-              <w:t xml:space="preserve">Successfully marked the order on its way</w:t>
+              <w:t xml:space="preserve">Successfully marked the order confirmed</w:t>
             </w:r>
           </w:p>
         </w:tc>
@@ -24560,7 +24560,7 @@
                 <w:sz w:val="16"/>
                 <w:szCs w:val="16"/>
               </w:rPr>
-              <w:t xml:space="preserve">4</w:t>
+              <w:t xml:space="preserve">3</w:t>
             </w:r>
           </w:p>
         </w:tc>
@@ -24628,6 +24628,311 @@
                 <w:sz w:val="16"/>
                 <w:szCs w:val="16"/>
               </w:rPr>
+              <w:t xml:space="preserve">26-03</w:t>
+            </w:r>
+          </w:p>
+        </w:tc>
+        <w:tc>
+          <w:tcPr>
+            <w:tcW w:type="dxa" w:w="3820"/>
+            <w:tcBorders>
+              <w:top w:val="single" w:color="808080" w:sz="4"/>
+              <w:left w:val="single" w:color="808080" w:sz="4"/>
+              <w:bottom w:val="single" w:color="808080" w:sz="4"/>
+              <w:right w:val="single" w:color="808080" w:sz="4"/>
+            </w:tcBorders>
+            <w:tcMar>
+              <w:top w:type="dxa" w:w="45"/>
+              <w:left w:type="dxa" w:w="80"/>
+              <w:bottom w:type="dxa" w:w="45"/>
+              <w:right w:type="dxa" w:w="80"/>
+            </w:tcMar>
+            <w:vAlign w:val="center"/>
+          </w:tcPr>
+          <w:p>
+            <w:pPr>
+              <w:spacing w:after="0" w:line="230"/>
+              <w:jc w:val="left"/>
+            </w:pPr>
+            <w:r>
+              <w:rPr>
+                <w:rFonts w:ascii="Arial" w:cs="Arial" w:eastAsia="Arial" w:hAnsi="Arial"/>
+                <w:color w:val="000000"/>
+                <w:sz w:val="16"/>
+                <w:szCs w:val="16"/>
+              </w:rPr>
+              <w:t xml:space="preserve">Click the Mark shipped button of the order, then confirm</w:t>
+            </w:r>
+          </w:p>
+        </w:tc>
+        <w:tc>
+          <w:tcPr>
+            <w:tcW w:type="dxa" w:w="3820"/>
+            <w:tcBorders>
+              <w:top w:val="single" w:color="808080" w:sz="4"/>
+              <w:left w:val="single" w:color="808080" w:sz="4"/>
+              <w:bottom w:val="single" w:color="808080" w:sz="4"/>
+              <w:right w:val="single" w:color="808080" w:sz="4"/>
+            </w:tcBorders>
+            <w:tcMar>
+              <w:top w:type="dxa" w:w="45"/>
+              <w:left w:type="dxa" w:w="80"/>
+              <w:bottom w:type="dxa" w:w="45"/>
+              <w:right w:type="dxa" w:w="80"/>
+            </w:tcMar>
+            <w:vAlign w:val="center"/>
+          </w:tcPr>
+          <w:p>
+            <w:pPr>
+              <w:spacing w:after="0" w:line="230"/>
+              <w:jc w:val="left"/>
+            </w:pPr>
+            <w:r>
+              <w:rPr>
+                <w:rFonts w:ascii="Arial" w:cs="Arial" w:eastAsia="Arial" w:hAnsi="Arial"/>
+                <w:color w:val="000000"/>
+                <w:sz w:val="16"/>
+                <w:szCs w:val="16"/>
+              </w:rPr>
+              <w:t xml:space="preserve">Successfully marked the order on its way</w:t>
+            </w:r>
+          </w:p>
+        </w:tc>
+        <w:tc>
+          <w:tcPr>
+            <w:tcW w:type="dxa" w:w="1300"/>
+            <w:tcBorders>
+              <w:top w:val="single" w:color="808080" w:sz="4"/>
+              <w:left w:val="single" w:color="808080" w:sz="4"/>
+              <w:bottom w:val="single" w:color="808080" w:sz="4"/>
+              <w:right w:val="single" w:color="808080" w:sz="4"/>
+            </w:tcBorders>
+            <w:tcMar>
+              <w:top w:type="dxa" w:w="45"/>
+              <w:left w:type="dxa" w:w="80"/>
+              <w:bottom w:type="dxa" w:w="45"/>
+              <w:right w:type="dxa" w:w="80"/>
+            </w:tcMar>
+            <w:vAlign w:val="center"/>
+          </w:tcPr>
+          <w:p>
+            <w:pPr>
+              <w:spacing w:after="0" w:line="230"/>
+              <w:jc w:val="left"/>
+            </w:pPr>
+            <w:r>
+              <w:rPr>
+                <w:rFonts w:ascii="Arial" w:cs="Arial" w:eastAsia="Arial" w:hAnsi="Arial"/>
+                <w:color w:val="000000"/>
+                <w:sz w:val="16"/>
+                <w:szCs w:val="16"/>
+              </w:rPr>
+              <w:t xml:space="preserve"/>
+            </w:r>
+          </w:p>
+        </w:tc>
+        <w:tc>
+          <w:tcPr>
+            <w:tcW w:type="dxa" w:w="900"/>
+            <w:tcBorders>
+              <w:top w:val="single" w:color="808080" w:sz="4"/>
+              <w:left w:val="single" w:color="808080" w:sz="4"/>
+              <w:bottom w:val="single" w:color="808080" w:sz="4"/>
+              <w:right w:val="single" w:color="808080" w:sz="4"/>
+            </w:tcBorders>
+            <w:tcMar>
+              <w:top w:type="dxa" w:w="45"/>
+              <w:left w:type="dxa" w:w="80"/>
+              <w:bottom w:type="dxa" w:w="45"/>
+              <w:right w:type="dxa" w:w="80"/>
+            </w:tcMar>
+            <w:vAlign w:val="center"/>
+          </w:tcPr>
+          <w:p>
+            <w:pPr>
+              <w:spacing w:after="0" w:line="230"/>
+              <w:jc w:val="left"/>
+            </w:pPr>
+            <w:r>
+              <w:rPr>
+                <w:rFonts w:ascii="Arial" w:cs="Arial" w:eastAsia="Arial" w:hAnsi="Arial"/>
+                <w:color w:val="000000"/>
+                <w:sz w:val="16"/>
+                <w:szCs w:val="16"/>
+              </w:rPr>
+              <w:t xml:space="preserve"/>
+            </w:r>
+          </w:p>
+        </w:tc>
+        <w:tc>
+          <w:tcPr>
+            <w:tcW w:type="dxa" w:w="1220"/>
+            <w:tcBorders>
+              <w:top w:val="single" w:color="808080" w:sz="4"/>
+              <w:left w:val="single" w:color="808080" w:sz="4"/>
+              <w:bottom w:val="single" w:color="808080" w:sz="4"/>
+              <w:right w:val="single" w:color="808080" w:sz="4"/>
+            </w:tcBorders>
+            <w:tcMar>
+              <w:top w:type="dxa" w:w="45"/>
+              <w:left w:type="dxa" w:w="80"/>
+              <w:bottom w:type="dxa" w:w="45"/>
+              <w:right w:type="dxa" w:w="80"/>
+            </w:tcMar>
+            <w:vAlign w:val="center"/>
+          </w:tcPr>
+          <w:p>
+            <w:pPr>
+              <w:spacing w:after="0" w:line="230"/>
+              <w:jc w:val="left"/>
+            </w:pPr>
+            <w:r>
+              <w:rPr>
+                <w:rFonts w:ascii="Arial" w:cs="Arial" w:eastAsia="Arial" w:hAnsi="Arial"/>
+                <w:color w:val="000000"/>
+                <w:sz w:val="16"/>
+                <w:szCs w:val="16"/>
+              </w:rPr>
+              <w:t xml:space="preserve"/>
+            </w:r>
+          </w:p>
+        </w:tc>
+      </w:tr>
+      <w:tr>
+        <w:trPr>
+          <w:cantSplit/>
+        </w:trPr>
+        <w:tc>
+          <w:tcPr>
+            <w:tcW w:type="dxa" w:w="1000"/>
+            <w:tcBorders>
+              <w:top w:val="single" w:color="808080" w:sz="4"/>
+              <w:left w:val="single" w:color="808080" w:sz="4"/>
+              <w:bottom w:val="single" w:color="808080" w:sz="4"/>
+              <w:right w:val="single" w:color="808080" w:sz="4"/>
+            </w:tcBorders>
+            <w:shd w:fill="1E4D2B" w:val="clear"/>
+            <w:tcMar>
+              <w:top w:type="dxa" w:w="45"/>
+              <w:left w:type="dxa" w:w="80"/>
+              <w:bottom w:type="dxa" w:w="45"/>
+              <w:right w:type="dxa" w:w="80"/>
+            </w:tcMar>
+            <w:vAlign w:val="center"/>
+          </w:tcPr>
+          <w:p>
+            <w:pPr>
+              <w:spacing w:after="0" w:line="230"/>
+              <w:jc w:val="left"/>
+            </w:pPr>
+            <w:r>
+              <w:rPr>
+                <w:rFonts w:ascii="Arial" w:cs="Arial" w:eastAsia="Arial" w:hAnsi="Arial"/>
+                <w:color w:val="000000"/>
+                <w:sz w:val="16"/>
+                <w:szCs w:val="16"/>
+              </w:rPr>
+              <w:t xml:space="preserve"/>
+            </w:r>
+          </w:p>
+        </w:tc>
+        <w:tc>
+          <w:tcPr>
+            <w:tcW w:type="dxa" w:w="520"/>
+            <w:tcBorders>
+              <w:top w:val="single" w:color="808080" w:sz="4"/>
+              <w:left w:val="single" w:color="808080" w:sz="4"/>
+              <w:bottom w:val="single" w:color="808080" w:sz="4"/>
+              <w:right w:val="single" w:color="808080" w:sz="4"/>
+            </w:tcBorders>
+            <w:tcMar>
+              <w:top w:type="dxa" w:w="45"/>
+              <w:left w:type="dxa" w:w="80"/>
+              <w:bottom w:type="dxa" w:w="45"/>
+              <w:right w:type="dxa" w:w="80"/>
+            </w:tcMar>
+            <w:vAlign w:val="center"/>
+          </w:tcPr>
+          <w:p>
+            <w:pPr>
+              <w:spacing w:after="0" w:line="230"/>
+              <w:jc w:val="center"/>
+            </w:pPr>
+            <w:r>
+              <w:rPr>
+                <w:rFonts w:ascii="Arial" w:cs="Arial" w:eastAsia="Arial" w:hAnsi="Arial"/>
+                <w:color w:val="000000"/>
+                <w:sz w:val="16"/>
+                <w:szCs w:val="16"/>
+              </w:rPr>
+              <w:t xml:space="preserve">4</w:t>
+            </w:r>
+          </w:p>
+        </w:tc>
+        <w:tc>
+          <w:tcPr>
+            <w:tcW w:type="dxa" w:w="1100"/>
+            <w:tcBorders>
+              <w:top w:val="single" w:color="808080" w:sz="4"/>
+              <w:left w:val="single" w:color="808080" w:sz="4"/>
+              <w:bottom w:val="single" w:color="808080" w:sz="4"/>
+              <w:right w:val="single" w:color="808080" w:sz="4"/>
+            </w:tcBorders>
+            <w:tcMar>
+              <w:top w:type="dxa" w:w="45"/>
+              <w:left w:type="dxa" w:w="80"/>
+              <w:bottom w:type="dxa" w:w="45"/>
+              <w:right w:type="dxa" w:w="80"/>
+            </w:tcMar>
+            <w:vAlign w:val="center"/>
+          </w:tcPr>
+          <w:p>
+            <w:pPr>
+              <w:spacing w:after="0" w:line="230"/>
+              <w:jc w:val="left"/>
+            </w:pPr>
+            <w:r>
+              <w:rPr>
+                <w:rFonts w:ascii="Arial" w:cs="Arial" w:eastAsia="Arial" w:hAnsi="Arial"/>
+                <w:b w:val="false"/>
+                <w:bCs w:val="false"/>
+                <w:color w:val="000000"/>
+                <w:sz w:val="16"/>
+                <w:szCs w:val="16"/>
+              </w:rPr>
+              <w:t xml:space="preserve"/>
+            </w:r>
+          </w:p>
+        </w:tc>
+        <w:tc>
+          <w:tcPr>
+            <w:tcW w:type="dxa" w:w="720"/>
+            <w:tcBorders>
+              <w:top w:val="single" w:color="808080" w:sz="4"/>
+              <w:left w:val="single" w:color="808080" w:sz="4"/>
+              <w:bottom w:val="single" w:color="808080" w:sz="4"/>
+              <w:right w:val="single" w:color="808080" w:sz="4"/>
+            </w:tcBorders>
+            <w:tcMar>
+              <w:top w:type="dxa" w:w="45"/>
+              <w:left w:type="dxa" w:w="80"/>
+              <w:bottom w:type="dxa" w:w="45"/>
+              <w:right w:type="dxa" w:w="80"/>
+            </w:tcMar>
+            <w:vAlign w:val="center"/>
+          </w:tcPr>
+          <w:p>
+            <w:pPr>
+              <w:spacing w:after="0" w:line="230"/>
+              <w:jc w:val="center"/>
+            </w:pPr>
+            <w:r>
+              <w:rPr>
+                <w:rFonts w:ascii="Arial" w:cs="Arial" w:eastAsia="Arial" w:hAnsi="Arial"/>
+                <w:color w:val="000000"/>
+                <w:sz w:val="16"/>
+                <w:szCs w:val="16"/>
+              </w:rPr>
               <w:t xml:space="preserve">26-04</w:t>
             </w:r>
           </w:p>
@@ -24661,7 +24966,7 @@
                 <w:sz w:val="16"/>
                 <w:szCs w:val="16"/>
               </w:rPr>
-              <w:t xml:space="preserve">Click the Receive into stock button, enter the expiration date or leave it blank, then confirm</w:t>
+              <w:t xml:space="preserve">Click the Receive into stock button, enter the expiration date of the new batch, then confirm</w:t>
             </w:r>
           </w:p>
         </w:tc>
@@ -24694,7 +24999,7 @@
                 <w:sz w:val="16"/>
                 <w:szCs w:val="16"/>
               </w:rPr>
-              <w:t xml:space="preserve">Successfully received the order and added the quantities to stock</w:t>
+              <w:t xml:space="preserve">Successfully received the order, added the quantities to stock and set the new expiration date; for a product that has already expired the date must be entered</w:t>
             </w:r>
           </w:p>
         </w:tc>

--- a/QA/FETCH-System-Test-Plan-updated.docx
+++ b/QA/FETCH-System-Test-Plan-updated.docx
@@ -12879,7 +12879,7 @@
                 <w:sz w:val="16"/>
                 <w:szCs w:val="16"/>
               </w:rPr>
-              <w:t xml:space="preserve">Successfully added the stock and set the new expiration date; the expiration date field is required for an expired product</w:t>
+              <w:t xml:space="preserve">Successfully removed the expired stock, put the new stock in its place and set the new expiration date; the expiration date field is required for an expired product</w:t>
             </w:r>
           </w:p>
         </w:tc>
@@ -24999,7 +24999,7 @@
                 <w:sz w:val="16"/>
                 <w:szCs w:val="16"/>
               </w:rPr>
-              <w:t xml:space="preserve">Successfully received the order, added the quantities to stock and set the new expiration date; for a product that has already expired the date must be entered</w:t>
+              <w:t xml:space="preserve">Successfully received the order, added the quantities to stock and set the new expiration date; for a product that has already expired the date must be entered and the expired stock is removed and replaced by the new batch</w:t>
             </w:r>
           </w:p>
         </w:tc>

--- a/QA/FETCH-System-Test-Plan-updated.docx
+++ b/QA/FETCH-System-Test-Plan-updated.docx
@@ -10864,7 +10864,312 @@
                 <w:sz w:val="16"/>
                 <w:szCs w:val="16"/>
               </w:rPr>
-              <w:t xml:space="preserve">Enter the SKU, Product name, Category, Unit price and Supplier, then click the Save product button</w:t>
+              <w:t xml:space="preserve">Click the Save product button with the form empty</w:t>
+            </w:r>
+          </w:p>
+        </w:tc>
+        <w:tc>
+          <w:tcPr>
+            <w:tcW w:type="dxa" w:w="3820"/>
+            <w:tcBorders>
+              <w:top w:val="single" w:color="808080" w:sz="4"/>
+              <w:left w:val="single" w:color="808080" w:sz="4"/>
+              <w:bottom w:val="single" w:color="808080" w:sz="4"/>
+              <w:right w:val="single" w:color="808080" w:sz="4"/>
+            </w:tcBorders>
+            <w:tcMar>
+              <w:top w:type="dxa" w:w="45"/>
+              <w:left w:type="dxa" w:w="80"/>
+              <w:bottom w:type="dxa" w:w="45"/>
+              <w:right w:type="dxa" w:w="80"/>
+            </w:tcMar>
+            <w:vAlign w:val="center"/>
+          </w:tcPr>
+          <w:p>
+            <w:pPr>
+              <w:spacing w:after="0" w:line="230"/>
+              <w:jc w:val="left"/>
+            </w:pPr>
+            <w:r>
+              <w:rPr>
+                <w:rFonts w:ascii="Arial" w:cs="Arial" w:eastAsia="Arial" w:hAnsi="Arial"/>
+                <w:color w:val="000000"/>
+                <w:sz w:val="16"/>
+                <w:szCs w:val="16"/>
+              </w:rPr>
+              <w:t xml:space="preserve">Successfully displayed a message under each required field saying what is missing</w:t>
+            </w:r>
+          </w:p>
+        </w:tc>
+        <w:tc>
+          <w:tcPr>
+            <w:tcW w:type="dxa" w:w="1300"/>
+            <w:tcBorders>
+              <w:top w:val="single" w:color="808080" w:sz="4"/>
+              <w:left w:val="single" w:color="808080" w:sz="4"/>
+              <w:bottom w:val="single" w:color="808080" w:sz="4"/>
+              <w:right w:val="single" w:color="808080" w:sz="4"/>
+            </w:tcBorders>
+            <w:tcMar>
+              <w:top w:type="dxa" w:w="45"/>
+              <w:left w:type="dxa" w:w="80"/>
+              <w:bottom w:type="dxa" w:w="45"/>
+              <w:right w:type="dxa" w:w="80"/>
+            </w:tcMar>
+            <w:vAlign w:val="center"/>
+          </w:tcPr>
+          <w:p>
+            <w:pPr>
+              <w:spacing w:after="0" w:line="230"/>
+              <w:jc w:val="left"/>
+            </w:pPr>
+            <w:r>
+              <w:rPr>
+                <w:rFonts w:ascii="Arial" w:cs="Arial" w:eastAsia="Arial" w:hAnsi="Arial"/>
+                <w:color w:val="000000"/>
+                <w:sz w:val="16"/>
+                <w:szCs w:val="16"/>
+              </w:rPr>
+              <w:t xml:space="preserve"/>
+            </w:r>
+          </w:p>
+        </w:tc>
+        <w:tc>
+          <w:tcPr>
+            <w:tcW w:type="dxa" w:w="900"/>
+            <w:tcBorders>
+              <w:top w:val="single" w:color="808080" w:sz="4"/>
+              <w:left w:val="single" w:color="808080" w:sz="4"/>
+              <w:bottom w:val="single" w:color="808080" w:sz="4"/>
+              <w:right w:val="single" w:color="808080" w:sz="4"/>
+            </w:tcBorders>
+            <w:tcMar>
+              <w:top w:type="dxa" w:w="45"/>
+              <w:left w:type="dxa" w:w="80"/>
+              <w:bottom w:type="dxa" w:w="45"/>
+              <w:right w:type="dxa" w:w="80"/>
+            </w:tcMar>
+            <w:vAlign w:val="center"/>
+          </w:tcPr>
+          <w:p>
+            <w:pPr>
+              <w:spacing w:after="0" w:line="230"/>
+              <w:jc w:val="left"/>
+            </w:pPr>
+            <w:r>
+              <w:rPr>
+                <w:rFonts w:ascii="Arial" w:cs="Arial" w:eastAsia="Arial" w:hAnsi="Arial"/>
+                <w:color w:val="000000"/>
+                <w:sz w:val="16"/>
+                <w:szCs w:val="16"/>
+              </w:rPr>
+              <w:t xml:space="preserve"/>
+            </w:r>
+          </w:p>
+        </w:tc>
+        <w:tc>
+          <w:tcPr>
+            <w:tcW w:type="dxa" w:w="1220"/>
+            <w:tcBorders>
+              <w:top w:val="single" w:color="808080" w:sz="4"/>
+              <w:left w:val="single" w:color="808080" w:sz="4"/>
+              <w:bottom w:val="single" w:color="808080" w:sz="4"/>
+              <w:right w:val="single" w:color="808080" w:sz="4"/>
+            </w:tcBorders>
+            <w:tcMar>
+              <w:top w:type="dxa" w:w="45"/>
+              <w:left w:type="dxa" w:w="80"/>
+              <w:bottom w:type="dxa" w:w="45"/>
+              <w:right w:type="dxa" w:w="80"/>
+            </w:tcMar>
+            <w:vAlign w:val="center"/>
+          </w:tcPr>
+          <w:p>
+            <w:pPr>
+              <w:spacing w:after="0" w:line="230"/>
+              <w:jc w:val="left"/>
+            </w:pPr>
+            <w:r>
+              <w:rPr>
+                <w:rFonts w:ascii="Arial" w:cs="Arial" w:eastAsia="Arial" w:hAnsi="Arial"/>
+                <w:color w:val="000000"/>
+                <w:sz w:val="16"/>
+                <w:szCs w:val="16"/>
+              </w:rPr>
+              <w:t xml:space="preserve"/>
+            </w:r>
+          </w:p>
+        </w:tc>
+      </w:tr>
+      <w:tr>
+        <w:trPr>
+          <w:cantSplit/>
+        </w:trPr>
+        <w:tc>
+          <w:tcPr>
+            <w:tcW w:type="dxa" w:w="1000"/>
+            <w:tcBorders>
+              <w:top w:val="single" w:color="808080" w:sz="4"/>
+              <w:left w:val="single" w:color="808080" w:sz="4"/>
+              <w:bottom w:val="single" w:color="808080" w:sz="4"/>
+              <w:right w:val="single" w:color="808080" w:sz="4"/>
+            </w:tcBorders>
+            <w:shd w:fill="1E4D2B" w:val="clear"/>
+            <w:tcMar>
+              <w:top w:type="dxa" w:w="45"/>
+              <w:left w:type="dxa" w:w="80"/>
+              <w:bottom w:type="dxa" w:w="45"/>
+              <w:right w:type="dxa" w:w="80"/>
+            </w:tcMar>
+            <w:vAlign w:val="center"/>
+          </w:tcPr>
+          <w:p>
+            <w:pPr>
+              <w:spacing w:after="0" w:line="230"/>
+              <w:jc w:val="left"/>
+            </w:pPr>
+            <w:r>
+              <w:rPr>
+                <w:rFonts w:ascii="Arial" w:cs="Arial" w:eastAsia="Arial" w:hAnsi="Arial"/>
+                <w:color w:val="000000"/>
+                <w:sz w:val="16"/>
+                <w:szCs w:val="16"/>
+              </w:rPr>
+              <w:t xml:space="preserve"/>
+            </w:r>
+          </w:p>
+        </w:tc>
+        <w:tc>
+          <w:tcPr>
+            <w:tcW w:type="dxa" w:w="520"/>
+            <w:tcBorders>
+              <w:top w:val="single" w:color="808080" w:sz="4"/>
+              <w:left w:val="single" w:color="808080" w:sz="4"/>
+              <w:bottom w:val="single" w:color="808080" w:sz="4"/>
+              <w:right w:val="single" w:color="808080" w:sz="4"/>
+            </w:tcBorders>
+            <w:tcMar>
+              <w:top w:type="dxa" w:w="45"/>
+              <w:left w:type="dxa" w:w="80"/>
+              <w:bottom w:type="dxa" w:w="45"/>
+              <w:right w:type="dxa" w:w="80"/>
+            </w:tcMar>
+            <w:vAlign w:val="center"/>
+          </w:tcPr>
+          <w:p>
+            <w:pPr>
+              <w:spacing w:after="0" w:line="230"/>
+              <w:jc w:val="center"/>
+            </w:pPr>
+            <w:r>
+              <w:rPr>
+                <w:rFonts w:ascii="Arial" w:cs="Arial" w:eastAsia="Arial" w:hAnsi="Arial"/>
+                <w:color w:val="000000"/>
+                <w:sz w:val="16"/>
+                <w:szCs w:val="16"/>
+              </w:rPr>
+              <w:t xml:space="preserve">5</w:t>
+            </w:r>
+          </w:p>
+        </w:tc>
+        <w:tc>
+          <w:tcPr>
+            <w:tcW w:type="dxa" w:w="1100"/>
+            <w:tcBorders>
+              <w:top w:val="single" w:color="808080" w:sz="4"/>
+              <w:left w:val="single" w:color="808080" w:sz="4"/>
+              <w:bottom w:val="single" w:color="808080" w:sz="4"/>
+              <w:right w:val="single" w:color="808080" w:sz="4"/>
+            </w:tcBorders>
+            <w:tcMar>
+              <w:top w:type="dxa" w:w="45"/>
+              <w:left w:type="dxa" w:w="80"/>
+              <w:bottom w:type="dxa" w:w="45"/>
+              <w:right w:type="dxa" w:w="80"/>
+            </w:tcMar>
+            <w:vAlign w:val="center"/>
+          </w:tcPr>
+          <w:p>
+            <w:pPr>
+              <w:spacing w:after="0" w:line="230"/>
+              <w:jc w:val="left"/>
+            </w:pPr>
+            <w:r>
+              <w:rPr>
+                <w:rFonts w:ascii="Arial" w:cs="Arial" w:eastAsia="Arial" w:hAnsi="Arial"/>
+                <w:b w:val="false"/>
+                <w:bCs w:val="false"/>
+                <w:color w:val="000000"/>
+                <w:sz w:val="16"/>
+                <w:szCs w:val="16"/>
+              </w:rPr>
+              <w:t xml:space="preserve"/>
+            </w:r>
+          </w:p>
+        </w:tc>
+        <w:tc>
+          <w:tcPr>
+            <w:tcW w:type="dxa" w:w="720"/>
+            <w:tcBorders>
+              <w:top w:val="single" w:color="808080" w:sz="4"/>
+              <w:left w:val="single" w:color="808080" w:sz="4"/>
+              <w:bottom w:val="single" w:color="808080" w:sz="4"/>
+              <w:right w:val="single" w:color="808080" w:sz="4"/>
+            </w:tcBorders>
+            <w:tcMar>
+              <w:top w:type="dxa" w:w="45"/>
+              <w:left w:type="dxa" w:w="80"/>
+              <w:bottom w:type="dxa" w:w="45"/>
+              <w:right w:type="dxa" w:w="80"/>
+            </w:tcMar>
+            <w:vAlign w:val="center"/>
+          </w:tcPr>
+          <w:p>
+            <w:pPr>
+              <w:spacing w:after="0" w:line="230"/>
+              <w:jc w:val="center"/>
+            </w:pPr>
+            <w:r>
+              <w:rPr>
+                <w:rFonts w:ascii="Arial" w:cs="Arial" w:eastAsia="Arial" w:hAnsi="Arial"/>
+                <w:color w:val="000000"/>
+                <w:sz w:val="16"/>
+                <w:szCs w:val="16"/>
+              </w:rPr>
+              <w:t xml:space="preserve">11-05</w:t>
+            </w:r>
+          </w:p>
+        </w:tc>
+        <w:tc>
+          <w:tcPr>
+            <w:tcW w:type="dxa" w:w="3820"/>
+            <w:tcBorders>
+              <w:top w:val="single" w:color="808080" w:sz="4"/>
+              <w:left w:val="single" w:color="808080" w:sz="4"/>
+              <w:bottom w:val="single" w:color="808080" w:sz="4"/>
+              <w:right w:val="single" w:color="808080" w:sz="4"/>
+            </w:tcBorders>
+            <w:tcMar>
+              <w:top w:type="dxa" w:w="45"/>
+              <w:left w:type="dxa" w:w="80"/>
+              <w:bottom w:type="dxa" w:w="45"/>
+              <w:right w:type="dxa" w:w="80"/>
+            </w:tcMar>
+            <w:vAlign w:val="center"/>
+          </w:tcPr>
+          <w:p>
+            <w:pPr>
+              <w:spacing w:after="0" w:line="230"/>
+              <w:jc w:val="left"/>
+            </w:pPr>
+            <w:r>
+              <w:rPr>
+                <w:rFonts w:ascii="Arial" w:cs="Arial" w:eastAsia="Arial" w:hAnsi="Arial"/>
+                <w:color w:val="000000"/>
+                <w:sz w:val="16"/>
+                <w:szCs w:val="16"/>
+              </w:rPr>
+              <w:t xml:space="preserve">Enter the Product name, Category, SKU, Unit price, Stock on hand, Reorder level and Supplier, then click the Save product button</w:t>
             </w:r>
           </w:p>
         </w:tc>

--- a/QA/FETCH-System-Test-Plan-updated.docx
+++ b/QA/FETCH-System-Test-Plan-updated.docx
@@ -11169,7 +11169,7 @@
                 <w:sz w:val="16"/>
                 <w:szCs w:val="16"/>
               </w:rPr>
-              <w:t xml:space="preserve">Enter the Product name, Category, SKU, Unit price, Stock on hand, Reorder level and Supplier, then click the Save product button</w:t>
+              <w:t>Enter the Product name and Category, choose the Product type (the SKU fills in by itself), enter the Unit price, Stock on hand and Reorder level, choose the Supplier, then click the Save product button</w:t>
             </w:r>
           </w:p>
         </w:tc>
@@ -11202,7 +11202,7 @@
                 <w:sz w:val="16"/>
                 <w:szCs w:val="16"/>
               </w:rPr>
-              <w:t xml:space="preserve">Successfully added the product and displayed "Product added"</w:t>
+              <w:t>Successfully added the product and displayed "Product added" with the SKU it was given, for example DRY-121</w:t>
             </w:r>
           </w:p>
         </w:tc>

--- a/QA/FETCH-System-Test-Plan-updated.docx
+++ b/QA/FETCH-System-Test-Plan-updated.docx
@@ -16628,7 +16628,7 @@
                 <w:sz w:val="16"/>
                 <w:szCs w:val="16"/>
               </w:rPr>
-              <w:t xml:space="preserve">Click the "Barcodes" button, scan or type a product's barcode, then click "Save"</w:t>
+              <w:t>Click the "Barcodes" button, scan or type a product's barcode, then press Enter</w:t>
             </w:r>
           </w:p>
         </w:tc>
@@ -33266,7 +33266,7 @@
                 <w:sz w:val="16"/>
                 <w:szCs w:val="16"/>
               </w:rPr>
-              <w:t xml:space="preserve">Click "Notifications" in the sidebar</w:t>
+              <w:t>Click the Notifications bell, then "View all notifications →"</w:t>
             </w:r>
           </w:p>
         </w:tc>
@@ -47150,7 +47150,7 @@
                 <w:sz w:val="16"/>
                 <w:szCs w:val="16"/>
               </w:rPr>
-              <w:t xml:space="preserve">The End of day window is displayed with the expected cash</w:t>
+              <w:t>The End of day window is displayed with the starting cash, cash sales and cash in and out; the expected cash is not shown until the count is saved (a blind count)</w:t>
             </w:r>
           </w:p>
         </w:tc>
@@ -47760,7 +47760,7 @@
                 <w:sz w:val="16"/>
                 <w:szCs w:val="16"/>
               </w:rPr>
-              <w:t xml:space="preserve">The count is saved with Balanced, Over by or Short by, and the drawer is closed for the day</w:t>
+              <w:t>The count is saved, the expected cash is shown with Balanced, Over by or Short by, and the drawer is closed for the day</w:t>
             </w:r>
           </w:p>
         </w:tc>

--- a/QA/FETCH-System-Test-Plan-updated.docx
+++ b/QA/FETCH-System-Test-Plan-updated.docx
@@ -8377,6 +8377,156 @@
         <w:tc>
           <w:tcPr>
             <w:tcW w:type="dxa" w:w="600"/>
+          </w:tcPr>
+          <w:p/>
+        </w:tc>
+        <w:tc>
+          <w:tcPr>
+            <w:tcW w:type="dxa" w:w="2300"/>
+          </w:tcPr>
+          <w:p/>
+        </w:tc>
+        <w:tc>
+          <w:tcPr>
+            <w:tcW w:type="dxa" w:w="4500"/>
+          </w:tcPr>
+          <w:p>
+            <w:pPr>
+              <w:spacing w:after="0"/>
+            </w:pPr>
+            <w:r/>
+            <w:r>
+              <w:rPr>
+                <w:rFonts w:ascii="Calibri" w:hAnsi="Calibri"/>
+                <w:sz w:val="21"/>
+              </w:rPr>
+              <w:t>Check if the From date is before the first sale: type a From date before the first sale recorded in FETCH, then click the "Filter" button</w:t>
+            </w:r>
+          </w:p>
+        </w:tc>
+        <w:tc>
+          <w:tcPr>
+            <w:tcW w:type="dxa" w:w="4700"/>
+          </w:tcPr>
+          <w:p>
+            <w:pPr>
+              <w:spacing w:after="0"/>
+            </w:pPr>
+            <w:r/>
+            <w:r>
+              <w:rPr>
+                <w:rFonts w:ascii="Calibri" w:hAnsi="Calibri"/>
+                <w:sz w:val="21"/>
+              </w:rPr>
+              <w:t>"The first sale in FETCH was on (date). Choose that day or later." appears and the list does not change</w:t>
+            </w:r>
+          </w:p>
+        </w:tc>
+        <w:tc>
+          <w:tcPr>
+            <w:tcW w:type="dxa" w:w="2100"/>
+          </w:tcPr>
+          <w:p/>
+        </w:tc>
+        <w:tc>
+          <w:tcPr>
+            <w:tcW w:type="dxa" w:w="1520"/>
+          </w:tcPr>
+          <w:p/>
+        </w:tc>
+        <w:tc>
+          <w:tcPr>
+            <w:tcW w:type="dxa" w:w="1100"/>
+          </w:tcPr>
+          <w:p/>
+        </w:tc>
+      </w:tr>
+      <w:tr>
+        <w:tc>
+          <w:tcPr>
+            <w:tcW w:type="dxa" w:w="1900"/>
+            <w:vMerge/>
+          </w:tcPr>
+          <w:p/>
+        </w:tc>
+        <w:tc>
+          <w:tcPr>
+            <w:tcW w:type="dxa" w:w="600"/>
+          </w:tcPr>
+          <w:p/>
+        </w:tc>
+        <w:tc>
+          <w:tcPr>
+            <w:tcW w:type="dxa" w:w="2300"/>
+          </w:tcPr>
+          <w:p/>
+        </w:tc>
+        <w:tc>
+          <w:tcPr>
+            <w:tcW w:type="dxa" w:w="4500"/>
+          </w:tcPr>
+          <w:p>
+            <w:pPr>
+              <w:spacing w:after="0"/>
+            </w:pPr>
+            <w:r/>
+            <w:r>
+              <w:rPr>
+                <w:rFonts w:ascii="Calibri" w:hAnsi="Calibri"/>
+                <w:sz w:val="21"/>
+              </w:rPr>
+              <w:t>Check if the date is in the future: type a To date after today, then click the "Filter" button</w:t>
+            </w:r>
+          </w:p>
+        </w:tc>
+        <w:tc>
+          <w:tcPr>
+            <w:tcW w:type="dxa" w:w="4700"/>
+          </w:tcPr>
+          <w:p>
+            <w:pPr>
+              <w:spacing w:after="0"/>
+            </w:pPr>
+            <w:r/>
+            <w:r>
+              <w:rPr>
+                <w:rFonts w:ascii="Calibri" w:hAnsi="Calibri"/>
+                <w:sz w:val="21"/>
+              </w:rPr>
+              <w:t>"Choose today or an earlier date: there are no sales in the future." appears and the list does not change</w:t>
+            </w:r>
+          </w:p>
+        </w:tc>
+        <w:tc>
+          <w:tcPr>
+            <w:tcW w:type="dxa" w:w="2100"/>
+          </w:tcPr>
+          <w:p/>
+        </w:tc>
+        <w:tc>
+          <w:tcPr>
+            <w:tcW w:type="dxa" w:w="1520"/>
+          </w:tcPr>
+          <w:p/>
+        </w:tc>
+        <w:tc>
+          <w:tcPr>
+            <w:tcW w:type="dxa" w:w="1100"/>
+          </w:tcPr>
+          <w:p/>
+        </w:tc>
+      </w:tr>
+      <w:tr>
+        <w:tc>
+          <w:tcPr>
+            <w:tcW w:type="dxa" w:w="1900"/>
+            <w:vMerge/>
+          </w:tcPr>
+          <w:p/>
+        </w:tc>
+        <w:tc>
+          <w:tcPr>
+            <w:tcW w:type="dxa" w:w="600"/>
             <w:shd w:val="clear" w:color="auto" w:fill="D0CECE"/>
           </w:tcPr>
           <w:p>
@@ -8501,7 +8651,7 @@
                 <w:rFonts w:ascii="Calibri" w:hAnsi="Calibri"/>
                 <w:sz w:val="21"/>
               </w:rPr>
-              <w:t>The Sale Details window opens with the items, totals, cashier and payment</w:t>
+              <w:t>The Sale Details window opens with the items, totals, cashier and payment, and the "Close" and "Print receipt" buttons</w:t>
             </w:r>
           </w:p>
         </w:tc>
@@ -8633,7 +8783,7 @@
                 <w:rFonts w:ascii="Calibri" w:hAnsi="Calibri"/>
                 <w:sz w:val="21"/>
               </w:rPr>
-              <w:t>Check if a sale is deleted: click the "Delete sale" button, then the "Yes, Delete" button</w:t>
+              <w:t>Check if the window closes: click the "Close" button</w:t>
             </w:r>
           </w:p>
         </w:tc>
@@ -8651,7 +8801,7 @@
                 <w:rFonts w:ascii="Calibri" w:hAnsi="Calibri"/>
                 <w:sz w:val="21"/>
               </w:rPr>
-              <w:t>"Sale deleted" appears and the sale leaves the list</w:t>
+              <w:t>The window closes. Sales shows again</w:t>
             </w:r>
           </w:p>
         </w:tc>
@@ -8685,66 +8835,74 @@
         <w:tc>
           <w:tcPr>
             <w:tcW w:type="dxa" w:w="600"/>
-          </w:tcPr>
-          <w:p/>
+            <w:shd w:val="clear" w:color="auto" w:fill="D0CECE"/>
+          </w:tcPr>
+          <w:p>
+            <w:pPr>
+              <w:spacing w:after="0"/>
+              <w:jc w:val="right"/>
+            </w:pPr>
+            <w:r/>
+            <w:r>
+              <w:rPr>
+                <w:rFonts w:ascii="Calibri" w:hAnsi="Calibri"/>
+                <w:sz w:val="21"/>
+              </w:rPr>
+              <w:t>3</w:t>
+            </w:r>
+          </w:p>
         </w:tc>
         <w:tc>
           <w:tcPr>
             <w:tcW w:type="dxa" w:w="2300"/>
-          </w:tcPr>
-          <w:p/>
+            <w:shd w:val="clear" w:color="auto" w:fill="D0CECE"/>
+          </w:tcPr>
+          <w:p>
+            <w:pPr>
+              <w:spacing w:after="0"/>
+            </w:pPr>
+            <w:r/>
+            <w:r>
+              <w:rPr>
+                <w:rFonts w:ascii="Calibri" w:hAnsi="Calibri"/>
+                <w:sz w:val="21"/>
+              </w:rPr>
+              <w:t>Delete a sale</w:t>
+            </w:r>
+          </w:p>
         </w:tc>
         <w:tc>
           <w:tcPr>
             <w:tcW w:type="dxa" w:w="4500"/>
-          </w:tcPr>
-          <w:p>
-            <w:pPr>
-              <w:spacing w:after="0"/>
-            </w:pPr>
-            <w:r/>
-            <w:r>
-              <w:rPr>
-                <w:rFonts w:ascii="Calibri" w:hAnsi="Calibri"/>
-                <w:sz w:val="21"/>
-              </w:rPr>
-              <w:t>Check if deleting can be cancelled: click the "Delete sale" button, then the "Cancel" button</w:t>
-            </w:r>
-          </w:p>
+            <w:shd w:val="clear" w:color="auto" w:fill="D0CECE"/>
+          </w:tcPr>
+          <w:p/>
         </w:tc>
         <w:tc>
           <w:tcPr>
             <w:tcW w:type="dxa" w:w="4700"/>
-          </w:tcPr>
-          <w:p>
-            <w:pPr>
-              <w:spacing w:after="0"/>
-            </w:pPr>
-            <w:r/>
-            <w:r>
-              <w:rPr>
-                <w:rFonts w:ascii="Calibri" w:hAnsi="Calibri"/>
-                <w:sz w:val="21"/>
-              </w:rPr>
-              <w:t>The confirmation box closes. The sale stays</w:t>
-            </w:r>
-          </w:p>
+            <w:shd w:val="clear" w:color="auto" w:fill="D0CECE"/>
+          </w:tcPr>
+          <w:p/>
         </w:tc>
         <w:tc>
           <w:tcPr>
             <w:tcW w:type="dxa" w:w="2100"/>
+            <w:shd w:val="clear" w:color="auto" w:fill="D0CECE"/>
           </w:tcPr>
           <w:p/>
         </w:tc>
         <w:tc>
           <w:tcPr>
             <w:tcW w:type="dxa" w:w="1520"/>
+            <w:shd w:val="clear" w:color="auto" w:fill="D0CECE"/>
           </w:tcPr>
           <w:p/>
         </w:tc>
         <w:tc>
           <w:tcPr>
             <w:tcW w:type="dxa" w:w="1100"/>
+            <w:shd w:val="clear" w:color="auto" w:fill="D0CECE"/>
           </w:tcPr>
           <w:p/>
         </w:tc>
@@ -8783,7 +8941,7 @@
                 <w:rFonts w:ascii="Calibri" w:hAnsi="Calibri"/>
                 <w:sz w:val="21"/>
               </w:rPr>
-              <w:t>Check if the window closes: click the "Close" button</w:t>
+              <w:t>Check if a sale is deleted: click the trash (Delete) button in a sale's row, then the "Yes, Delete" button</w:t>
             </w:r>
           </w:p>
         </w:tc>
@@ -8801,7 +8959,7 @@
                 <w:rFonts w:ascii="Calibri" w:hAnsi="Calibri"/>
                 <w:sz w:val="21"/>
               </w:rPr>
-              <w:t>The window closes. Sales shows again</w:t>
+              <w:t>The question explains that Void keeps the sale on record. After "Yes, Delete", "Sale deleted" appears and the sale leaves the list</w:t>
             </w:r>
           </w:p>
         </w:tc>
@@ -8835,6 +8993,81 @@
         <w:tc>
           <w:tcPr>
             <w:tcW w:type="dxa" w:w="600"/>
+          </w:tcPr>
+          <w:p/>
+        </w:tc>
+        <w:tc>
+          <w:tcPr>
+            <w:tcW w:type="dxa" w:w="2300"/>
+          </w:tcPr>
+          <w:p/>
+        </w:tc>
+        <w:tc>
+          <w:tcPr>
+            <w:tcW w:type="dxa" w:w="4500"/>
+          </w:tcPr>
+          <w:p>
+            <w:pPr>
+              <w:spacing w:after="0"/>
+            </w:pPr>
+            <w:r/>
+            <w:r>
+              <w:rPr>
+                <w:rFonts w:ascii="Calibri" w:hAnsi="Calibri"/>
+                <w:sz w:val="21"/>
+              </w:rPr>
+              <w:t>Check if deleting can be cancelled: click the trash (Delete) button in a sale's row, then the "Cancel" button</w:t>
+            </w:r>
+          </w:p>
+        </w:tc>
+        <w:tc>
+          <w:tcPr>
+            <w:tcW w:type="dxa" w:w="4700"/>
+          </w:tcPr>
+          <w:p>
+            <w:pPr>
+              <w:spacing w:after="0"/>
+            </w:pPr>
+            <w:r/>
+            <w:r>
+              <w:rPr>
+                <w:rFonts w:ascii="Calibri" w:hAnsi="Calibri"/>
+                <w:sz w:val="21"/>
+              </w:rPr>
+              <w:t>The confirmation box closes. The sale stays</w:t>
+            </w:r>
+          </w:p>
+        </w:tc>
+        <w:tc>
+          <w:tcPr>
+            <w:tcW w:type="dxa" w:w="2100"/>
+          </w:tcPr>
+          <w:p/>
+        </w:tc>
+        <w:tc>
+          <w:tcPr>
+            <w:tcW w:type="dxa" w:w="1520"/>
+          </w:tcPr>
+          <w:p/>
+        </w:tc>
+        <w:tc>
+          <w:tcPr>
+            <w:tcW w:type="dxa" w:w="1100"/>
+          </w:tcPr>
+          <w:p/>
+        </w:tc>
+      </w:tr>
+      <w:tr>
+        <w:tc>
+          <w:tcPr>
+            <w:tcW w:type="dxa" w:w="1900"/>
+            <w:vMerge/>
+          </w:tcPr>
+          <w:p/>
+        </w:tc>
+        <w:tc>
+          <w:tcPr>
+            <w:tcW w:type="dxa" w:w="600"/>
             <w:shd w:val="clear" w:color="auto" w:fill="D0CECE"/>
           </w:tcPr>
           <w:p>
@@ -8848,7 +9081,7 @@
                 <w:rFonts w:ascii="Calibri" w:hAnsi="Calibri"/>
                 <w:sz w:val="21"/>
               </w:rPr>
-              <w:t>3</w:t>
+              <w:t>4</w:t>
             </w:r>
           </w:p>
         </w:tc>
@@ -9156,7 +9389,7 @@
                 <w:rFonts w:ascii="Calibri" w:hAnsi="Calibri"/>
                 <w:sz w:val="21"/>
               </w:rPr>
-              <w:t>4</w:t>
+              <w:t>5</w:t>
             </w:r>
           </w:p>
         </w:tc>
@@ -9389,7 +9622,7 @@
                 <w:rFonts w:ascii="Calibri" w:hAnsi="Calibri"/>
                 <w:sz w:val="21"/>
               </w:rPr>
-              <w:t>5</w:t>
+              <w:t>6</w:t>
             </w:r>
           </w:p>
         </w:tc>
